--- a/документация/Отчет Рыжова.docx
+++ b/документация/Отчет Рыжова.docx
@@ -11249,9 +11249,16 @@
                 <w:rFonts w:ascii="Times New Roman" w:hAnsi="Times New Roman" w:cs="Times New Roman"/>
                 <w:sz w:val="24"/>
                 <w:szCs w:val="24"/>
-                <w:highlight w:val="red"/>
-              </w:rPr>
-              <w:t>10 дней</w:t>
+              </w:rPr>
+              <w:t>4</w:t>
+            </w:r>
+            <w:r>
+              <w:rPr>
+                <w:rFonts w:ascii="Times New Roman" w:hAnsi="Times New Roman" w:cs="Times New Roman"/>
+                <w:sz w:val="24"/>
+                <w:szCs w:val="24"/>
+              </w:rPr>
+              <w:t xml:space="preserve"> дней</w:t>
             </w:r>
           </w:p>
         </w:tc>
@@ -11265,17 +11272,23 @@
                 <w:rFonts w:ascii="Times New Roman" w:hAnsi="Times New Roman" w:cs="Times New Roman"/>
                 <w:sz w:val="24"/>
                 <w:szCs w:val="24"/>
-                <w:highlight w:val="red"/>
-              </w:rPr>
-            </w:pPr>
-            <w:r>
-              <w:rPr>
-                <w:rFonts w:ascii="Times New Roman" w:hAnsi="Times New Roman" w:cs="Times New Roman"/>
-                <w:sz w:val="24"/>
-                <w:szCs w:val="24"/>
-                <w:highlight w:val="red"/>
-              </w:rPr>
-              <w:t>01.06.2026</w:t>
+              </w:rPr>
+            </w:pPr>
+            <w:r>
+              <w:rPr>
+                <w:rFonts w:ascii="Times New Roman" w:hAnsi="Times New Roman" w:cs="Times New Roman"/>
+                <w:sz w:val="24"/>
+                <w:szCs w:val="24"/>
+              </w:rPr>
+              <w:t>15.05</w:t>
+            </w:r>
+            <w:r>
+              <w:rPr>
+                <w:rFonts w:ascii="Times New Roman" w:hAnsi="Times New Roman" w:cs="Times New Roman"/>
+                <w:sz w:val="24"/>
+                <w:szCs w:val="24"/>
+              </w:rPr>
+              <w:t>.2026</w:t>
             </w:r>
           </w:p>
         </w:tc>
@@ -11289,17 +11302,23 @@
                 <w:rFonts w:ascii="Times New Roman" w:hAnsi="Times New Roman" w:cs="Times New Roman"/>
                 <w:sz w:val="24"/>
                 <w:szCs w:val="24"/>
-                <w:highlight w:val="red"/>
-              </w:rPr>
-            </w:pPr>
-            <w:r>
-              <w:rPr>
-                <w:rFonts w:ascii="Times New Roman" w:hAnsi="Times New Roman" w:cs="Times New Roman"/>
-                <w:sz w:val="24"/>
-                <w:szCs w:val="24"/>
-                <w:highlight w:val="red"/>
-              </w:rPr>
-              <w:t>10.06.2026</w:t>
+              </w:rPr>
+            </w:pPr>
+            <w:r>
+              <w:rPr>
+                <w:rFonts w:ascii="Times New Roman" w:hAnsi="Times New Roman" w:cs="Times New Roman"/>
+                <w:sz w:val="24"/>
+                <w:szCs w:val="24"/>
+              </w:rPr>
+              <w:t>19.05</w:t>
+            </w:r>
+            <w:r>
+              <w:rPr>
+                <w:rFonts w:ascii="Times New Roman" w:hAnsi="Times New Roman" w:cs="Times New Roman"/>
+                <w:sz w:val="24"/>
+                <w:szCs w:val="24"/>
+              </w:rPr>
+              <w:t>.2026</w:t>
             </w:r>
           </w:p>
         </w:tc>
@@ -11391,7 +11410,16 @@
                 <w:szCs w:val="24"/>
                 <w:highlight w:val="red"/>
               </w:rPr>
-              <w:t>20 дней</w:t>
+              <w:t>5</w:t>
+            </w:r>
+            <w:r>
+              <w:rPr>
+                <w:rFonts w:ascii="Times New Roman" w:hAnsi="Times New Roman" w:cs="Times New Roman"/>
+                <w:sz w:val="24"/>
+                <w:szCs w:val="24"/>
+                <w:highlight w:val="red"/>
+              </w:rPr>
+              <w:t xml:space="preserve"> дней</w:t>
             </w:r>
           </w:p>
         </w:tc>
@@ -11415,7 +11443,16 @@
                 <w:szCs w:val="24"/>
                 <w:highlight w:val="red"/>
               </w:rPr>
-              <w:t>11.06.2026</w:t>
+              <w:t>20.05</w:t>
+            </w:r>
+            <w:r>
+              <w:rPr>
+                <w:rFonts w:ascii="Times New Roman" w:hAnsi="Times New Roman" w:cs="Times New Roman"/>
+                <w:sz w:val="24"/>
+                <w:szCs w:val="24"/>
+                <w:highlight w:val="red"/>
+              </w:rPr>
+              <w:t>.2026</w:t>
             </w:r>
           </w:p>
         </w:tc>
@@ -11439,7 +11476,16 @@
                 <w:szCs w:val="24"/>
                 <w:highlight w:val="red"/>
               </w:rPr>
-              <w:t>30.06.2026</w:t>
+              <w:t>25.05</w:t>
+            </w:r>
+            <w:r>
+              <w:rPr>
+                <w:rFonts w:ascii="Times New Roman" w:hAnsi="Times New Roman" w:cs="Times New Roman"/>
+                <w:sz w:val="24"/>
+                <w:szCs w:val="24"/>
+                <w:highlight w:val="red"/>
+              </w:rPr>
+              <w:t>.2026</w:t>
             </w:r>
           </w:p>
         </w:tc>
@@ -24805,8 +24851,8 @@
         </w:rPr>
         <w:drawing>
           <wp:inline distT="0" distB="0" distL="0" distR="0" wp14:anchorId="765C3D10" wp14:editId="6AA7BF92">
-            <wp:extent cx="5939790" cy="3491230"/>
-            <wp:effectExtent l="0" t="0" r="3810" b="0"/>
+            <wp:extent cx="5593080" cy="3287444"/>
+            <wp:effectExtent l="0" t="0" r="7620" b="8255"/>
             <wp:docPr id="4" name="Рисунок 4"/>
             <wp:cNvGraphicFramePr>
               <a:graphicFrameLocks xmlns:a="http://schemas.openxmlformats.org/drawingml/2006/main" noChangeAspect="1"/>
@@ -24827,7 +24873,7 @@
                   <pic:spPr>
                     <a:xfrm>
                       <a:off x="0" y="0"/>
-                      <a:ext cx="5939790" cy="3491230"/>
+                      <a:ext cx="5596835" cy="3289651"/>
                     </a:xfrm>
                     <a:prstGeom prst="rect">
                       <a:avLst/>
@@ -24991,17 +25037,19 @@
     </w:p>
     <w:p>
       <w:pPr>
-        <w:spacing w:after="100" w:afterAutospacing="1" w:line="360" w:lineRule="auto"/>
-        <w:ind w:firstLine="709"/>
-        <w:contextualSpacing/>
-        <w:jc w:val="both"/>
-        <w:rPr>
-          <w:rFonts w:ascii="Times New Roman" w:eastAsia="Times New Roman" w:hAnsi="Times New Roman" w:cs="Times New Roman"/>
-          <w:sz w:val="28"/>
-          <w:szCs w:val="28"/>
-          <w:lang w:eastAsia="ru-RU"/>
-        </w:rPr>
-      </w:pPr>
+        <w:pStyle w:val="2"/>
+        <w:ind w:firstLine="0"/>
+        <w:jc w:val="center"/>
+        <w:rPr>
+          <w:lang w:eastAsia="ru-RU"/>
+        </w:rPr>
+      </w:pPr>
+      <w:r>
+        <w:rPr>
+          <w:lang w:eastAsia="ru-RU"/>
+        </w:rPr>
+        <w:t>Диаграмма деятельности</w:t>
+      </w:r>
     </w:p>
     <w:p>
       <w:pPr>
@@ -25018,240 +25066,1150 @@
     </w:p>
     <w:p>
       <w:pPr>
-        <w:spacing w:after="100" w:afterAutospacing="1" w:line="360" w:lineRule="auto"/>
-        <w:ind w:firstLine="709"/>
-        <w:contextualSpacing/>
+        <w:spacing w:after="0" w:line="360" w:lineRule="auto"/>
         <w:jc w:val="center"/>
         <w:rPr>
-          <w:rFonts w:ascii="Times New Roman" w:eastAsia="Times New Roman" w:hAnsi="Times New Roman" w:cs="Times New Roman"/>
-          <w:sz w:val="28"/>
-          <w:szCs w:val="28"/>
-          <w:lang w:eastAsia="ru-RU"/>
-        </w:rPr>
-      </w:pPr>
-      <w:r>
-        <w:rPr>
-          <w:rFonts w:ascii="Times New Roman" w:eastAsia="Times New Roman" w:hAnsi="Times New Roman" w:cs="Times New Roman"/>
-          <w:sz w:val="28"/>
-          <w:szCs w:val="28"/>
-          <w:lang w:eastAsia="ru-RU"/>
-        </w:rPr>
-        <w:t>Рисунок 6 – Диаграмма деятельности модуля «Авторизация/регистрация».</w:t>
-      </w:r>
-    </w:p>
-    <w:p>
-      <w:pPr>
-        <w:spacing w:after="100" w:afterAutospacing="1" w:line="360" w:lineRule="auto"/>
-        <w:ind w:firstLine="709"/>
-        <w:contextualSpacing/>
-        <w:jc w:val="both"/>
-        <w:rPr>
-          <w:rFonts w:ascii="Times New Roman" w:eastAsia="Times New Roman" w:hAnsi="Times New Roman" w:cs="Times New Roman"/>
-          <w:sz w:val="28"/>
-          <w:szCs w:val="28"/>
-          <w:lang w:eastAsia="ru-RU"/>
-        </w:rPr>
-      </w:pPr>
-    </w:p>
-    <w:p>
-      <w:pPr>
-        <w:spacing w:after="100" w:afterAutospacing="1" w:line="360" w:lineRule="auto"/>
-        <w:ind w:firstLine="709"/>
-        <w:contextualSpacing/>
+          <w:rFonts w:ascii="Times New Roman" w:hAnsi="Times New Roman" w:cs="Times New Roman"/>
+          <w:sz w:val="28"/>
+          <w:szCs w:val="28"/>
+        </w:rPr>
+      </w:pPr>
+      <w:r>
+        <w:rPr>
+          <w:rFonts w:ascii="Times New Roman" w:hAnsi="Times New Roman" w:cs="Times New Roman"/>
+          <w:noProof/>
+          <w:sz w:val="28"/>
+          <w:szCs w:val="28"/>
+          <w:lang w:eastAsia="ru-RU"/>
+        </w:rPr>
+        <w:drawing>
+          <wp:inline distT="0" distB="0" distL="0" distR="0" wp14:anchorId="13D0580B" wp14:editId="3ACE670D">
+            <wp:extent cx="4920960" cy="4358640"/>
+            <wp:effectExtent l="0" t="0" r="0" b="3810"/>
+            <wp:docPr id="6" name="Рисунок 6"/>
+            <wp:cNvGraphicFramePr>
+              <a:graphicFrameLocks xmlns:a="http://schemas.openxmlformats.org/drawingml/2006/main" noChangeAspect="1"/>
+            </wp:cNvGraphicFramePr>
+            <a:graphic xmlns:a="http://schemas.openxmlformats.org/drawingml/2006/main">
+              <a:graphicData uri="http://schemas.openxmlformats.org/drawingml/2006/picture">
+                <pic:pic xmlns:pic="http://schemas.openxmlformats.org/drawingml/2006/picture">
+                  <pic:nvPicPr>
+                    <pic:cNvPr id="1" name=""/>
+                    <pic:cNvPicPr/>
+                  </pic:nvPicPr>
+                  <pic:blipFill>
+                    <a:blip r:embed="rId13"/>
+                    <a:stretch>
+                      <a:fillRect/>
+                    </a:stretch>
+                  </pic:blipFill>
+                  <pic:spPr>
+                    <a:xfrm>
+                      <a:off x="0" y="0"/>
+                      <a:ext cx="4920960" cy="4358640"/>
+                    </a:xfrm>
+                    <a:prstGeom prst="rect">
+                      <a:avLst/>
+                    </a:prstGeom>
+                  </pic:spPr>
+                </pic:pic>
+              </a:graphicData>
+            </a:graphic>
+          </wp:inline>
+        </w:drawing>
+      </w:r>
+    </w:p>
+    <w:p>
+      <w:pPr>
+        <w:spacing w:after="0" w:line="360" w:lineRule="auto"/>
         <w:jc w:val="center"/>
         <w:rPr>
-          <w:rFonts w:ascii="Times New Roman" w:eastAsia="Times New Roman" w:hAnsi="Times New Roman" w:cs="Times New Roman"/>
-          <w:sz w:val="28"/>
-          <w:szCs w:val="28"/>
-          <w:lang w:eastAsia="ru-RU"/>
-        </w:rPr>
-      </w:pPr>
-    </w:p>
-    <w:p>
-      <w:pPr>
-        <w:spacing w:after="100" w:afterAutospacing="1" w:line="360" w:lineRule="auto"/>
-        <w:ind w:firstLine="709"/>
-        <w:contextualSpacing/>
+          <w:rFonts w:ascii="Times New Roman" w:hAnsi="Times New Roman" w:cs="Times New Roman"/>
+          <w:sz w:val="28"/>
+          <w:szCs w:val="28"/>
+        </w:rPr>
+      </w:pPr>
+      <w:r>
+        <w:rPr>
+          <w:rFonts w:ascii="Times New Roman" w:hAnsi="Times New Roman" w:cs="Times New Roman"/>
+          <w:sz w:val="28"/>
+          <w:szCs w:val="28"/>
+        </w:rPr>
+        <w:t>Рисунок</w:t>
+      </w:r>
+      <w:r>
+        <w:rPr>
+          <w:rFonts w:ascii="Times New Roman" w:hAnsi="Times New Roman" w:cs="Times New Roman"/>
+          <w:sz w:val="28"/>
+          <w:szCs w:val="28"/>
+        </w:rPr>
+        <w:t xml:space="preserve"> </w:t>
+      </w:r>
+      <w:r>
+        <w:rPr>
+          <w:rFonts w:ascii="Times New Roman" w:hAnsi="Times New Roman" w:cs="Times New Roman"/>
+          <w:sz w:val="28"/>
+          <w:szCs w:val="28"/>
+        </w:rPr>
+        <w:t>6</w:t>
+      </w:r>
+      <w:r>
+        <w:rPr>
+          <w:rFonts w:ascii="Times New Roman" w:eastAsia="Times New Roman" w:hAnsi="Times New Roman" w:cs="Times New Roman"/>
+          <w:sz w:val="28"/>
+          <w:szCs w:val="28"/>
+          <w:lang w:eastAsia="ru-RU"/>
+        </w:rPr>
+        <w:t xml:space="preserve"> – </w:t>
+      </w:r>
+      <w:r>
+        <w:rPr>
+          <w:rFonts w:ascii="Times New Roman" w:hAnsi="Times New Roman" w:cs="Times New Roman"/>
+          <w:sz w:val="28"/>
+          <w:szCs w:val="28"/>
+        </w:rPr>
+        <w:t>Диаграмма деятельности для тестирования</w:t>
+      </w:r>
+    </w:p>
+    <w:p>
+      <w:pPr>
+        <w:spacing w:after="0" w:line="360" w:lineRule="auto"/>
+        <w:ind w:firstLine="709"/>
+        <w:jc w:val="both"/>
+        <w:rPr>
+          <w:rFonts w:ascii="Times New Roman" w:hAnsi="Times New Roman" w:cs="Times New Roman"/>
+          <w:sz w:val="28"/>
+          <w:szCs w:val="28"/>
+        </w:rPr>
+      </w:pPr>
+      <w:r>
+        <w:rPr>
+          <w:rFonts w:ascii="Times New Roman" w:hAnsi="Times New Roman" w:cs="Times New Roman"/>
+          <w:sz w:val="28"/>
+          <w:szCs w:val="28"/>
+        </w:rPr>
+        <w:t>Описываемый процесс: прохождение тестирования вне зависимости от режима тестирования, так как основной механизм работы системы остаётся одинаковым для всех типов тестов.</w:t>
+      </w:r>
+    </w:p>
+    <w:p>
+      <w:pPr>
+        <w:spacing w:after="0" w:line="360" w:lineRule="auto"/>
+        <w:ind w:firstLine="709"/>
+        <w:jc w:val="both"/>
+        <w:rPr>
+          <w:rFonts w:ascii="Times New Roman" w:hAnsi="Times New Roman" w:cs="Times New Roman"/>
+          <w:sz w:val="28"/>
+          <w:szCs w:val="28"/>
+        </w:rPr>
+      </w:pPr>
+      <w:r>
+        <w:rPr>
+          <w:rFonts w:ascii="Times New Roman" w:hAnsi="Times New Roman" w:cs="Times New Roman"/>
+          <w:sz w:val="28"/>
+          <w:szCs w:val="28"/>
+        </w:rPr>
+        <w:t xml:space="preserve">Есть три дорожки: </w:t>
+      </w:r>
+    </w:p>
+    <w:p>
+      <w:pPr>
+        <w:spacing w:after="0" w:line="360" w:lineRule="auto"/>
+        <w:ind w:firstLine="709"/>
+        <w:jc w:val="both"/>
+        <w:rPr>
+          <w:rFonts w:ascii="Times New Roman" w:hAnsi="Times New Roman" w:cs="Times New Roman"/>
+          <w:sz w:val="28"/>
+          <w:szCs w:val="28"/>
+        </w:rPr>
+      </w:pPr>
+      <w:r>
+        <w:rPr>
+          <w:rFonts w:ascii="Times New Roman" w:hAnsi="Times New Roman" w:cs="Times New Roman"/>
+          <w:sz w:val="28"/>
+          <w:szCs w:val="28"/>
+        </w:rPr>
+        <w:t>Пол Дорожка «Пользователь» описывает действия пользователя при взаимодействии с системой. В рамках данного процесса пользователь инициирует прохождение тестирования, отвечает на вопросы и завершает тест.</w:t>
+      </w:r>
+    </w:p>
+    <w:p>
+      <w:pPr>
+        <w:spacing w:after="0" w:line="360" w:lineRule="auto"/>
+        <w:ind w:firstLine="709"/>
+        <w:jc w:val="both"/>
+        <w:rPr>
+          <w:rFonts w:ascii="Times New Roman" w:hAnsi="Times New Roman" w:cs="Times New Roman"/>
+          <w:sz w:val="28"/>
+          <w:szCs w:val="28"/>
+        </w:rPr>
+      </w:pPr>
+      <w:r>
+        <w:rPr>
+          <w:rFonts w:ascii="Times New Roman" w:hAnsi="Times New Roman" w:cs="Times New Roman"/>
+          <w:sz w:val="28"/>
+          <w:szCs w:val="28"/>
+        </w:rPr>
+        <w:t xml:space="preserve">Дорожка «Система» отражает </w:t>
+      </w:r>
+      <w:r>
+        <w:rPr>
+          <w:rFonts w:ascii="Times New Roman" w:hAnsi="Times New Roman" w:cs="Times New Roman"/>
+          <w:sz w:val="28"/>
+          <w:szCs w:val="28"/>
+        </w:rPr>
+        <w:t xml:space="preserve">визуальную и </w:t>
+      </w:r>
+      <w:r>
+        <w:rPr>
+          <w:rFonts w:ascii="Times New Roman" w:hAnsi="Times New Roman" w:cs="Times New Roman"/>
+          <w:sz w:val="28"/>
+          <w:szCs w:val="28"/>
+        </w:rPr>
+        <w:t xml:space="preserve">внутреннюю логику работы приложения. Система отвечает за обработку запросов пользователя, </w:t>
+      </w:r>
+      <w:r>
+        <w:rPr>
+          <w:rFonts w:ascii="Times New Roman" w:hAnsi="Times New Roman" w:cs="Times New Roman"/>
+          <w:sz w:val="28"/>
+          <w:szCs w:val="28"/>
+        </w:rPr>
+        <w:lastRenderedPageBreak/>
+        <w:t>получение вопросов из базы данных, формирование теста, проверку ответов и подсчёт итогового результата.</w:t>
+      </w:r>
+    </w:p>
+    <w:p>
+      <w:pPr>
+        <w:spacing w:after="0" w:line="360" w:lineRule="auto"/>
+        <w:ind w:firstLine="709"/>
+        <w:jc w:val="both"/>
+        <w:rPr>
+          <w:rFonts w:ascii="Times New Roman" w:hAnsi="Times New Roman" w:cs="Times New Roman"/>
+          <w:sz w:val="28"/>
+          <w:szCs w:val="28"/>
+        </w:rPr>
+      </w:pPr>
+      <w:r>
+        <w:rPr>
+          <w:rFonts w:ascii="Times New Roman" w:hAnsi="Times New Roman" w:cs="Times New Roman"/>
+          <w:sz w:val="28"/>
+          <w:szCs w:val="28"/>
+        </w:rPr>
+        <w:t>Дорожка «База данных» используется для хранения и предоставления информации, необходимой для прохождения тестирования. В базе данных содержатся вопросы, варианты ответов, типы билетов, описания билетов, а также правильные ответы для последующей проверки результатов.</w:t>
+      </w:r>
+    </w:p>
+    <w:p>
+      <w:pPr>
+        <w:spacing w:after="0" w:line="360" w:lineRule="auto"/>
+        <w:ind w:firstLine="709"/>
+        <w:jc w:val="both"/>
+        <w:rPr>
+          <w:rFonts w:ascii="Times New Roman" w:hAnsi="Times New Roman" w:cs="Times New Roman"/>
+          <w:sz w:val="28"/>
+          <w:szCs w:val="28"/>
+        </w:rPr>
+      </w:pPr>
+      <w:r>
+        <w:rPr>
+          <w:rFonts w:ascii="Times New Roman" w:hAnsi="Times New Roman" w:cs="Times New Roman"/>
+          <w:sz w:val="28"/>
+          <w:szCs w:val="28"/>
+        </w:rPr>
+        <w:t>Описание:</w:t>
+      </w:r>
+    </w:p>
+    <w:p>
+      <w:pPr>
+        <w:pStyle w:val="ad"/>
+        <w:spacing w:before="0" w:beforeAutospacing="0" w:after="0" w:afterAutospacing="0" w:line="360" w:lineRule="auto"/>
+        <w:ind w:firstLine="709"/>
+        <w:jc w:val="both"/>
+        <w:rPr>
+          <w:sz w:val="28"/>
+          <w:szCs w:val="28"/>
+        </w:rPr>
+      </w:pPr>
+      <w:r>
+        <w:rPr>
+          <w:sz w:val="28"/>
+          <w:szCs w:val="28"/>
+        </w:rPr>
+        <w:t>Как проходит процесс Начальной точкой процесса является успешная авторизация пользователя в системе. После входа пользователь нажимает кнопку «Начать тестирование», тем самым инициируя процесс формирования теста и Система отправляет запрос на наличие вопросов, в случае если их нет (например, по причине того, что они ещё не были добавлены администратором, либо произошла ошибка при загрузке или парсинге данных), система формирует сообщение об ошибке, после чего процесс тестирования завершается, если они есть, то Система извлекает их из базы данных, формирует тест и отображает его Пользователю. Пользователь отвечает на вопросы и отправляет ответы на проверку, Система сравнивает ответы и подсчитывает баллы, если баллов не хватает для сдачи, то результат «тест не пройден», иначе «тест пройден» оба этих результата отражаются в итоговом отчёте пользователю. Завершающей точкой диаграммы является окончание процесса тестирования и отображение итоговой информации о результате прохождения теста пользователю.</w:t>
+      </w:r>
+    </w:p>
+    <w:p>
+      <w:pPr>
+        <w:pStyle w:val="2"/>
         <w:jc w:val="center"/>
         <w:rPr>
-          <w:rFonts w:ascii="Times New Roman" w:eastAsia="Times New Roman" w:hAnsi="Times New Roman" w:cs="Times New Roman"/>
-          <w:sz w:val="28"/>
-          <w:szCs w:val="28"/>
-          <w:lang w:eastAsia="ru-RU"/>
-        </w:rPr>
-      </w:pPr>
-      <w:r>
-        <w:rPr>
-          <w:rFonts w:ascii="Times New Roman" w:eastAsia="Times New Roman" w:hAnsi="Times New Roman" w:cs="Times New Roman"/>
-          <w:sz w:val="28"/>
-          <w:szCs w:val="28"/>
-          <w:lang w:eastAsia="ru-RU"/>
-        </w:rPr>
-        <w:t>Рисунок 7 – Диаграмма последовательности модуля «Авторизация/регистрация».</w:t>
-      </w:r>
-    </w:p>
-    <w:p>
-      <w:pPr>
-        <w:spacing w:after="100" w:afterAutospacing="1" w:line="360" w:lineRule="auto"/>
-        <w:ind w:firstLine="709"/>
-        <w:contextualSpacing/>
-        <w:jc w:val="both"/>
-        <w:rPr>
-          <w:rFonts w:ascii="Times New Roman" w:eastAsia="Times New Roman" w:hAnsi="Times New Roman" w:cs="Times New Roman"/>
-          <w:sz w:val="28"/>
-          <w:szCs w:val="28"/>
-          <w:lang w:eastAsia="ru-RU"/>
-        </w:rPr>
-      </w:pPr>
-    </w:p>
-    <w:p>
-      <w:pPr>
-        <w:spacing w:after="100" w:afterAutospacing="1" w:line="360" w:lineRule="auto"/>
-        <w:ind w:firstLine="709"/>
-        <w:contextualSpacing/>
+          <w:szCs w:val="28"/>
+        </w:rPr>
+      </w:pPr>
+      <w:r>
+        <w:lastRenderedPageBreak/>
+        <w:t>Диаграмма последовательности</w:t>
+      </w:r>
+    </w:p>
+    <w:p>
+      <w:pPr>
         <w:jc w:val="center"/>
         <w:rPr>
-          <w:rFonts w:ascii="Times New Roman" w:eastAsia="Times New Roman" w:hAnsi="Times New Roman" w:cs="Times New Roman"/>
-          <w:sz w:val="28"/>
-          <w:szCs w:val="28"/>
-          <w:lang w:eastAsia="ru-RU"/>
-        </w:rPr>
-      </w:pPr>
-    </w:p>
-    <w:p>
-      <w:pPr>
-        <w:spacing w:after="100" w:afterAutospacing="1" w:line="360" w:lineRule="auto"/>
-        <w:ind w:firstLine="709"/>
-        <w:contextualSpacing/>
+          <w:rFonts w:ascii="Times New Roman" w:hAnsi="Times New Roman" w:cs="Times New Roman"/>
+          <w:sz w:val="28"/>
+          <w:szCs w:val="28"/>
+        </w:rPr>
+      </w:pPr>
+      <w:r>
+        <w:rPr>
+          <w:rFonts w:ascii="Times New Roman" w:hAnsi="Times New Roman" w:cs="Times New Roman"/>
+          <w:noProof/>
+          <w:sz w:val="28"/>
+          <w:szCs w:val="28"/>
+          <w:lang w:eastAsia="ru-RU"/>
+        </w:rPr>
+        <w:drawing>
+          <wp:inline distT="0" distB="0" distL="0" distR="0" wp14:anchorId="1B543B63" wp14:editId="0976FA64">
+            <wp:extent cx="3458412" cy="3909060"/>
+            <wp:effectExtent l="0" t="0" r="8890" b="0"/>
+            <wp:docPr id="7" name="Рисунок 7"/>
+            <wp:cNvGraphicFramePr>
+              <a:graphicFrameLocks xmlns:a="http://schemas.openxmlformats.org/drawingml/2006/main" noChangeAspect="1"/>
+            </wp:cNvGraphicFramePr>
+            <a:graphic xmlns:a="http://schemas.openxmlformats.org/drawingml/2006/main">
+              <a:graphicData uri="http://schemas.openxmlformats.org/drawingml/2006/picture">
+                <pic:pic xmlns:pic="http://schemas.openxmlformats.org/drawingml/2006/picture">
+                  <pic:nvPicPr>
+                    <pic:cNvPr id="1" name=""/>
+                    <pic:cNvPicPr/>
+                  </pic:nvPicPr>
+                  <pic:blipFill>
+                    <a:blip r:embed="rId14"/>
+                    <a:stretch>
+                      <a:fillRect/>
+                    </a:stretch>
+                  </pic:blipFill>
+                  <pic:spPr>
+                    <a:xfrm>
+                      <a:off x="0" y="0"/>
+                      <a:ext cx="3473526" cy="3926143"/>
+                    </a:xfrm>
+                    <a:prstGeom prst="rect">
+                      <a:avLst/>
+                    </a:prstGeom>
+                  </pic:spPr>
+                </pic:pic>
+              </a:graphicData>
+            </a:graphic>
+          </wp:inline>
+        </w:drawing>
+      </w:r>
+    </w:p>
+    <w:p>
+      <w:pPr>
         <w:jc w:val="center"/>
         <w:rPr>
-          <w:rFonts w:ascii="Times New Roman" w:eastAsia="Times New Roman" w:hAnsi="Times New Roman" w:cs="Times New Roman"/>
-          <w:sz w:val="28"/>
-          <w:szCs w:val="28"/>
-          <w:lang w:eastAsia="ru-RU"/>
-        </w:rPr>
-      </w:pPr>
-      <w:r>
-        <w:rPr>
-          <w:rFonts w:ascii="Times New Roman" w:eastAsia="Times New Roman" w:hAnsi="Times New Roman" w:cs="Times New Roman"/>
-          <w:sz w:val="28"/>
-          <w:szCs w:val="28"/>
-          <w:lang w:eastAsia="ru-RU"/>
-        </w:rPr>
-        <w:t>Рисунок 8 – Диаграмма коммуникации модуля «Авторизация/регистрация».</w:t>
-      </w:r>
-    </w:p>
-    <w:p>
-      <w:pPr>
-        <w:spacing w:after="100" w:afterAutospacing="1" w:line="360" w:lineRule="auto"/>
-        <w:ind w:firstLine="709"/>
-        <w:contextualSpacing/>
-        <w:jc w:val="both"/>
-        <w:rPr>
-          <w:rFonts w:ascii="Times New Roman" w:eastAsia="Times New Roman" w:hAnsi="Times New Roman" w:cs="Times New Roman"/>
-          <w:sz w:val="28"/>
-          <w:szCs w:val="28"/>
-          <w:lang w:eastAsia="ru-RU"/>
-        </w:rPr>
-      </w:pPr>
-    </w:p>
-    <w:p>
-      <w:pPr>
-        <w:spacing w:after="100" w:afterAutospacing="1" w:line="360" w:lineRule="auto"/>
-        <w:ind w:firstLine="709"/>
-        <w:contextualSpacing/>
+          <w:rFonts w:ascii="Times New Roman" w:hAnsi="Times New Roman" w:cs="Times New Roman"/>
+          <w:sz w:val="28"/>
+          <w:szCs w:val="28"/>
+        </w:rPr>
+      </w:pPr>
+      <w:r>
+        <w:rPr>
+          <w:rFonts w:ascii="Times New Roman" w:hAnsi="Times New Roman" w:cs="Times New Roman"/>
+          <w:sz w:val="28"/>
+          <w:szCs w:val="28"/>
+        </w:rPr>
+        <w:t>Рисунок 7</w:t>
+      </w:r>
+      <w:r>
+        <w:rPr>
+          <w:rFonts w:ascii="Times New Roman" w:eastAsia="Times New Roman" w:hAnsi="Times New Roman" w:cs="Times New Roman"/>
+          <w:sz w:val="28"/>
+          <w:szCs w:val="28"/>
+          <w:lang w:eastAsia="ru-RU"/>
+        </w:rPr>
+        <w:t xml:space="preserve"> – </w:t>
+      </w:r>
+      <w:r>
+        <w:rPr>
+          <w:rFonts w:ascii="Times New Roman" w:hAnsi="Times New Roman" w:cs="Times New Roman"/>
+          <w:sz w:val="28"/>
+          <w:szCs w:val="28"/>
+        </w:rPr>
+        <w:t>Диаграмма последовательности</w:t>
+      </w:r>
+    </w:p>
+    <w:p>
+      <w:pPr>
+        <w:spacing w:after="0" w:line="360" w:lineRule="auto"/>
+        <w:ind w:firstLine="709"/>
+        <w:jc w:val="both"/>
+        <w:rPr>
+          <w:rFonts w:ascii="Times New Roman" w:hAnsi="Times New Roman" w:cs="Times New Roman"/>
+          <w:sz w:val="28"/>
+          <w:szCs w:val="28"/>
+        </w:rPr>
+      </w:pPr>
+      <w:r>
+        <w:rPr>
+          <w:rFonts w:ascii="Times New Roman" w:hAnsi="Times New Roman" w:cs="Times New Roman"/>
+          <w:sz w:val="28"/>
+          <w:szCs w:val="28"/>
+        </w:rPr>
+        <w:t xml:space="preserve">Описываемый процесс: заполнение и обработка ответов ИС </w:t>
+      </w:r>
+      <w:r>
+        <w:rPr>
+          <w:rFonts w:ascii="Times New Roman" w:hAnsi="Times New Roman" w:cs="Times New Roman"/>
+          <w:sz w:val="28"/>
+          <w:szCs w:val="28"/>
+          <w:lang w:val="en-US"/>
+        </w:rPr>
+        <w:t>TurnWrong</w:t>
+      </w:r>
+    </w:p>
+    <w:p>
+      <w:pPr>
+        <w:spacing w:after="0" w:line="360" w:lineRule="auto"/>
+        <w:ind w:firstLine="709"/>
+        <w:jc w:val="both"/>
+        <w:rPr>
+          <w:rFonts w:ascii="Times New Roman" w:hAnsi="Times New Roman" w:cs="Times New Roman"/>
+          <w:sz w:val="28"/>
+          <w:szCs w:val="28"/>
+        </w:rPr>
+      </w:pPr>
+      <w:r>
+        <w:rPr>
+          <w:rFonts w:ascii="Times New Roman" w:hAnsi="Times New Roman" w:cs="Times New Roman"/>
+          <w:sz w:val="28"/>
+          <w:szCs w:val="28"/>
+        </w:rPr>
+        <w:t>Всего три дорожки:</w:t>
+      </w:r>
+    </w:p>
+    <w:p>
+      <w:pPr>
+        <w:spacing w:after="0" w:line="360" w:lineRule="auto"/>
+        <w:ind w:firstLine="709"/>
+        <w:jc w:val="both"/>
+        <w:rPr>
+          <w:rFonts w:ascii="Times New Roman" w:hAnsi="Times New Roman" w:cs="Times New Roman"/>
+          <w:sz w:val="28"/>
+          <w:szCs w:val="28"/>
+        </w:rPr>
+      </w:pPr>
+      <w:r>
+        <w:rPr>
+          <w:rFonts w:ascii="Times New Roman" w:hAnsi="Times New Roman" w:cs="Times New Roman"/>
+          <w:sz w:val="28"/>
+          <w:szCs w:val="28"/>
+        </w:rPr>
+        <w:t xml:space="preserve">Пользователь(Администратор) – </w:t>
+      </w:r>
+      <w:r>
+        <w:rPr>
+          <w:rFonts w:ascii="Times New Roman" w:hAnsi="Times New Roman" w:cs="Times New Roman"/>
+          <w:sz w:val="28"/>
+          <w:szCs w:val="28"/>
+        </w:rPr>
+        <w:t>описывает действия пользователя, при взаимодействии с интерфейсом системы.</w:t>
+      </w:r>
+    </w:p>
+    <w:p>
+      <w:pPr>
+        <w:spacing w:after="0" w:line="360" w:lineRule="auto"/>
+        <w:ind w:firstLine="709"/>
+        <w:jc w:val="both"/>
+        <w:rPr>
+          <w:rFonts w:ascii="Times New Roman" w:hAnsi="Times New Roman" w:cs="Times New Roman"/>
+          <w:sz w:val="28"/>
+          <w:szCs w:val="28"/>
+        </w:rPr>
+      </w:pPr>
+      <w:r>
+        <w:rPr>
+          <w:rFonts w:ascii="Times New Roman" w:hAnsi="Times New Roman" w:cs="Times New Roman"/>
+          <w:sz w:val="28"/>
+          <w:szCs w:val="28"/>
+        </w:rPr>
+        <w:t>И</w:t>
+      </w:r>
+      <w:r>
+        <w:rPr>
+          <w:rFonts w:ascii="Times New Roman" w:hAnsi="Times New Roman" w:cs="Times New Roman"/>
+          <w:sz w:val="28"/>
+          <w:szCs w:val="28"/>
+        </w:rPr>
+        <w:t>нтерфейс системы –</w:t>
+      </w:r>
+      <w:r>
+        <w:rPr>
+          <w:rFonts w:ascii="Times New Roman" w:hAnsi="Times New Roman" w:cs="Times New Roman"/>
+          <w:sz w:val="28"/>
+          <w:szCs w:val="28"/>
+        </w:rPr>
+        <w:t xml:space="preserve"> отражает визуаль</w:t>
+      </w:r>
+      <w:r>
+        <w:rPr>
+          <w:rFonts w:ascii="Times New Roman" w:hAnsi="Times New Roman" w:cs="Times New Roman"/>
+          <w:sz w:val="28"/>
+          <w:szCs w:val="28"/>
+        </w:rPr>
+        <w:t>ную</w:t>
+      </w:r>
+      <w:r>
+        <w:rPr>
+          <w:rFonts w:ascii="Times New Roman" w:hAnsi="Times New Roman" w:cs="Times New Roman"/>
+          <w:sz w:val="28"/>
+          <w:szCs w:val="28"/>
+        </w:rPr>
+        <w:t xml:space="preserve"> логику работы приложения</w:t>
+      </w:r>
+      <w:r>
+        <w:rPr>
+          <w:rFonts w:ascii="Times New Roman" w:hAnsi="Times New Roman" w:cs="Times New Roman"/>
+          <w:sz w:val="28"/>
+          <w:szCs w:val="28"/>
+        </w:rPr>
+        <w:t>.</w:t>
+      </w:r>
+    </w:p>
+    <w:p>
+      <w:pPr>
+        <w:spacing w:after="0" w:line="360" w:lineRule="auto"/>
+        <w:ind w:firstLine="709"/>
+        <w:jc w:val="both"/>
+        <w:rPr>
+          <w:rFonts w:ascii="Times New Roman" w:hAnsi="Times New Roman" w:cs="Times New Roman"/>
+          <w:sz w:val="28"/>
+          <w:szCs w:val="28"/>
+        </w:rPr>
+      </w:pPr>
+      <w:r>
+        <w:rPr>
+          <w:rFonts w:ascii="Times New Roman" w:hAnsi="Times New Roman" w:cs="Times New Roman"/>
+          <w:sz w:val="28"/>
+          <w:szCs w:val="28"/>
+        </w:rPr>
+        <w:t xml:space="preserve">Сервер БД – </w:t>
+      </w:r>
+      <w:r>
+        <w:rPr>
+          <w:rFonts w:ascii="Times New Roman" w:hAnsi="Times New Roman" w:cs="Times New Roman"/>
+          <w:sz w:val="28"/>
+          <w:szCs w:val="28"/>
+        </w:rPr>
+        <w:t>используется для хранения загружаемых билетов и связанных с ними сущностей</w:t>
+      </w:r>
+      <w:r>
+        <w:rPr>
+          <w:rFonts w:ascii="Times New Roman" w:hAnsi="Times New Roman" w:cs="Times New Roman"/>
+          <w:sz w:val="28"/>
+          <w:szCs w:val="28"/>
+        </w:rPr>
+        <w:t xml:space="preserve"> и выполняет внутреннюю логику системы</w:t>
+      </w:r>
+    </w:p>
+    <w:p>
+      <w:pPr>
+        <w:spacing w:after="0" w:line="360" w:lineRule="auto"/>
+        <w:ind w:firstLine="709"/>
+        <w:jc w:val="both"/>
+        <w:rPr>
+          <w:rFonts w:ascii="Times New Roman" w:hAnsi="Times New Roman" w:cs="Times New Roman"/>
+          <w:sz w:val="28"/>
+          <w:szCs w:val="28"/>
+        </w:rPr>
+      </w:pPr>
+      <w:r>
+        <w:rPr>
+          <w:rFonts w:ascii="Times New Roman" w:hAnsi="Times New Roman" w:cs="Times New Roman"/>
+          <w:sz w:val="28"/>
+          <w:szCs w:val="28"/>
+        </w:rPr>
+        <w:t xml:space="preserve">Описание: </w:t>
+      </w:r>
+    </w:p>
+    <w:p>
+      <w:pPr>
+        <w:spacing w:after="0" w:line="360" w:lineRule="auto"/>
+        <w:ind w:firstLine="709"/>
+        <w:jc w:val="both"/>
+        <w:rPr>
+          <w:rFonts w:ascii="Times New Roman" w:hAnsi="Times New Roman" w:cs="Times New Roman"/>
+          <w:sz w:val="28"/>
+          <w:szCs w:val="28"/>
+        </w:rPr>
+      </w:pPr>
+      <w:r>
+        <w:rPr>
+          <w:rFonts w:ascii="Times New Roman" w:hAnsi="Times New Roman" w:cs="Times New Roman"/>
+          <w:sz w:val="28"/>
+          <w:szCs w:val="28"/>
+        </w:rPr>
+        <w:t xml:space="preserve">Пользователь нажимает на кнопку «Начать тестирование» и выбирает предлагаемые режимы. Интерфейс системы обращается к Сервер БД за вопросами для формирования ответа и возвращается набор вопросов. Выполняется цикл, где заполняется ответы пользователем, когда на все вопросы даны ответы – цикл заканчивается и начинается обработка </w:t>
+      </w:r>
+      <w:r>
+        <w:rPr>
+          <w:rFonts w:ascii="Times New Roman" w:hAnsi="Times New Roman" w:cs="Times New Roman"/>
+          <w:sz w:val="28"/>
+          <w:szCs w:val="28"/>
+        </w:rPr>
+        <w:lastRenderedPageBreak/>
+        <w:t xml:space="preserve">результатов Сервером БД и возвращает Интерфейсу системы конечный результат прохождения тестирования. </w:t>
+      </w:r>
+    </w:p>
+    <w:p>
+      <w:pPr>
+        <w:pStyle w:val="2"/>
+        <w:ind w:firstLine="0"/>
         <w:jc w:val="center"/>
-        <w:rPr>
-          <w:rFonts w:ascii="Times New Roman" w:eastAsia="Times New Roman" w:hAnsi="Times New Roman" w:cs="Times New Roman"/>
-          <w:sz w:val="28"/>
-          <w:szCs w:val="28"/>
-          <w:lang w:eastAsia="ru-RU"/>
-        </w:rPr>
-      </w:pPr>
-    </w:p>
-    <w:p>
-      <w:pPr>
-        <w:spacing w:after="100" w:afterAutospacing="1" w:line="360" w:lineRule="auto"/>
-        <w:ind w:firstLine="709"/>
-        <w:contextualSpacing/>
+      </w:pPr>
+      <w:r>
+        <w:t>Диаграмма коммуникации</w:t>
+      </w:r>
+    </w:p>
+    <w:p>
+      <w:pPr>
         <w:jc w:val="center"/>
         <w:rPr>
-          <w:rFonts w:ascii="Times New Roman" w:eastAsia="Times New Roman" w:hAnsi="Times New Roman" w:cs="Times New Roman"/>
-          <w:sz w:val="28"/>
-          <w:szCs w:val="28"/>
-          <w:lang w:eastAsia="ru-RU"/>
-        </w:rPr>
-      </w:pPr>
-      <w:r>
-        <w:rPr>
-          <w:rFonts w:ascii="Times New Roman" w:eastAsia="Times New Roman" w:hAnsi="Times New Roman" w:cs="Times New Roman"/>
-          <w:sz w:val="28"/>
-          <w:szCs w:val="28"/>
-          <w:lang w:eastAsia="ru-RU"/>
-        </w:rPr>
-        <w:t>Рисунок 9 – Диаграмма состояний модуля «Авторизация/регистрация».</w:t>
-      </w:r>
-    </w:p>
-    <w:p>
-      <w:pPr>
-        <w:spacing w:after="100" w:afterAutospacing="1" w:line="360" w:lineRule="auto"/>
-        <w:ind w:firstLine="709"/>
-        <w:contextualSpacing/>
-        <w:jc w:val="both"/>
-        <w:rPr>
-          <w:rFonts w:ascii="Times New Roman" w:eastAsia="Times New Roman" w:hAnsi="Times New Roman" w:cs="Times New Roman"/>
-          <w:sz w:val="28"/>
-          <w:szCs w:val="28"/>
-          <w:lang w:eastAsia="ru-RU"/>
-        </w:rPr>
-      </w:pPr>
-    </w:p>
-    <w:p>
-      <w:pPr>
-        <w:spacing w:after="100" w:afterAutospacing="1" w:line="360" w:lineRule="auto"/>
-        <w:ind w:firstLine="709"/>
-        <w:contextualSpacing/>
-        <w:jc w:val="both"/>
-        <w:rPr>
-          <w:rFonts w:ascii="Times New Roman" w:eastAsia="Times New Roman" w:hAnsi="Times New Roman" w:cs="Times New Roman"/>
-          <w:sz w:val="28"/>
-          <w:szCs w:val="28"/>
-          <w:lang w:eastAsia="ru-RU"/>
-        </w:rPr>
-      </w:pPr>
-      <w:bookmarkStart w:id="71" w:name="_GoBack"/>
-      <w:bookmarkEnd w:id="71"/>
-    </w:p>
-    <w:p>
-      <w:pPr>
-        <w:spacing w:after="100" w:afterAutospacing="1" w:line="360" w:lineRule="auto"/>
-        <w:ind w:firstLine="709"/>
-        <w:contextualSpacing/>
-        <w:jc w:val="both"/>
-        <w:rPr>
-          <w:rFonts w:ascii="Times New Roman" w:eastAsia="Times New Roman" w:hAnsi="Times New Roman" w:cs="Times New Roman"/>
-          <w:sz w:val="28"/>
-          <w:szCs w:val="28"/>
-          <w:lang w:eastAsia="ru-RU"/>
-        </w:rPr>
-      </w:pPr>
+          <w:rFonts w:ascii="Times New Roman" w:hAnsi="Times New Roman" w:cs="Times New Roman"/>
+          <w:sz w:val="28"/>
+          <w:szCs w:val="28"/>
+        </w:rPr>
+      </w:pPr>
+      <w:r>
+        <w:rPr>
+          <w:rFonts w:ascii="Times New Roman" w:hAnsi="Times New Roman" w:cs="Times New Roman"/>
+          <w:noProof/>
+          <w:sz w:val="28"/>
+          <w:szCs w:val="28"/>
+          <w:lang w:eastAsia="ru-RU"/>
+        </w:rPr>
+        <w:drawing>
+          <wp:inline distT="0" distB="0" distL="0" distR="0" wp14:anchorId="3470955C" wp14:editId="5E1ECBC1">
+            <wp:extent cx="3642360" cy="2969954"/>
+            <wp:effectExtent l="0" t="0" r="0" b="1905"/>
+            <wp:docPr id="8" name="Рисунок 8"/>
+            <wp:cNvGraphicFramePr>
+              <a:graphicFrameLocks xmlns:a="http://schemas.openxmlformats.org/drawingml/2006/main" noChangeAspect="1"/>
+            </wp:cNvGraphicFramePr>
+            <a:graphic xmlns:a="http://schemas.openxmlformats.org/drawingml/2006/main">
+              <a:graphicData uri="http://schemas.openxmlformats.org/drawingml/2006/picture">
+                <pic:pic xmlns:pic="http://schemas.openxmlformats.org/drawingml/2006/picture">
+                  <pic:nvPicPr>
+                    <pic:cNvPr id="1" name=""/>
+                    <pic:cNvPicPr/>
+                  </pic:nvPicPr>
+                  <pic:blipFill>
+                    <a:blip r:embed="rId15"/>
+                    <a:stretch>
+                      <a:fillRect/>
+                    </a:stretch>
+                  </pic:blipFill>
+                  <pic:spPr>
+                    <a:xfrm>
+                      <a:off x="0" y="0"/>
+                      <a:ext cx="3660190" cy="2984492"/>
+                    </a:xfrm>
+                    <a:prstGeom prst="rect">
+                      <a:avLst/>
+                    </a:prstGeom>
+                  </pic:spPr>
+                </pic:pic>
+              </a:graphicData>
+            </a:graphic>
+          </wp:inline>
+        </w:drawing>
+      </w:r>
+    </w:p>
+    <w:p>
+      <w:pPr>
+        <w:spacing w:after="0" w:line="360" w:lineRule="auto"/>
+        <w:jc w:val="center"/>
+        <w:rPr>
+          <w:rFonts w:ascii="Times New Roman" w:hAnsi="Times New Roman" w:cs="Times New Roman"/>
+          <w:sz w:val="28"/>
+          <w:szCs w:val="28"/>
+        </w:rPr>
+      </w:pPr>
+      <w:r>
+        <w:rPr>
+          <w:rFonts w:ascii="Times New Roman" w:hAnsi="Times New Roman" w:cs="Times New Roman"/>
+          <w:sz w:val="28"/>
+          <w:szCs w:val="28"/>
+        </w:rPr>
+        <w:t>Рисунок 8</w:t>
+      </w:r>
+      <w:r>
+        <w:rPr>
+          <w:rFonts w:ascii="Times New Roman" w:eastAsia="Times New Roman" w:hAnsi="Times New Roman" w:cs="Times New Roman"/>
+          <w:sz w:val="28"/>
+          <w:szCs w:val="28"/>
+          <w:lang w:eastAsia="ru-RU"/>
+        </w:rPr>
+        <w:t xml:space="preserve"> – </w:t>
+      </w:r>
+      <w:r>
+        <w:rPr>
+          <w:rFonts w:ascii="Times New Roman" w:hAnsi="Times New Roman" w:cs="Times New Roman"/>
+          <w:sz w:val="28"/>
+          <w:szCs w:val="28"/>
+        </w:rPr>
+        <w:t>Диаграмма коммуникации</w:t>
+      </w:r>
+    </w:p>
+    <w:p>
+      <w:pPr>
+        <w:spacing w:after="0" w:line="360" w:lineRule="auto"/>
+        <w:ind w:firstLine="709"/>
+        <w:jc w:val="both"/>
+        <w:rPr>
+          <w:rFonts w:ascii="Times New Roman" w:hAnsi="Times New Roman" w:cs="Times New Roman"/>
+          <w:sz w:val="28"/>
+          <w:szCs w:val="28"/>
+        </w:rPr>
+      </w:pPr>
+      <w:r>
+        <w:rPr>
+          <w:rFonts w:ascii="Times New Roman" w:hAnsi="Times New Roman" w:cs="Times New Roman"/>
+          <w:sz w:val="28"/>
+          <w:szCs w:val="28"/>
+        </w:rPr>
+        <w:t xml:space="preserve">Описываемый процесс: </w:t>
+      </w:r>
+      <w:r>
+        <w:rPr>
+          <w:rFonts w:ascii="Times New Roman" w:hAnsi="Times New Roman" w:cs="Times New Roman"/>
+          <w:sz w:val="28"/>
+          <w:szCs w:val="28"/>
+        </w:rPr>
+        <w:t>прохождение тестирования пользователем от начала до получения результата</w:t>
+      </w:r>
+      <w:r>
+        <w:rPr>
+          <w:rFonts w:ascii="Times New Roman" w:hAnsi="Times New Roman" w:cs="Times New Roman"/>
+          <w:sz w:val="28"/>
+          <w:szCs w:val="28"/>
+        </w:rPr>
+        <w:t>.</w:t>
+      </w:r>
+    </w:p>
+    <w:p>
+      <w:pPr>
+        <w:spacing w:after="0" w:line="360" w:lineRule="auto"/>
+        <w:ind w:firstLine="709"/>
+        <w:jc w:val="both"/>
+        <w:rPr>
+          <w:rFonts w:ascii="Times New Roman" w:hAnsi="Times New Roman" w:cs="Times New Roman"/>
+          <w:sz w:val="28"/>
+          <w:szCs w:val="28"/>
+        </w:rPr>
+      </w:pPr>
+      <w:r>
+        <w:rPr>
+          <w:rFonts w:ascii="Times New Roman" w:hAnsi="Times New Roman" w:cs="Times New Roman"/>
+          <w:sz w:val="28"/>
+          <w:szCs w:val="28"/>
+        </w:rPr>
+        <w:t>Пользователь – внешний актёр, который инициирует все действия. В автоматизации его роль минимальна: вводить ответы, начинать и завершать тестирование.</w:t>
+      </w:r>
+    </w:p>
+    <w:p>
+      <w:pPr>
+        <w:spacing w:after="0" w:line="360" w:lineRule="auto"/>
+        <w:ind w:firstLine="709"/>
+        <w:jc w:val="both"/>
+        <w:rPr>
+          <w:rFonts w:ascii="Times New Roman" w:hAnsi="Times New Roman" w:cs="Times New Roman"/>
+          <w:sz w:val="28"/>
+          <w:szCs w:val="28"/>
+        </w:rPr>
+      </w:pPr>
+      <w:r>
+        <w:rPr>
+          <w:rFonts w:ascii="Times New Roman" w:hAnsi="Times New Roman" w:cs="Times New Roman"/>
+          <w:sz w:val="28"/>
+          <w:szCs w:val="28"/>
+        </w:rPr>
+        <w:t xml:space="preserve">Интерфейс тестирования – клиентская часть визуального отображения страницы с тестом (визуальное отражение вопросов, вариантов ответа, счётчика ошибок). </w:t>
+      </w:r>
+      <w:r>
+        <w:rPr>
+          <w:rFonts w:ascii="Times New Roman" w:hAnsi="Times New Roman" w:cs="Times New Roman"/>
+          <w:sz w:val="28"/>
+          <w:szCs w:val="28"/>
+        </w:rPr>
+        <w:t>Важно, что интерфейс сам не проверяет ответы и не вычисляет результат — он только посредник между пользователем и серверной логикой.</w:t>
+      </w:r>
+    </w:p>
+    <w:p>
+      <w:pPr>
+        <w:spacing w:after="0" w:line="360" w:lineRule="auto"/>
+        <w:ind w:firstLine="709"/>
+        <w:jc w:val="both"/>
+        <w:rPr>
+          <w:rFonts w:ascii="Times New Roman" w:hAnsi="Times New Roman" w:cs="Times New Roman"/>
+          <w:sz w:val="28"/>
+          <w:szCs w:val="28"/>
+        </w:rPr>
+      </w:pPr>
+      <w:r>
+        <w:rPr>
+          <w:rFonts w:ascii="Times New Roman" w:hAnsi="Times New Roman" w:cs="Times New Roman"/>
+          <w:sz w:val="28"/>
+          <w:szCs w:val="28"/>
+        </w:rPr>
+        <w:t>Сервис тестирования — это главный управляющий компонент на серверной стороне.</w:t>
+      </w:r>
+      <w:r>
+        <w:rPr>
+          <w:rFonts w:ascii="Times New Roman" w:hAnsi="Times New Roman" w:cs="Times New Roman"/>
+          <w:sz w:val="28"/>
+          <w:szCs w:val="28"/>
+        </w:rPr>
+        <w:t xml:space="preserve"> </w:t>
+      </w:r>
+      <w:r>
+        <w:rPr>
+          <w:rFonts w:ascii="Times New Roman" w:hAnsi="Times New Roman" w:cs="Times New Roman"/>
+          <w:sz w:val="28"/>
+          <w:szCs w:val="28"/>
+        </w:rPr>
+        <w:t xml:space="preserve">Именно он реализует всю бизнес-логику тестирования. Сервис тестирования запрашивает билеты из базы данных, формирует из них тестовую сессию, управляет порядком предъявления вопросов, принимает и </w:t>
+      </w:r>
+      <w:r>
+        <w:rPr>
+          <w:rFonts w:ascii="Times New Roman" w:hAnsi="Times New Roman" w:cs="Times New Roman"/>
+          <w:sz w:val="28"/>
+          <w:szCs w:val="28"/>
+        </w:rPr>
+        <w:lastRenderedPageBreak/>
+        <w:t>накапливает ответы пользователя, а после завершения теста инициирует подсчёт результата.</w:t>
+      </w:r>
+    </w:p>
+    <w:p>
+      <w:pPr>
+        <w:spacing w:after="0" w:line="360" w:lineRule="auto"/>
+        <w:ind w:firstLine="709"/>
+        <w:jc w:val="both"/>
+        <w:rPr>
+          <w:rFonts w:ascii="Times New Roman" w:hAnsi="Times New Roman" w:cs="Times New Roman"/>
+          <w:sz w:val="28"/>
+          <w:szCs w:val="28"/>
+        </w:rPr>
+      </w:pPr>
+      <w:r>
+        <w:rPr>
+          <w:rFonts w:ascii="Times New Roman" w:hAnsi="Times New Roman" w:cs="Times New Roman"/>
+          <w:sz w:val="28"/>
+          <w:szCs w:val="28"/>
+        </w:rPr>
+        <w:t>База данных с вопросами — это хранилище всей нормативной информации: тексты вопросов, варианты ответов, правильные ответы для каждого вопроса, тематическая принадлежность вопроса, структура билетов. База данных — пассивный участник. Она ничего не инициирует сама, а только возвращает данные по запросу сервиса тестирования</w:t>
+      </w:r>
+      <w:r>
+        <w:rPr>
+          <w:rFonts w:ascii="Times New Roman" w:hAnsi="Times New Roman" w:cs="Times New Roman"/>
+          <w:sz w:val="28"/>
+          <w:szCs w:val="28"/>
+        </w:rPr>
+        <w:t>.</w:t>
+      </w:r>
+    </w:p>
+    <w:p>
+      <w:pPr>
+        <w:spacing w:after="0" w:line="360" w:lineRule="auto"/>
+        <w:ind w:firstLine="709"/>
+        <w:jc w:val="both"/>
+        <w:rPr>
+          <w:rFonts w:ascii="Times New Roman" w:hAnsi="Times New Roman" w:cs="Times New Roman"/>
+          <w:sz w:val="28"/>
+          <w:szCs w:val="28"/>
+        </w:rPr>
+      </w:pPr>
+      <w:r>
+        <w:rPr>
+          <w:rFonts w:ascii="Times New Roman" w:hAnsi="Times New Roman" w:cs="Times New Roman"/>
+          <w:sz w:val="28"/>
+          <w:szCs w:val="28"/>
+        </w:rPr>
+        <w:t xml:space="preserve">Сервис результатов – это компонент отвечающий за формирование окончательного результата. </w:t>
+      </w:r>
+      <w:r>
+        <w:rPr>
+          <w:rFonts w:ascii="Times New Roman" w:hAnsi="Times New Roman" w:cs="Times New Roman"/>
+          <w:sz w:val="28"/>
+          <w:szCs w:val="28"/>
+        </w:rPr>
+        <w:t xml:space="preserve">Основная функция сервиса результатов — это проверка ответов. </w:t>
+      </w:r>
+    </w:p>
+    <w:p>
+      <w:pPr>
+        <w:spacing w:after="0" w:line="360" w:lineRule="auto"/>
+        <w:ind w:firstLine="709"/>
+        <w:jc w:val="both"/>
+        <w:rPr>
+          <w:rFonts w:ascii="Times New Roman" w:hAnsi="Times New Roman" w:cs="Times New Roman"/>
+          <w:sz w:val="28"/>
+          <w:szCs w:val="28"/>
+        </w:rPr>
+      </w:pPr>
+      <w:r>
+        <w:rPr>
+          <w:rFonts w:ascii="Times New Roman" w:hAnsi="Times New Roman" w:cs="Times New Roman"/>
+          <w:sz w:val="28"/>
+          <w:szCs w:val="28"/>
+        </w:rPr>
+        <w:t>Описание:</w:t>
+      </w:r>
+    </w:p>
+    <w:p>
+      <w:pPr>
+        <w:spacing w:after="0" w:line="360" w:lineRule="auto"/>
+        <w:ind w:firstLine="709"/>
+        <w:jc w:val="both"/>
+        <w:rPr>
+          <w:rFonts w:ascii="Times New Roman" w:hAnsi="Times New Roman" w:cs="Times New Roman"/>
+          <w:sz w:val="28"/>
+          <w:szCs w:val="28"/>
+        </w:rPr>
+      </w:pPr>
+      <w:r>
+        <w:rPr>
+          <w:rFonts w:ascii="Times New Roman" w:hAnsi="Times New Roman" w:cs="Times New Roman"/>
+          <w:sz w:val="28"/>
+          <w:szCs w:val="28"/>
+        </w:rPr>
+        <w:t>Шаг 1 – Получение билета. На этапе 1 пользователь инициирует тестирование. Интерфейс тестирования запрашивает у системы тестирования билеты с вопросами(1.1). Система тестирования запрашивает вопросы у Базы данных(1.2) и в ответ получает вопросы(1.3), из них формирует полноценный тест.</w:t>
+      </w:r>
+    </w:p>
+    <w:p>
+      <w:pPr>
+        <w:spacing w:after="0" w:line="360" w:lineRule="auto"/>
+        <w:ind w:firstLine="709"/>
+        <w:jc w:val="both"/>
+        <w:rPr>
+          <w:rFonts w:ascii="Times New Roman" w:hAnsi="Times New Roman" w:cs="Times New Roman"/>
+          <w:sz w:val="28"/>
+          <w:szCs w:val="28"/>
+        </w:rPr>
+      </w:pPr>
+      <w:r>
+        <w:rPr>
+          <w:rFonts w:ascii="Times New Roman" w:hAnsi="Times New Roman" w:cs="Times New Roman"/>
+          <w:sz w:val="28"/>
+          <w:szCs w:val="28"/>
+        </w:rPr>
+        <w:t xml:space="preserve">Шаг 2 – процесс ответа на вопросы. Пользователь отвечает на вопросы Интерфейсу тестирования(2) и завершает тест. Далее происходит внутренняя обработка ответов. Интерфейс отправляет ответы Пользователя в Сервис тестирования на обработку. </w:t>
+      </w:r>
+    </w:p>
+    <w:p>
+      <w:pPr>
+        <w:spacing w:after="0" w:line="360" w:lineRule="auto"/>
+        <w:ind w:firstLine="709"/>
+        <w:jc w:val="both"/>
+        <w:rPr>
+          <w:rFonts w:ascii="Times New Roman" w:hAnsi="Times New Roman" w:cs="Times New Roman"/>
+          <w:sz w:val="28"/>
+          <w:szCs w:val="28"/>
+        </w:rPr>
+      </w:pPr>
+      <w:r>
+        <w:rPr>
+          <w:rFonts w:ascii="Times New Roman" w:hAnsi="Times New Roman" w:cs="Times New Roman"/>
+          <w:sz w:val="28"/>
+          <w:szCs w:val="28"/>
+        </w:rPr>
+        <w:t>Шаг 3 – формирование результата. Сервис тестирования отправляет обработанные ответы в Сервис результатов для подсчитывания правильных ответов и его отображения. Он отправляет итоговый отчёт в Интерфейс тестирования(3.1) и отображает его Пользователю(3.2)</w:t>
+      </w:r>
+      <w:r>
+        <w:rPr>
+          <w:rFonts w:ascii="Times New Roman" w:hAnsi="Times New Roman" w:cs="Times New Roman"/>
+          <w:sz w:val="28"/>
+          <w:szCs w:val="28"/>
+        </w:rPr>
+        <w:t>.</w:t>
+      </w:r>
+    </w:p>
+    <w:p>
+      <w:pPr>
+        <w:pStyle w:val="2"/>
+        <w:ind w:firstLine="0"/>
+        <w:jc w:val="center"/>
+      </w:pPr>
+      <w:r>
+        <w:t>Диаграмма состояний</w:t>
+      </w:r>
+    </w:p>
+    <w:p>
+      <w:pPr>
+        <w:jc w:val="center"/>
+        <w:rPr>
+          <w:rFonts w:ascii="Times New Roman" w:hAnsi="Times New Roman" w:cs="Times New Roman"/>
+          <w:sz w:val="28"/>
+          <w:szCs w:val="28"/>
+        </w:rPr>
+      </w:pPr>
+      <w:r>
+        <w:rPr>
+          <w:rFonts w:ascii="Times New Roman" w:hAnsi="Times New Roman" w:cs="Times New Roman"/>
+          <w:sz w:val="28"/>
+          <w:szCs w:val="28"/>
+        </w:rPr>
+        <w:br w:type="page"/>
+      </w:r>
+      <w:r>
+        <w:rPr>
+          <w:rFonts w:ascii="Times New Roman" w:hAnsi="Times New Roman" w:cs="Times New Roman"/>
+          <w:noProof/>
+          <w:sz w:val="28"/>
+          <w:szCs w:val="28"/>
+          <w:lang w:eastAsia="ru-RU"/>
+        </w:rPr>
+        <w:lastRenderedPageBreak/>
+        <w:drawing>
+          <wp:inline distT="0" distB="0" distL="0" distR="0" wp14:anchorId="5E7B8314" wp14:editId="4360798C">
+            <wp:extent cx="2225040" cy="3733728"/>
+            <wp:effectExtent l="0" t="0" r="3810" b="635"/>
+            <wp:docPr id="9" name="Рисунок 9"/>
+            <wp:cNvGraphicFramePr>
+              <a:graphicFrameLocks xmlns:a="http://schemas.openxmlformats.org/drawingml/2006/main" noChangeAspect="1"/>
+            </wp:cNvGraphicFramePr>
+            <a:graphic xmlns:a="http://schemas.openxmlformats.org/drawingml/2006/main">
+              <a:graphicData uri="http://schemas.openxmlformats.org/drawingml/2006/picture">
+                <pic:pic xmlns:pic="http://schemas.openxmlformats.org/drawingml/2006/picture">
+                  <pic:nvPicPr>
+                    <pic:cNvPr id="1" name=""/>
+                    <pic:cNvPicPr/>
+                  </pic:nvPicPr>
+                  <pic:blipFill>
+                    <a:blip r:embed="rId16"/>
+                    <a:stretch>
+                      <a:fillRect/>
+                    </a:stretch>
+                  </pic:blipFill>
+                  <pic:spPr>
+                    <a:xfrm>
+                      <a:off x="0" y="0"/>
+                      <a:ext cx="2257843" cy="3788773"/>
+                    </a:xfrm>
+                    <a:prstGeom prst="rect">
+                      <a:avLst/>
+                    </a:prstGeom>
+                  </pic:spPr>
+                </pic:pic>
+              </a:graphicData>
+            </a:graphic>
+          </wp:inline>
+        </w:drawing>
+      </w:r>
+    </w:p>
+    <w:p>
+      <w:pPr>
+        <w:jc w:val="center"/>
+        <w:rPr>
+          <w:rFonts w:ascii="Times New Roman" w:hAnsi="Times New Roman" w:cs="Times New Roman"/>
+          <w:sz w:val="28"/>
+          <w:szCs w:val="28"/>
+        </w:rPr>
+      </w:pPr>
+      <w:r>
+        <w:rPr>
+          <w:rFonts w:ascii="Times New Roman" w:hAnsi="Times New Roman" w:cs="Times New Roman"/>
+          <w:sz w:val="28"/>
+          <w:szCs w:val="28"/>
+        </w:rPr>
+        <w:t>Рисунок 9</w:t>
+      </w:r>
+      <w:r>
+        <w:rPr>
+          <w:rFonts w:ascii="Times New Roman" w:eastAsia="Times New Roman" w:hAnsi="Times New Roman" w:cs="Times New Roman"/>
+          <w:sz w:val="28"/>
+          <w:szCs w:val="28"/>
+          <w:lang w:eastAsia="ru-RU"/>
+        </w:rPr>
+        <w:t xml:space="preserve"> – </w:t>
+      </w:r>
+      <w:r>
+        <w:rPr>
+          <w:rFonts w:ascii="Times New Roman" w:hAnsi="Times New Roman" w:cs="Times New Roman"/>
+          <w:sz w:val="28"/>
+          <w:szCs w:val="28"/>
+        </w:rPr>
+        <w:t>Диаграмма состояний</w:t>
+      </w:r>
+    </w:p>
+    <w:p>
+      <w:pPr>
+        <w:spacing w:after="0" w:line="360" w:lineRule="auto"/>
+        <w:ind w:firstLine="709"/>
+        <w:jc w:val="both"/>
+        <w:rPr>
+          <w:rFonts w:ascii="Times New Roman" w:hAnsi="Times New Roman" w:cs="Times New Roman"/>
+          <w:sz w:val="28"/>
+          <w:szCs w:val="28"/>
+        </w:rPr>
+      </w:pPr>
+      <w:r>
+        <w:rPr>
+          <w:rFonts w:ascii="Times New Roman" w:hAnsi="Times New Roman" w:cs="Times New Roman"/>
+          <w:sz w:val="28"/>
+          <w:szCs w:val="28"/>
+        </w:rPr>
+        <w:t xml:space="preserve">Описываемый процесс: </w:t>
+      </w:r>
+      <w:r>
+        <w:rPr>
+          <w:rFonts w:ascii="Times New Roman" w:hAnsi="Times New Roman" w:cs="Times New Roman"/>
+          <w:sz w:val="28"/>
+          <w:szCs w:val="28"/>
+        </w:rPr>
+        <w:t xml:space="preserve">Диаграмма коммуникации описывает процесс обработки одного экзаменационного с точки зрения самого вопроса. </w:t>
+      </w:r>
+      <w:r>
+        <w:rPr>
+          <w:rFonts w:ascii="Times New Roman" w:hAnsi="Times New Roman" w:cs="Times New Roman"/>
+          <w:sz w:val="28"/>
+          <w:szCs w:val="28"/>
+        </w:rPr>
+        <w:t>Описание:</w:t>
+      </w:r>
+    </w:p>
+    <w:p>
+      <w:pPr>
+        <w:spacing w:after="0" w:line="360" w:lineRule="auto"/>
+        <w:ind w:firstLine="709"/>
+        <w:jc w:val="both"/>
+        <w:rPr>
+          <w:rFonts w:ascii="Times New Roman" w:hAnsi="Times New Roman" w:cs="Times New Roman"/>
+          <w:sz w:val="28"/>
+          <w:szCs w:val="28"/>
+        </w:rPr>
+      </w:pPr>
+      <w:r>
+        <w:rPr>
+          <w:rFonts w:ascii="Times New Roman" w:hAnsi="Times New Roman" w:cs="Times New Roman"/>
+          <w:sz w:val="28"/>
+          <w:szCs w:val="28"/>
+        </w:rPr>
+        <w:t>Начальная точка – означает, что пользователь начал тестирование. Вопрос должен быть сформирован (то есть взят из БД), далее он выдаётся пользователю и отображается на тесте. Вопрос находится на стадии в процессе прохождения и постоянно висит в ожидании ответов от пользователя, после ответа пользователя – вопрос становится завершённым(закрытым). В случае если ответ предоставлен не на всё количество вопросов, цикл формирования вопроса начинается заново, до тех пор, пока на все вопросы ответов не будет. Когда цикл заканчивается вопрос отправляется на обработку – конечная точка.</w:t>
+      </w:r>
     </w:p>
     <w:p>
       <w:pPr>
         <w:spacing w:after="160" w:line="259" w:lineRule="auto"/>
         <w:rPr>
-          <w:rFonts w:ascii="Times New Roman" w:eastAsia="Times New Roman" w:hAnsi="Times New Roman" w:cs="Times New Roman"/>
-          <w:sz w:val="28"/>
-          <w:szCs w:val="28"/>
-          <w:lang w:eastAsia="ru-RU"/>
-        </w:rPr>
-      </w:pPr>
-      <w:r>
-        <w:rPr>
-          <w:rFonts w:ascii="Times New Roman" w:eastAsia="Times New Roman" w:hAnsi="Times New Roman" w:cs="Times New Roman"/>
-          <w:sz w:val="28"/>
-          <w:szCs w:val="28"/>
-          <w:lang w:eastAsia="ru-RU"/>
+          <w:rFonts w:ascii="Times New Roman" w:hAnsi="Times New Roman" w:cs="Times New Roman"/>
+          <w:sz w:val="28"/>
+          <w:szCs w:val="28"/>
+        </w:rPr>
+      </w:pPr>
+      <w:r>
+        <w:rPr>
+          <w:rFonts w:ascii="Times New Roman" w:hAnsi="Times New Roman" w:cs="Times New Roman"/>
+          <w:sz w:val="28"/>
+          <w:szCs w:val="28"/>
         </w:rPr>
         <w:br w:type="page"/>
       </w:r>
@@ -25263,106 +26221,1056 @@
           <w:ilvl w:val="0"/>
           <w:numId w:val="4"/>
         </w:numPr>
-        <w:rPr>
-          <w:rFonts w:eastAsia="Times New Roman"/>
-          <w:highlight w:val="yellow"/>
-          <w:lang w:eastAsia="ru-RU"/>
-        </w:rPr>
-      </w:pPr>
-      <w:bookmarkStart w:id="72" w:name="_Toc229829472"/>
-      <w:bookmarkStart w:id="73" w:name="_Toc229835797"/>
-      <w:r>
-        <w:rPr>
-          <w:rFonts w:eastAsia="Times New Roman"/>
-          <w:highlight w:val="yellow"/>
-          <w:lang w:eastAsia="ru-RU"/>
-        </w:rPr>
+        <w:ind w:left="0" w:firstLine="0"/>
+      </w:pPr>
+      <w:r>
         <w:lastRenderedPageBreak/>
-        <w:t>Тестирование</w:t>
-      </w:r>
-      <w:bookmarkEnd w:id="72"/>
-      <w:bookmarkEnd w:id="73"/>
-    </w:p>
-    <w:p>
-      <w:pPr>
-        <w:spacing w:after="100" w:afterAutospacing="1" w:line="360" w:lineRule="auto"/>
-        <w:ind w:firstLine="709"/>
-        <w:contextualSpacing/>
-        <w:jc w:val="both"/>
-        <w:rPr>
-          <w:rFonts w:ascii="Times New Roman" w:eastAsia="Times New Roman" w:hAnsi="Times New Roman" w:cs="Times New Roman"/>
-          <w:sz w:val="28"/>
-          <w:szCs w:val="28"/>
-          <w:lang w:eastAsia="ru-RU"/>
-        </w:rPr>
-      </w:pPr>
-      <w:r>
-        <w:rPr>
-          <w:rFonts w:ascii="Times New Roman" w:eastAsia="Times New Roman" w:hAnsi="Times New Roman" w:cs="Times New Roman"/>
-          <w:sz w:val="28"/>
-          <w:szCs w:val="28"/>
-          <w:highlight w:val="yellow"/>
-          <w:lang w:eastAsia="ru-RU"/>
-        </w:rPr>
-        <w:t>Описание что делали с тестами индивидуально и тестовая документация</w:t>
-      </w:r>
-    </w:p>
-    <w:p>
-      <w:pPr>
-        <w:spacing w:after="100" w:afterAutospacing="1" w:line="360" w:lineRule="auto"/>
-        <w:ind w:firstLine="709"/>
-        <w:contextualSpacing/>
-        <w:jc w:val="both"/>
-        <w:rPr>
-          <w:rFonts w:ascii="Times New Roman" w:eastAsia="Times New Roman" w:hAnsi="Times New Roman" w:cs="Times New Roman"/>
-          <w:sz w:val="28"/>
-          <w:szCs w:val="28"/>
-          <w:lang w:eastAsia="ru-RU"/>
-        </w:rPr>
-      </w:pPr>
-    </w:p>
-    <w:p>
-      <w:pPr>
-        <w:spacing w:after="100" w:afterAutospacing="1" w:line="360" w:lineRule="auto"/>
-        <w:ind w:firstLine="709"/>
-        <w:contextualSpacing/>
-        <w:jc w:val="both"/>
-        <w:rPr>
-          <w:rFonts w:ascii="Times New Roman" w:eastAsia="Times New Roman" w:hAnsi="Times New Roman" w:cs="Times New Roman"/>
-          <w:sz w:val="28"/>
-          <w:szCs w:val="28"/>
-          <w:lang w:eastAsia="ru-RU"/>
-        </w:rPr>
-      </w:pPr>
-    </w:p>
-    <w:p>
-      <w:pPr>
-        <w:spacing w:after="100" w:afterAutospacing="1" w:line="360" w:lineRule="auto"/>
-        <w:ind w:firstLine="709"/>
-        <w:contextualSpacing/>
-        <w:jc w:val="both"/>
-        <w:rPr>
-          <w:rFonts w:ascii="Times New Roman" w:eastAsia="Times New Roman" w:hAnsi="Times New Roman" w:cs="Times New Roman"/>
-          <w:sz w:val="28"/>
-          <w:szCs w:val="28"/>
-          <w:lang w:eastAsia="ru-RU"/>
-        </w:rPr>
-      </w:pPr>
-    </w:p>
-    <w:p>
-      <w:pPr>
-        <w:spacing w:after="100" w:afterAutospacing="1" w:line="360" w:lineRule="auto"/>
-        <w:ind w:firstLine="709"/>
-        <w:contextualSpacing/>
-        <w:jc w:val="both"/>
-        <w:rPr>
-          <w:rFonts w:ascii="Times New Roman" w:eastAsia="Times New Roman" w:hAnsi="Times New Roman" w:cs="Times New Roman"/>
-          <w:sz w:val="28"/>
-          <w:szCs w:val="28"/>
-          <w:lang w:eastAsia="ru-RU"/>
-        </w:rPr>
-      </w:pPr>
-    </w:p>
+        <w:t>Проектирование Интерфейса Администратора</w:t>
+      </w:r>
+    </w:p>
+    <w:p>
+      <w:pPr>
+        <w:pStyle w:val="2"/>
+        <w:ind w:firstLine="0"/>
+        <w:jc w:val="center"/>
+      </w:pPr>
+      <w:r>
+        <w:t>Диаграмма деятельности</w:t>
+      </w:r>
+    </w:p>
+    <w:p>
+      <w:pPr>
+        <w:jc w:val="center"/>
+        <w:rPr>
+          <w:rFonts w:ascii="Times New Roman" w:hAnsi="Times New Roman" w:cs="Times New Roman"/>
+          <w:sz w:val="28"/>
+          <w:szCs w:val="28"/>
+        </w:rPr>
+      </w:pPr>
+      <w:r>
+        <w:rPr>
+          <w:rFonts w:ascii="Times New Roman" w:hAnsi="Times New Roman" w:cs="Times New Roman"/>
+          <w:noProof/>
+          <w:sz w:val="28"/>
+          <w:szCs w:val="28"/>
+          <w:lang w:eastAsia="ru-RU"/>
+        </w:rPr>
+        <w:drawing>
+          <wp:inline distT="0" distB="0" distL="0" distR="0" wp14:anchorId="06C20845" wp14:editId="5CC3EA86">
+            <wp:extent cx="4185723" cy="3992880"/>
+            <wp:effectExtent l="0" t="0" r="5715" b="7620"/>
+            <wp:docPr id="18" name="Рисунок 18"/>
+            <wp:cNvGraphicFramePr>
+              <a:graphicFrameLocks xmlns:a="http://schemas.openxmlformats.org/drawingml/2006/main" noChangeAspect="1"/>
+            </wp:cNvGraphicFramePr>
+            <a:graphic xmlns:a="http://schemas.openxmlformats.org/drawingml/2006/main">
+              <a:graphicData uri="http://schemas.openxmlformats.org/drawingml/2006/picture">
+                <pic:pic xmlns:pic="http://schemas.openxmlformats.org/drawingml/2006/picture">
+                  <pic:nvPicPr>
+                    <pic:cNvPr id="1" name=""/>
+                    <pic:cNvPicPr/>
+                  </pic:nvPicPr>
+                  <pic:blipFill>
+                    <a:blip r:embed="rId17"/>
+                    <a:stretch>
+                      <a:fillRect/>
+                    </a:stretch>
+                  </pic:blipFill>
+                  <pic:spPr>
+                    <a:xfrm>
+                      <a:off x="0" y="0"/>
+                      <a:ext cx="4210428" cy="4016446"/>
+                    </a:xfrm>
+                    <a:prstGeom prst="rect">
+                      <a:avLst/>
+                    </a:prstGeom>
+                  </pic:spPr>
+                </pic:pic>
+              </a:graphicData>
+            </a:graphic>
+          </wp:inline>
+        </w:drawing>
+      </w:r>
+    </w:p>
+    <w:p>
+      <w:pPr>
+        <w:jc w:val="center"/>
+        <w:rPr>
+          <w:rFonts w:ascii="Times New Roman" w:hAnsi="Times New Roman" w:cs="Times New Roman"/>
+          <w:sz w:val="28"/>
+          <w:szCs w:val="28"/>
+        </w:rPr>
+      </w:pPr>
+      <w:r>
+        <w:rPr>
+          <w:rFonts w:ascii="Times New Roman" w:hAnsi="Times New Roman" w:cs="Times New Roman"/>
+          <w:sz w:val="28"/>
+          <w:szCs w:val="28"/>
+        </w:rPr>
+        <w:t>Рисунок</w:t>
+      </w:r>
+      <w:r>
+        <w:rPr>
+          <w:rFonts w:ascii="Times New Roman" w:hAnsi="Times New Roman" w:cs="Times New Roman"/>
+          <w:sz w:val="28"/>
+          <w:szCs w:val="28"/>
+        </w:rPr>
+        <w:t xml:space="preserve"> 10</w:t>
+      </w:r>
+      <w:r>
+        <w:rPr>
+          <w:rFonts w:ascii="Times New Roman" w:hAnsi="Times New Roman" w:cs="Times New Roman"/>
+          <w:sz w:val="28"/>
+          <w:szCs w:val="28"/>
+        </w:rPr>
+        <w:t xml:space="preserve"> – Диаграмма деятельности</w:t>
+      </w:r>
+    </w:p>
+    <w:p>
+      <w:pPr>
+        <w:spacing w:after="0" w:line="360" w:lineRule="auto"/>
+        <w:ind w:firstLine="709"/>
+        <w:jc w:val="both"/>
+        <w:rPr>
+          <w:rFonts w:ascii="Times New Roman" w:hAnsi="Times New Roman" w:cs="Times New Roman"/>
+          <w:sz w:val="28"/>
+          <w:szCs w:val="28"/>
+        </w:rPr>
+      </w:pPr>
+      <w:r>
+        <w:rPr>
+          <w:rFonts w:ascii="Times New Roman" w:hAnsi="Times New Roman" w:cs="Times New Roman"/>
+          <w:sz w:val="28"/>
+          <w:szCs w:val="28"/>
+        </w:rPr>
+        <w:t>Описываемый процесс: изменение вопроса от пользователя с ролью администратора</w:t>
+      </w:r>
+    </w:p>
+    <w:p>
+      <w:pPr>
+        <w:spacing w:after="0" w:line="360" w:lineRule="auto"/>
+        <w:ind w:firstLine="709"/>
+        <w:jc w:val="both"/>
+        <w:rPr>
+          <w:rFonts w:ascii="Times New Roman" w:hAnsi="Times New Roman" w:cs="Times New Roman"/>
+          <w:sz w:val="28"/>
+          <w:szCs w:val="28"/>
+        </w:rPr>
+      </w:pPr>
+      <w:r>
+        <w:rPr>
+          <w:rFonts w:ascii="Times New Roman" w:hAnsi="Times New Roman" w:cs="Times New Roman"/>
+          <w:sz w:val="28"/>
+          <w:szCs w:val="28"/>
+        </w:rPr>
+        <w:t>Три дорожки</w:t>
+      </w:r>
+    </w:p>
+    <w:p>
+      <w:pPr>
+        <w:spacing w:after="0" w:line="360" w:lineRule="auto"/>
+        <w:ind w:firstLine="709"/>
+        <w:jc w:val="both"/>
+        <w:rPr>
+          <w:rFonts w:ascii="Times New Roman" w:hAnsi="Times New Roman" w:cs="Times New Roman"/>
+          <w:sz w:val="28"/>
+          <w:szCs w:val="28"/>
+        </w:rPr>
+      </w:pPr>
+      <w:r>
+        <w:rPr>
+          <w:rFonts w:ascii="Times New Roman" w:hAnsi="Times New Roman" w:cs="Times New Roman"/>
+          <w:sz w:val="28"/>
+          <w:szCs w:val="28"/>
+        </w:rPr>
+        <w:t>Администратор – пользователь с расширенными правами</w:t>
+      </w:r>
+    </w:p>
+    <w:p>
+      <w:pPr>
+        <w:spacing w:after="0" w:line="360" w:lineRule="auto"/>
+        <w:ind w:firstLine="709"/>
+        <w:jc w:val="both"/>
+        <w:rPr>
+          <w:rFonts w:ascii="Times New Roman" w:hAnsi="Times New Roman" w:cs="Times New Roman"/>
+          <w:sz w:val="28"/>
+          <w:szCs w:val="28"/>
+        </w:rPr>
+      </w:pPr>
+      <w:r>
+        <w:rPr>
+          <w:rFonts w:ascii="Times New Roman" w:hAnsi="Times New Roman" w:cs="Times New Roman"/>
+          <w:sz w:val="28"/>
+          <w:szCs w:val="28"/>
+        </w:rPr>
+        <w:t>Интерфейс системы – объединяет интерфейс и сервер системы, то есть рассматривает внешнюю и внутреннюю логику процесса</w:t>
+      </w:r>
+    </w:p>
+    <w:p>
+      <w:pPr>
+        <w:spacing w:after="0" w:line="360" w:lineRule="auto"/>
+        <w:ind w:firstLine="709"/>
+        <w:jc w:val="both"/>
+        <w:rPr>
+          <w:rFonts w:ascii="Times New Roman" w:hAnsi="Times New Roman" w:cs="Times New Roman"/>
+          <w:sz w:val="28"/>
+          <w:szCs w:val="28"/>
+        </w:rPr>
+      </w:pPr>
+      <w:r>
+        <w:rPr>
+          <w:rFonts w:ascii="Times New Roman" w:hAnsi="Times New Roman" w:cs="Times New Roman"/>
+          <w:sz w:val="28"/>
+          <w:szCs w:val="28"/>
+        </w:rPr>
+        <w:t>БД – компонент для хранения билетов</w:t>
+      </w:r>
+    </w:p>
+    <w:p>
+      <w:pPr>
+        <w:spacing w:after="0" w:line="360" w:lineRule="auto"/>
+        <w:ind w:firstLine="709"/>
+        <w:jc w:val="both"/>
+        <w:rPr>
+          <w:rFonts w:ascii="Times New Roman" w:hAnsi="Times New Roman" w:cs="Times New Roman"/>
+          <w:sz w:val="28"/>
+          <w:szCs w:val="28"/>
+        </w:rPr>
+      </w:pPr>
+      <w:r>
+        <w:rPr>
+          <w:rFonts w:ascii="Times New Roman" w:hAnsi="Times New Roman" w:cs="Times New Roman"/>
+          <w:sz w:val="28"/>
+          <w:szCs w:val="28"/>
+        </w:rPr>
+        <w:t>Описание:</w:t>
+      </w:r>
+    </w:p>
+    <w:p>
+      <w:pPr>
+        <w:spacing w:after="0" w:line="360" w:lineRule="auto"/>
+        <w:ind w:firstLine="709"/>
+        <w:jc w:val="both"/>
+        <w:rPr>
+          <w:rFonts w:ascii="Times New Roman" w:hAnsi="Times New Roman" w:cs="Times New Roman"/>
+          <w:sz w:val="28"/>
+          <w:szCs w:val="28"/>
+        </w:rPr>
+      </w:pPr>
+      <w:r>
+        <w:rPr>
+          <w:rFonts w:ascii="Times New Roman" w:hAnsi="Times New Roman" w:cs="Times New Roman"/>
+          <w:sz w:val="28"/>
+          <w:szCs w:val="28"/>
+        </w:rPr>
+        <w:t xml:space="preserve">Начальная точка – пользователь зашёл с правами администратора. Для изменения вопроса он переходит к списку вопросов, в случае если билетов нет (не добавлены), то процесс заканчивается. Если список вопросов не пустой, то он отображается Пользователю. Администратор нажимает кнопку редактирования и Интерфейс отображает ему окно формы вопроса, </w:t>
+      </w:r>
+      <w:r>
+        <w:rPr>
+          <w:rFonts w:ascii="Times New Roman" w:hAnsi="Times New Roman" w:cs="Times New Roman"/>
+          <w:sz w:val="28"/>
+          <w:szCs w:val="28"/>
+        </w:rPr>
+        <w:lastRenderedPageBreak/>
+        <w:t>Пользователь вводит изменения и сохраняет их. Интерфейс системы проверяет корректны ли внесённые изменения (например, не менее двух вариантов выбора). Если некорректны, то возвращается в виде ошибки изменения. Данные корректны – они изменены в БД и на Интерфейсе отображается уведомление об успешности изменения вопроса. Конечная точка – результат изменения, насколько он успешен.</w:t>
+      </w:r>
+    </w:p>
+    <w:p>
+      <w:pPr>
+        <w:pStyle w:val="2"/>
+        <w:ind w:firstLine="0"/>
+        <w:jc w:val="center"/>
+      </w:pPr>
+      <w:r>
+        <w:t>Диаграмма последовательности</w:t>
+      </w:r>
+    </w:p>
+    <w:p>
+      <w:pPr>
+        <w:jc w:val="center"/>
+        <w:rPr>
+          <w:rFonts w:ascii="Times New Roman" w:hAnsi="Times New Roman" w:cs="Times New Roman"/>
+          <w:sz w:val="28"/>
+          <w:szCs w:val="28"/>
+        </w:rPr>
+      </w:pPr>
+      <w:r>
+        <w:rPr>
+          <w:rFonts w:ascii="Times New Roman" w:hAnsi="Times New Roman" w:cs="Times New Roman"/>
+          <w:noProof/>
+          <w:sz w:val="28"/>
+          <w:szCs w:val="28"/>
+          <w:lang w:eastAsia="ru-RU"/>
+        </w:rPr>
+        <w:drawing>
+          <wp:inline distT="0" distB="0" distL="0" distR="0" wp14:anchorId="6308FE01" wp14:editId="6B0558B5">
+            <wp:extent cx="3505200" cy="3634093"/>
+            <wp:effectExtent l="0" t="0" r="0" b="5080"/>
+            <wp:docPr id="19" name="Рисунок 19"/>
+            <wp:cNvGraphicFramePr>
+              <a:graphicFrameLocks xmlns:a="http://schemas.openxmlformats.org/drawingml/2006/main" noChangeAspect="1"/>
+            </wp:cNvGraphicFramePr>
+            <a:graphic xmlns:a="http://schemas.openxmlformats.org/drawingml/2006/main">
+              <a:graphicData uri="http://schemas.openxmlformats.org/drawingml/2006/picture">
+                <pic:pic xmlns:pic="http://schemas.openxmlformats.org/drawingml/2006/picture">
+                  <pic:nvPicPr>
+                    <pic:cNvPr id="1" name=""/>
+                    <pic:cNvPicPr/>
+                  </pic:nvPicPr>
+                  <pic:blipFill>
+                    <a:blip r:embed="rId18"/>
+                    <a:stretch>
+                      <a:fillRect/>
+                    </a:stretch>
+                  </pic:blipFill>
+                  <pic:spPr>
+                    <a:xfrm>
+                      <a:off x="0" y="0"/>
+                      <a:ext cx="3539298" cy="3669445"/>
+                    </a:xfrm>
+                    <a:prstGeom prst="rect">
+                      <a:avLst/>
+                    </a:prstGeom>
+                  </pic:spPr>
+                </pic:pic>
+              </a:graphicData>
+            </a:graphic>
+          </wp:inline>
+        </w:drawing>
+      </w:r>
+    </w:p>
+    <w:p>
+      <w:pPr>
+        <w:spacing w:after="0" w:line="360" w:lineRule="auto"/>
+        <w:jc w:val="center"/>
+        <w:rPr>
+          <w:rFonts w:ascii="Times New Roman" w:hAnsi="Times New Roman" w:cs="Times New Roman"/>
+          <w:sz w:val="28"/>
+          <w:szCs w:val="28"/>
+        </w:rPr>
+      </w:pPr>
+      <w:r>
+        <w:rPr>
+          <w:rFonts w:ascii="Times New Roman" w:hAnsi="Times New Roman" w:cs="Times New Roman"/>
+          <w:sz w:val="28"/>
+          <w:szCs w:val="28"/>
+        </w:rPr>
+        <w:t>Рисунок 11</w:t>
+      </w:r>
+      <w:r>
+        <w:rPr>
+          <w:rFonts w:ascii="Times New Roman" w:eastAsia="Times New Roman" w:hAnsi="Times New Roman" w:cs="Times New Roman"/>
+          <w:sz w:val="28"/>
+          <w:szCs w:val="28"/>
+          <w:lang w:eastAsia="ru-RU"/>
+        </w:rPr>
+        <w:t xml:space="preserve"> – </w:t>
+      </w:r>
+      <w:r>
+        <w:rPr>
+          <w:rFonts w:ascii="Times New Roman" w:hAnsi="Times New Roman" w:cs="Times New Roman"/>
+          <w:sz w:val="28"/>
+          <w:szCs w:val="28"/>
+        </w:rPr>
+        <w:t xml:space="preserve">Диаграмма последовательности </w:t>
+      </w:r>
+      <w:r>
+        <w:rPr>
+          <w:rFonts w:ascii="Times New Roman" w:hAnsi="Times New Roman" w:cs="Times New Roman"/>
+          <w:sz w:val="28"/>
+          <w:szCs w:val="28"/>
+        </w:rPr>
+        <w:t>для администратора</w:t>
+      </w:r>
+    </w:p>
+    <w:p>
+      <w:pPr>
+        <w:spacing w:after="0" w:line="360" w:lineRule="auto"/>
+        <w:ind w:firstLine="709"/>
+        <w:jc w:val="both"/>
+        <w:rPr>
+          <w:rFonts w:ascii="Times New Roman" w:hAnsi="Times New Roman" w:cs="Times New Roman"/>
+          <w:sz w:val="28"/>
+          <w:szCs w:val="28"/>
+        </w:rPr>
+      </w:pPr>
+      <w:r>
+        <w:rPr>
+          <w:rFonts w:ascii="Times New Roman" w:hAnsi="Times New Roman" w:cs="Times New Roman"/>
+          <w:sz w:val="28"/>
+          <w:szCs w:val="28"/>
+        </w:rPr>
+        <w:t xml:space="preserve">Описываемый процесс: </w:t>
+      </w:r>
+      <w:r>
+        <w:rPr>
+          <w:rFonts w:ascii="Times New Roman" w:hAnsi="Times New Roman" w:cs="Times New Roman"/>
+          <w:sz w:val="28"/>
+          <w:szCs w:val="28"/>
+        </w:rPr>
+        <w:t xml:space="preserve">добавление билетов в систему через загрузку JSON-файла администратором. </w:t>
+      </w:r>
+    </w:p>
+    <w:p>
+      <w:pPr>
+        <w:spacing w:after="0" w:line="360" w:lineRule="auto"/>
+        <w:ind w:firstLine="709"/>
+        <w:jc w:val="both"/>
+        <w:rPr>
+          <w:rFonts w:ascii="Times New Roman" w:hAnsi="Times New Roman" w:cs="Times New Roman"/>
+          <w:sz w:val="28"/>
+          <w:szCs w:val="28"/>
+        </w:rPr>
+      </w:pPr>
+      <w:r>
+        <w:rPr>
+          <w:rFonts w:ascii="Times New Roman" w:hAnsi="Times New Roman" w:cs="Times New Roman"/>
+          <w:sz w:val="28"/>
+          <w:szCs w:val="28"/>
+        </w:rPr>
+        <w:t>Всего три дорожки:</w:t>
+      </w:r>
+    </w:p>
+    <w:p>
+      <w:pPr>
+        <w:spacing w:after="0" w:line="360" w:lineRule="auto"/>
+        <w:ind w:firstLine="709"/>
+        <w:jc w:val="both"/>
+        <w:rPr>
+          <w:rFonts w:ascii="Times New Roman" w:hAnsi="Times New Roman" w:cs="Times New Roman"/>
+          <w:sz w:val="28"/>
+          <w:szCs w:val="28"/>
+        </w:rPr>
+      </w:pPr>
+      <w:r>
+        <w:rPr>
+          <w:rFonts w:ascii="Times New Roman" w:hAnsi="Times New Roman" w:cs="Times New Roman"/>
+          <w:sz w:val="28"/>
+          <w:szCs w:val="28"/>
+        </w:rPr>
+        <w:t xml:space="preserve">Пользователь(Администратор) – </w:t>
+      </w:r>
+      <w:r>
+        <w:rPr>
+          <w:rFonts w:ascii="Times New Roman" w:hAnsi="Times New Roman" w:cs="Times New Roman"/>
+          <w:sz w:val="28"/>
+          <w:szCs w:val="28"/>
+        </w:rPr>
+        <w:t>описывает действия пользователя, обладающего правами администратора, при взаимодействии с интерфейсом системы.</w:t>
+      </w:r>
+    </w:p>
+    <w:p>
+      <w:pPr>
+        <w:spacing w:after="0" w:line="360" w:lineRule="auto"/>
+        <w:ind w:firstLine="709"/>
+        <w:jc w:val="both"/>
+        <w:rPr>
+          <w:rFonts w:ascii="Times New Roman" w:hAnsi="Times New Roman" w:cs="Times New Roman"/>
+          <w:sz w:val="28"/>
+          <w:szCs w:val="28"/>
+        </w:rPr>
+      </w:pPr>
+      <w:r>
+        <w:rPr>
+          <w:rFonts w:ascii="Times New Roman" w:hAnsi="Times New Roman" w:cs="Times New Roman"/>
+          <w:sz w:val="28"/>
+          <w:szCs w:val="28"/>
+        </w:rPr>
+        <w:t>И</w:t>
+      </w:r>
+      <w:r>
+        <w:rPr>
+          <w:rFonts w:ascii="Times New Roman" w:hAnsi="Times New Roman" w:cs="Times New Roman"/>
+          <w:sz w:val="28"/>
+          <w:szCs w:val="28"/>
+        </w:rPr>
+        <w:t>нтерфейс системы –</w:t>
+      </w:r>
+      <w:r>
+        <w:rPr>
+          <w:rFonts w:ascii="Times New Roman" w:hAnsi="Times New Roman" w:cs="Times New Roman"/>
+          <w:sz w:val="28"/>
+          <w:szCs w:val="28"/>
+        </w:rPr>
+        <w:t xml:space="preserve"> отражает визуальную логику работы приложения</w:t>
+      </w:r>
+      <w:r>
+        <w:rPr>
+          <w:rFonts w:ascii="Times New Roman" w:hAnsi="Times New Roman" w:cs="Times New Roman"/>
+          <w:sz w:val="28"/>
+          <w:szCs w:val="28"/>
+        </w:rPr>
+        <w:t>.</w:t>
+      </w:r>
+    </w:p>
+    <w:p>
+      <w:pPr>
+        <w:spacing w:after="0" w:line="360" w:lineRule="auto"/>
+        <w:ind w:firstLine="709"/>
+        <w:jc w:val="both"/>
+        <w:rPr>
+          <w:rFonts w:ascii="Times New Roman" w:hAnsi="Times New Roman" w:cs="Times New Roman"/>
+          <w:sz w:val="28"/>
+          <w:szCs w:val="28"/>
+        </w:rPr>
+      </w:pPr>
+      <w:r>
+        <w:rPr>
+          <w:rFonts w:ascii="Times New Roman" w:hAnsi="Times New Roman" w:cs="Times New Roman"/>
+          <w:sz w:val="28"/>
+          <w:szCs w:val="28"/>
+        </w:rPr>
+        <w:t xml:space="preserve">Сервер БД – </w:t>
+      </w:r>
+      <w:r>
+        <w:rPr>
+          <w:rFonts w:ascii="Times New Roman" w:hAnsi="Times New Roman" w:cs="Times New Roman"/>
+          <w:sz w:val="28"/>
+          <w:szCs w:val="28"/>
+        </w:rPr>
+        <w:t>используется для хранения загружаемых билетов и связанных с ними сущностей</w:t>
+      </w:r>
+      <w:r>
+        <w:rPr>
+          <w:rFonts w:ascii="Times New Roman" w:hAnsi="Times New Roman" w:cs="Times New Roman"/>
+          <w:sz w:val="28"/>
+          <w:szCs w:val="28"/>
+        </w:rPr>
+        <w:t xml:space="preserve"> и отражает внутреннюю логику приложения</w:t>
+      </w:r>
+    </w:p>
+    <w:p>
+      <w:pPr>
+        <w:spacing w:after="0" w:line="360" w:lineRule="auto"/>
+        <w:ind w:firstLine="709"/>
+        <w:jc w:val="both"/>
+        <w:rPr>
+          <w:rFonts w:ascii="Times New Roman" w:hAnsi="Times New Roman" w:cs="Times New Roman"/>
+          <w:sz w:val="28"/>
+          <w:szCs w:val="28"/>
+        </w:rPr>
+      </w:pPr>
+      <w:r>
+        <w:rPr>
+          <w:rFonts w:ascii="Times New Roman" w:hAnsi="Times New Roman" w:cs="Times New Roman"/>
+          <w:sz w:val="28"/>
+          <w:szCs w:val="28"/>
+        </w:rPr>
+        <w:lastRenderedPageBreak/>
+        <w:t>Описание:</w:t>
+      </w:r>
+    </w:p>
+    <w:p>
+      <w:pPr>
+        <w:spacing w:after="0" w:line="360" w:lineRule="auto"/>
+        <w:ind w:firstLine="709"/>
+        <w:jc w:val="both"/>
+        <w:rPr>
+          <w:rFonts w:ascii="Times New Roman" w:hAnsi="Times New Roman" w:cs="Times New Roman"/>
+          <w:sz w:val="28"/>
+          <w:szCs w:val="28"/>
+        </w:rPr>
+      </w:pPr>
+      <w:r>
+        <w:rPr>
+          <w:rFonts w:ascii="Times New Roman" w:hAnsi="Times New Roman" w:cs="Times New Roman"/>
+          <w:sz w:val="28"/>
+          <w:szCs w:val="28"/>
+        </w:rPr>
+        <w:t>Администратор нажимает кнопку «Добавить билеты», после чего интерфейс системы открывает диалоговое окно выбора файла с фильтром по формату JSON. Администратор выбирает заранее подготовленный файл, содержащий структурированные данные о билетах ПДД, и подтверждает его загрузку.</w:t>
+      </w:r>
+      <w:r>
+        <w:rPr>
+          <w:rFonts w:ascii="Times New Roman" w:hAnsi="Times New Roman" w:cs="Times New Roman"/>
+          <w:sz w:val="28"/>
+          <w:szCs w:val="28"/>
+        </w:rPr>
+        <w:t xml:space="preserve"> Система парсит данные и </w:t>
+      </w:r>
+      <w:r>
+        <w:rPr>
+          <w:rFonts w:ascii="Times New Roman" w:hAnsi="Times New Roman" w:cs="Times New Roman"/>
+          <w:sz w:val="28"/>
+          <w:szCs w:val="28"/>
+        </w:rPr>
+        <w:t>вы</w:t>
+      </w:r>
+      <w:r>
+        <w:rPr>
+          <w:rFonts w:ascii="Times New Roman" w:hAnsi="Times New Roman" w:cs="Times New Roman"/>
+          <w:sz w:val="28"/>
+          <w:szCs w:val="28"/>
+        </w:rPr>
+        <w:t xml:space="preserve">являет вариант развития событий. </w:t>
+      </w:r>
+      <w:r>
+        <w:rPr>
+          <w:rFonts w:ascii="Times New Roman" w:hAnsi="Times New Roman" w:cs="Times New Roman"/>
+          <w:sz w:val="28"/>
+          <w:szCs w:val="28"/>
+        </w:rPr>
+        <w:t>В случае если файл некорректен — например, отсутствуют обязательные поля, массив вопросов пуст, тип вопроса не соответствует допустимым значениям, количество вариантов ответа менее двух либо не указан правильный ответ — интерфейс системы фиксирует ошибку парсинга и возвращает администратору сообщение о невозможности добавления данных. На этом процесс завершается, обращение к базе данных не производится.</w:t>
+      </w:r>
+      <w:r>
+        <w:rPr>
+          <w:rFonts w:ascii="Times New Roman" w:hAnsi="Times New Roman" w:cs="Times New Roman"/>
+          <w:sz w:val="28"/>
+          <w:szCs w:val="28"/>
+        </w:rPr>
+        <w:t xml:space="preserve"> </w:t>
+      </w:r>
+      <w:r>
+        <w:rPr>
+          <w:rFonts w:ascii="Times New Roman" w:hAnsi="Times New Roman" w:cs="Times New Roman"/>
+          <w:sz w:val="28"/>
+          <w:szCs w:val="28"/>
+        </w:rPr>
+        <w:t>В ином случае, если файл корректен и все проверки пройдены успешно, интерфейс системы приступает к сохранению данных. Он последовательно отправляет в базу данных запросы на вставку</w:t>
+      </w:r>
+      <w:r>
+        <w:rPr>
+          <w:rFonts w:ascii="Times New Roman" w:hAnsi="Times New Roman" w:cs="Times New Roman"/>
+          <w:sz w:val="28"/>
+          <w:szCs w:val="28"/>
+        </w:rPr>
+        <w:t xml:space="preserve">. </w:t>
+      </w:r>
+      <w:r>
+        <w:rPr>
+          <w:rFonts w:ascii="Times New Roman" w:hAnsi="Times New Roman" w:cs="Times New Roman"/>
+          <w:sz w:val="28"/>
+          <w:szCs w:val="28"/>
+        </w:rPr>
+        <w:t>По завершении сохранения всех данных база данных возвращает интерфейсу системы количество успешно добавленных билетов. Интерфейс системы формирует на основе этих данных информационное сообщение и передаёт его администратору, уведомляя об успешном добавлении билетов с указанием их точного количества.</w:t>
+      </w:r>
+    </w:p>
+    <w:p>
+      <w:pPr>
+        <w:pStyle w:val="2"/>
+        <w:ind w:firstLine="0"/>
+        <w:jc w:val="center"/>
+      </w:pPr>
+      <w:r>
+        <w:t>Диаграмма коммуникации</w:t>
+      </w:r>
+    </w:p>
+    <w:p>
+      <w:pPr>
+        <w:jc w:val="center"/>
+      </w:pPr>
+      <w:r>
+        <w:rPr>
+          <w:noProof/>
+          <w:lang w:eastAsia="ru-RU"/>
+        </w:rPr>
+        <w:drawing>
+          <wp:inline distT="0" distB="0" distL="0" distR="0" wp14:anchorId="47290A9E" wp14:editId="0C893AC6">
+            <wp:extent cx="3794760" cy="2421264"/>
+            <wp:effectExtent l="0" t="0" r="0" b="0"/>
+            <wp:docPr id="20" name="Рисунок 20"/>
+            <wp:cNvGraphicFramePr>
+              <a:graphicFrameLocks xmlns:a="http://schemas.openxmlformats.org/drawingml/2006/main" noChangeAspect="1"/>
+            </wp:cNvGraphicFramePr>
+            <a:graphic xmlns:a="http://schemas.openxmlformats.org/drawingml/2006/main">
+              <a:graphicData uri="http://schemas.openxmlformats.org/drawingml/2006/picture">
+                <pic:pic xmlns:pic="http://schemas.openxmlformats.org/drawingml/2006/picture">
+                  <pic:nvPicPr>
+                    <pic:cNvPr id="1" name=""/>
+                    <pic:cNvPicPr/>
+                  </pic:nvPicPr>
+                  <pic:blipFill>
+                    <a:blip r:embed="rId19"/>
+                    <a:stretch>
+                      <a:fillRect/>
+                    </a:stretch>
+                  </pic:blipFill>
+                  <pic:spPr>
+                    <a:xfrm>
+                      <a:off x="0" y="0"/>
+                      <a:ext cx="3819239" cy="2436883"/>
+                    </a:xfrm>
+                    <a:prstGeom prst="rect">
+                      <a:avLst/>
+                    </a:prstGeom>
+                  </pic:spPr>
+                </pic:pic>
+              </a:graphicData>
+            </a:graphic>
+          </wp:inline>
+        </w:drawing>
+      </w:r>
+    </w:p>
+    <w:p>
+      <w:pPr>
+        <w:spacing w:after="0" w:line="360" w:lineRule="auto"/>
+        <w:jc w:val="center"/>
+        <w:rPr>
+          <w:rFonts w:ascii="Times New Roman" w:hAnsi="Times New Roman" w:cs="Times New Roman"/>
+          <w:sz w:val="28"/>
+          <w:szCs w:val="28"/>
+        </w:rPr>
+      </w:pPr>
+      <w:r>
+        <w:rPr>
+          <w:rFonts w:ascii="Times New Roman" w:hAnsi="Times New Roman" w:cs="Times New Roman"/>
+          <w:sz w:val="28"/>
+          <w:szCs w:val="28"/>
+        </w:rPr>
+        <w:t>Рисунок</w:t>
+      </w:r>
+      <w:r>
+        <w:rPr>
+          <w:rFonts w:ascii="Times New Roman" w:hAnsi="Times New Roman" w:cs="Times New Roman"/>
+          <w:sz w:val="28"/>
+          <w:szCs w:val="28"/>
+        </w:rPr>
+        <w:t xml:space="preserve"> 12</w:t>
+      </w:r>
+      <w:r>
+        <w:rPr>
+          <w:rFonts w:ascii="Times New Roman" w:hAnsi="Times New Roman" w:cs="Times New Roman"/>
+          <w:sz w:val="28"/>
+          <w:szCs w:val="28"/>
+        </w:rPr>
+        <w:t xml:space="preserve"> – Диаграмма коммуникации</w:t>
+      </w:r>
+    </w:p>
+    <w:p>
+      <w:pPr>
+        <w:spacing w:after="0" w:line="360" w:lineRule="auto"/>
+        <w:ind w:firstLine="709"/>
+        <w:jc w:val="both"/>
+        <w:rPr>
+          <w:rFonts w:ascii="Times New Roman" w:hAnsi="Times New Roman" w:cs="Times New Roman"/>
+          <w:sz w:val="28"/>
+          <w:szCs w:val="28"/>
+        </w:rPr>
+      </w:pPr>
+      <w:r>
+        <w:rPr>
+          <w:rFonts w:ascii="Times New Roman" w:hAnsi="Times New Roman" w:cs="Times New Roman"/>
+          <w:sz w:val="28"/>
+          <w:szCs w:val="28"/>
+        </w:rPr>
+        <w:lastRenderedPageBreak/>
+        <w:t>Описываемый процесс: удаление вопроса пользователем от имени администратора.</w:t>
+      </w:r>
+    </w:p>
+    <w:p>
+      <w:pPr>
+        <w:spacing w:after="0" w:line="360" w:lineRule="auto"/>
+        <w:ind w:firstLine="709"/>
+        <w:jc w:val="both"/>
+        <w:rPr>
+          <w:rFonts w:ascii="Times New Roman" w:hAnsi="Times New Roman" w:cs="Times New Roman"/>
+          <w:sz w:val="28"/>
+          <w:szCs w:val="28"/>
+        </w:rPr>
+      </w:pPr>
+      <w:r>
+        <w:rPr>
+          <w:rFonts w:ascii="Times New Roman" w:hAnsi="Times New Roman" w:cs="Times New Roman"/>
+          <w:sz w:val="28"/>
+          <w:szCs w:val="28"/>
+        </w:rPr>
+        <w:t>Администратор – внешний актёр, обладающий правами на управление контентом. Инициирует все действия по удалению: выбирает вопрос, подтверждает удаление, получает уведомление о результате.</w:t>
+      </w:r>
+    </w:p>
+    <w:p>
+      <w:pPr>
+        <w:spacing w:after="0" w:line="360" w:lineRule="auto"/>
+        <w:ind w:firstLine="709"/>
+        <w:jc w:val="both"/>
+        <w:rPr>
+          <w:rFonts w:ascii="Times New Roman" w:hAnsi="Times New Roman" w:cs="Times New Roman"/>
+          <w:sz w:val="28"/>
+          <w:szCs w:val="28"/>
+        </w:rPr>
+      </w:pPr>
+      <w:r>
+        <w:rPr>
+          <w:rFonts w:ascii="Times New Roman" w:hAnsi="Times New Roman" w:cs="Times New Roman"/>
+          <w:sz w:val="28"/>
+          <w:szCs w:val="28"/>
+        </w:rPr>
+        <w:t>Интерфейс администратора – клиентская часть панели управления. Сам интерфейс не выполняет бизнес-логику удаления – он только посредник между администратором и серверной логикой.</w:t>
+      </w:r>
+    </w:p>
+    <w:p>
+      <w:pPr>
+        <w:spacing w:after="0" w:line="360" w:lineRule="auto"/>
+        <w:ind w:firstLine="709"/>
+        <w:jc w:val="both"/>
+        <w:rPr>
+          <w:rFonts w:ascii="Times New Roman" w:hAnsi="Times New Roman" w:cs="Times New Roman"/>
+          <w:sz w:val="28"/>
+          <w:szCs w:val="28"/>
+        </w:rPr>
+      </w:pPr>
+      <w:r>
+        <w:rPr>
+          <w:rFonts w:ascii="Times New Roman" w:hAnsi="Times New Roman" w:cs="Times New Roman"/>
+          <w:sz w:val="28"/>
+          <w:szCs w:val="28"/>
+        </w:rPr>
+        <w:t>Сервис управления билетами – главный управляющий компонент на серверной стороне, реализующий всю бизнес-логику управления вопросами.</w:t>
+      </w:r>
+    </w:p>
+    <w:p>
+      <w:pPr>
+        <w:spacing w:after="0" w:line="360" w:lineRule="auto"/>
+        <w:ind w:firstLine="709"/>
+        <w:jc w:val="both"/>
+        <w:rPr>
+          <w:rFonts w:ascii="Times New Roman" w:hAnsi="Times New Roman" w:cs="Times New Roman"/>
+          <w:sz w:val="28"/>
+          <w:szCs w:val="28"/>
+        </w:rPr>
+      </w:pPr>
+      <w:r>
+        <w:rPr>
+          <w:rFonts w:ascii="Times New Roman" w:hAnsi="Times New Roman" w:cs="Times New Roman"/>
+          <w:sz w:val="28"/>
+          <w:szCs w:val="28"/>
+        </w:rPr>
+        <w:t>База данных – хранилище всех вопросов, билетов, вариантов ответов и правильных ответов.</w:t>
+      </w:r>
+    </w:p>
+    <w:p>
+      <w:pPr>
+        <w:spacing w:after="0" w:line="360" w:lineRule="auto"/>
+        <w:ind w:firstLine="709"/>
+        <w:jc w:val="both"/>
+        <w:rPr>
+          <w:rFonts w:ascii="Times New Roman" w:hAnsi="Times New Roman" w:cs="Times New Roman"/>
+          <w:sz w:val="28"/>
+          <w:szCs w:val="28"/>
+        </w:rPr>
+      </w:pPr>
+      <w:r>
+        <w:rPr>
+          <w:rFonts w:ascii="Times New Roman" w:hAnsi="Times New Roman" w:cs="Times New Roman"/>
+          <w:sz w:val="28"/>
+          <w:szCs w:val="28"/>
+        </w:rPr>
+        <w:t>Описание:</w:t>
+      </w:r>
+    </w:p>
+    <w:p>
+      <w:pPr>
+        <w:spacing w:after="0" w:line="360" w:lineRule="auto"/>
+        <w:ind w:firstLine="709"/>
+        <w:jc w:val="both"/>
+        <w:rPr>
+          <w:rFonts w:ascii="Times New Roman" w:hAnsi="Times New Roman" w:cs="Times New Roman"/>
+          <w:sz w:val="28"/>
+          <w:szCs w:val="28"/>
+        </w:rPr>
+      </w:pPr>
+      <w:r>
+        <w:rPr>
+          <w:rFonts w:ascii="Times New Roman" w:hAnsi="Times New Roman" w:cs="Times New Roman"/>
+          <w:sz w:val="28"/>
+          <w:szCs w:val="28"/>
+        </w:rPr>
+        <w:t>Шаг 1 – Выбор вопроса. Администратор обращается к Интерфейсу Администратора (1), чтобы получить список вопросов на изменения, Интерфейс обращается к Базе данных (1.1) для запроса списка вопроса и БД возвращает данные о вопросах (1.2). Интерфейс системы отображает список вопросов Администратору (1.3).</w:t>
+      </w:r>
+    </w:p>
+    <w:p>
+      <w:pPr>
+        <w:spacing w:after="0" w:line="360" w:lineRule="auto"/>
+        <w:ind w:firstLine="709"/>
+        <w:jc w:val="both"/>
+        <w:rPr>
+          <w:rFonts w:ascii="Times New Roman" w:hAnsi="Times New Roman" w:cs="Times New Roman"/>
+          <w:sz w:val="28"/>
+          <w:szCs w:val="28"/>
+        </w:rPr>
+      </w:pPr>
+      <w:r>
+        <w:rPr>
+          <w:rFonts w:ascii="Times New Roman" w:hAnsi="Times New Roman" w:cs="Times New Roman"/>
+          <w:sz w:val="28"/>
+          <w:szCs w:val="28"/>
+        </w:rPr>
+        <w:t>Шаг 2 – Подтверждение удаления вопроса. Пользователь выбирает вопрос на удаление и нажимает кнопку «Удалить» (2). Интерфейс Системы спрашивает у него, уверен ли в том, чтобы именно этот билет удалить (2.1), Администратор возвращает подтверждение об удалении.</w:t>
+      </w:r>
+    </w:p>
+    <w:p>
+      <w:pPr>
+        <w:spacing w:after="0" w:line="360" w:lineRule="auto"/>
+        <w:ind w:firstLine="709"/>
+        <w:jc w:val="both"/>
+        <w:rPr>
+          <w:rFonts w:ascii="Times New Roman" w:hAnsi="Times New Roman" w:cs="Times New Roman"/>
+          <w:sz w:val="28"/>
+          <w:szCs w:val="28"/>
+        </w:rPr>
+      </w:pPr>
+      <w:r>
+        <w:rPr>
+          <w:rFonts w:ascii="Times New Roman" w:hAnsi="Times New Roman" w:cs="Times New Roman"/>
+          <w:sz w:val="28"/>
+          <w:szCs w:val="28"/>
+        </w:rPr>
+        <w:t>Шаг 3 – процесс удаления билета. Интерфейс обращается к Сервису управления билетами и ставит метку «Удалить» (3) на выбранный Администратором вопрос. Сервис направляет запрос об удалении вопроса (3.1). БД возвращает Интерфейсу Администратора информацию о том, что объект удалён (3.2). Интерфейс отображает уведомление об успешности удаления вопроса Пользователю (3.3).</w:t>
+      </w:r>
+    </w:p>
+    <w:p>
+      <w:pPr>
+        <w:pStyle w:val="2"/>
+        <w:ind w:firstLine="0"/>
+        <w:jc w:val="center"/>
+      </w:pPr>
+      <w:r>
+        <w:t>Диаграмма состояний</w:t>
+      </w:r>
+    </w:p>
+    <w:p>
+      <w:r>
+        <w:br w:type="page"/>
+      </w:r>
+    </w:p>
+    <w:p>
+      <w:pPr>
+        <w:jc w:val="center"/>
+      </w:pPr>
+      <w:r>
+        <w:rPr>
+          <w:noProof/>
+          <w:lang w:eastAsia="ru-RU"/>
+        </w:rPr>
+        <w:lastRenderedPageBreak/>
+        <w:drawing>
+          <wp:inline distT="0" distB="0" distL="0" distR="0" wp14:anchorId="07A07C93" wp14:editId="32D7C12F">
+            <wp:extent cx="3810000" cy="3256114"/>
+            <wp:effectExtent l="0" t="0" r="0" b="1905"/>
+            <wp:docPr id="21" name="Рисунок 21"/>
+            <wp:cNvGraphicFramePr>
+              <a:graphicFrameLocks xmlns:a="http://schemas.openxmlformats.org/drawingml/2006/main" noChangeAspect="1"/>
+            </wp:cNvGraphicFramePr>
+            <a:graphic xmlns:a="http://schemas.openxmlformats.org/drawingml/2006/main">
+              <a:graphicData uri="http://schemas.openxmlformats.org/drawingml/2006/picture">
+                <pic:pic xmlns:pic="http://schemas.openxmlformats.org/drawingml/2006/picture">
+                  <pic:nvPicPr>
+                    <pic:cNvPr id="1" name=""/>
+                    <pic:cNvPicPr/>
+                  </pic:nvPicPr>
+                  <pic:blipFill>
+                    <a:blip r:embed="rId20"/>
+                    <a:stretch>
+                      <a:fillRect/>
+                    </a:stretch>
+                  </pic:blipFill>
+                  <pic:spPr>
+                    <a:xfrm>
+                      <a:off x="0" y="0"/>
+                      <a:ext cx="3823468" cy="3267624"/>
+                    </a:xfrm>
+                    <a:prstGeom prst="rect">
+                      <a:avLst/>
+                    </a:prstGeom>
+                  </pic:spPr>
+                </pic:pic>
+              </a:graphicData>
+            </a:graphic>
+          </wp:inline>
+        </w:drawing>
+      </w:r>
+    </w:p>
+    <w:p>
+      <w:pPr>
+        <w:spacing w:after="0" w:line="360" w:lineRule="auto"/>
+        <w:jc w:val="center"/>
+        <w:rPr>
+          <w:rFonts w:ascii="Times New Roman" w:hAnsi="Times New Roman" w:cs="Times New Roman"/>
+          <w:sz w:val="28"/>
+          <w:szCs w:val="28"/>
+        </w:rPr>
+      </w:pPr>
+      <w:r>
+        <w:rPr>
+          <w:rFonts w:ascii="Times New Roman" w:hAnsi="Times New Roman" w:cs="Times New Roman"/>
+          <w:sz w:val="28"/>
+          <w:szCs w:val="28"/>
+        </w:rPr>
+        <w:t xml:space="preserve">Рисунок </w:t>
+      </w:r>
+      <w:r>
+        <w:rPr>
+          <w:rFonts w:ascii="Times New Roman" w:hAnsi="Times New Roman" w:cs="Times New Roman"/>
+          <w:sz w:val="28"/>
+          <w:szCs w:val="28"/>
+        </w:rPr>
+        <w:t xml:space="preserve">13 </w:t>
+      </w:r>
+      <w:r>
+        <w:rPr>
+          <w:rFonts w:ascii="Times New Roman" w:hAnsi="Times New Roman" w:cs="Times New Roman"/>
+          <w:sz w:val="28"/>
+          <w:szCs w:val="28"/>
+        </w:rPr>
+        <w:t>– диаграмма состояния</w:t>
+      </w:r>
+    </w:p>
+    <w:p>
+      <w:pPr>
+        <w:spacing w:after="0" w:line="360" w:lineRule="auto"/>
+        <w:ind w:firstLine="709"/>
+        <w:jc w:val="both"/>
+        <w:rPr>
+          <w:rFonts w:ascii="Times New Roman" w:hAnsi="Times New Roman" w:cs="Times New Roman"/>
+          <w:sz w:val="28"/>
+          <w:szCs w:val="28"/>
+        </w:rPr>
+      </w:pPr>
+      <w:r>
+        <w:rPr>
+          <w:rFonts w:ascii="Times New Roman" w:hAnsi="Times New Roman" w:cs="Times New Roman"/>
+          <w:sz w:val="28"/>
+          <w:szCs w:val="28"/>
+        </w:rPr>
+        <w:t>Описываемый процесс: ЖЦ вопроса, от процесса его создания до его удаления из БД.</w:t>
+      </w:r>
+    </w:p>
+    <w:p>
+      <w:pPr>
+        <w:spacing w:after="0" w:line="360" w:lineRule="auto"/>
+        <w:ind w:firstLine="709"/>
+        <w:jc w:val="both"/>
+        <w:rPr>
+          <w:rFonts w:ascii="Times New Roman" w:hAnsi="Times New Roman" w:cs="Times New Roman"/>
+          <w:sz w:val="28"/>
+          <w:szCs w:val="28"/>
+        </w:rPr>
+      </w:pPr>
+      <w:r>
+        <w:rPr>
+          <w:rFonts w:ascii="Times New Roman" w:hAnsi="Times New Roman" w:cs="Times New Roman"/>
+          <w:sz w:val="28"/>
+          <w:szCs w:val="28"/>
+        </w:rPr>
+        <w:t xml:space="preserve">Описание: начальная точка – Администратор открыл форму создания вопроса. Вопрос принимает статус «Создан», для его сохранения проводится анализ его корректности, если вопрос некорректный (например, менее двух вариантов ответа). В случае его корректности он добавляется в Базу Данных где происходит первоначальное действие – присвоение </w:t>
+      </w:r>
+      <w:r>
+        <w:rPr>
+          <w:rFonts w:ascii="Times New Roman" w:hAnsi="Times New Roman" w:cs="Times New Roman"/>
+          <w:sz w:val="28"/>
+          <w:szCs w:val="28"/>
+          <w:lang w:val="en-US"/>
+        </w:rPr>
+        <w:t>ID</w:t>
+      </w:r>
+      <w:r>
+        <w:rPr>
+          <w:rFonts w:ascii="Times New Roman" w:hAnsi="Times New Roman" w:cs="Times New Roman"/>
+          <w:sz w:val="28"/>
+          <w:szCs w:val="28"/>
+        </w:rPr>
+        <w:t xml:space="preserve"> для работы с ним в дальнейшем. Наступает этап удаления, а именно запрос на удаление, где итоговый результат – удаление вопроса из БД. Наступает конечная точка – раннее созданного вопроса больше не существует, то есть был удалён.</w:t>
+      </w:r>
+    </w:p>
+    <w:p/>
     <w:p>
       <w:pPr>
         <w:spacing w:after="160" w:line="259" w:lineRule="auto"/>
@@ -25390,12 +27298,518 @@
           <w:ilvl w:val="0"/>
           <w:numId w:val="4"/>
         </w:numPr>
+      </w:pPr>
+      <w:r>
+        <w:lastRenderedPageBreak/>
+        <w:t>Р</w:t>
+      </w:r>
+      <w:r>
+        <w:t>азработка</w:t>
+      </w:r>
+      <w:r>
+        <w:t xml:space="preserve"> </w:t>
+      </w:r>
+      <w:r>
+        <w:t>С</w:t>
+      </w:r>
+      <w:r>
+        <w:t>истемы</w:t>
+      </w:r>
+      <w:r>
+        <w:t xml:space="preserve"> </w:t>
+      </w:r>
+      <w:r>
+        <w:t>А</w:t>
+      </w:r>
+      <w:r>
+        <w:t>вторизации</w:t>
+      </w:r>
+      <w:r>
+        <w:t>/</w:t>
+      </w:r>
+      <w:r>
+        <w:t>Р</w:t>
+      </w:r>
+      <w:r>
+        <w:t>егистрации</w:t>
+      </w:r>
+    </w:p>
+    <w:p>
+      <w:pPr>
+        <w:spacing w:after="100" w:afterAutospacing="1" w:line="360" w:lineRule="auto"/>
+        <w:ind w:firstLine="709"/>
+        <w:contextualSpacing/>
+        <w:jc w:val="both"/>
+        <w:rPr>
+          <w:rFonts w:ascii="Times New Roman" w:eastAsia="Times New Roman" w:hAnsi="Times New Roman" w:cs="Times New Roman"/>
+          <w:sz w:val="28"/>
+          <w:szCs w:val="28"/>
+          <w:lang w:eastAsia="ru-RU"/>
+        </w:rPr>
+      </w:pPr>
+      <w:r>
+        <w:rPr>
+          <w:rFonts w:ascii="Times New Roman" w:eastAsia="Times New Roman" w:hAnsi="Times New Roman" w:cs="Times New Roman"/>
+          <w:sz w:val="28"/>
+          <w:szCs w:val="28"/>
+          <w:lang w:eastAsia="ru-RU"/>
+        </w:rPr>
+        <w:t>Процесс проектирования модуля был начат с детального анализа предметной области, результаты которого легли в основу поведенческих диаграмм. Согласно диаграмме деятельности, жизненный цикл взаимодействия пользователя с системой начинается с запуска приложения и выбора одного из двух путей: регистрация нового аккаунта или авторизация в существующем. При выборе сценария регистрации пользователь вводит расширенный набор данных, включающий фамилию, имя, отчество, дату рождения, email, логин и пароль. Ключевым моментом здесь является валидация пароля, где фронтенд выполняет первичную проверку на соответствие правилам (длина не менее 8 символов, наличие заглавных и строчных букв, цифр и спецсимволов), а при несоответствии выводит уведомление и возвращает пользователя к форме ввода. При успешной клиентской проверке данные направляются на сервер, который, согласно диаграмме последовательности и коммуникации, инициирует взаимодействие с базой данных для верификации уникальности учётной записи. В случае обнаружения дубликата или некорректности данных сервер возвращает ошибку, и интерфейс отображает соответствующее сообщение; при положительном исходе создаётся учётная запись, выводится уведомление об успехе, и система автоматически переводит пользова</w:t>
+      </w:r>
+      <w:r>
+        <w:rPr>
+          <w:rFonts w:ascii="Times New Roman" w:eastAsia="Times New Roman" w:hAnsi="Times New Roman" w:cs="Times New Roman"/>
+          <w:sz w:val="28"/>
+          <w:szCs w:val="28"/>
+          <w:lang w:eastAsia="ru-RU"/>
+        </w:rPr>
+        <w:t>теля в состояние «Авторизация».</w:t>
+      </w:r>
+    </w:p>
+    <w:p>
+      <w:pPr>
+        <w:spacing w:after="100" w:afterAutospacing="1" w:line="360" w:lineRule="auto"/>
+        <w:ind w:firstLine="709"/>
+        <w:contextualSpacing/>
+        <w:jc w:val="both"/>
+        <w:rPr>
+          <w:rFonts w:ascii="Times New Roman" w:eastAsia="Times New Roman" w:hAnsi="Times New Roman" w:cs="Times New Roman"/>
+          <w:sz w:val="28"/>
+          <w:szCs w:val="28"/>
+          <w:lang w:eastAsia="ru-RU"/>
+        </w:rPr>
+      </w:pPr>
+      <w:r>
+        <w:rPr>
+          <w:rFonts w:ascii="Times New Roman" w:eastAsia="Times New Roman" w:hAnsi="Times New Roman" w:cs="Times New Roman"/>
+          <w:sz w:val="28"/>
+          <w:szCs w:val="28"/>
+          <w:lang w:eastAsia="ru-RU"/>
+        </w:rPr>
+        <w:t>На этапе входа в систему пользователь передаёт логин и пароль. Сервер авторизации, выступая главным управляющим компонентом, запрашивает у базы данных контента проверку наличия аккаунта с указанными учётными данными. Диаграмма состояний наглядно демонстрирует, что при несовпадении хешей паролей или отсутствии пользователя система генерирует исключение, возвращая процесс в состояние ввода логина и пароля. При успешной аутентификации запускается процесс создания сессии, и система переходит в целевое состояние «Доступ разрешён», открывая личный кабинет с тестами и статистикой.</w:t>
+      </w:r>
+    </w:p>
+    <w:p>
+      <w:pPr>
+        <w:spacing w:after="100" w:afterAutospacing="1" w:line="360" w:lineRule="auto"/>
+        <w:ind w:firstLine="709"/>
+        <w:contextualSpacing/>
+        <w:jc w:val="both"/>
+        <w:rPr>
+          <w:rFonts w:ascii="Times New Roman" w:eastAsia="Times New Roman" w:hAnsi="Times New Roman" w:cs="Times New Roman"/>
+          <w:sz w:val="28"/>
+          <w:szCs w:val="28"/>
+          <w:lang w:eastAsia="ru-RU"/>
+        </w:rPr>
+      </w:pPr>
+      <w:r>
+        <w:rPr>
+          <w:rFonts w:ascii="Times New Roman" w:eastAsia="Times New Roman" w:hAnsi="Times New Roman" w:cs="Times New Roman"/>
+          <w:sz w:val="28"/>
+          <w:szCs w:val="28"/>
+          <w:lang w:eastAsia="ru-RU"/>
+        </w:rPr>
+        <w:lastRenderedPageBreak/>
+        <w:t xml:space="preserve">Визуальная реализация модуля выполнена с использованием фреймворка </w:t>
+      </w:r>
+      <w:r>
+        <w:rPr>
+          <w:rFonts w:ascii="Times New Roman" w:eastAsia="Times New Roman" w:hAnsi="Times New Roman" w:cs="Times New Roman"/>
+          <w:sz w:val="28"/>
+          <w:szCs w:val="28"/>
+          <w:lang w:val="en-US" w:eastAsia="ru-RU"/>
+        </w:rPr>
+        <w:t>Django</w:t>
+      </w:r>
+      <w:r>
+        <w:rPr>
+          <w:rFonts w:ascii="Times New Roman" w:eastAsia="Times New Roman" w:hAnsi="Times New Roman" w:cs="Times New Roman"/>
+          <w:sz w:val="28"/>
+          <w:szCs w:val="28"/>
+          <w:lang w:eastAsia="ru-RU"/>
+        </w:rPr>
+        <w:t xml:space="preserve"> и базируется на наследовании шаблонов. Базовый каркас (base.html) определяет единую структуру страниц, включая навигационную панель, блок для вывода системных уведомлений в анимированных контейнерах и футер. В зависимости от статуса аутентификации навигация динамически меняет набор кнопок: неавторизованному пользователю предлагаются кнопки «Вход» и «Регистрация», тогда как авторизованный видит приветствие с именем пользователя и кнопку «Выход». </w:t>
+      </w:r>
+    </w:p>
+    <w:p>
+      <w:pPr>
+        <w:spacing w:after="100" w:afterAutospacing="1" w:line="360" w:lineRule="auto"/>
+        <w:ind w:firstLine="709"/>
+        <w:contextualSpacing/>
+        <w:jc w:val="both"/>
+        <w:rPr>
+          <w:rFonts w:ascii="Times New Roman" w:eastAsia="Times New Roman" w:hAnsi="Times New Roman" w:cs="Times New Roman"/>
+          <w:sz w:val="28"/>
+          <w:szCs w:val="28"/>
+          <w:lang w:eastAsia="ru-RU"/>
+        </w:rPr>
+      </w:pPr>
+      <w:r>
+        <w:rPr>
+          <w:rFonts w:ascii="Times New Roman" w:eastAsia="Times New Roman" w:hAnsi="Times New Roman" w:cs="Times New Roman"/>
+          <w:sz w:val="28"/>
+          <w:szCs w:val="28"/>
+          <w:lang w:eastAsia="ru-RU"/>
+        </w:rPr>
+        <w:t>Форма регистрации (register.html) спроектирована с учётом сбора полных анкетных данных, разделяя поля на «Фамилию», «Имя» и «Отчество». На уровне клиента встроен скрипт, предотвращающий отправку формы при несовпадении паролей и дублирующий серверную валидацию. Шаблон входа (login.html), напротив, минималистичен и сфокусирован на полях «Логин» и «Пароль» с возможностью запоминания сессии. Межсайтовая подделка запросов (CSRF, XSRF) — вид атак на сайт или веб-приложение, при котором злоумышленник обманом заставляет браузер пользователя выполнить опасное или некорректное действие от его имени.</w:t>
+      </w:r>
+    </w:p>
+    <w:p>
+      <w:pPr>
+        <w:spacing w:after="100" w:afterAutospacing="1" w:line="360" w:lineRule="auto"/>
+        <w:ind w:firstLine="709"/>
+        <w:contextualSpacing/>
+        <w:jc w:val="both"/>
+        <w:rPr>
+          <w:rFonts w:ascii="Times New Roman" w:eastAsia="Times New Roman" w:hAnsi="Times New Roman" w:cs="Times New Roman"/>
+          <w:sz w:val="28"/>
+          <w:szCs w:val="28"/>
+          <w:lang w:eastAsia="ru-RU"/>
+        </w:rPr>
+      </w:pPr>
+      <w:r>
+        <w:rPr>
+          <w:rFonts w:ascii="Times New Roman" w:eastAsia="Times New Roman" w:hAnsi="Times New Roman" w:cs="Times New Roman"/>
+          <w:sz w:val="28"/>
+          <w:szCs w:val="28"/>
+          <w:lang w:eastAsia="ru-RU"/>
+        </w:rPr>
+        <w:t>Для предотвращения атак CSR</w:t>
+      </w:r>
+      <w:r>
+        <w:rPr>
+          <w:rFonts w:ascii="Times New Roman" w:eastAsia="Times New Roman" w:hAnsi="Times New Roman" w:cs="Times New Roman"/>
+          <w:sz w:val="28"/>
+          <w:szCs w:val="28"/>
+          <w:lang w:val="en-US" w:eastAsia="ru-RU"/>
+        </w:rPr>
+        <w:t>F</w:t>
+      </w:r>
+      <w:r>
+        <w:rPr>
+          <w:rFonts w:ascii="Times New Roman" w:eastAsia="Times New Roman" w:hAnsi="Times New Roman" w:cs="Times New Roman"/>
+          <w:sz w:val="28"/>
+          <w:szCs w:val="28"/>
+          <w:lang w:eastAsia="ru-RU"/>
+        </w:rPr>
+        <w:t>:</w:t>
+      </w:r>
+    </w:p>
+    <w:p>
+      <w:pPr>
+        <w:spacing w:after="100" w:afterAutospacing="1" w:line="360" w:lineRule="auto"/>
+        <w:ind w:firstLine="709"/>
+        <w:contextualSpacing/>
+        <w:jc w:val="both"/>
+        <w:rPr>
+          <w:rFonts w:ascii="Times New Roman" w:eastAsia="Times New Roman" w:hAnsi="Times New Roman" w:cs="Times New Roman"/>
+          <w:sz w:val="28"/>
+          <w:szCs w:val="28"/>
+          <w:lang w:eastAsia="ru-RU"/>
+        </w:rPr>
+      </w:pPr>
+      <w:r>
+        <w:rPr>
+          <w:rFonts w:ascii="Times New Roman" w:eastAsia="Times New Roman" w:hAnsi="Times New Roman" w:cs="Times New Roman"/>
+          <w:sz w:val="28"/>
+          <w:szCs w:val="28"/>
+          <w:lang w:eastAsia="ru-RU"/>
+        </w:rPr>
+        <w:t>Внедрение специального секретного токена (CSRF-токена). Для каждого пользователя генерируется обновляемый, уникальный и случайный токен, который добавляется к форме и сохраняется на стороне сервера в сессии пользователя. Каждый запрос, выполняющий изменения в данных, должен содержать этот токен в параметре или в HTTP-заголовке. При получении запроса сервер сравнивает полученный токен с тем, который выдали пользователю в момент генерации. Если один из них окажется некорректным — действие не будет выполнено.</w:t>
+      </w:r>
+    </w:p>
+    <w:p>
+      <w:pPr>
+        <w:spacing w:after="100" w:afterAutospacing="1" w:line="360" w:lineRule="auto"/>
+        <w:ind w:firstLine="709"/>
+        <w:contextualSpacing/>
+        <w:jc w:val="both"/>
+        <w:rPr>
+          <w:rFonts w:ascii="Times New Roman" w:eastAsia="Times New Roman" w:hAnsi="Times New Roman" w:cs="Times New Roman"/>
+          <w:sz w:val="28"/>
+          <w:szCs w:val="28"/>
+          <w:lang w:eastAsia="ru-RU"/>
+        </w:rPr>
+      </w:pPr>
+      <w:r>
+        <w:rPr>
+          <w:rFonts w:ascii="Times New Roman" w:eastAsia="Times New Roman" w:hAnsi="Times New Roman" w:cs="Times New Roman"/>
+          <w:sz w:val="28"/>
+          <w:szCs w:val="28"/>
+          <w:lang w:eastAsia="ru-RU"/>
+        </w:rPr>
+        <w:t>Оба шаблона интегрируют CSRF-защиту и визуально отражают статус процесса через контекстные сообщения.</w:t>
+      </w:r>
+    </w:p>
+    <w:p>
+      <w:pPr>
+        <w:spacing w:after="100" w:afterAutospacing="1" w:line="360" w:lineRule="auto"/>
+        <w:ind w:firstLine="709"/>
+        <w:contextualSpacing/>
+        <w:jc w:val="both"/>
+        <w:rPr>
+          <w:rFonts w:ascii="Times New Roman" w:eastAsia="Times New Roman" w:hAnsi="Times New Roman" w:cs="Times New Roman"/>
+          <w:sz w:val="28"/>
+          <w:szCs w:val="28"/>
+          <w:lang w:eastAsia="ru-RU"/>
+        </w:rPr>
+      </w:pPr>
+      <w:r>
+        <w:rPr>
+          <w:rFonts w:ascii="Times New Roman" w:eastAsia="Times New Roman" w:hAnsi="Times New Roman" w:cs="Times New Roman"/>
+          <w:sz w:val="28"/>
+          <w:szCs w:val="28"/>
+          <w:lang w:eastAsia="ru-RU"/>
+        </w:rPr>
+        <w:t xml:space="preserve">Серверная часть логики сконцентрирована в файлах форм и представлений. Класс RegistrationForm, унаследованный от UserCreationForm, </w:t>
+      </w:r>
+      <w:r>
+        <w:rPr>
+          <w:rFonts w:ascii="Times New Roman" w:eastAsia="Times New Roman" w:hAnsi="Times New Roman" w:cs="Times New Roman"/>
+          <w:sz w:val="28"/>
+          <w:szCs w:val="28"/>
+          <w:lang w:eastAsia="ru-RU"/>
+        </w:rPr>
+        <w:lastRenderedPageBreak/>
+        <w:t>реализует строгую многоступенчатую валидацию. Помимо проверки уникальности логина и email, метод clean_password1 выполняет детальный разбор парольной строки через регулярные выражения, формируя список ошибок, если пароль не соответствует требованиям сложности или содержит недопустимые символы. При возникновении критических несоответствий вызывается исключение ValidationError, которое перехватывается на уровне представления для отображения по</w:t>
+      </w:r>
+      <w:r>
+        <w:rPr>
+          <w:rFonts w:ascii="Times New Roman" w:eastAsia="Times New Roman" w:hAnsi="Times New Roman" w:cs="Times New Roman"/>
+          <w:sz w:val="28"/>
+          <w:szCs w:val="28"/>
+          <w:lang w:eastAsia="ru-RU"/>
+        </w:rPr>
+        <w:t>льзователю.</w:t>
+      </w:r>
+    </w:p>
+    <w:p>
+      <w:pPr>
+        <w:spacing w:after="100" w:afterAutospacing="1" w:line="360" w:lineRule="auto"/>
+        <w:ind w:firstLine="709"/>
+        <w:contextualSpacing/>
+        <w:jc w:val="both"/>
+        <w:rPr>
+          <w:rFonts w:ascii="Times New Roman" w:eastAsia="Times New Roman" w:hAnsi="Times New Roman" w:cs="Times New Roman"/>
+          <w:sz w:val="28"/>
+          <w:szCs w:val="28"/>
+          <w:lang w:eastAsia="ru-RU"/>
+        </w:rPr>
+      </w:pPr>
+      <w:r>
+        <w:rPr>
+          <w:rFonts w:ascii="Times New Roman" w:eastAsia="Times New Roman" w:hAnsi="Times New Roman" w:cs="Times New Roman"/>
+          <w:sz w:val="28"/>
+          <w:szCs w:val="28"/>
+          <w:lang w:eastAsia="ru-RU"/>
+        </w:rPr>
+        <w:t>Представление register_view функционирует в режиме защиты от повторной отправки и кеширования (декораторы csrf_protect и never_cache), перенаправляя уже аутентифицированных пользователей в личный кабинет. При валидации POST-запроса форма сохраняет объект пользователя в базу данных, после чего контроллер генерирует сообщение об успехе и выполняет редирект на страницу входа. В случае неудачи итерация по словарю ошибок формы позволяет извлечь тексты ошибок, привязанные к конкретным полям, и передать их в пользовательский интерфейс. Представление login_view реализует ручную аутентификацию вызовом функции authenticate, и в случае успеха активирует сессию с проверкой флага «Запомнить меня», влияющего на срок её жизни. После успешной аутентификации пользователь перенаправляется на домашнюю страницу, тогда как при неудаче на страницу входа вновь выводится сообщение о неверных учётных данных. Завершает цикл работы метод logout_view, который разрушает сессию и возвращает пользователя на посадочную страницу-лендинг (index), где презентуются ключевые преимущества платформы. Таким образом, реализованный модуль полностью покрывает диаграммно-описанные сценарии и обеспечивает безопасный и отказоустойчивый вход пользователей в экосистему сервиса.</w:t>
+      </w:r>
+    </w:p>
+    <w:p>
+      <w:pPr>
+        <w:spacing w:after="100" w:afterAutospacing="1" w:line="360" w:lineRule="auto"/>
+        <w:ind w:firstLine="709"/>
+        <w:contextualSpacing/>
+        <w:jc w:val="both"/>
+        <w:rPr>
+          <w:rFonts w:ascii="Times New Roman" w:eastAsia="Times New Roman" w:hAnsi="Times New Roman" w:cs="Times New Roman"/>
+          <w:sz w:val="28"/>
+          <w:szCs w:val="28"/>
+          <w:lang w:eastAsia="ru-RU"/>
+        </w:rPr>
+      </w:pPr>
+    </w:p>
+    <w:p>
+      <w:pPr>
+        <w:spacing w:after="100" w:afterAutospacing="1" w:line="360" w:lineRule="auto"/>
+        <w:ind w:firstLine="709"/>
+        <w:contextualSpacing/>
+        <w:jc w:val="both"/>
+        <w:rPr>
+          <w:rFonts w:ascii="Times New Roman" w:eastAsia="Times New Roman" w:hAnsi="Times New Roman" w:cs="Times New Roman"/>
+          <w:sz w:val="28"/>
+          <w:szCs w:val="28"/>
+          <w:lang w:eastAsia="ru-RU"/>
+        </w:rPr>
+      </w:pPr>
+    </w:p>
+    <w:p>
+      <w:pPr>
+        <w:spacing w:after="100" w:afterAutospacing="1" w:line="360" w:lineRule="auto"/>
+        <w:ind w:firstLine="709"/>
+        <w:contextualSpacing/>
+        <w:jc w:val="both"/>
+        <w:rPr>
+          <w:rFonts w:ascii="Times New Roman" w:eastAsia="Times New Roman" w:hAnsi="Times New Roman" w:cs="Times New Roman"/>
+          <w:sz w:val="28"/>
+          <w:szCs w:val="28"/>
+          <w:lang w:eastAsia="ru-RU"/>
+        </w:rPr>
+      </w:pPr>
+    </w:p>
+    <w:p>
+      <w:pPr>
+        <w:spacing w:after="160" w:line="259" w:lineRule="auto"/>
+        <w:rPr>
+          <w:rFonts w:ascii="Times New Roman" w:eastAsia="Times New Roman" w:hAnsi="Times New Roman" w:cs="Times New Roman"/>
+          <w:sz w:val="28"/>
+          <w:szCs w:val="28"/>
+          <w:lang w:eastAsia="ru-RU"/>
+        </w:rPr>
+      </w:pPr>
+      <w:r>
+        <w:rPr>
+          <w:rFonts w:ascii="Times New Roman" w:eastAsia="Times New Roman" w:hAnsi="Times New Roman" w:cs="Times New Roman"/>
+          <w:sz w:val="28"/>
+          <w:szCs w:val="28"/>
+          <w:lang w:eastAsia="ru-RU"/>
+        </w:rPr>
+        <w:br w:type="page"/>
+      </w:r>
+    </w:p>
+    <w:p>
+      <w:pPr>
+        <w:pStyle w:val="1"/>
+        <w:numPr>
+          <w:ilvl w:val="0"/>
+          <w:numId w:val="4"/>
+        </w:numPr>
         <w:rPr>
           <w:rFonts w:eastAsia="Times New Roman"/>
           <w:highlight w:val="yellow"/>
           <w:lang w:eastAsia="ru-RU"/>
         </w:rPr>
       </w:pPr>
+      <w:bookmarkStart w:id="71" w:name="_Toc229829472"/>
+      <w:bookmarkStart w:id="72" w:name="_Toc229835797"/>
+      <w:bookmarkStart w:id="73" w:name="_GoBack"/>
+      <w:bookmarkEnd w:id="73"/>
+      <w:r>
+        <w:rPr>
+          <w:rFonts w:eastAsia="Times New Roman"/>
+          <w:highlight w:val="yellow"/>
+          <w:lang w:eastAsia="ru-RU"/>
+        </w:rPr>
+        <w:lastRenderedPageBreak/>
+        <w:t>Тестирование</w:t>
+      </w:r>
+      <w:bookmarkEnd w:id="71"/>
+      <w:bookmarkEnd w:id="72"/>
+    </w:p>
+    <w:p>
+      <w:pPr>
+        <w:spacing w:after="100" w:afterAutospacing="1" w:line="360" w:lineRule="auto"/>
+        <w:ind w:firstLine="709"/>
+        <w:contextualSpacing/>
+        <w:jc w:val="both"/>
+        <w:rPr>
+          <w:rFonts w:ascii="Times New Roman" w:eastAsia="Times New Roman" w:hAnsi="Times New Roman" w:cs="Times New Roman"/>
+          <w:sz w:val="28"/>
+          <w:szCs w:val="28"/>
+          <w:lang w:eastAsia="ru-RU"/>
+        </w:rPr>
+      </w:pPr>
+      <w:r>
+        <w:rPr>
+          <w:rFonts w:ascii="Times New Roman" w:eastAsia="Times New Roman" w:hAnsi="Times New Roman" w:cs="Times New Roman"/>
+          <w:sz w:val="28"/>
+          <w:szCs w:val="28"/>
+          <w:highlight w:val="yellow"/>
+          <w:lang w:eastAsia="ru-RU"/>
+        </w:rPr>
+        <w:t>Описание что делали с тестами индивидуально и тестовая документация</w:t>
+      </w:r>
+    </w:p>
+    <w:p>
+      <w:pPr>
+        <w:spacing w:after="100" w:afterAutospacing="1" w:line="360" w:lineRule="auto"/>
+        <w:ind w:firstLine="709"/>
+        <w:contextualSpacing/>
+        <w:jc w:val="both"/>
+        <w:rPr>
+          <w:rFonts w:ascii="Times New Roman" w:eastAsia="Times New Roman" w:hAnsi="Times New Roman" w:cs="Times New Roman"/>
+          <w:sz w:val="28"/>
+          <w:szCs w:val="28"/>
+          <w:lang w:eastAsia="ru-RU"/>
+        </w:rPr>
+      </w:pPr>
+    </w:p>
+    <w:p>
+      <w:pPr>
+        <w:spacing w:after="100" w:afterAutospacing="1" w:line="360" w:lineRule="auto"/>
+        <w:ind w:firstLine="709"/>
+        <w:contextualSpacing/>
+        <w:jc w:val="both"/>
+        <w:rPr>
+          <w:rFonts w:ascii="Times New Roman" w:eastAsia="Times New Roman" w:hAnsi="Times New Roman" w:cs="Times New Roman"/>
+          <w:sz w:val="28"/>
+          <w:szCs w:val="28"/>
+          <w:lang w:eastAsia="ru-RU"/>
+        </w:rPr>
+      </w:pPr>
+    </w:p>
+    <w:p>
+      <w:pPr>
+        <w:spacing w:after="100" w:afterAutospacing="1" w:line="360" w:lineRule="auto"/>
+        <w:ind w:firstLine="709"/>
+        <w:contextualSpacing/>
+        <w:jc w:val="both"/>
+        <w:rPr>
+          <w:rFonts w:ascii="Times New Roman" w:eastAsia="Times New Roman" w:hAnsi="Times New Roman" w:cs="Times New Roman"/>
+          <w:sz w:val="28"/>
+          <w:szCs w:val="28"/>
+          <w:lang w:eastAsia="ru-RU"/>
+        </w:rPr>
+      </w:pPr>
+    </w:p>
+    <w:p>
+      <w:pPr>
+        <w:spacing w:after="100" w:afterAutospacing="1" w:line="360" w:lineRule="auto"/>
+        <w:ind w:firstLine="709"/>
+        <w:contextualSpacing/>
+        <w:jc w:val="both"/>
+        <w:rPr>
+          <w:rFonts w:ascii="Times New Roman" w:eastAsia="Times New Roman" w:hAnsi="Times New Roman" w:cs="Times New Roman"/>
+          <w:sz w:val="28"/>
+          <w:szCs w:val="28"/>
+          <w:lang w:eastAsia="ru-RU"/>
+        </w:rPr>
+      </w:pPr>
+    </w:p>
+    <w:p>
+      <w:pPr>
+        <w:spacing w:after="160" w:line="259" w:lineRule="auto"/>
+        <w:rPr>
+          <w:rFonts w:ascii="Times New Roman" w:eastAsia="Times New Roman" w:hAnsi="Times New Roman" w:cs="Times New Roman"/>
+          <w:sz w:val="28"/>
+          <w:szCs w:val="28"/>
+          <w:lang w:eastAsia="ru-RU"/>
+        </w:rPr>
+      </w:pPr>
+      <w:r>
+        <w:rPr>
+          <w:rFonts w:ascii="Times New Roman" w:eastAsia="Times New Roman" w:hAnsi="Times New Roman" w:cs="Times New Roman"/>
+          <w:sz w:val="28"/>
+          <w:szCs w:val="28"/>
+          <w:lang w:eastAsia="ru-RU"/>
+        </w:rPr>
+        <w:br w:type="page"/>
+      </w:r>
+    </w:p>
+    <w:p>
+      <w:pPr>
+        <w:pStyle w:val="1"/>
+        <w:numPr>
+          <w:ilvl w:val="0"/>
+          <w:numId w:val="4"/>
+        </w:numPr>
+        <w:rPr>
+          <w:rFonts w:eastAsia="Times New Roman"/>
+          <w:highlight w:val="yellow"/>
+          <w:lang w:eastAsia="ru-RU"/>
+        </w:rPr>
+      </w:pPr>
       <w:bookmarkStart w:id="74" w:name="_Toc229829473"/>
       <w:bookmarkStart w:id="75" w:name="_Toc229835798"/>
       <w:r>
@@ -25691,7 +28105,7 @@
       </w:pPr>
     </w:p>
     <w:sectPr>
-      <w:footerReference w:type="default" r:id="rId13"/>
+      <w:footerReference w:type="default" r:id="rId21"/>
       <w:pgSz w:w="11906" w:h="16838"/>
       <w:pgMar w:top="1134" w:right="851" w:bottom="1134" w:left="1701" w:header="709" w:footer="709" w:gutter="0"/>
       <w:pgNumType w:start="0"/>
@@ -25738,7 +28152,6 @@
         <w:docPartUnique/>
       </w:docPartObj>
     </w:sdtPr>
-    <w:sdtEndPr/>
     <w:sdtContent>
       <w:p>
         <w:pPr>
@@ -25758,7 +28171,7 @@
           <w:rPr>
             <w:noProof/>
           </w:rPr>
-          <w:t>44</w:t>
+          <w:t>57</w:t>
         </w:r>
         <w:r>
           <w:fldChar w:fldCharType="end"/>
@@ -29365,6 +31778,22 @@
       <w:bCs/>
     </w:rPr>
   </w:style>
+  <w:style w:type="paragraph" w:styleId="ad">
+    <w:name w:val="Normal (Web)"/>
+    <w:basedOn w:val="a"/>
+    <w:uiPriority w:val="99"/>
+    <w:unhideWhenUsed/>
+    <w:rsid w:val="00FF7D1F"/>
+    <w:pPr>
+      <w:spacing w:before="100" w:beforeAutospacing="1" w:after="100" w:afterAutospacing="1" w:line="240" w:lineRule="auto"/>
+    </w:pPr>
+    <w:rPr>
+      <w:rFonts w:ascii="Times New Roman" w:eastAsia="Times New Roman" w:hAnsi="Times New Roman" w:cs="Times New Roman"/>
+      <w:sz w:val="24"/>
+      <w:szCs w:val="24"/>
+      <w:lang w:eastAsia="ru-RU"/>
+    </w:rPr>
+  </w:style>
 </w:styles>
 </file>
 
@@ -29634,7 +32063,7 @@
 </file>
 
 <file path=customXml/itemProps1.xml><?xml version="1.0" encoding="utf-8"?>
-<ds:datastoreItem xmlns:ds="http://schemas.openxmlformats.org/officeDocument/2006/customXml" ds:itemID="{3DCD7944-ABFB-4C65-8333-675A03E33687}">
+<ds:datastoreItem xmlns:ds="http://schemas.openxmlformats.org/officeDocument/2006/customXml" ds:itemID="{E9CB0F8D-7173-4B01-8731-F2E015EAD470}">
   <ds:schemaRefs>
     <ds:schemaRef ds:uri="http://schemas.openxmlformats.org/officeDocument/2006/bibliography"/>
   </ds:schemaRefs>

--- a/документация/Отчет Рыжова.docx
+++ b/документация/Отчет Рыжова.docx
@@ -295,19 +295,8 @@
           <w:szCs w:val="28"/>
           <w:lang w:eastAsia="ru-RU"/>
         </w:rPr>
-        <w:t xml:space="preserve">____________ Ю.С. </w:t>
-      </w:r>
-      <w:proofErr w:type="spellStart"/>
-      <w:r>
-        <w:rPr>
-          <w:rFonts w:ascii="Times New Roman" w:eastAsia="Times New Roman" w:hAnsi="Times New Roman" w:cs="Times New Roman"/>
-          <w:sz w:val="28"/>
-          <w:szCs w:val="28"/>
-          <w:lang w:eastAsia="ru-RU"/>
-        </w:rPr>
-        <w:t>Мамшева</w:t>
-      </w:r>
-      <w:proofErr w:type="spellEnd"/>
+        <w:t>____________ Ю.С. Мамшева</w:t>
+      </w:r>
     </w:p>
     <w:p>
       <w:pPr>
@@ -665,25 +654,7 @@
           <w:sz w:val="28"/>
           <w:lang w:eastAsia="ru-RU"/>
         </w:rPr>
-        <w:t xml:space="preserve">итель: ___________ </w:t>
-      </w:r>
-      <w:proofErr w:type="spellStart"/>
-      <w:r>
-        <w:rPr>
-          <w:rFonts w:ascii="Times New Roman" w:eastAsia="Times New Roman" w:hAnsi="Times New Roman" w:cs="Times New Roman"/>
-          <w:sz w:val="28"/>
-          <w:lang w:eastAsia="ru-RU"/>
-        </w:rPr>
-        <w:t>Мамшева</w:t>
-      </w:r>
-      <w:proofErr w:type="spellEnd"/>
-      <w:r>
-        <w:rPr>
-          <w:rFonts w:ascii="Times New Roman" w:eastAsia="Times New Roman" w:hAnsi="Times New Roman" w:cs="Times New Roman"/>
-          <w:sz w:val="28"/>
-          <w:lang w:eastAsia="ru-RU"/>
-        </w:rPr>
-        <w:t xml:space="preserve"> Ю.С.</w:t>
+        <w:t>итель: ___________ Мамшева Ю.С.</w:t>
       </w:r>
       <w:r>
         <w:rPr>
@@ -5859,47 +5830,7 @@
           <w:szCs w:val="28"/>
           <w:lang w:eastAsia="ru-RU"/>
         </w:rPr>
-        <w:t>Проект «</w:t>
-      </w:r>
-      <w:proofErr w:type="spellStart"/>
-      <w:r>
-        <w:rPr>
-          <w:rFonts w:ascii="Times New Roman" w:eastAsia="Times New Roman" w:hAnsi="Times New Roman" w:cs="Times New Roman"/>
-          <w:sz w:val="28"/>
-          <w:szCs w:val="28"/>
-          <w:lang w:eastAsia="ru-RU"/>
-        </w:rPr>
-        <w:t>Wrong</w:t>
-      </w:r>
-      <w:proofErr w:type="spellEnd"/>
-      <w:r>
-        <w:rPr>
-          <w:rFonts w:ascii="Times New Roman" w:eastAsia="Times New Roman" w:hAnsi="Times New Roman" w:cs="Times New Roman"/>
-          <w:sz w:val="28"/>
-          <w:szCs w:val="28"/>
-          <w:lang w:eastAsia="ru-RU"/>
-        </w:rPr>
-        <w:t xml:space="preserve"> </w:t>
-      </w:r>
-      <w:proofErr w:type="spellStart"/>
-      <w:r>
-        <w:rPr>
-          <w:rFonts w:ascii="Times New Roman" w:eastAsia="Times New Roman" w:hAnsi="Times New Roman" w:cs="Times New Roman"/>
-          <w:sz w:val="28"/>
-          <w:szCs w:val="28"/>
-          <w:lang w:eastAsia="ru-RU"/>
-        </w:rPr>
-        <w:t>Turn</w:t>
-      </w:r>
-      <w:proofErr w:type="spellEnd"/>
-      <w:r>
-        <w:rPr>
-          <w:rFonts w:ascii="Times New Roman" w:eastAsia="Times New Roman" w:hAnsi="Times New Roman" w:cs="Times New Roman"/>
-          <w:sz w:val="28"/>
-          <w:szCs w:val="28"/>
-          <w:lang w:eastAsia="ru-RU"/>
-        </w:rPr>
-        <w:t>» актуален в связи с высоким уровнем аварийности среди начинающих водителей, причиной которого часто является недостаточная теоретическая подготовка и неумение применять правила в стрессовых ситуациях. Существующие тесты и билеты зачастую не предоставляют глубокого анализа ошибок пользователя и не адаптируют обучение под его слабые места. Разрабатываемый сервис решает эту проблему, предлагая интеллектуальный анализ подготовки (выявление «слепых зон» в знаниях), что повышает качество усвоения ПДД и, как следствие, безопасность на дороге.</w:t>
+        <w:t>Проект «Wrong Turn» актуален в связи с высоким уровнем аварийности среди начинающих водителей, причиной которого часто является недостаточная теоретическая подготовка и неумение применять правила в стрессовых ситуациях. Существующие тесты и билеты зачастую не предоставляют глубокого анализа ошибок пользователя и не адаптируют обучение под его слабые места. Разрабатываемый сервис решает эту проблему, предлагая интеллектуальный анализ подготовки (выявление «слепых зон» в знаниях), что повышает качество усвоения ПДД и, как следствие, безопасность на дороге.</w:t>
       </w:r>
     </w:p>
     <w:p>
@@ -5922,47 +5853,7 @@
           <w:szCs w:val="28"/>
           <w:lang w:eastAsia="ru-RU"/>
         </w:rPr>
-        <w:t>Актуальность разработки вспомогательного инструмента «</w:t>
-      </w:r>
-      <w:proofErr w:type="spellStart"/>
-      <w:r>
-        <w:rPr>
-          <w:rFonts w:ascii="Times New Roman" w:eastAsia="Times New Roman" w:hAnsi="Times New Roman" w:cs="Times New Roman"/>
-          <w:sz w:val="28"/>
-          <w:szCs w:val="28"/>
-          <w:lang w:eastAsia="ru-RU"/>
-        </w:rPr>
-        <w:t>Wrong</w:t>
-      </w:r>
-      <w:proofErr w:type="spellEnd"/>
-      <w:r>
-        <w:rPr>
-          <w:rFonts w:ascii="Times New Roman" w:eastAsia="Times New Roman" w:hAnsi="Times New Roman" w:cs="Times New Roman"/>
-          <w:sz w:val="28"/>
-          <w:szCs w:val="28"/>
-          <w:lang w:eastAsia="ru-RU"/>
-        </w:rPr>
-        <w:t xml:space="preserve"> </w:t>
-      </w:r>
-      <w:proofErr w:type="spellStart"/>
-      <w:r>
-        <w:rPr>
-          <w:rFonts w:ascii="Times New Roman" w:eastAsia="Times New Roman" w:hAnsi="Times New Roman" w:cs="Times New Roman"/>
-          <w:sz w:val="28"/>
-          <w:szCs w:val="28"/>
-          <w:lang w:eastAsia="ru-RU"/>
-        </w:rPr>
-        <w:t>Turn</w:t>
-      </w:r>
-      <w:proofErr w:type="spellEnd"/>
-      <w:r>
-        <w:rPr>
-          <w:rFonts w:ascii="Times New Roman" w:eastAsia="Times New Roman" w:hAnsi="Times New Roman" w:cs="Times New Roman"/>
-          <w:sz w:val="28"/>
-          <w:szCs w:val="28"/>
-          <w:lang w:eastAsia="ru-RU"/>
-        </w:rPr>
-        <w:t>» обусловлена несколькими ключевыми факторами в сфере подготовки водителей и б</w:t>
+        <w:t>Актуальность разработки вспомогательного инструмента «Wrong Turn» обусловлена несколькими ключевыми факторами в сфере подготовки водителей и б</w:t>
       </w:r>
       <w:r>
         <w:rPr>
@@ -5998,47 +5889,7 @@
           <w:szCs w:val="28"/>
           <w:lang w:eastAsia="ru-RU"/>
         </w:rPr>
-        <w:t>Высокий уровень аварийности по вине новичков. Статистика ГИБДД показывает, что значительная часть ДТП совершается водителями со стажем менее 2 лет. Основная причина — не твердое знание ПДД в нестандартных или стрессовых ситуациях (например, в условиях ограниченной видимости или интенсивного движения). «</w:t>
-      </w:r>
-      <w:proofErr w:type="spellStart"/>
-      <w:r>
-        <w:rPr>
-          <w:rFonts w:ascii="Times New Roman" w:eastAsia="Times New Roman" w:hAnsi="Times New Roman" w:cs="Times New Roman"/>
-          <w:sz w:val="28"/>
-          <w:szCs w:val="28"/>
-          <w:lang w:eastAsia="ru-RU"/>
-        </w:rPr>
-        <w:t>Wrong</w:t>
-      </w:r>
-      <w:proofErr w:type="spellEnd"/>
-      <w:r>
-        <w:rPr>
-          <w:rFonts w:ascii="Times New Roman" w:eastAsia="Times New Roman" w:hAnsi="Times New Roman" w:cs="Times New Roman"/>
-          <w:sz w:val="28"/>
-          <w:szCs w:val="28"/>
-          <w:lang w:eastAsia="ru-RU"/>
-        </w:rPr>
-        <w:t xml:space="preserve"> </w:t>
-      </w:r>
-      <w:proofErr w:type="spellStart"/>
-      <w:r>
-        <w:rPr>
-          <w:rFonts w:ascii="Times New Roman" w:eastAsia="Times New Roman" w:hAnsi="Times New Roman" w:cs="Times New Roman"/>
-          <w:sz w:val="28"/>
-          <w:szCs w:val="28"/>
-          <w:lang w:eastAsia="ru-RU"/>
-        </w:rPr>
-        <w:t>Turn</w:t>
-      </w:r>
-      <w:proofErr w:type="spellEnd"/>
-      <w:r>
-        <w:rPr>
-          <w:rFonts w:ascii="Times New Roman" w:eastAsia="Times New Roman" w:hAnsi="Times New Roman" w:cs="Times New Roman"/>
-          <w:sz w:val="28"/>
-          <w:szCs w:val="28"/>
-          <w:lang w:eastAsia="ru-RU"/>
-        </w:rPr>
-        <w:t>» направлен на л</w:t>
+        <w:t>Высокий уровень аварийности по вине новичков. Статистика ГИБДД показывает, что значительная часть ДТП совершается водителями со стажем менее 2 лет. Основная причина — не твердое знание ПДД в нестандартных или стрессовых ситуациях (например, в условиях ограниченной видимости или интенсивного движения). «Wrong Turn» направлен на л</w:t>
       </w:r>
       <w:r>
         <w:rPr>
@@ -6138,47 +5989,7 @@
           <w:szCs w:val="28"/>
           <w:lang w:eastAsia="ru-RU"/>
         </w:rPr>
-        <w:t xml:space="preserve"> тяготеет к адаптивному обучению. Проект «</w:t>
-      </w:r>
-      <w:proofErr w:type="spellStart"/>
-      <w:r>
-        <w:rPr>
-          <w:rFonts w:ascii="Times New Roman" w:eastAsia="Times New Roman" w:hAnsi="Times New Roman" w:cs="Times New Roman"/>
-          <w:sz w:val="28"/>
-          <w:szCs w:val="28"/>
-          <w:lang w:eastAsia="ru-RU"/>
-        </w:rPr>
-        <w:t>Wrong</w:t>
-      </w:r>
-      <w:proofErr w:type="spellEnd"/>
-      <w:r>
-        <w:rPr>
-          <w:rFonts w:ascii="Times New Roman" w:eastAsia="Times New Roman" w:hAnsi="Times New Roman" w:cs="Times New Roman"/>
-          <w:sz w:val="28"/>
-          <w:szCs w:val="28"/>
-          <w:lang w:eastAsia="ru-RU"/>
-        </w:rPr>
-        <w:t xml:space="preserve"> </w:t>
-      </w:r>
-      <w:proofErr w:type="spellStart"/>
-      <w:r>
-        <w:rPr>
-          <w:rFonts w:ascii="Times New Roman" w:eastAsia="Times New Roman" w:hAnsi="Times New Roman" w:cs="Times New Roman"/>
-          <w:sz w:val="28"/>
-          <w:szCs w:val="28"/>
-          <w:lang w:eastAsia="ru-RU"/>
-        </w:rPr>
-        <w:t>Turn</w:t>
-      </w:r>
-      <w:proofErr w:type="spellEnd"/>
-      <w:r>
-        <w:rPr>
-          <w:rFonts w:ascii="Times New Roman" w:eastAsia="Times New Roman" w:hAnsi="Times New Roman" w:cs="Times New Roman"/>
-          <w:sz w:val="28"/>
-          <w:szCs w:val="28"/>
-          <w:lang w:eastAsia="ru-RU"/>
-        </w:rPr>
-        <w:t>» предоставляет анализ деятельности обучающегося: выявляет темы, в которых пользователь чаще всего ошибается (например, «проезд перекрестков с круговым движением» или «железнодорожные переезды»), и формирует индивидуальную т</w:t>
+        <w:t xml:space="preserve"> тяготеет к адаптивному обучению. Проект «Wrong Turn» предоставляет анализ деятельности обучающегося: выявляет темы, в которых пользователь чаще всего ошибается (например, «проезд перекрестков с круговым движением» или «железнодорожные переезды»), и формирует индивидуальную т</w:t>
       </w:r>
       <w:r>
         <w:rPr>
@@ -6214,47 +6025,7 @@
           <w:szCs w:val="28"/>
           <w:lang w:eastAsia="ru-RU"/>
         </w:rPr>
-        <w:t>Психологическая подготовка к экзамену. Название «</w:t>
-      </w:r>
-      <w:proofErr w:type="spellStart"/>
-      <w:r>
-        <w:rPr>
-          <w:rFonts w:ascii="Times New Roman" w:eastAsia="Times New Roman" w:hAnsi="Times New Roman" w:cs="Times New Roman"/>
-          <w:sz w:val="28"/>
-          <w:szCs w:val="28"/>
-          <w:lang w:eastAsia="ru-RU"/>
-        </w:rPr>
-        <w:t>Wrong</w:t>
-      </w:r>
-      <w:proofErr w:type="spellEnd"/>
-      <w:r>
-        <w:rPr>
-          <w:rFonts w:ascii="Times New Roman" w:eastAsia="Times New Roman" w:hAnsi="Times New Roman" w:cs="Times New Roman"/>
-          <w:sz w:val="28"/>
-          <w:szCs w:val="28"/>
-          <w:lang w:eastAsia="ru-RU"/>
-        </w:rPr>
-        <w:t xml:space="preserve"> </w:t>
-      </w:r>
-      <w:proofErr w:type="spellStart"/>
-      <w:r>
-        <w:rPr>
-          <w:rFonts w:ascii="Times New Roman" w:eastAsia="Times New Roman" w:hAnsi="Times New Roman" w:cs="Times New Roman"/>
-          <w:sz w:val="28"/>
-          <w:szCs w:val="28"/>
-          <w:lang w:eastAsia="ru-RU"/>
-        </w:rPr>
-        <w:t>Turn</w:t>
-      </w:r>
-      <w:proofErr w:type="spellEnd"/>
-      <w:r>
-        <w:rPr>
-          <w:rFonts w:ascii="Times New Roman" w:eastAsia="Times New Roman" w:hAnsi="Times New Roman" w:cs="Times New Roman"/>
-          <w:sz w:val="28"/>
-          <w:szCs w:val="28"/>
-          <w:lang w:eastAsia="ru-RU"/>
-        </w:rPr>
-        <w:t>» символизирует безопасную среду для ошибок. В реальной жизни ошибка на дороге может стоить здоровья или жизни, а в учебном сервисе — это просто шаг к правильному пониманию. Проект учит не бояться ошибаться на этапе обучения, что снижает тревожност</w:t>
+        <w:t>Психологическая подготовка к экзамену. Название «Wrong Turn» символизирует безопасную среду для ошибок. В реальной жизни ошибка на дороге может стоить здоровья или жизни, а в учебном сервисе — это просто шаг к правильному пониманию. Проект учит не бояться ошибаться на этапе обучения, что снижает тревожност</w:t>
       </w:r>
       <w:r>
         <w:rPr>
@@ -6308,47 +6079,7 @@
           <w:szCs w:val="28"/>
           <w:lang w:eastAsia="ru-RU"/>
         </w:rPr>
-        <w:t xml:space="preserve"> «</w:t>
-      </w:r>
-      <w:proofErr w:type="spellStart"/>
-      <w:r>
-        <w:rPr>
-          <w:rFonts w:ascii="Times New Roman" w:eastAsia="Times New Roman" w:hAnsi="Times New Roman" w:cs="Times New Roman"/>
-          <w:sz w:val="28"/>
-          <w:szCs w:val="28"/>
-          <w:lang w:eastAsia="ru-RU"/>
-        </w:rPr>
-        <w:t>Wrong</w:t>
-      </w:r>
-      <w:proofErr w:type="spellEnd"/>
-      <w:r>
-        <w:rPr>
-          <w:rFonts w:ascii="Times New Roman" w:eastAsia="Times New Roman" w:hAnsi="Times New Roman" w:cs="Times New Roman"/>
-          <w:sz w:val="28"/>
-          <w:szCs w:val="28"/>
-          <w:lang w:eastAsia="ru-RU"/>
-        </w:rPr>
-        <w:t xml:space="preserve"> </w:t>
-      </w:r>
-      <w:proofErr w:type="spellStart"/>
-      <w:r>
-        <w:rPr>
-          <w:rFonts w:ascii="Times New Roman" w:eastAsia="Times New Roman" w:hAnsi="Times New Roman" w:cs="Times New Roman"/>
-          <w:sz w:val="28"/>
-          <w:szCs w:val="28"/>
-          <w:lang w:eastAsia="ru-RU"/>
-        </w:rPr>
-        <w:t>Turn</w:t>
-      </w:r>
-      <w:proofErr w:type="spellEnd"/>
-      <w:r>
-        <w:rPr>
-          <w:rFonts w:ascii="Times New Roman" w:eastAsia="Times New Roman" w:hAnsi="Times New Roman" w:cs="Times New Roman"/>
-          <w:sz w:val="28"/>
-          <w:szCs w:val="28"/>
-          <w:lang w:eastAsia="ru-RU"/>
-        </w:rPr>
-        <w:t>» может быть интегрирован как цифровой помощник для самостоятельной работы курсанта, позволяя преподавателю отслеживать прогресс группы (слабые места, динамику улучшений) без ручной проверки сотен тестов.</w:t>
+        <w:t xml:space="preserve"> «Wrong Turn» может быть интегрирован как цифровой помощник для самостоятельной работы курсанта, позволяя преподавателю отслеживать прогресс группы (слабые места, динамику улучшений) без ручной проверки сотен тестов.</w:t>
       </w:r>
     </w:p>
     <w:p>
@@ -6531,47 +6262,7 @@
           <w:szCs w:val="28"/>
           <w:lang w:eastAsia="ru-RU"/>
         </w:rPr>
-        <w:t>Полное наименование: «</w:t>
-      </w:r>
-      <w:proofErr w:type="spellStart"/>
-      <w:r>
-        <w:rPr>
-          <w:rFonts w:ascii="Times New Roman" w:eastAsia="Times New Roman" w:hAnsi="Times New Roman" w:cs="Times New Roman"/>
-          <w:sz w:val="28"/>
-          <w:szCs w:val="28"/>
-          <w:lang w:eastAsia="ru-RU"/>
-        </w:rPr>
-        <w:t>Wrong</w:t>
-      </w:r>
-      <w:proofErr w:type="spellEnd"/>
-      <w:r>
-        <w:rPr>
-          <w:rFonts w:ascii="Times New Roman" w:eastAsia="Times New Roman" w:hAnsi="Times New Roman" w:cs="Times New Roman"/>
-          <w:sz w:val="28"/>
-          <w:szCs w:val="28"/>
-          <w:lang w:eastAsia="ru-RU"/>
-        </w:rPr>
-        <w:t xml:space="preserve"> </w:t>
-      </w:r>
-      <w:proofErr w:type="spellStart"/>
-      <w:r>
-        <w:rPr>
-          <w:rFonts w:ascii="Times New Roman" w:eastAsia="Times New Roman" w:hAnsi="Times New Roman" w:cs="Times New Roman"/>
-          <w:sz w:val="28"/>
-          <w:szCs w:val="28"/>
-          <w:lang w:eastAsia="ru-RU"/>
-        </w:rPr>
-        <w:t>Turn</w:t>
-      </w:r>
-      <w:proofErr w:type="spellEnd"/>
-      <w:r>
-        <w:rPr>
-          <w:rFonts w:ascii="Times New Roman" w:eastAsia="Times New Roman" w:hAnsi="Times New Roman" w:cs="Times New Roman"/>
-          <w:sz w:val="28"/>
-          <w:szCs w:val="28"/>
-          <w:lang w:eastAsia="ru-RU"/>
-        </w:rPr>
-        <w:t>».</w:t>
+        <w:t>Полное наименование: «Wrong Turn».</w:t>
       </w:r>
     </w:p>
     <w:p>
@@ -6707,47 +6398,7 @@
           <w:szCs w:val="28"/>
           <w:lang w:eastAsia="ru-RU"/>
         </w:rPr>
-        <w:t xml:space="preserve">- Высокий спрос: ежедневные запросы «сдать </w:t>
-      </w:r>
-      <w:proofErr w:type="spellStart"/>
-      <w:r>
-        <w:rPr>
-          <w:rFonts w:ascii="Times New Roman" w:eastAsia="Times New Roman" w:hAnsi="Times New Roman" w:cs="Times New Roman"/>
-          <w:sz w:val="28"/>
-          <w:szCs w:val="28"/>
-          <w:lang w:eastAsia="ru-RU"/>
-        </w:rPr>
-        <w:t>пдд</w:t>
-      </w:r>
-      <w:proofErr w:type="spellEnd"/>
-      <w:r>
-        <w:rPr>
-          <w:rFonts w:ascii="Times New Roman" w:eastAsia="Times New Roman" w:hAnsi="Times New Roman" w:cs="Times New Roman"/>
-          <w:sz w:val="28"/>
-          <w:szCs w:val="28"/>
-          <w:lang w:eastAsia="ru-RU"/>
-        </w:rPr>
-        <w:t xml:space="preserve"> онлайн» и «решать билеты </w:t>
-      </w:r>
-      <w:proofErr w:type="spellStart"/>
-      <w:r>
-        <w:rPr>
-          <w:rFonts w:ascii="Times New Roman" w:eastAsia="Times New Roman" w:hAnsi="Times New Roman" w:cs="Times New Roman"/>
-          <w:sz w:val="28"/>
-          <w:szCs w:val="28"/>
-          <w:lang w:eastAsia="ru-RU"/>
-        </w:rPr>
-        <w:t>пдд</w:t>
-      </w:r>
-      <w:proofErr w:type="spellEnd"/>
-      <w:r>
-        <w:rPr>
-          <w:rFonts w:ascii="Times New Roman" w:eastAsia="Times New Roman" w:hAnsi="Times New Roman" w:cs="Times New Roman"/>
-          <w:sz w:val="28"/>
-          <w:szCs w:val="28"/>
-          <w:lang w:eastAsia="ru-RU"/>
-        </w:rPr>
-        <w:t xml:space="preserve"> 2026»</w:t>
+        <w:t>- Высокий спрос: ежедневные запросы «сдать пдд онлайн» и «решать билеты пдд 2026»</w:t>
       </w:r>
     </w:p>
     <w:p>
@@ -6845,47 +6496,7 @@
           <w:szCs w:val="28"/>
           <w:lang w:eastAsia="ru-RU"/>
         </w:rPr>
-        <w:t>ИС «</w:t>
-      </w:r>
-      <w:proofErr w:type="spellStart"/>
-      <w:r>
-        <w:rPr>
-          <w:rFonts w:ascii="Times New Roman" w:eastAsia="Times New Roman" w:hAnsi="Times New Roman" w:cs="Times New Roman"/>
-          <w:sz w:val="28"/>
-          <w:szCs w:val="28"/>
-          <w:lang w:eastAsia="ru-RU"/>
-        </w:rPr>
-        <w:t>Wrong</w:t>
-      </w:r>
-      <w:proofErr w:type="spellEnd"/>
-      <w:r>
-        <w:rPr>
-          <w:rFonts w:ascii="Times New Roman" w:eastAsia="Times New Roman" w:hAnsi="Times New Roman" w:cs="Times New Roman"/>
-          <w:sz w:val="28"/>
-          <w:szCs w:val="28"/>
-          <w:lang w:eastAsia="ru-RU"/>
-        </w:rPr>
-        <w:t xml:space="preserve"> </w:t>
-      </w:r>
-      <w:proofErr w:type="spellStart"/>
-      <w:r>
-        <w:rPr>
-          <w:rFonts w:ascii="Times New Roman" w:eastAsia="Times New Roman" w:hAnsi="Times New Roman" w:cs="Times New Roman"/>
-          <w:sz w:val="28"/>
-          <w:szCs w:val="28"/>
-          <w:lang w:eastAsia="ru-RU"/>
-        </w:rPr>
-        <w:t>Turn</w:t>
-      </w:r>
-      <w:proofErr w:type="spellEnd"/>
-      <w:r>
-        <w:rPr>
-          <w:rFonts w:ascii="Times New Roman" w:eastAsia="Times New Roman" w:hAnsi="Times New Roman" w:cs="Times New Roman"/>
-          <w:sz w:val="28"/>
-          <w:szCs w:val="28"/>
-          <w:lang w:eastAsia="ru-RU"/>
-        </w:rPr>
-        <w:t xml:space="preserve">» предназначена для проведения тестирования знаний пользователя теорию по вождению, с акцентом отображения ошибок и отображения готовности пользователя к теоретическому экзамену. </w:t>
+        <w:t xml:space="preserve">ИС «Wrong Turn» предназначена для проведения тестирования знаний пользователя теорию по вождению, с акцентом отображения ошибок и отображения готовности пользователя к теоретическому экзамену. </w:t>
       </w:r>
     </w:p>
     <w:p>
@@ -7321,47 +6932,7 @@
           <w:szCs w:val="28"/>
           <w:lang w:eastAsia="ru-RU"/>
         </w:rPr>
-        <w:t>В ходе проектирования информационной системы «</w:t>
-      </w:r>
-      <w:proofErr w:type="spellStart"/>
-      <w:r>
-        <w:rPr>
-          <w:rFonts w:ascii="Times New Roman" w:eastAsia="Times New Roman" w:hAnsi="Times New Roman" w:cs="Times New Roman"/>
-          <w:sz w:val="28"/>
-          <w:szCs w:val="28"/>
-          <w:lang w:eastAsia="ru-RU"/>
-        </w:rPr>
-        <w:t>Wrong</w:t>
-      </w:r>
-      <w:proofErr w:type="spellEnd"/>
-      <w:r>
-        <w:rPr>
-          <w:rFonts w:ascii="Times New Roman" w:eastAsia="Times New Roman" w:hAnsi="Times New Roman" w:cs="Times New Roman"/>
-          <w:sz w:val="28"/>
-          <w:szCs w:val="28"/>
-          <w:lang w:eastAsia="ru-RU"/>
-        </w:rPr>
-        <w:t xml:space="preserve"> </w:t>
-      </w:r>
-      <w:proofErr w:type="spellStart"/>
-      <w:r>
-        <w:rPr>
-          <w:rFonts w:ascii="Times New Roman" w:eastAsia="Times New Roman" w:hAnsi="Times New Roman" w:cs="Times New Roman"/>
-          <w:sz w:val="28"/>
-          <w:szCs w:val="28"/>
-          <w:lang w:eastAsia="ru-RU"/>
-        </w:rPr>
-        <w:t>Turn</w:t>
-      </w:r>
-      <w:proofErr w:type="spellEnd"/>
-      <w:r>
-        <w:rPr>
-          <w:rFonts w:ascii="Times New Roman" w:eastAsia="Times New Roman" w:hAnsi="Times New Roman" w:cs="Times New Roman"/>
-          <w:sz w:val="28"/>
-          <w:szCs w:val="28"/>
-          <w:lang w:eastAsia="ru-RU"/>
-        </w:rPr>
-        <w:t>» были определены следующие цели, достижение которых обеспечивает решение выявленной проблемы - низкой эффективности ручного контроля знаний ПДД и отсутствия детализированной обратной связи по ошибкам тестируемого.</w:t>
+        <w:t>В ходе проектирования информационной системы «Wrong Turn» были определены следующие цели, достижение которых обеспечивает решение выявленной проблемы - низкой эффективности ручного контроля знаний ПДД и отсутствия детализированной обратной связи по ошибкам тестируемого.</w:t>
       </w:r>
     </w:p>
     <w:p>
@@ -7430,27 +7001,7 @@
           <w:szCs w:val="28"/>
           <w:lang w:eastAsia="ru-RU"/>
         </w:rPr>
-        <w:t xml:space="preserve">Цель 2. Обеспечение объективности и </w:t>
-      </w:r>
-      <w:proofErr w:type="spellStart"/>
-      <w:r>
-        <w:rPr>
-          <w:rFonts w:ascii="Times New Roman" w:eastAsia="Times New Roman" w:hAnsi="Times New Roman" w:cs="Times New Roman"/>
-          <w:sz w:val="28"/>
-          <w:szCs w:val="28"/>
-          <w:lang w:eastAsia="ru-RU"/>
-        </w:rPr>
-        <w:t>воспроизводимости</w:t>
-      </w:r>
-      <w:proofErr w:type="spellEnd"/>
-      <w:r>
-        <w:rPr>
-          <w:rFonts w:ascii="Times New Roman" w:eastAsia="Times New Roman" w:hAnsi="Times New Roman" w:cs="Times New Roman"/>
-          <w:sz w:val="28"/>
-          <w:szCs w:val="28"/>
-          <w:lang w:eastAsia="ru-RU"/>
-        </w:rPr>
-        <w:t xml:space="preserve"> результатов тестирования</w:t>
+        <w:t>Цель 2. Обеспечение объективности и воспроизводимости результатов тестирования</w:t>
       </w:r>
     </w:p>
     <w:p>
@@ -7965,27 +7516,7 @@
           <w:szCs w:val="28"/>
           <w:lang w:eastAsia="ru-RU"/>
         </w:rPr>
-        <w:t xml:space="preserve">Цель 2. Объективность и </w:t>
-      </w:r>
-      <w:proofErr w:type="spellStart"/>
-      <w:r>
-        <w:rPr>
-          <w:rFonts w:ascii="Times New Roman" w:eastAsia="Times New Roman" w:hAnsi="Times New Roman" w:cs="Times New Roman"/>
-          <w:sz w:val="28"/>
-          <w:szCs w:val="28"/>
-          <w:lang w:eastAsia="ru-RU"/>
-        </w:rPr>
-        <w:t>воспроизводимость</w:t>
-      </w:r>
-      <w:proofErr w:type="spellEnd"/>
-      <w:r>
-        <w:rPr>
-          <w:rFonts w:ascii="Times New Roman" w:eastAsia="Times New Roman" w:hAnsi="Times New Roman" w:cs="Times New Roman"/>
-          <w:sz w:val="28"/>
-          <w:szCs w:val="28"/>
-          <w:lang w:eastAsia="ru-RU"/>
-        </w:rPr>
-        <w:t xml:space="preserve"> результатов</w:t>
+        <w:t>Цель 2. Объективность и воспроизводимость результатов</w:t>
       </w:r>
     </w:p>
     <w:p>
@@ -8474,23 +8005,7 @@
                 <w:rFonts w:ascii="Times New Roman" w:hAnsi="Times New Roman" w:cs="Times New Roman"/>
                 <w:sz w:val="24"/>
               </w:rPr>
-              <w:t xml:space="preserve">Присутствие в выходном отчете </w:t>
-            </w:r>
-            <w:proofErr w:type="spellStart"/>
-            <w:r>
-              <w:rPr>
-                <w:rFonts w:ascii="Times New Roman" w:hAnsi="Times New Roman" w:cs="Times New Roman"/>
-                <w:sz w:val="24"/>
-              </w:rPr>
-              <w:t>потемной</w:t>
-            </w:r>
-            <w:proofErr w:type="spellEnd"/>
-            <w:r>
-              <w:rPr>
-                <w:rFonts w:ascii="Times New Roman" w:hAnsi="Times New Roman" w:cs="Times New Roman"/>
-                <w:sz w:val="24"/>
-              </w:rPr>
-              <w:t xml:space="preserve"> классификации ошибок</w:t>
+              <w:t>Присутствие в выходном отчете потемной классификации ошибок</w:t>
             </w:r>
           </w:p>
         </w:tc>
@@ -8954,23 +8469,7 @@
                 <w:rFonts w:ascii="Times New Roman" w:hAnsi="Times New Roman" w:cs="Times New Roman"/>
                 <w:sz w:val="24"/>
               </w:rPr>
-              <w:t xml:space="preserve">Да (механизм </w:t>
-            </w:r>
-            <w:proofErr w:type="spellStart"/>
-            <w:r>
-              <w:rPr>
-                <w:rFonts w:ascii="Times New Roman" w:hAnsi="Times New Roman" w:cs="Times New Roman"/>
-                <w:sz w:val="24"/>
-              </w:rPr>
-              <w:t>версионирования</w:t>
-            </w:r>
-            <w:proofErr w:type="spellEnd"/>
-            <w:r>
-              <w:rPr>
-                <w:rFonts w:ascii="Times New Roman" w:hAnsi="Times New Roman" w:cs="Times New Roman"/>
-                <w:sz w:val="24"/>
-              </w:rPr>
-              <w:t>)</w:t>
+              <w:t>Да (механизм версионирования)</w:t>
             </w:r>
           </w:p>
         </w:tc>
@@ -9079,47 +8578,7 @@
           <w:szCs w:val="28"/>
           <w:lang w:eastAsia="ru-RU"/>
         </w:rPr>
-        <w:t>В настоящем разделе приводится детализированное описание объектов, подвергаемых автоматизации в рамках ИС «</w:t>
-      </w:r>
-      <w:proofErr w:type="spellStart"/>
-      <w:r>
-        <w:rPr>
-          <w:rFonts w:ascii="Times New Roman" w:eastAsia="Times New Roman" w:hAnsi="Times New Roman" w:cs="Times New Roman"/>
-          <w:sz w:val="28"/>
-          <w:szCs w:val="28"/>
-          <w:lang w:eastAsia="ru-RU"/>
-        </w:rPr>
-        <w:t>Wrong</w:t>
-      </w:r>
-      <w:proofErr w:type="spellEnd"/>
-      <w:r>
-        <w:rPr>
-          <w:rFonts w:ascii="Times New Roman" w:eastAsia="Times New Roman" w:hAnsi="Times New Roman" w:cs="Times New Roman"/>
-          <w:sz w:val="28"/>
-          <w:szCs w:val="28"/>
-          <w:lang w:eastAsia="ru-RU"/>
-        </w:rPr>
-        <w:t xml:space="preserve"> </w:t>
-      </w:r>
-      <w:proofErr w:type="spellStart"/>
-      <w:r>
-        <w:rPr>
-          <w:rFonts w:ascii="Times New Roman" w:eastAsia="Times New Roman" w:hAnsi="Times New Roman" w:cs="Times New Roman"/>
-          <w:sz w:val="28"/>
-          <w:szCs w:val="28"/>
-          <w:lang w:eastAsia="ru-RU"/>
-        </w:rPr>
-        <w:t>Turn</w:t>
-      </w:r>
-      <w:proofErr w:type="spellEnd"/>
-      <w:r>
-        <w:rPr>
-          <w:rFonts w:ascii="Times New Roman" w:eastAsia="Times New Roman" w:hAnsi="Times New Roman" w:cs="Times New Roman"/>
-          <w:sz w:val="28"/>
-          <w:szCs w:val="28"/>
-          <w:lang w:eastAsia="ru-RU"/>
-        </w:rPr>
-        <w:t xml:space="preserve">». Под объектом автоматизации понимается информационная сущность или физический компонент системы, над которым выполняются автоматизированные процедуры (сбор, хранение, обработка, передача, отображение). Характеристика каждого объекта включает его функциональное назначение, </w:t>
+        <w:t xml:space="preserve">В настоящем разделе приводится детализированное описание объектов, подвергаемых автоматизации в рамках ИС «Wrong Turn». Под объектом автоматизации понимается информационная сущность или физический компонент системы, над которым выполняются автоматизированные процедуры (сбор, хранение, обработка, передача, отображение). Характеристика каждого объекта включает его функциональное назначение, </w:t>
       </w:r>
       <w:r>
         <w:rPr>
@@ -9254,27 +8713,7 @@
           <w:szCs w:val="28"/>
           <w:lang w:eastAsia="ru-RU"/>
         </w:rPr>
-        <w:t xml:space="preserve">Реляционная таблица в СУБД (SQL </w:t>
-      </w:r>
-      <w:proofErr w:type="spellStart"/>
-      <w:r>
-        <w:rPr>
-          <w:rFonts w:ascii="Times New Roman" w:eastAsia="Times New Roman" w:hAnsi="Times New Roman" w:cs="Times New Roman"/>
-          <w:sz w:val="28"/>
-          <w:szCs w:val="28"/>
-          <w:lang w:eastAsia="ru-RU"/>
-        </w:rPr>
-        <w:t>lite</w:t>
-      </w:r>
-      <w:proofErr w:type="spellEnd"/>
-      <w:r>
-        <w:rPr>
-          <w:rFonts w:ascii="Times New Roman" w:eastAsia="Times New Roman" w:hAnsi="Times New Roman" w:cs="Times New Roman"/>
-          <w:sz w:val="28"/>
-          <w:szCs w:val="28"/>
-          <w:lang w:eastAsia="ru-RU"/>
-        </w:rPr>
-        <w:t xml:space="preserve">). </w:t>
+        <w:t xml:space="preserve">Реляционная таблица в СУБД (SQL lite). </w:t>
       </w:r>
     </w:p>
     <w:p>
@@ -9491,47 +8930,7 @@
           <w:szCs w:val="28"/>
           <w:lang w:eastAsia="ru-RU"/>
         </w:rPr>
-        <w:t xml:space="preserve">Реляционная таблица с внешними ключами к </w:t>
-      </w:r>
-      <w:proofErr w:type="spellStart"/>
-      <w:r>
-        <w:rPr>
-          <w:rFonts w:ascii="Times New Roman" w:eastAsia="Times New Roman" w:hAnsi="Times New Roman" w:cs="Times New Roman"/>
-          <w:sz w:val="28"/>
-          <w:szCs w:val="28"/>
-          <w:lang w:eastAsia="ru-RU"/>
-        </w:rPr>
-        <w:t>questions</w:t>
-      </w:r>
-      <w:proofErr w:type="spellEnd"/>
-      <w:r>
-        <w:rPr>
-          <w:rFonts w:ascii="Times New Roman" w:eastAsia="Times New Roman" w:hAnsi="Times New Roman" w:cs="Times New Roman"/>
-          <w:sz w:val="28"/>
-          <w:szCs w:val="28"/>
-          <w:lang w:eastAsia="ru-RU"/>
-        </w:rPr>
-        <w:t xml:space="preserve"> и </w:t>
-      </w:r>
-      <w:proofErr w:type="spellStart"/>
-      <w:r>
-        <w:rPr>
-          <w:rFonts w:ascii="Times New Roman" w:eastAsia="Times New Roman" w:hAnsi="Times New Roman" w:cs="Times New Roman"/>
-          <w:sz w:val="28"/>
-          <w:szCs w:val="28"/>
-          <w:lang w:eastAsia="ru-RU"/>
-        </w:rPr>
-        <w:t>users</w:t>
-      </w:r>
-      <w:proofErr w:type="spellEnd"/>
-      <w:r>
-        <w:rPr>
-          <w:rFonts w:ascii="Times New Roman" w:eastAsia="Times New Roman" w:hAnsi="Times New Roman" w:cs="Times New Roman"/>
-          <w:sz w:val="28"/>
-          <w:szCs w:val="28"/>
-          <w:lang w:eastAsia="ru-RU"/>
-        </w:rPr>
-        <w:t xml:space="preserve">. </w:t>
+        <w:t xml:space="preserve">Реляционная таблица с внешними ключами к questions и users. </w:t>
       </w:r>
     </w:p>
     <w:p>
@@ -10091,47 +9490,7 @@
           <w:szCs w:val="28"/>
           <w:lang w:eastAsia="ru-RU"/>
         </w:rPr>
-        <w:t>Для обеспечения функционирования ИС «</w:t>
-      </w:r>
-      <w:proofErr w:type="spellStart"/>
-      <w:r>
-        <w:rPr>
-          <w:rFonts w:ascii="Times New Roman" w:eastAsia="Times New Roman" w:hAnsi="Times New Roman" w:cs="Times New Roman"/>
-          <w:sz w:val="28"/>
-          <w:szCs w:val="28"/>
-          <w:lang w:eastAsia="ru-RU"/>
-        </w:rPr>
-        <w:t>Wrong</w:t>
-      </w:r>
-      <w:proofErr w:type="spellEnd"/>
-      <w:r>
-        <w:rPr>
-          <w:rFonts w:ascii="Times New Roman" w:eastAsia="Times New Roman" w:hAnsi="Times New Roman" w:cs="Times New Roman"/>
-          <w:sz w:val="28"/>
-          <w:szCs w:val="28"/>
-          <w:lang w:eastAsia="ru-RU"/>
-        </w:rPr>
-        <w:t xml:space="preserve"> </w:t>
-      </w:r>
-      <w:proofErr w:type="spellStart"/>
-      <w:r>
-        <w:rPr>
-          <w:rFonts w:ascii="Times New Roman" w:eastAsia="Times New Roman" w:hAnsi="Times New Roman" w:cs="Times New Roman"/>
-          <w:sz w:val="28"/>
-          <w:szCs w:val="28"/>
-          <w:lang w:eastAsia="ru-RU"/>
-        </w:rPr>
-        <w:t>Turn</w:t>
-      </w:r>
-      <w:proofErr w:type="spellEnd"/>
-      <w:r>
-        <w:rPr>
-          <w:rFonts w:ascii="Times New Roman" w:eastAsia="Times New Roman" w:hAnsi="Times New Roman" w:cs="Times New Roman"/>
-          <w:sz w:val="28"/>
-          <w:szCs w:val="28"/>
-          <w:lang w:eastAsia="ru-RU"/>
-        </w:rPr>
-        <w:t>» предусматриваются следующие штатные единицы (или роли):</w:t>
+        <w:t>Для обеспечения функционирования ИС «Wrong Turn» предусматриваются следующие штатные единицы (или роли):</w:t>
       </w:r>
     </w:p>
     <w:p>
@@ -11169,23 +10528,7 @@
                 <w:rFonts w:ascii="Times New Roman" w:hAnsi="Times New Roman" w:cs="Times New Roman"/>
                 <w:sz w:val="24"/>
               </w:rPr>
-              <w:t>CSS-эффекты (</w:t>
-            </w:r>
-            <w:proofErr w:type="spellStart"/>
-            <w:r>
-              <w:rPr>
-                <w:rFonts w:ascii="Times New Roman" w:hAnsi="Times New Roman" w:cs="Times New Roman"/>
-                <w:sz w:val="24"/>
-              </w:rPr>
-              <w:t>hover</w:t>
-            </w:r>
-            <w:proofErr w:type="spellEnd"/>
-            <w:r>
-              <w:rPr>
-                <w:rFonts w:ascii="Times New Roman" w:hAnsi="Times New Roman" w:cs="Times New Roman"/>
-                <w:sz w:val="24"/>
-              </w:rPr>
-              <w:t>)</w:t>
+              <w:t>CSS-эффекты (hover)</w:t>
             </w:r>
           </w:p>
         </w:tc>
@@ -11442,39 +10785,7 @@
                 <w:rFonts w:ascii="Times New Roman" w:hAnsi="Times New Roman" w:cs="Times New Roman"/>
                 <w:sz w:val="24"/>
               </w:rPr>
-              <w:t>В системе «</w:t>
-            </w:r>
-            <w:proofErr w:type="spellStart"/>
-            <w:r>
-              <w:rPr>
-                <w:rFonts w:ascii="Times New Roman" w:hAnsi="Times New Roman" w:cs="Times New Roman"/>
-                <w:sz w:val="24"/>
-              </w:rPr>
-              <w:t>Wrong</w:t>
-            </w:r>
-            <w:proofErr w:type="spellEnd"/>
-            <w:r>
-              <w:rPr>
-                <w:rFonts w:ascii="Times New Roman" w:hAnsi="Times New Roman" w:cs="Times New Roman"/>
-                <w:sz w:val="24"/>
-              </w:rPr>
-              <w:t xml:space="preserve"> </w:t>
-            </w:r>
-            <w:proofErr w:type="spellStart"/>
-            <w:r>
-              <w:rPr>
-                <w:rFonts w:ascii="Times New Roman" w:hAnsi="Times New Roman" w:cs="Times New Roman"/>
-                <w:sz w:val="24"/>
-              </w:rPr>
-              <w:t>Turn</w:t>
-            </w:r>
-            <w:proofErr w:type="spellEnd"/>
-            <w:r>
-              <w:rPr>
-                <w:rFonts w:ascii="Times New Roman" w:hAnsi="Times New Roman" w:cs="Times New Roman"/>
-                <w:sz w:val="24"/>
-              </w:rPr>
-              <w:t>» финансовые данные не обрабатываются (отсутствуют платежи, подписки и т.п.). При их появлении — обязательное шифрование и запрет передачи третьим лицам.</w:t>
+              <w:t>В системе «Wrong Turn» финансовые данные не обрабатываются (отсутствуют платежи, подписки и т.п.). При их появлении — обязательное шифрование и запрет передачи третьим лицам.</w:t>
             </w:r>
           </w:p>
         </w:tc>
@@ -11622,67 +10933,7 @@
           <w:szCs w:val="28"/>
           <w:lang w:eastAsia="ru-RU"/>
         </w:rPr>
-        <w:t>Разработка и внедрение информационной системы «</w:t>
-      </w:r>
-      <w:proofErr w:type="spellStart"/>
-      <w:r>
-        <w:rPr>
-          <w:rFonts w:ascii="Times New Roman" w:eastAsia="Times New Roman" w:hAnsi="Times New Roman" w:cs="Times New Roman"/>
-          <w:sz w:val="28"/>
-          <w:szCs w:val="28"/>
-          <w:lang w:eastAsia="ru-RU"/>
-        </w:rPr>
-        <w:t>Wrong</w:t>
-      </w:r>
-      <w:proofErr w:type="spellEnd"/>
-      <w:r>
-        <w:rPr>
-          <w:rFonts w:ascii="Times New Roman" w:eastAsia="Times New Roman" w:hAnsi="Times New Roman" w:cs="Times New Roman"/>
-          <w:sz w:val="28"/>
-          <w:szCs w:val="28"/>
-          <w:lang w:eastAsia="ru-RU"/>
-        </w:rPr>
-        <w:t xml:space="preserve"> </w:t>
-      </w:r>
-      <w:proofErr w:type="spellStart"/>
-      <w:r>
-        <w:rPr>
-          <w:rFonts w:ascii="Times New Roman" w:eastAsia="Times New Roman" w:hAnsi="Times New Roman" w:cs="Times New Roman"/>
-          <w:sz w:val="28"/>
-          <w:szCs w:val="28"/>
-          <w:lang w:eastAsia="ru-RU"/>
-        </w:rPr>
-        <w:t>Turn</w:t>
-      </w:r>
-      <w:proofErr w:type="spellEnd"/>
-      <w:r>
-        <w:rPr>
-          <w:rFonts w:ascii="Times New Roman" w:eastAsia="Times New Roman" w:hAnsi="Times New Roman" w:cs="Times New Roman"/>
-          <w:sz w:val="28"/>
-          <w:szCs w:val="28"/>
-          <w:lang w:eastAsia="ru-RU"/>
-        </w:rPr>
-        <w:t xml:space="preserve">» осуществляется в соответствии с календарным планом работ. Сроки определены исходя из трудоемкости этапов, доступных ресурсов (1 разработчик-программист, 1 администратор, 1 </w:t>
-      </w:r>
-      <w:proofErr w:type="spellStart"/>
-      <w:r>
-        <w:rPr>
-          <w:rFonts w:ascii="Times New Roman" w:eastAsia="Times New Roman" w:hAnsi="Times New Roman" w:cs="Times New Roman"/>
-          <w:sz w:val="28"/>
-          <w:szCs w:val="28"/>
-          <w:lang w:eastAsia="ru-RU"/>
-        </w:rPr>
-        <w:t>тестировщик</w:t>
-      </w:r>
-      <w:proofErr w:type="spellEnd"/>
-      <w:r>
-        <w:rPr>
-          <w:rFonts w:ascii="Times New Roman" w:eastAsia="Times New Roman" w:hAnsi="Times New Roman" w:cs="Times New Roman"/>
-          <w:sz w:val="28"/>
-          <w:szCs w:val="28"/>
-          <w:lang w:eastAsia="ru-RU"/>
-        </w:rPr>
-        <w:t>).</w:t>
+        <w:t>Разработка и внедрение информационной системы «Wrong Turn» осуществляется в соответствии с календарным планом работ. Сроки определены исходя из трудоемкости этапов, доступных ресурсов (1 разработчик-программист, 1 администратор, 1 тестировщик).</w:t>
       </w:r>
     </w:p>
     <w:p>
@@ -12135,25 +11386,7 @@
                 <w:sz w:val="24"/>
                 <w:szCs w:val="24"/>
               </w:rPr>
-              <w:t>Разработка серверной части (</w:t>
-            </w:r>
-            <w:proofErr w:type="spellStart"/>
-            <w:r>
-              <w:rPr>
-                <w:rFonts w:ascii="Times New Roman" w:hAnsi="Times New Roman" w:cs="Times New Roman"/>
-                <w:sz w:val="24"/>
-                <w:szCs w:val="24"/>
-              </w:rPr>
-              <w:t>бэкенд</w:t>
-            </w:r>
-            <w:proofErr w:type="spellEnd"/>
-            <w:r>
-              <w:rPr>
-                <w:rFonts w:ascii="Times New Roman" w:hAnsi="Times New Roman" w:cs="Times New Roman"/>
-                <w:sz w:val="24"/>
-                <w:szCs w:val="24"/>
-              </w:rPr>
-              <w:t>)</w:t>
+              <w:t>Разработка серверной части (бэкенд)</w:t>
             </w:r>
           </w:p>
         </w:tc>
@@ -12329,25 +11562,7 @@
                 <w:sz w:val="24"/>
                 <w:szCs w:val="24"/>
               </w:rPr>
-              <w:t>Разработка клиентской части (</w:t>
-            </w:r>
-            <w:proofErr w:type="spellStart"/>
-            <w:r>
-              <w:rPr>
-                <w:rFonts w:ascii="Times New Roman" w:hAnsi="Times New Roman" w:cs="Times New Roman"/>
-                <w:sz w:val="24"/>
-                <w:szCs w:val="24"/>
-              </w:rPr>
-              <w:t>фронтенд</w:t>
-            </w:r>
-            <w:proofErr w:type="spellEnd"/>
-            <w:r>
-              <w:rPr>
-                <w:rFonts w:ascii="Times New Roman" w:hAnsi="Times New Roman" w:cs="Times New Roman"/>
-                <w:sz w:val="24"/>
-                <w:szCs w:val="24"/>
-              </w:rPr>
-              <w:t>)</w:t>
+              <w:t>Разработка клиентской части (фронтенд)</w:t>
             </w:r>
           </w:p>
         </w:tc>
@@ -12441,25 +11656,7 @@
                 <w:sz w:val="24"/>
                 <w:szCs w:val="24"/>
               </w:rPr>
-              <w:t xml:space="preserve">Веб-интерфейс (адаптивный), реализация таймера, счетчика ошибок, </w:t>
-            </w:r>
-            <w:proofErr w:type="spellStart"/>
-            <w:r>
-              <w:rPr>
-                <w:rFonts w:ascii="Times New Roman" w:hAnsi="Times New Roman" w:cs="Times New Roman"/>
-                <w:sz w:val="24"/>
-                <w:szCs w:val="24"/>
-              </w:rPr>
-              <w:t>оффлайн</w:t>
-            </w:r>
-            <w:proofErr w:type="spellEnd"/>
-            <w:r>
-              <w:rPr>
-                <w:rFonts w:ascii="Times New Roman" w:hAnsi="Times New Roman" w:cs="Times New Roman"/>
-                <w:sz w:val="24"/>
-                <w:szCs w:val="24"/>
-              </w:rPr>
-              <w:t>-режима</w:t>
+              <w:t>Веб-интерфейс (адаптивный), реализация таймера, счетчика ошибок, оффлайн-режима</w:t>
             </w:r>
           </w:p>
         </w:tc>
@@ -13061,47 +12258,7 @@
           <w:szCs w:val="28"/>
           <w:lang w:eastAsia="ru-RU"/>
         </w:rPr>
-        <w:t>Таблица 10 - Описание функций и задач для ИС «</w:t>
-      </w:r>
-      <w:proofErr w:type="spellStart"/>
-      <w:r>
-        <w:rPr>
-          <w:rFonts w:ascii="Times New Roman" w:eastAsia="Times New Roman" w:hAnsi="Times New Roman" w:cs="Times New Roman"/>
-          <w:sz w:val="28"/>
-          <w:szCs w:val="28"/>
-          <w:lang w:eastAsia="ru-RU"/>
-        </w:rPr>
-        <w:t>Wrong</w:t>
-      </w:r>
-      <w:proofErr w:type="spellEnd"/>
-      <w:r>
-        <w:rPr>
-          <w:rFonts w:ascii="Times New Roman" w:eastAsia="Times New Roman" w:hAnsi="Times New Roman" w:cs="Times New Roman"/>
-          <w:sz w:val="28"/>
-          <w:szCs w:val="28"/>
-          <w:lang w:eastAsia="ru-RU"/>
-        </w:rPr>
-        <w:t xml:space="preserve"> </w:t>
-      </w:r>
-      <w:proofErr w:type="spellStart"/>
-      <w:r>
-        <w:rPr>
-          <w:rFonts w:ascii="Times New Roman" w:eastAsia="Times New Roman" w:hAnsi="Times New Roman" w:cs="Times New Roman"/>
-          <w:sz w:val="28"/>
-          <w:szCs w:val="28"/>
-          <w:lang w:eastAsia="ru-RU"/>
-        </w:rPr>
-        <w:t>Turn</w:t>
-      </w:r>
-      <w:proofErr w:type="spellEnd"/>
-      <w:r>
-        <w:rPr>
-          <w:rFonts w:ascii="Times New Roman" w:eastAsia="Times New Roman" w:hAnsi="Times New Roman" w:cs="Times New Roman"/>
-          <w:sz w:val="28"/>
-          <w:szCs w:val="28"/>
-          <w:lang w:eastAsia="ru-RU"/>
-        </w:rPr>
-        <w:t>»</w:t>
+        <w:t>Таблица 10 - Описание функций и задач для ИС «Wrong Turn»</w:t>
       </w:r>
     </w:p>
     <w:tbl>
@@ -13491,21 +12648,12 @@
                 <w:sz w:val="24"/>
               </w:rPr>
             </w:pPr>
-            <w:proofErr w:type="spellStart"/>
-            <w:r>
-              <w:rPr>
-                <w:rFonts w:ascii="Times New Roman" w:hAnsi="Times New Roman" w:cs="Times New Roman"/>
-                <w:sz w:val="24"/>
-              </w:rPr>
-              <w:t>Дашборд</w:t>
-            </w:r>
-            <w:proofErr w:type="spellEnd"/>
-            <w:r>
-              <w:rPr>
-                <w:rFonts w:ascii="Times New Roman" w:hAnsi="Times New Roman" w:cs="Times New Roman"/>
-                <w:sz w:val="24"/>
-              </w:rPr>
-              <w:t xml:space="preserve"> (личный кабинет)</w:t>
+            <w:r>
+              <w:rPr>
+                <w:rFonts w:ascii="Times New Roman" w:hAnsi="Times New Roman" w:cs="Times New Roman"/>
+                <w:sz w:val="24"/>
+              </w:rPr>
+              <w:t>Дашборд (личный кабинет)</w:t>
             </w:r>
           </w:p>
         </w:tc>
@@ -14370,47 +13518,7 @@
           <w:szCs w:val="28"/>
           <w:lang w:eastAsia="ru-RU"/>
         </w:rPr>
-        <w:t>Создание информационной системы «</w:t>
-      </w:r>
-      <w:proofErr w:type="spellStart"/>
-      <w:r>
-        <w:rPr>
-          <w:rFonts w:ascii="Times New Roman" w:eastAsia="Times New Roman" w:hAnsi="Times New Roman" w:cs="Times New Roman"/>
-          <w:sz w:val="28"/>
-          <w:szCs w:val="28"/>
-          <w:lang w:eastAsia="ru-RU"/>
-        </w:rPr>
-        <w:t>Wrong</w:t>
-      </w:r>
-      <w:proofErr w:type="spellEnd"/>
-      <w:r>
-        <w:rPr>
-          <w:rFonts w:ascii="Times New Roman" w:eastAsia="Times New Roman" w:hAnsi="Times New Roman" w:cs="Times New Roman"/>
-          <w:sz w:val="28"/>
-          <w:szCs w:val="28"/>
-          <w:lang w:eastAsia="ru-RU"/>
-        </w:rPr>
-        <w:t xml:space="preserve"> </w:t>
-      </w:r>
-      <w:proofErr w:type="spellStart"/>
-      <w:r>
-        <w:rPr>
-          <w:rFonts w:ascii="Times New Roman" w:eastAsia="Times New Roman" w:hAnsi="Times New Roman" w:cs="Times New Roman"/>
-          <w:sz w:val="28"/>
-          <w:szCs w:val="28"/>
-          <w:lang w:eastAsia="ru-RU"/>
-        </w:rPr>
-        <w:t>Turn</w:t>
-      </w:r>
-      <w:proofErr w:type="spellEnd"/>
-      <w:r>
-        <w:rPr>
-          <w:rFonts w:ascii="Times New Roman" w:eastAsia="Times New Roman" w:hAnsi="Times New Roman" w:cs="Times New Roman"/>
-          <w:sz w:val="28"/>
-          <w:szCs w:val="28"/>
-          <w:lang w:eastAsia="ru-RU"/>
-        </w:rPr>
-        <w:t>» представляет собой комплекс взаимоувязанных организационных, технических и программных мероприятий, направленных на разработку, внедрение и ввод в эксплуатацию системы автоматизированного тестирования знаний ПДД.</w:t>
+        <w:t>Создание информационной системы «Wrong Turn» представляет собой комплекс взаимоувязанных организационных, технических и программных мероприятий, направленных на разработку, внедрение и ввод в эксплуатацию системы автоматизированного тестирования знаний ПДД.</w:t>
       </w:r>
     </w:p>
     <w:p>
@@ -14548,47 +13656,7 @@
           <w:szCs w:val="28"/>
           <w:lang w:eastAsia="ru-RU"/>
         </w:rPr>
-        <w:t>Общий процесс создания ИС «</w:t>
-      </w:r>
-      <w:proofErr w:type="spellStart"/>
-      <w:r>
-        <w:rPr>
-          <w:rFonts w:ascii="Times New Roman" w:eastAsia="Times New Roman" w:hAnsi="Times New Roman" w:cs="Times New Roman"/>
-          <w:sz w:val="28"/>
-          <w:szCs w:val="28"/>
-          <w:lang w:eastAsia="ru-RU"/>
-        </w:rPr>
-        <w:t>Wrong</w:t>
-      </w:r>
-      <w:proofErr w:type="spellEnd"/>
-      <w:r>
-        <w:rPr>
-          <w:rFonts w:ascii="Times New Roman" w:eastAsia="Times New Roman" w:hAnsi="Times New Roman" w:cs="Times New Roman"/>
-          <w:sz w:val="28"/>
-          <w:szCs w:val="28"/>
-          <w:lang w:eastAsia="ru-RU"/>
-        </w:rPr>
-        <w:t xml:space="preserve"> </w:t>
-      </w:r>
-      <w:proofErr w:type="spellStart"/>
-      <w:r>
-        <w:rPr>
-          <w:rFonts w:ascii="Times New Roman" w:eastAsia="Times New Roman" w:hAnsi="Times New Roman" w:cs="Times New Roman"/>
-          <w:sz w:val="28"/>
-          <w:szCs w:val="28"/>
-          <w:lang w:eastAsia="ru-RU"/>
-        </w:rPr>
-        <w:t>Turn</w:t>
-      </w:r>
-      <w:proofErr w:type="spellEnd"/>
-      <w:r>
-        <w:rPr>
-          <w:rFonts w:ascii="Times New Roman" w:eastAsia="Times New Roman" w:hAnsi="Times New Roman" w:cs="Times New Roman"/>
-          <w:sz w:val="28"/>
-          <w:szCs w:val="28"/>
-          <w:lang w:eastAsia="ru-RU"/>
-        </w:rPr>
-        <w:t>» разделен на 7 основных этапов. Для каждого этапа определены: состав работ, ожидаемые результаты, документация и трудоемкость.</w:t>
+        <w:t>Общий процесс создания ИС «Wrong Turn» разделен на 7 основных этапов. Для каждого этапа определены: состав работ, ожидаемые результаты, документация и трудоемкость.</w:t>
       </w:r>
     </w:p>
     <w:p>
@@ -15273,61 +14341,7 @@
                 <w:sz w:val="24"/>
                 <w:szCs w:val="24"/>
               </w:rPr>
-              <w:t>Выбор клиент-серверной архитектуры, определение компонентов (</w:t>
-            </w:r>
-            <w:proofErr w:type="spellStart"/>
-            <w:r>
-              <w:rPr>
-                <w:rFonts w:ascii="Times New Roman" w:hAnsi="Times New Roman" w:cs="Times New Roman"/>
-                <w:sz w:val="24"/>
-                <w:szCs w:val="24"/>
-              </w:rPr>
-              <w:t>фронтенд</w:t>
-            </w:r>
-            <w:proofErr w:type="spellEnd"/>
-            <w:r>
-              <w:rPr>
-                <w:rFonts w:ascii="Times New Roman" w:hAnsi="Times New Roman" w:cs="Times New Roman"/>
-                <w:sz w:val="24"/>
-                <w:szCs w:val="24"/>
-              </w:rPr>
-              <w:t xml:space="preserve">, </w:t>
-            </w:r>
-            <w:proofErr w:type="spellStart"/>
-            <w:r>
-              <w:rPr>
-                <w:rFonts w:ascii="Times New Roman" w:hAnsi="Times New Roman" w:cs="Times New Roman"/>
-                <w:sz w:val="24"/>
-                <w:szCs w:val="24"/>
-              </w:rPr>
-              <w:t>бэкенд</w:t>
-            </w:r>
-            <w:proofErr w:type="spellEnd"/>
-            <w:r>
-              <w:rPr>
-                <w:rFonts w:ascii="Times New Roman" w:hAnsi="Times New Roman" w:cs="Times New Roman"/>
-                <w:sz w:val="24"/>
-                <w:szCs w:val="24"/>
-              </w:rPr>
-              <w:t xml:space="preserve">, БД, </w:t>
-            </w:r>
-            <w:proofErr w:type="spellStart"/>
-            <w:r>
-              <w:rPr>
-                <w:rFonts w:ascii="Times New Roman" w:hAnsi="Times New Roman" w:cs="Times New Roman"/>
-                <w:sz w:val="24"/>
-                <w:szCs w:val="24"/>
-              </w:rPr>
-              <w:t>оффлайн</w:t>
-            </w:r>
-            <w:proofErr w:type="spellEnd"/>
-            <w:r>
-              <w:rPr>
-                <w:rFonts w:ascii="Times New Roman" w:hAnsi="Times New Roman" w:cs="Times New Roman"/>
-                <w:sz w:val="24"/>
-                <w:szCs w:val="24"/>
-              </w:rPr>
-              <w:t>-хранилище)</w:t>
+              <w:t>Выбор клиент-серверной архитектуры, определение компонентов (фронтенд, бэкенд, БД, оффлайн-хранилище)</w:t>
             </w:r>
           </w:p>
         </w:tc>
@@ -15687,27 +14701,7 @@
           <w:szCs w:val="28"/>
           <w:lang w:eastAsia="ru-RU"/>
         </w:rPr>
-        <w:t>Таблица 15 – Состав работ (</w:t>
-      </w:r>
-      <w:proofErr w:type="spellStart"/>
-      <w:r>
-        <w:rPr>
-          <w:rFonts w:ascii="Times New Roman" w:eastAsia="Times New Roman" w:hAnsi="Times New Roman" w:cs="Times New Roman"/>
-          <w:sz w:val="28"/>
-          <w:szCs w:val="28"/>
-          <w:lang w:eastAsia="ru-RU"/>
-        </w:rPr>
-        <w:t>бэкенд</w:t>
-      </w:r>
-      <w:proofErr w:type="spellEnd"/>
-      <w:r>
-        <w:rPr>
-          <w:rFonts w:ascii="Times New Roman" w:eastAsia="Times New Roman" w:hAnsi="Times New Roman" w:cs="Times New Roman"/>
-          <w:sz w:val="28"/>
-          <w:szCs w:val="28"/>
-          <w:lang w:eastAsia="ru-RU"/>
-        </w:rPr>
-        <w:t>)</w:t>
+        <w:t>Таблица 15 – Состав работ (бэкенд)</w:t>
       </w:r>
     </w:p>
     <w:tbl>
@@ -15945,47 +14939,7 @@
                 <w:szCs w:val="24"/>
                 <w:highlight w:val="red"/>
               </w:rPr>
-              <w:t>Создание таблиц БД через ORM (</w:t>
-            </w:r>
-            <w:proofErr w:type="spellStart"/>
-            <w:r>
-              <w:rPr>
-                <w:rFonts w:ascii="Times New Roman" w:hAnsi="Times New Roman" w:cs="Times New Roman"/>
-                <w:sz w:val="24"/>
-                <w:szCs w:val="24"/>
-                <w:highlight w:val="red"/>
-              </w:rPr>
-              <w:t>Django</w:t>
-            </w:r>
-            <w:proofErr w:type="spellEnd"/>
-            <w:r>
-              <w:rPr>
-                <w:rFonts w:ascii="Times New Roman" w:hAnsi="Times New Roman" w:cs="Times New Roman"/>
-                <w:sz w:val="24"/>
-                <w:szCs w:val="24"/>
-                <w:highlight w:val="red"/>
-              </w:rPr>
-              <w:t xml:space="preserve"> </w:t>
-            </w:r>
-            <w:proofErr w:type="spellStart"/>
-            <w:r>
-              <w:rPr>
-                <w:rFonts w:ascii="Times New Roman" w:hAnsi="Times New Roman" w:cs="Times New Roman"/>
-                <w:sz w:val="24"/>
-                <w:szCs w:val="24"/>
-                <w:highlight w:val="red"/>
-              </w:rPr>
-              <w:t>Models</w:t>
-            </w:r>
-            <w:proofErr w:type="spellEnd"/>
-            <w:r>
-              <w:rPr>
-                <w:rFonts w:ascii="Times New Roman" w:hAnsi="Times New Roman" w:cs="Times New Roman"/>
-                <w:sz w:val="24"/>
-                <w:szCs w:val="24"/>
-                <w:highlight w:val="red"/>
-              </w:rPr>
-              <w:t>), миграции</w:t>
+              <w:t>Создание таблиц БД через ORM (Django Models), миграции</w:t>
             </w:r>
           </w:p>
         </w:tc>
@@ -16396,27 +15350,7 @@
           <w:szCs w:val="28"/>
           <w:lang w:eastAsia="ru-RU"/>
         </w:rPr>
-        <w:t>Таблица 16 – Состав работ(</w:t>
-      </w:r>
-      <w:proofErr w:type="spellStart"/>
-      <w:r>
-        <w:rPr>
-          <w:rFonts w:ascii="Times New Roman" w:eastAsia="Times New Roman" w:hAnsi="Times New Roman" w:cs="Times New Roman"/>
-          <w:sz w:val="28"/>
-          <w:szCs w:val="28"/>
-          <w:lang w:eastAsia="ru-RU"/>
-        </w:rPr>
-        <w:t>фронтед</w:t>
-      </w:r>
-      <w:proofErr w:type="spellEnd"/>
-      <w:r>
-        <w:rPr>
-          <w:rFonts w:ascii="Times New Roman" w:eastAsia="Times New Roman" w:hAnsi="Times New Roman" w:cs="Times New Roman"/>
-          <w:sz w:val="28"/>
-          <w:szCs w:val="28"/>
-          <w:lang w:eastAsia="ru-RU"/>
-        </w:rPr>
-        <w:t>)</w:t>
+        <w:t>Таблица 16 – Состав работ(фронтед)</w:t>
       </w:r>
     </w:p>
     <w:tbl>
@@ -16561,25 +15495,7 @@
                 <w:sz w:val="24"/>
                 <w:szCs w:val="24"/>
               </w:rPr>
-              <w:t xml:space="preserve">HTML/CSS, </w:t>
-            </w:r>
-            <w:proofErr w:type="spellStart"/>
-            <w:r>
-              <w:rPr>
-                <w:rFonts w:ascii="Times New Roman" w:hAnsi="Times New Roman" w:cs="Times New Roman"/>
-                <w:sz w:val="24"/>
-                <w:szCs w:val="24"/>
-              </w:rPr>
-              <w:t>адаптив</w:t>
-            </w:r>
-            <w:proofErr w:type="spellEnd"/>
-            <w:r>
-              <w:rPr>
-                <w:rFonts w:ascii="Times New Roman" w:hAnsi="Times New Roman" w:cs="Times New Roman"/>
-                <w:sz w:val="24"/>
-                <w:szCs w:val="24"/>
-              </w:rPr>
-              <w:t>, темная/светлая тема</w:t>
+              <w:t>HTML/CSS, адаптив, темная/светлая тема</w:t>
             </w:r>
           </w:p>
         </w:tc>
@@ -16647,18 +15563,8 @@
                 <w:sz w:val="24"/>
                 <w:szCs w:val="24"/>
               </w:rPr>
-              <w:t xml:space="preserve">Формы, </w:t>
-            </w:r>
-            <w:proofErr w:type="spellStart"/>
-            <w:r>
-              <w:rPr>
-                <w:rFonts w:ascii="Times New Roman" w:hAnsi="Times New Roman" w:cs="Times New Roman"/>
-                <w:sz w:val="24"/>
-                <w:szCs w:val="24"/>
-              </w:rPr>
-              <w:t>валидация</w:t>
-            </w:r>
-            <w:proofErr w:type="spellEnd"/>
+              <w:t>Формы, валидация</w:t>
+            </w:r>
           </w:p>
         </w:tc>
       </w:tr>
@@ -17060,27 +15966,7 @@
           <w:szCs w:val="28"/>
           <w:lang w:eastAsia="ru-RU"/>
         </w:rPr>
-        <w:t>Таблица 17 – Состав работ(</w:t>
-      </w:r>
-      <w:proofErr w:type="spellStart"/>
-      <w:r>
-        <w:rPr>
-          <w:rFonts w:ascii="Times New Roman" w:eastAsia="Times New Roman" w:hAnsi="Times New Roman" w:cs="Times New Roman"/>
-          <w:sz w:val="28"/>
-          <w:szCs w:val="28"/>
-          <w:lang w:eastAsia="ru-RU"/>
-        </w:rPr>
-        <w:t>фронтед</w:t>
-      </w:r>
-      <w:proofErr w:type="spellEnd"/>
-      <w:r>
-        <w:rPr>
-          <w:rFonts w:ascii="Times New Roman" w:eastAsia="Times New Roman" w:hAnsi="Times New Roman" w:cs="Times New Roman"/>
-          <w:sz w:val="28"/>
-          <w:szCs w:val="28"/>
-          <w:lang w:eastAsia="ru-RU"/>
-        </w:rPr>
-        <w:t>)</w:t>
+        <w:t>Таблица 17 – Состав работ(фронтед)</w:t>
       </w:r>
     </w:p>
     <w:tbl>
@@ -17562,49 +16448,7 @@
               <w:rPr>
                 <w:rFonts w:ascii="Times New Roman" w:hAnsi="Times New Roman" w:cs="Times New Roman"/>
               </w:rPr>
-              <w:t>х (</w:t>
-            </w:r>
-            <w:proofErr w:type="spellStart"/>
-            <w:r>
-              <w:rPr>
-                <w:rFonts w:ascii="Times New Roman" w:hAnsi="Times New Roman" w:cs="Times New Roman"/>
-              </w:rPr>
-              <w:t>Chrome</w:t>
-            </w:r>
-            <w:proofErr w:type="spellEnd"/>
-            <w:r>
-              <w:rPr>
-                <w:rFonts w:ascii="Times New Roman" w:hAnsi="Times New Roman" w:cs="Times New Roman"/>
-              </w:rPr>
-              <w:t xml:space="preserve">, </w:t>
-            </w:r>
-            <w:proofErr w:type="spellStart"/>
-            <w:r>
-              <w:rPr>
-                <w:rFonts w:ascii="Times New Roman" w:hAnsi="Times New Roman" w:cs="Times New Roman"/>
-              </w:rPr>
-              <w:t>Firefox</w:t>
-            </w:r>
-            <w:proofErr w:type="spellEnd"/>
-            <w:r>
-              <w:rPr>
-                <w:rFonts w:ascii="Times New Roman" w:hAnsi="Times New Roman" w:cs="Times New Roman"/>
-              </w:rPr>
-              <w:t xml:space="preserve">, </w:t>
-            </w:r>
-            <w:proofErr w:type="spellStart"/>
-            <w:r>
-              <w:rPr>
-                <w:rFonts w:ascii="Times New Roman" w:hAnsi="Times New Roman" w:cs="Times New Roman"/>
-              </w:rPr>
-              <w:t>Yandex</w:t>
-            </w:r>
-            <w:proofErr w:type="spellEnd"/>
-            <w:r>
-              <w:rPr>
-                <w:rFonts w:ascii="Times New Roman" w:hAnsi="Times New Roman" w:cs="Times New Roman"/>
-              </w:rPr>
-              <w:t xml:space="preserve">) и 3 </w:t>
+              <w:t xml:space="preserve">х (Chrome, Firefox, Yandex) и 3 </w:t>
             </w:r>
             <w:r>
               <w:rPr>
@@ -17685,21 +16529,7 @@
               <w:rPr>
                 <w:rFonts w:ascii="Times New Roman" w:hAnsi="Times New Roman" w:cs="Times New Roman"/>
               </w:rPr>
-              <w:t>Заведение баг-репортов, классификация по критичности (</w:t>
-            </w:r>
-            <w:proofErr w:type="spellStart"/>
-            <w:r>
-              <w:rPr>
-                <w:rFonts w:ascii="Times New Roman" w:hAnsi="Times New Roman" w:cs="Times New Roman"/>
-              </w:rPr>
-              <w:t>Severity</w:t>
-            </w:r>
-            <w:proofErr w:type="spellEnd"/>
-            <w:r>
-              <w:rPr>
-                <w:rFonts w:ascii="Times New Roman" w:hAnsi="Times New Roman" w:cs="Times New Roman"/>
-              </w:rPr>
-              <w:t xml:space="preserve"> 1–4), исправление критических ошибок</w:t>
+              <w:t>Заведение баг-репортов, классификация по критичности (Severity 1–4), исправление критических ошибок</w:t>
             </w:r>
           </w:p>
         </w:tc>
@@ -20113,27 +18943,7 @@
           <w:szCs w:val="28"/>
           <w:lang w:eastAsia="ru-RU"/>
         </w:rPr>
-        <w:t>Выход из системы (</w:t>
-      </w:r>
-      <w:proofErr w:type="spellStart"/>
-      <w:r>
-        <w:rPr>
-          <w:rFonts w:ascii="Times New Roman" w:eastAsia="Times New Roman" w:hAnsi="Times New Roman" w:cs="Times New Roman"/>
-          <w:sz w:val="28"/>
-          <w:szCs w:val="28"/>
-          <w:lang w:eastAsia="ru-RU"/>
-        </w:rPr>
-        <w:t>logout</w:t>
-      </w:r>
-      <w:proofErr w:type="spellEnd"/>
-      <w:r>
-        <w:rPr>
-          <w:rFonts w:ascii="Times New Roman" w:eastAsia="Times New Roman" w:hAnsi="Times New Roman" w:cs="Times New Roman"/>
-          <w:sz w:val="28"/>
-          <w:szCs w:val="28"/>
-          <w:lang w:eastAsia="ru-RU"/>
-        </w:rPr>
-        <w:t>)</w:t>
+        <w:t>Выход из системы (logout)</w:t>
       </w:r>
     </w:p>
     <w:p>
@@ -20160,47 +18970,7 @@
           <w:szCs w:val="28"/>
           <w:lang w:eastAsia="ru-RU"/>
         </w:rPr>
-        <w:t>Проверка роли пользователя (</w:t>
-      </w:r>
-      <w:proofErr w:type="spellStart"/>
-      <w:r>
-        <w:rPr>
-          <w:rFonts w:ascii="Times New Roman" w:eastAsia="Times New Roman" w:hAnsi="Times New Roman" w:cs="Times New Roman"/>
-          <w:sz w:val="28"/>
-          <w:szCs w:val="28"/>
-          <w:lang w:eastAsia="ru-RU"/>
-        </w:rPr>
-        <w:t>user</w:t>
-      </w:r>
-      <w:proofErr w:type="spellEnd"/>
-      <w:r>
-        <w:rPr>
-          <w:rFonts w:ascii="Times New Roman" w:eastAsia="Times New Roman" w:hAnsi="Times New Roman" w:cs="Times New Roman"/>
-          <w:sz w:val="28"/>
-          <w:szCs w:val="28"/>
-          <w:lang w:eastAsia="ru-RU"/>
-        </w:rPr>
-        <w:t xml:space="preserve"> / </w:t>
-      </w:r>
-      <w:proofErr w:type="spellStart"/>
-      <w:r>
-        <w:rPr>
-          <w:rFonts w:ascii="Times New Roman" w:eastAsia="Times New Roman" w:hAnsi="Times New Roman" w:cs="Times New Roman"/>
-          <w:sz w:val="28"/>
-          <w:szCs w:val="28"/>
-          <w:lang w:eastAsia="ru-RU"/>
-        </w:rPr>
-        <w:t>admin</w:t>
-      </w:r>
-      <w:proofErr w:type="spellEnd"/>
-      <w:r>
-        <w:rPr>
-          <w:rFonts w:ascii="Times New Roman" w:eastAsia="Times New Roman" w:hAnsi="Times New Roman" w:cs="Times New Roman"/>
-          <w:sz w:val="28"/>
-          <w:szCs w:val="28"/>
-          <w:lang w:eastAsia="ru-RU"/>
-        </w:rPr>
-        <w:t>) после входа</w:t>
+        <w:t>Проверка роли пользователя (user / admin) после входа</w:t>
       </w:r>
     </w:p>
     <w:p>
@@ -20275,67 +19045,7 @@
           <w:szCs w:val="28"/>
           <w:lang w:eastAsia="ru-RU"/>
         </w:rPr>
-        <w:t>Запрашивает / сохраняет данные в Базу данных (таблицы `</w:t>
-      </w:r>
-      <w:proofErr w:type="spellStart"/>
-      <w:r>
-        <w:rPr>
-          <w:rFonts w:ascii="Times New Roman" w:eastAsia="Times New Roman" w:hAnsi="Times New Roman" w:cs="Times New Roman"/>
-          <w:sz w:val="28"/>
-          <w:szCs w:val="28"/>
-          <w:lang w:eastAsia="ru-RU"/>
-        </w:rPr>
-        <w:t>users</w:t>
-      </w:r>
-      <w:proofErr w:type="spellEnd"/>
-      <w:r>
-        <w:rPr>
-          <w:rFonts w:ascii="Times New Roman" w:eastAsia="Times New Roman" w:hAnsi="Times New Roman" w:cs="Times New Roman"/>
-          <w:sz w:val="28"/>
-          <w:szCs w:val="28"/>
-          <w:lang w:eastAsia="ru-RU"/>
-        </w:rPr>
-        <w:t>`, `</w:t>
-      </w:r>
-      <w:proofErr w:type="spellStart"/>
-      <w:r>
-        <w:rPr>
-          <w:rFonts w:ascii="Times New Roman" w:eastAsia="Times New Roman" w:hAnsi="Times New Roman" w:cs="Times New Roman"/>
-          <w:sz w:val="28"/>
-          <w:szCs w:val="28"/>
-          <w:lang w:eastAsia="ru-RU"/>
-        </w:rPr>
-        <w:t>roles</w:t>
-      </w:r>
-      <w:proofErr w:type="spellEnd"/>
-      <w:r>
-        <w:rPr>
-          <w:rFonts w:ascii="Times New Roman" w:eastAsia="Times New Roman" w:hAnsi="Times New Roman" w:cs="Times New Roman"/>
-          <w:sz w:val="28"/>
-          <w:szCs w:val="28"/>
-          <w:lang w:eastAsia="ru-RU"/>
-        </w:rPr>
-        <w:t>`, `</w:t>
-      </w:r>
-      <w:proofErr w:type="spellStart"/>
-      <w:r>
-        <w:rPr>
-          <w:rFonts w:ascii="Times New Roman" w:eastAsia="Times New Roman" w:hAnsi="Times New Roman" w:cs="Times New Roman"/>
-          <w:sz w:val="28"/>
-          <w:szCs w:val="28"/>
-          <w:lang w:eastAsia="ru-RU"/>
-        </w:rPr>
-        <w:t>sessions</w:t>
-      </w:r>
-      <w:proofErr w:type="spellEnd"/>
-      <w:r>
-        <w:rPr>
-          <w:rFonts w:ascii="Times New Roman" w:eastAsia="Times New Roman" w:hAnsi="Times New Roman" w:cs="Times New Roman"/>
-          <w:sz w:val="28"/>
-          <w:szCs w:val="28"/>
-          <w:lang w:eastAsia="ru-RU"/>
-        </w:rPr>
-        <w:t>`)</w:t>
+        <w:t>Запрашивает / сохраняет данные в Базу данных (таблицы `users`, `roles`, `sessions`)</w:t>
       </w:r>
     </w:p>
     <w:p>
@@ -21439,145 +20149,14 @@
           <w:lang w:eastAsia="ru-RU"/>
         </w:rPr>
       </w:pPr>
-      <w:proofErr w:type="spellStart"/>
-      <w:r>
-        <w:rPr>
-          <w:rFonts w:ascii="Times New Roman" w:eastAsia="Times New Roman" w:hAnsi="Times New Roman" w:cs="Times New Roman"/>
-          <w:sz w:val="28"/>
-          <w:szCs w:val="28"/>
-          <w:lang w:eastAsia="ru-RU"/>
-        </w:rPr>
-        <w:t>Парсинг</w:t>
-      </w:r>
-      <w:proofErr w:type="spellEnd"/>
-      <w:r>
-        <w:rPr>
-          <w:rFonts w:ascii="Times New Roman" w:eastAsia="Times New Roman" w:hAnsi="Times New Roman" w:cs="Times New Roman"/>
-          <w:sz w:val="28"/>
-          <w:szCs w:val="28"/>
-          <w:lang w:eastAsia="ru-RU"/>
-        </w:rPr>
-        <w:t xml:space="preserve"> CSV (столбцы, </w:t>
-      </w:r>
-      <w:proofErr w:type="gramStart"/>
-      <w:r>
-        <w:rPr>
-          <w:rFonts w:ascii="Times New Roman" w:eastAsia="Times New Roman" w:hAnsi="Times New Roman" w:cs="Times New Roman"/>
-          <w:sz w:val="28"/>
-          <w:szCs w:val="28"/>
-          <w:lang w:eastAsia="ru-RU"/>
-        </w:rPr>
-        <w:t>например</w:t>
-      </w:r>
-      <w:proofErr w:type="gramEnd"/>
-      <w:r>
-        <w:rPr>
-          <w:rFonts w:ascii="Times New Roman" w:eastAsia="Times New Roman" w:hAnsi="Times New Roman" w:cs="Times New Roman"/>
-          <w:sz w:val="28"/>
-          <w:szCs w:val="28"/>
-          <w:lang w:eastAsia="ru-RU"/>
-        </w:rPr>
-        <w:t>: `</w:t>
-      </w:r>
-      <w:proofErr w:type="spellStart"/>
-      <w:r>
-        <w:rPr>
-          <w:rFonts w:ascii="Times New Roman" w:eastAsia="Times New Roman" w:hAnsi="Times New Roman" w:cs="Times New Roman"/>
-          <w:sz w:val="28"/>
-          <w:szCs w:val="28"/>
-          <w:lang w:eastAsia="ru-RU"/>
-        </w:rPr>
-        <w:t>номер_билета</w:t>
-      </w:r>
-      <w:proofErr w:type="spellEnd"/>
-      <w:r>
-        <w:rPr>
-          <w:rFonts w:ascii="Times New Roman" w:eastAsia="Times New Roman" w:hAnsi="Times New Roman" w:cs="Times New Roman"/>
-          <w:sz w:val="28"/>
-          <w:szCs w:val="28"/>
-          <w:lang w:eastAsia="ru-RU"/>
-        </w:rPr>
-        <w:t xml:space="preserve">, вопрос, </w:t>
-      </w:r>
-      <w:proofErr w:type="spellStart"/>
-      <w:r>
-        <w:rPr>
-          <w:rFonts w:ascii="Times New Roman" w:eastAsia="Times New Roman" w:hAnsi="Times New Roman" w:cs="Times New Roman"/>
-          <w:sz w:val="28"/>
-          <w:szCs w:val="28"/>
-          <w:lang w:eastAsia="ru-RU"/>
-        </w:rPr>
-        <w:t>вариант_A</w:t>
-      </w:r>
-      <w:proofErr w:type="spellEnd"/>
-      <w:r>
-        <w:rPr>
-          <w:rFonts w:ascii="Times New Roman" w:eastAsia="Times New Roman" w:hAnsi="Times New Roman" w:cs="Times New Roman"/>
-          <w:sz w:val="28"/>
-          <w:szCs w:val="28"/>
-          <w:lang w:eastAsia="ru-RU"/>
-        </w:rPr>
-        <w:t xml:space="preserve">, </w:t>
-      </w:r>
-      <w:proofErr w:type="spellStart"/>
-      <w:r>
-        <w:rPr>
-          <w:rFonts w:ascii="Times New Roman" w:eastAsia="Times New Roman" w:hAnsi="Times New Roman" w:cs="Times New Roman"/>
-          <w:sz w:val="28"/>
-          <w:szCs w:val="28"/>
-          <w:lang w:eastAsia="ru-RU"/>
-        </w:rPr>
-        <w:t>вариант_B</w:t>
-      </w:r>
-      <w:proofErr w:type="spellEnd"/>
-      <w:r>
-        <w:rPr>
-          <w:rFonts w:ascii="Times New Roman" w:eastAsia="Times New Roman" w:hAnsi="Times New Roman" w:cs="Times New Roman"/>
-          <w:sz w:val="28"/>
-          <w:szCs w:val="28"/>
-          <w:lang w:eastAsia="ru-RU"/>
-        </w:rPr>
-        <w:t xml:space="preserve">, </w:t>
-      </w:r>
-      <w:proofErr w:type="spellStart"/>
-      <w:r>
-        <w:rPr>
-          <w:rFonts w:ascii="Times New Roman" w:eastAsia="Times New Roman" w:hAnsi="Times New Roman" w:cs="Times New Roman"/>
-          <w:sz w:val="28"/>
-          <w:szCs w:val="28"/>
-          <w:lang w:eastAsia="ru-RU"/>
-        </w:rPr>
-        <w:t>вариант_C</w:t>
-      </w:r>
-      <w:proofErr w:type="spellEnd"/>
-      <w:r>
-        <w:rPr>
-          <w:rFonts w:ascii="Times New Roman" w:eastAsia="Times New Roman" w:hAnsi="Times New Roman" w:cs="Times New Roman"/>
-          <w:sz w:val="28"/>
-          <w:szCs w:val="28"/>
-          <w:lang w:eastAsia="ru-RU"/>
-        </w:rPr>
-        <w:t xml:space="preserve">, </w:t>
-      </w:r>
-      <w:proofErr w:type="spellStart"/>
-      <w:r>
-        <w:rPr>
-          <w:rFonts w:ascii="Times New Roman" w:eastAsia="Times New Roman" w:hAnsi="Times New Roman" w:cs="Times New Roman"/>
-          <w:sz w:val="28"/>
-          <w:szCs w:val="28"/>
-          <w:lang w:eastAsia="ru-RU"/>
-        </w:rPr>
-        <w:t>правильный_ответ</w:t>
-      </w:r>
-      <w:proofErr w:type="spellEnd"/>
-      <w:r>
-        <w:rPr>
-          <w:rFonts w:ascii="Times New Roman" w:eastAsia="Times New Roman" w:hAnsi="Times New Roman" w:cs="Times New Roman"/>
-          <w:sz w:val="28"/>
-          <w:szCs w:val="28"/>
-          <w:lang w:eastAsia="ru-RU"/>
-        </w:rPr>
-        <w:t>`)</w:t>
+      <w:r>
+        <w:rPr>
+          <w:rFonts w:ascii="Times New Roman" w:eastAsia="Times New Roman" w:hAnsi="Times New Roman" w:cs="Times New Roman"/>
+          <w:sz w:val="28"/>
+          <w:szCs w:val="28"/>
+          <w:lang w:eastAsia="ru-RU"/>
+        </w:rPr>
+        <w:t>Парсинг CSV (столбцы, например: `номер_билета, вопрос, вариант_A, вариант_B, вариант_C, правильный_ответ`)</w:t>
       </w:r>
     </w:p>
     <w:p>
@@ -21596,25 +20175,14 @@
           <w:lang w:eastAsia="ru-RU"/>
         </w:rPr>
       </w:pPr>
-      <w:proofErr w:type="spellStart"/>
-      <w:r>
-        <w:rPr>
-          <w:rFonts w:ascii="Times New Roman" w:eastAsia="Times New Roman" w:hAnsi="Times New Roman" w:cs="Times New Roman"/>
-          <w:sz w:val="28"/>
-          <w:szCs w:val="28"/>
-          <w:lang w:eastAsia="ru-RU"/>
-        </w:rPr>
-        <w:t>Валидация</w:t>
-      </w:r>
-      <w:proofErr w:type="spellEnd"/>
-      <w:r>
-        <w:rPr>
-          <w:rFonts w:ascii="Times New Roman" w:eastAsia="Times New Roman" w:hAnsi="Times New Roman" w:cs="Times New Roman"/>
-          <w:sz w:val="28"/>
-          <w:szCs w:val="28"/>
-          <w:lang w:eastAsia="ru-RU"/>
-        </w:rPr>
-        <w:t xml:space="preserve"> данных перед добавлением</w:t>
+      <w:r>
+        <w:rPr>
+          <w:rFonts w:ascii="Times New Roman" w:eastAsia="Times New Roman" w:hAnsi="Times New Roman" w:cs="Times New Roman"/>
+          <w:sz w:val="28"/>
+          <w:szCs w:val="28"/>
+          <w:lang w:eastAsia="ru-RU"/>
+        </w:rPr>
+        <w:t>Валидация данных перед добавлением</w:t>
       </w:r>
     </w:p>
     <w:p>
@@ -21916,25 +20484,14 @@
           <w:lang w:eastAsia="ru-RU"/>
         </w:rPr>
       </w:pPr>
-      <w:proofErr w:type="spellStart"/>
-      <w:r>
-        <w:rPr>
-          <w:rFonts w:ascii="Times New Roman" w:eastAsia="Times New Roman" w:hAnsi="Times New Roman" w:cs="Times New Roman"/>
-          <w:sz w:val="28"/>
-          <w:szCs w:val="28"/>
-          <w:lang w:eastAsia="ru-RU"/>
-        </w:rPr>
-        <w:t>Предпросмотр</w:t>
-      </w:r>
-      <w:proofErr w:type="spellEnd"/>
-      <w:r>
-        <w:rPr>
-          <w:rFonts w:ascii="Times New Roman" w:eastAsia="Times New Roman" w:hAnsi="Times New Roman" w:cs="Times New Roman"/>
-          <w:sz w:val="28"/>
-          <w:szCs w:val="28"/>
-          <w:lang w:eastAsia="ru-RU"/>
-        </w:rPr>
-        <w:t xml:space="preserve"> первых строк</w:t>
+      <w:r>
+        <w:rPr>
+          <w:rFonts w:ascii="Times New Roman" w:eastAsia="Times New Roman" w:hAnsi="Times New Roman" w:cs="Times New Roman"/>
+          <w:sz w:val="28"/>
+          <w:szCs w:val="28"/>
+          <w:lang w:eastAsia="ru-RU"/>
+        </w:rPr>
+        <w:t>Предпросмотр первых строк</w:t>
       </w:r>
     </w:p>
     <w:p>
@@ -23373,25 +21930,7 @@
           <w:sz w:val="28"/>
           <w:szCs w:val="28"/>
         </w:rPr>
-        <w:t>Личный кабинет: содержит основную информацию о пользователе (</w:t>
-      </w:r>
-      <w:proofErr w:type="spellStart"/>
-      <w:r>
-        <w:rPr>
-          <w:rFonts w:ascii="Times New Roman" w:hAnsi="Times New Roman" w:cs="Times New Roman"/>
-          <w:sz w:val="28"/>
-          <w:szCs w:val="28"/>
-        </w:rPr>
-        <w:t>никнейм</w:t>
-      </w:r>
-      <w:proofErr w:type="spellEnd"/>
-      <w:r>
-        <w:rPr>
-          <w:rFonts w:ascii="Times New Roman" w:hAnsi="Times New Roman" w:cs="Times New Roman"/>
-          <w:sz w:val="28"/>
-          <w:szCs w:val="28"/>
-        </w:rPr>
-        <w:t xml:space="preserve"> и статистику)</w:t>
+        <w:t>Личный кабинет: содержит основную информацию о пользователе (никнейм и статистику)</w:t>
       </w:r>
     </w:p>
     <w:p>
@@ -23854,25 +22393,7 @@
           <w:sz w:val="28"/>
           <w:szCs w:val="28"/>
         </w:rPr>
-        <w:t xml:space="preserve">Чтобы начать проходить тестирование необходимо выбрать Режим тестирования и </w:t>
-      </w:r>
-      <w:proofErr w:type="gramStart"/>
-      <w:r>
-        <w:rPr>
-          <w:rFonts w:ascii="Times New Roman" w:hAnsi="Times New Roman" w:cs="Times New Roman"/>
-          <w:sz w:val="28"/>
-          <w:szCs w:val="28"/>
-        </w:rPr>
-        <w:t>Загрузить</w:t>
-      </w:r>
-      <w:proofErr w:type="gramEnd"/>
-      <w:r>
-        <w:rPr>
-          <w:rFonts w:ascii="Times New Roman" w:hAnsi="Times New Roman" w:cs="Times New Roman"/>
-          <w:sz w:val="28"/>
-          <w:szCs w:val="28"/>
-        </w:rPr>
-        <w:t xml:space="preserve"> билеты</w:t>
+        <w:t>Чтобы начать проходить тестирование необходимо выбрать Режим тестирования и Загрузить билеты</w:t>
       </w:r>
     </w:p>
     <w:p>
@@ -25458,33 +23979,15 @@
           <w:sz w:val="28"/>
           <w:szCs w:val="28"/>
         </w:rPr>
-        <w:t xml:space="preserve">Оба клиента подключаются к серверной части через </w:t>
-      </w:r>
-      <w:proofErr w:type="spellStart"/>
-      <w:r>
-        <w:rPr>
-          <w:rFonts w:ascii="Times New Roman" w:hAnsi="Times New Roman" w:cs="Times New Roman"/>
-          <w:sz w:val="28"/>
-          <w:szCs w:val="28"/>
-        </w:rPr>
-        <w:t>интернет-соед</w:t>
-      </w:r>
-      <w:r>
-        <w:rPr>
-          <w:rFonts w:ascii="Times New Roman" w:hAnsi="Times New Roman" w:cs="Times New Roman"/>
-          <w:sz w:val="28"/>
-          <w:szCs w:val="28"/>
-        </w:rPr>
-        <w:t>инение</w:t>
-      </w:r>
-      <w:proofErr w:type="spellEnd"/>
-      <w:r>
-        <w:rPr>
-          <w:rFonts w:ascii="Times New Roman" w:hAnsi="Times New Roman" w:cs="Times New Roman"/>
-          <w:sz w:val="28"/>
-          <w:szCs w:val="28"/>
-        </w:rPr>
-        <w:t xml:space="preserve"> (защищённое соединение).</w:t>
+        <w:t>Оба клиента подключаются к серверной части через интернет-соед</w:t>
+      </w:r>
+      <w:r>
+        <w:rPr>
+          <w:rFonts w:ascii="Times New Roman" w:hAnsi="Times New Roman" w:cs="Times New Roman"/>
+          <w:sz w:val="28"/>
+          <w:szCs w:val="28"/>
+        </w:rPr>
+        <w:t>инение (защищённое соединение).</w:t>
       </w:r>
     </w:p>
     <w:p>
@@ -26304,27 +24807,7 @@
           <w:szCs w:val="28"/>
           <w:lang w:eastAsia="ru-RU"/>
         </w:rPr>
-        <w:t>Для успешной разработки и наглядного представления базы данных (</w:t>
-      </w:r>
-      <w:proofErr w:type="spellStart"/>
-      <w:r>
-        <w:rPr>
-          <w:rFonts w:ascii="Times New Roman" w:eastAsia="Times New Roman" w:hAnsi="Times New Roman" w:cs="Times New Roman"/>
-          <w:sz w:val="28"/>
-          <w:szCs w:val="28"/>
-          <w:lang w:eastAsia="ru-RU"/>
-        </w:rPr>
-        <w:t>бд</w:t>
-      </w:r>
-      <w:proofErr w:type="spellEnd"/>
-      <w:r>
-        <w:rPr>
-          <w:rFonts w:ascii="Times New Roman" w:eastAsia="Times New Roman" w:hAnsi="Times New Roman" w:cs="Times New Roman"/>
-          <w:sz w:val="28"/>
-          <w:szCs w:val="28"/>
-          <w:lang w:eastAsia="ru-RU"/>
-        </w:rPr>
-        <w:t xml:space="preserve">) была создана </w:t>
+        <w:t xml:space="preserve">Для успешной разработки и наглядного представления базы данных (бд) была создана </w:t>
       </w:r>
       <w:r>
         <w:rPr>
@@ -26450,27 +24933,7 @@
           <w:szCs w:val="28"/>
           <w:lang w:eastAsia="ru-RU"/>
         </w:rPr>
-        <w:t xml:space="preserve">диаграмма </w:t>
-      </w:r>
-      <w:proofErr w:type="spellStart"/>
-      <w:r>
-        <w:rPr>
-          <w:rFonts w:ascii="Times New Roman" w:eastAsia="Times New Roman" w:hAnsi="Times New Roman" w:cs="Times New Roman"/>
-          <w:sz w:val="28"/>
-          <w:szCs w:val="28"/>
-          <w:lang w:eastAsia="ru-RU"/>
-        </w:rPr>
-        <w:t>бд</w:t>
-      </w:r>
-      <w:proofErr w:type="spellEnd"/>
-      <w:r>
-        <w:rPr>
-          <w:rFonts w:ascii="Times New Roman" w:eastAsia="Times New Roman" w:hAnsi="Times New Roman" w:cs="Times New Roman"/>
-          <w:sz w:val="28"/>
-          <w:szCs w:val="28"/>
-          <w:lang w:eastAsia="ru-RU"/>
-        </w:rPr>
-        <w:t>.</w:t>
+        <w:t>диаграмма бд.</w:t>
       </w:r>
     </w:p>
     <w:p>
@@ -26680,7 +25143,15 @@
           <w:sz w:val="28"/>
           <w:szCs w:val="28"/>
         </w:rPr>
-        <w:t xml:space="preserve"> 6</w:t>
+        <w:t xml:space="preserve"> </w:t>
+      </w:r>
+      <w:r>
+        <w:rPr>
+          <w:rFonts w:ascii="Times New Roman" w:hAnsi="Times New Roman" w:cs="Times New Roman"/>
+          <w:sz w:val="28"/>
+          <w:szCs w:val="28"/>
+        </w:rPr>
+        <w:t>6</w:t>
       </w:r>
       <w:r>
         <w:rPr>
@@ -26822,17 +25293,7 @@
           <w:sz w:val="28"/>
           <w:szCs w:val="28"/>
         </w:rPr>
-        <w:t xml:space="preserve">Дорожка «База данных» используется для хранения и предоставления информации, необходимой для прохождения тестирования. В базе </w:t>
-      </w:r>
-      <w:bookmarkStart w:id="71" w:name="_GoBack"/>
-      <w:bookmarkEnd w:id="71"/>
-      <w:r>
-        <w:rPr>
-          <w:rFonts w:ascii="Times New Roman" w:hAnsi="Times New Roman" w:cs="Times New Roman"/>
-          <w:sz w:val="28"/>
-          <w:szCs w:val="28"/>
-        </w:rPr>
-        <w:t>данных содержатся вопросы, варианты ответов, типы билетов, описания билетов, а также правильные ответы для последующей проверки результатов.</w:t>
+        <w:t>Дорожка «База данных» используется для хранения и предоставления информации, необходимой для прохождения тестирования. В базе данных содержатся вопросы, варианты ответов, типы билетов, описания билетов, а также правильные ответы для последующей проверки результатов.</w:t>
       </w:r>
     </w:p>
     <w:p>
@@ -26871,23 +25332,7 @@
           <w:sz w:val="28"/>
           <w:szCs w:val="28"/>
         </w:rPr>
-        <w:t xml:space="preserve">Как проходит процесс Начальной точкой процесса является успешная авторизация пользователя в системе. После входа пользователь нажимает кнопку «Начать тестирование», тем самым инициируя процесс формирования теста и Система отправляет запрос на наличие вопросов, в случае если их нет (например, по причине того, что они ещё не были добавлены администратором, либо произошла ошибка при загрузке или </w:t>
-      </w:r>
-      <w:proofErr w:type="spellStart"/>
-      <w:r>
-        <w:rPr>
-          <w:sz w:val="28"/>
-          <w:szCs w:val="28"/>
-        </w:rPr>
-        <w:t>парсинге</w:t>
-      </w:r>
-      <w:proofErr w:type="spellEnd"/>
-      <w:r>
-        <w:rPr>
-          <w:sz w:val="28"/>
-          <w:szCs w:val="28"/>
-        </w:rPr>
-        <w:t xml:space="preserve"> данных), система формирует сообщение об ошибке, после чего процесс тестирования завершается, если они есть, то Система извлекает их из базы данных, формирует тест и отображает его Пользователю. Пользователь отвечает на вопросы и отправляет ответы на проверку, Система сравнивает ответы и подсчитывает баллы, если баллов не хватает для сдачи, то результат «тест не пройден», иначе «тест пройден» оба этих результата отражаются в итоговом отчёте пользователю. Завершающей точкой диаграммы является окончание процесса тестирования и отображение итоговой информации о результате прохождения теста пользователю.</w:t>
+        <w:t>Как проходит процесс Начальной точкой процесса является успешная авторизация пользователя в системе. После входа пользователь нажимает кнопку «Начать тестирование», тем самым инициируя процесс формирования теста и Система отправляет запрос на наличие вопросов, в случае если их нет (например, по причине того, что они ещё не были добавлены администратором, либо произошла ошибка при загрузке или парсинге данных), система формирует сообщение об ошибке, после чего процесс тестирования завершается, если они есть, то Система извлекает их из базы данных, формирует тест и отображает его Пользователю. Пользователь отвечает на вопросы и отправляет ответы на проверку, Система сравнивает ответы и подсчитывает баллы, если баллов не хватает для сдачи, то результат «тест не пройден», иначе «тест пройден» оба этих результата отражаются в итоговом отчёте пользователю. Завершающей точкой диаграммы является окончание процесса тестирования и отображение итоговой информации о результате прохождения теста пользователю.</w:t>
       </w:r>
     </w:p>
     <w:p>
@@ -27011,7 +25456,6 @@
         </w:rPr>
         <w:t xml:space="preserve">Описываемый процесс: заполнение и обработка ответов ИС </w:t>
       </w:r>
-      <w:proofErr w:type="spellStart"/>
       <w:r>
         <w:rPr>
           <w:rFonts w:ascii="Times New Roman" w:hAnsi="Times New Roman" w:cs="Times New Roman"/>
@@ -27021,7 +25465,6 @@
         </w:rPr>
         <w:t>TurnWrong</w:t>
       </w:r>
-      <w:proofErr w:type="spellEnd"/>
     </w:p>
     <w:p>
       <w:pPr>
@@ -27538,43 +25981,7 @@
           <w:sz w:val="28"/>
           <w:szCs w:val="28"/>
         </w:rPr>
-        <w:t xml:space="preserve">Шаг 1 – Получение билета. На этапе 1 пользователь инициирует тестирование. Интерфейс тестирования запрашивает у системы тестирования билеты с </w:t>
-      </w:r>
-      <w:proofErr w:type="gramStart"/>
-      <w:r>
-        <w:rPr>
-          <w:rFonts w:ascii="Times New Roman" w:hAnsi="Times New Roman" w:cs="Times New Roman"/>
-          <w:sz w:val="28"/>
-          <w:szCs w:val="28"/>
-        </w:rPr>
-        <w:t>вопросами(</w:t>
-      </w:r>
-      <w:proofErr w:type="gramEnd"/>
-      <w:r>
-        <w:rPr>
-          <w:rFonts w:ascii="Times New Roman" w:hAnsi="Times New Roman" w:cs="Times New Roman"/>
-          <w:sz w:val="28"/>
-          <w:szCs w:val="28"/>
-        </w:rPr>
-        <w:t xml:space="preserve">1.1). Система тестирования запрашивает вопросы у Базы </w:t>
-      </w:r>
-      <w:proofErr w:type="gramStart"/>
-      <w:r>
-        <w:rPr>
-          <w:rFonts w:ascii="Times New Roman" w:hAnsi="Times New Roman" w:cs="Times New Roman"/>
-          <w:sz w:val="28"/>
-          <w:szCs w:val="28"/>
-        </w:rPr>
-        <w:t>данных(</w:t>
-      </w:r>
-      <w:proofErr w:type="gramEnd"/>
-      <w:r>
-        <w:rPr>
-          <w:rFonts w:ascii="Times New Roman" w:hAnsi="Times New Roman" w:cs="Times New Roman"/>
-          <w:sz w:val="28"/>
-          <w:szCs w:val="28"/>
-        </w:rPr>
-        <w:t>1.2) и в ответ получает вопросы(1.3), из них формирует полноценный тест.</w:t>
+        <w:t>Шаг 1 – Получение билета. На этапе 1 пользователь инициирует тестирование. Интерфейс тестирования запрашивает у системы тестирования билеты с вопросами(1.1). Система тестирования запрашивает вопросы у Базы данных(1.2) и в ответ получает вопросы(1.3), из них формирует полноценный тест.</w:t>
       </w:r>
     </w:p>
     <w:p>
@@ -27594,25 +26001,7 @@
           <w:sz w:val="28"/>
           <w:szCs w:val="28"/>
         </w:rPr>
-        <w:t xml:space="preserve">Шаг 2 – процесс ответа на вопросы. Пользователь отвечает на вопросы Интерфейсу </w:t>
-      </w:r>
-      <w:proofErr w:type="gramStart"/>
-      <w:r>
-        <w:rPr>
-          <w:rFonts w:ascii="Times New Roman" w:hAnsi="Times New Roman" w:cs="Times New Roman"/>
-          <w:sz w:val="28"/>
-          <w:szCs w:val="28"/>
-        </w:rPr>
-        <w:t>тестирования(</w:t>
-      </w:r>
-      <w:proofErr w:type="gramEnd"/>
-      <w:r>
-        <w:rPr>
-          <w:rFonts w:ascii="Times New Roman" w:hAnsi="Times New Roman" w:cs="Times New Roman"/>
-          <w:sz w:val="28"/>
-          <w:szCs w:val="28"/>
-        </w:rPr>
-        <w:t xml:space="preserve">2) и завершает тест. Далее происходит внутренняя обработка ответов. Интерфейс отправляет ответы Пользователя в Сервис тестирования на обработку. </w:t>
+        <w:t xml:space="preserve">Шаг 2 – процесс ответа на вопросы. Пользователь отвечает на вопросы Интерфейсу тестирования(2) и завершает тест. Далее происходит внутренняя обработка ответов. Интерфейс отправляет ответы Пользователя в Сервис тестирования на обработку. </w:t>
       </w:r>
     </w:p>
     <w:p>
@@ -27632,25 +26021,7 @@
           <w:sz w:val="28"/>
           <w:szCs w:val="28"/>
         </w:rPr>
-        <w:t xml:space="preserve">Шаг 3 – формирование результата. Сервис тестирования отправляет обработанные ответы в Сервис результатов для подсчитывания правильных ответов и его отображения. Он отправляет итоговый отчёт в Интерфейс </w:t>
-      </w:r>
-      <w:proofErr w:type="gramStart"/>
-      <w:r>
-        <w:rPr>
-          <w:rFonts w:ascii="Times New Roman" w:hAnsi="Times New Roman" w:cs="Times New Roman"/>
-          <w:sz w:val="28"/>
-          <w:szCs w:val="28"/>
-        </w:rPr>
-        <w:t>тестирования(</w:t>
-      </w:r>
-      <w:proofErr w:type="gramEnd"/>
-      <w:r>
-        <w:rPr>
-          <w:rFonts w:ascii="Times New Roman" w:hAnsi="Times New Roman" w:cs="Times New Roman"/>
-          <w:sz w:val="28"/>
-          <w:szCs w:val="28"/>
-        </w:rPr>
-        <w:t>3.1) и отображает его Пользователю(3.2)</w:t>
+        <w:t>Шаг 3 – формирование результата. Сервис тестирования отправляет обработанные ответы в Сервис результатов для подсчитывания правильных ответов и его отображения. Он отправляет итоговый отчёт в Интерфейс тестирования(3.1) и отображает его Пользователю(3.2)</w:t>
       </w:r>
       <w:r>
         <w:rPr>
@@ -27936,7 +26307,23 @@
           <w:sz w:val="28"/>
           <w:szCs w:val="28"/>
         </w:rPr>
-        <w:t>Рисунок 10 – Диаграмма деятельности</w:t>
+        <w:t>Рисунок</w:t>
+      </w:r>
+      <w:r>
+        <w:rPr>
+          <w:rFonts w:ascii="Times New Roman" w:hAnsi="Times New Roman" w:cs="Times New Roman"/>
+          <w:sz w:val="28"/>
+          <w:szCs w:val="28"/>
+        </w:rPr>
+        <w:t xml:space="preserve"> 10</w:t>
+      </w:r>
+      <w:r>
+        <w:rPr>
+          <w:rFonts w:ascii="Times New Roman" w:hAnsi="Times New Roman" w:cs="Times New Roman"/>
+          <w:sz w:val="28"/>
+          <w:szCs w:val="28"/>
+        </w:rPr>
+        <w:t xml:space="preserve"> – Диаграмма деятельности</w:t>
       </w:r>
     </w:p>
     <w:p>
@@ -28185,7 +26572,15 @@
           <w:sz w:val="28"/>
           <w:szCs w:val="28"/>
         </w:rPr>
-        <w:t>Диаграмма последовательности для администратора</w:t>
+        <w:t xml:space="preserve">Диаграмма последовательности </w:t>
+      </w:r>
+      <w:r>
+        <w:rPr>
+          <w:rFonts w:ascii="Times New Roman" w:hAnsi="Times New Roman" w:cs="Times New Roman"/>
+          <w:sz w:val="28"/>
+          <w:szCs w:val="28"/>
+        </w:rPr>
+        <w:t>для администратора</w:t>
       </w:r>
     </w:p>
     <w:p>
@@ -28390,25 +26785,7 @@
           <w:sz w:val="28"/>
           <w:szCs w:val="28"/>
         </w:rPr>
-        <w:t xml:space="preserve"> Система </w:t>
-      </w:r>
-      <w:proofErr w:type="spellStart"/>
-      <w:r>
-        <w:rPr>
-          <w:rFonts w:ascii="Times New Roman" w:hAnsi="Times New Roman" w:cs="Times New Roman"/>
-          <w:sz w:val="28"/>
-          <w:szCs w:val="28"/>
-        </w:rPr>
-        <w:t>парсит</w:t>
-      </w:r>
-      <w:proofErr w:type="spellEnd"/>
-      <w:r>
-        <w:rPr>
-          <w:rFonts w:ascii="Times New Roman" w:hAnsi="Times New Roman" w:cs="Times New Roman"/>
-          <w:sz w:val="28"/>
-          <w:szCs w:val="28"/>
-        </w:rPr>
-        <w:t xml:space="preserve"> данные и </w:t>
+        <w:t xml:space="preserve"> Система парсит данные и </w:t>
       </w:r>
       <w:r>
         <w:rPr>
@@ -28432,25 +26809,7 @@
           <w:sz w:val="28"/>
           <w:szCs w:val="28"/>
         </w:rPr>
-        <w:t xml:space="preserve">В случае если файл некорректен — например, отсутствуют обязательные поля, массив вопросов пуст, тип вопроса не соответствует допустимым значениям, количество вариантов ответа менее двух либо не указан правильный ответ — интерфейс системы фиксирует ошибку </w:t>
-      </w:r>
-      <w:proofErr w:type="spellStart"/>
-      <w:r>
-        <w:rPr>
-          <w:rFonts w:ascii="Times New Roman" w:hAnsi="Times New Roman" w:cs="Times New Roman"/>
-          <w:sz w:val="28"/>
-          <w:szCs w:val="28"/>
-        </w:rPr>
-        <w:t>парсинга</w:t>
-      </w:r>
-      <w:proofErr w:type="spellEnd"/>
-      <w:r>
-        <w:rPr>
-          <w:rFonts w:ascii="Times New Roman" w:hAnsi="Times New Roman" w:cs="Times New Roman"/>
-          <w:sz w:val="28"/>
-          <w:szCs w:val="28"/>
-        </w:rPr>
-        <w:t xml:space="preserve"> и возвращает администратору сообщение о невозможности добавления данных. На этом процесс завершается, обращение к базе данных не производится.</w:t>
+        <w:t>В случае если файл некорректен — например, отсутствуют обязательные поля, массив вопросов пуст, тип вопроса не соответствует допустимым значениям, количество вариантов ответа менее двух либо не указан правильный ответ — интерфейс системы фиксирует ошибку парсинга и возвращает администратору сообщение о невозможности добавления данных. На этом процесс завершается, обращение к базе данных не производится.</w:t>
       </w:r>
       <w:r>
         <w:rPr>
@@ -28995,67 +27354,7 @@
           <w:szCs w:val="28"/>
           <w:lang w:eastAsia="ru-RU"/>
         </w:rPr>
-        <w:t xml:space="preserve">Процесс проектирования модуля был начат с детального анализа предметной области, результаты которого легли в основу поведенческих диаграмм. Согласно диаграмме деятельности, жизненный цикл взаимодействия пользователя с системой начинается с запуска приложения и выбора одного из двух путей: регистрация нового аккаунта или авторизация в существующем. При выборе сценария регистрации пользователь вводит расширенный набор данных, включающий фамилию, имя, отчество, дату рождения, </w:t>
-      </w:r>
-      <w:proofErr w:type="spellStart"/>
-      <w:r>
-        <w:rPr>
-          <w:rFonts w:ascii="Times New Roman" w:eastAsia="Times New Roman" w:hAnsi="Times New Roman" w:cs="Times New Roman"/>
-          <w:sz w:val="28"/>
-          <w:szCs w:val="28"/>
-          <w:lang w:eastAsia="ru-RU"/>
-        </w:rPr>
-        <w:t>email</w:t>
-      </w:r>
-      <w:proofErr w:type="spellEnd"/>
-      <w:r>
-        <w:rPr>
-          <w:rFonts w:ascii="Times New Roman" w:eastAsia="Times New Roman" w:hAnsi="Times New Roman" w:cs="Times New Roman"/>
-          <w:sz w:val="28"/>
-          <w:szCs w:val="28"/>
-          <w:lang w:eastAsia="ru-RU"/>
-        </w:rPr>
-        <w:t xml:space="preserve">, логин и пароль. Ключевым моментом здесь является </w:t>
-      </w:r>
-      <w:proofErr w:type="spellStart"/>
-      <w:r>
-        <w:rPr>
-          <w:rFonts w:ascii="Times New Roman" w:eastAsia="Times New Roman" w:hAnsi="Times New Roman" w:cs="Times New Roman"/>
-          <w:sz w:val="28"/>
-          <w:szCs w:val="28"/>
-          <w:lang w:eastAsia="ru-RU"/>
-        </w:rPr>
-        <w:t>валидация</w:t>
-      </w:r>
-      <w:proofErr w:type="spellEnd"/>
-      <w:r>
-        <w:rPr>
-          <w:rFonts w:ascii="Times New Roman" w:eastAsia="Times New Roman" w:hAnsi="Times New Roman" w:cs="Times New Roman"/>
-          <w:sz w:val="28"/>
-          <w:szCs w:val="28"/>
-          <w:lang w:eastAsia="ru-RU"/>
-        </w:rPr>
-        <w:t xml:space="preserve"> пароля, где </w:t>
-      </w:r>
-      <w:proofErr w:type="spellStart"/>
-      <w:r>
-        <w:rPr>
-          <w:rFonts w:ascii="Times New Roman" w:eastAsia="Times New Roman" w:hAnsi="Times New Roman" w:cs="Times New Roman"/>
-          <w:sz w:val="28"/>
-          <w:szCs w:val="28"/>
-          <w:lang w:eastAsia="ru-RU"/>
-        </w:rPr>
-        <w:t>фронтенд</w:t>
-      </w:r>
-      <w:proofErr w:type="spellEnd"/>
-      <w:r>
-        <w:rPr>
-          <w:rFonts w:ascii="Times New Roman" w:eastAsia="Times New Roman" w:hAnsi="Times New Roman" w:cs="Times New Roman"/>
-          <w:sz w:val="28"/>
-          <w:szCs w:val="28"/>
-          <w:lang w:eastAsia="ru-RU"/>
-        </w:rPr>
-        <w:t xml:space="preserve"> выполняет первичную проверку на соответствие правилам (длина не менее 8 символов, наличие заглавных и строчных букв, цифр и спецсимволов), а при несоответствии выводит уведомление и возвращает пользователя к форме ввода. При успешной клиентской проверке данные направляются на сервер, который, согласно диаграмме последовательности и коммуникации, инициирует взаимодействие с базой данных для верификации уникальности учётной записи. В случае обнаружения дубликата или некорректности данных сервер возвращает ошибку, и интерфейс отображает соответствующее сообщение; при положительном исходе создаётся учётная запись, выводится уведомление об успехе, и система автоматически переводит пользова</w:t>
+        <w:t>Процесс проектирования модуля был начат с детального анализа предметной области, результаты которого легли в основу поведенческих диаграмм. Согласно диаграмме деятельности, жизненный цикл взаимодействия пользователя с системой начинается с запуска приложения и выбора одного из двух путей: регистрация нового аккаунта или авторизация в существующем. При выборе сценария регистрации пользователь вводит расширенный набор данных, включающий фамилию, имя, отчество, дату рождения, email, логин и пароль. Ключевым моментом здесь является валидация пароля, где фронтенд выполняет первичную проверку на соответствие правилам (длина не менее 8 символов, наличие заглавных и строчных букв, цифр и спецсимволов), а при несоответствии выводит уведомление и возвращает пользователя к форме ввода. При успешной клиентской проверке данные направляются на сервер, который, согласно диаграмме последовательности и коммуникации, инициирует взаимодействие с базой данных для верификации уникальности учётной записи. В случае обнаружения дубликата или некорректности данных сервер возвращает ошибку, и интерфейс отображает соответствующее сообщение; при положительном исходе создаётся учётная запись, выводится уведомление об успехе, и система автоматически переводит пользова</w:t>
       </w:r>
       <w:r>
         <w:rPr>
@@ -29087,27 +27386,7 @@
           <w:szCs w:val="28"/>
           <w:lang w:eastAsia="ru-RU"/>
         </w:rPr>
-        <w:t xml:space="preserve">На этапе входа в систему пользователь передаёт логин и пароль. Сервер авторизации, выступая главным управляющим компонентом, запрашивает у базы данных контента проверку наличия аккаунта с указанными учётными данными. Диаграмма состояний наглядно демонстрирует, что при несовпадении </w:t>
-      </w:r>
-      <w:proofErr w:type="spellStart"/>
-      <w:r>
-        <w:rPr>
-          <w:rFonts w:ascii="Times New Roman" w:eastAsia="Times New Roman" w:hAnsi="Times New Roman" w:cs="Times New Roman"/>
-          <w:sz w:val="28"/>
-          <w:szCs w:val="28"/>
-          <w:lang w:eastAsia="ru-RU"/>
-        </w:rPr>
-        <w:t>хешей</w:t>
-      </w:r>
-      <w:proofErr w:type="spellEnd"/>
-      <w:r>
-        <w:rPr>
-          <w:rFonts w:ascii="Times New Roman" w:eastAsia="Times New Roman" w:hAnsi="Times New Roman" w:cs="Times New Roman"/>
-          <w:sz w:val="28"/>
-          <w:szCs w:val="28"/>
-          <w:lang w:eastAsia="ru-RU"/>
-        </w:rPr>
-        <w:t xml:space="preserve"> паролей или отсутствии пользователя система генерирует исключение, возвращая процесс в состояние ввода логина и пароля. При успешной аутентификации запускается процесс создания сессии, и система переходит в целевое состояние «Доступ разрешён», открывая личный кабинет с тестами и статистикой.</w:t>
+        <w:t>На этапе входа в систему пользователь передаёт логин и пароль. Сервер авторизации, выступая главным управляющим компонентом, запрашивает у базы данных контента проверку наличия аккаунта с указанными учётными данными. Диаграмма состояний наглядно демонстрирует, что при несовпадении хешей паролей или отсутствии пользователя система генерирует исключение, возвращая процесс в состояние ввода логина и пароля. При успешной аутентификации запускается процесс создания сессии, и система переходит в целевое состояние «Доступ разрешён», открывая личный кабинет с тестами и статистикой.</w:t>
       </w:r>
     </w:p>
     <w:p>
@@ -29131,27 +27410,7 @@
           <w:lang w:eastAsia="ru-RU"/>
         </w:rPr>
         <w:lastRenderedPageBreak/>
-        <w:t xml:space="preserve">Визуальная реализация модуля выполнена с использованием </w:t>
-      </w:r>
-      <w:proofErr w:type="spellStart"/>
-      <w:r>
-        <w:rPr>
-          <w:rFonts w:ascii="Times New Roman" w:eastAsia="Times New Roman" w:hAnsi="Times New Roman" w:cs="Times New Roman"/>
-          <w:sz w:val="28"/>
-          <w:szCs w:val="28"/>
-          <w:lang w:eastAsia="ru-RU"/>
-        </w:rPr>
-        <w:t>фреймворка</w:t>
-      </w:r>
-      <w:proofErr w:type="spellEnd"/>
-      <w:r>
-        <w:rPr>
-          <w:rFonts w:ascii="Times New Roman" w:eastAsia="Times New Roman" w:hAnsi="Times New Roman" w:cs="Times New Roman"/>
-          <w:sz w:val="28"/>
-          <w:szCs w:val="28"/>
-          <w:lang w:eastAsia="ru-RU"/>
-        </w:rPr>
-        <w:t xml:space="preserve"> </w:t>
+        <w:t xml:space="preserve">Визуальная реализация модуля выполнена с использованием фреймворка </w:t>
       </w:r>
       <w:r>
         <w:rPr>
@@ -29192,47 +27451,7 @@
           <w:szCs w:val="28"/>
           <w:lang w:eastAsia="ru-RU"/>
         </w:rPr>
-        <w:t xml:space="preserve">Форма регистрации (register.html) спроектирована с учётом сбора полных анкетных данных, разделяя поля на «Фамилию», «Имя» и «Отчество». На уровне клиента встроен скрипт, предотвращающий отправку формы при несовпадении паролей и дублирующий серверную </w:t>
-      </w:r>
-      <w:proofErr w:type="spellStart"/>
-      <w:r>
-        <w:rPr>
-          <w:rFonts w:ascii="Times New Roman" w:eastAsia="Times New Roman" w:hAnsi="Times New Roman" w:cs="Times New Roman"/>
-          <w:sz w:val="28"/>
-          <w:szCs w:val="28"/>
-          <w:lang w:eastAsia="ru-RU"/>
-        </w:rPr>
-        <w:t>валидацию</w:t>
-      </w:r>
-      <w:proofErr w:type="spellEnd"/>
-      <w:r>
-        <w:rPr>
-          <w:rFonts w:ascii="Times New Roman" w:eastAsia="Times New Roman" w:hAnsi="Times New Roman" w:cs="Times New Roman"/>
-          <w:sz w:val="28"/>
-          <w:szCs w:val="28"/>
-          <w:lang w:eastAsia="ru-RU"/>
-        </w:rPr>
-        <w:t xml:space="preserve">. Шаблон входа (login.html), напротив, </w:t>
-      </w:r>
-      <w:proofErr w:type="spellStart"/>
-      <w:r>
-        <w:rPr>
-          <w:rFonts w:ascii="Times New Roman" w:eastAsia="Times New Roman" w:hAnsi="Times New Roman" w:cs="Times New Roman"/>
-          <w:sz w:val="28"/>
-          <w:szCs w:val="28"/>
-          <w:lang w:eastAsia="ru-RU"/>
-        </w:rPr>
-        <w:t>минималистичен</w:t>
-      </w:r>
-      <w:proofErr w:type="spellEnd"/>
-      <w:r>
-        <w:rPr>
-          <w:rFonts w:ascii="Times New Roman" w:eastAsia="Times New Roman" w:hAnsi="Times New Roman" w:cs="Times New Roman"/>
-          <w:sz w:val="28"/>
-          <w:szCs w:val="28"/>
-          <w:lang w:eastAsia="ru-RU"/>
-        </w:rPr>
-        <w:t xml:space="preserve"> и сфокусирован на полях «Логин» и «Пароль» с возможностью запоминания сессии. Межсайтовая подделка запросов (CSRF, XSRF) — вид атак на сайт или веб-приложение, при котором злоумышленник обманом заставляет браузер пользователя выполнить опасное или некорректное действие от его имени.</w:t>
+        <w:t>Форма регистрации (register.html) спроектирована с учётом сбора полных анкетных данных, разделяя поля на «Фамилию», «Имя» и «Отчество». На уровне клиента встроен скрипт, предотвращающий отправку формы при несовпадении паролей и дублирующий серверную валидацию. Шаблон входа (login.html), напротив, минималистичен и сфокусирован на полях «Логин» и «Пароль» с возможностью запоминания сессии. Межсайтовая подделка запросов (CSRF, XSRF) — вид атак на сайт или веб-приложение, при котором злоумышленник обманом заставляет браузер пользователя выполнить опасное или некорректное действие от его имени.</w:t>
       </w:r>
     </w:p>
     <w:p>
@@ -29296,107 +27515,7 @@
           <w:szCs w:val="28"/>
           <w:lang w:eastAsia="ru-RU"/>
         </w:rPr>
-        <w:t xml:space="preserve">Внедрение специального секретного </w:t>
-      </w:r>
-      <w:proofErr w:type="spellStart"/>
-      <w:r>
-        <w:rPr>
-          <w:rFonts w:ascii="Times New Roman" w:eastAsia="Times New Roman" w:hAnsi="Times New Roman" w:cs="Times New Roman"/>
-          <w:sz w:val="28"/>
-          <w:szCs w:val="28"/>
-          <w:lang w:eastAsia="ru-RU"/>
-        </w:rPr>
-        <w:t>токена</w:t>
-      </w:r>
-      <w:proofErr w:type="spellEnd"/>
-      <w:r>
-        <w:rPr>
-          <w:rFonts w:ascii="Times New Roman" w:eastAsia="Times New Roman" w:hAnsi="Times New Roman" w:cs="Times New Roman"/>
-          <w:sz w:val="28"/>
-          <w:szCs w:val="28"/>
-          <w:lang w:eastAsia="ru-RU"/>
-        </w:rPr>
-        <w:t xml:space="preserve"> (CSRF-</w:t>
-      </w:r>
-      <w:proofErr w:type="spellStart"/>
-      <w:r>
-        <w:rPr>
-          <w:rFonts w:ascii="Times New Roman" w:eastAsia="Times New Roman" w:hAnsi="Times New Roman" w:cs="Times New Roman"/>
-          <w:sz w:val="28"/>
-          <w:szCs w:val="28"/>
-          <w:lang w:eastAsia="ru-RU"/>
-        </w:rPr>
-        <w:t>токена</w:t>
-      </w:r>
-      <w:proofErr w:type="spellEnd"/>
-      <w:r>
-        <w:rPr>
-          <w:rFonts w:ascii="Times New Roman" w:eastAsia="Times New Roman" w:hAnsi="Times New Roman" w:cs="Times New Roman"/>
-          <w:sz w:val="28"/>
-          <w:szCs w:val="28"/>
-          <w:lang w:eastAsia="ru-RU"/>
-        </w:rPr>
-        <w:t xml:space="preserve">). Для каждого пользователя генерируется обновляемый, уникальный и случайный </w:t>
-      </w:r>
-      <w:proofErr w:type="spellStart"/>
-      <w:r>
-        <w:rPr>
-          <w:rFonts w:ascii="Times New Roman" w:eastAsia="Times New Roman" w:hAnsi="Times New Roman" w:cs="Times New Roman"/>
-          <w:sz w:val="28"/>
-          <w:szCs w:val="28"/>
-          <w:lang w:eastAsia="ru-RU"/>
-        </w:rPr>
-        <w:t>токен</w:t>
-      </w:r>
-      <w:proofErr w:type="spellEnd"/>
-      <w:r>
-        <w:rPr>
-          <w:rFonts w:ascii="Times New Roman" w:eastAsia="Times New Roman" w:hAnsi="Times New Roman" w:cs="Times New Roman"/>
-          <w:sz w:val="28"/>
-          <w:szCs w:val="28"/>
-          <w:lang w:eastAsia="ru-RU"/>
-        </w:rPr>
-        <w:t xml:space="preserve">, который добавляется к форме и сохраняется на стороне сервера в сессии пользователя. Каждый запрос, выполняющий изменения в данных, должен содержать этот </w:t>
-      </w:r>
-      <w:proofErr w:type="spellStart"/>
-      <w:r>
-        <w:rPr>
-          <w:rFonts w:ascii="Times New Roman" w:eastAsia="Times New Roman" w:hAnsi="Times New Roman" w:cs="Times New Roman"/>
-          <w:sz w:val="28"/>
-          <w:szCs w:val="28"/>
-          <w:lang w:eastAsia="ru-RU"/>
-        </w:rPr>
-        <w:t>токен</w:t>
-      </w:r>
-      <w:proofErr w:type="spellEnd"/>
-      <w:r>
-        <w:rPr>
-          <w:rFonts w:ascii="Times New Roman" w:eastAsia="Times New Roman" w:hAnsi="Times New Roman" w:cs="Times New Roman"/>
-          <w:sz w:val="28"/>
-          <w:szCs w:val="28"/>
-          <w:lang w:eastAsia="ru-RU"/>
-        </w:rPr>
-        <w:t xml:space="preserve"> в параметре или в HTTP-заголовке. При получении запроса сервер сравнивает полученный </w:t>
-      </w:r>
-      <w:proofErr w:type="spellStart"/>
-      <w:r>
-        <w:rPr>
-          <w:rFonts w:ascii="Times New Roman" w:eastAsia="Times New Roman" w:hAnsi="Times New Roman" w:cs="Times New Roman"/>
-          <w:sz w:val="28"/>
-          <w:szCs w:val="28"/>
-          <w:lang w:eastAsia="ru-RU"/>
-        </w:rPr>
-        <w:t>токен</w:t>
-      </w:r>
-      <w:proofErr w:type="spellEnd"/>
-      <w:r>
-        <w:rPr>
-          <w:rFonts w:ascii="Times New Roman" w:eastAsia="Times New Roman" w:hAnsi="Times New Roman" w:cs="Times New Roman"/>
-          <w:sz w:val="28"/>
-          <w:szCs w:val="28"/>
-          <w:lang w:eastAsia="ru-RU"/>
-        </w:rPr>
-        <w:t xml:space="preserve"> с тем, который выдали пользователю в момент генерации. Если один из них окажется некорректным — действие не будет выполнено.</w:t>
+        <w:t>Внедрение специального секретного токена (CSRF-токена). Для каждого пользователя генерируется обновляемый, уникальный и случайный токен, который добавляется к форме и сохраняется на стороне сервера в сессии пользователя. Каждый запрос, выполняющий изменения в данных, должен содержать этот токен в параметре или в HTTP-заголовке. При получении запроса сервер сравнивает полученный токен с тем, который выдали пользователю в момент генерации. Если один из них окажется некорректным — действие не будет выполнено.</w:t>
       </w:r>
     </w:p>
     <w:p>
@@ -29442,47 +27561,7 @@
           <w:szCs w:val="28"/>
           <w:lang w:eastAsia="ru-RU"/>
         </w:rPr>
-        <w:t xml:space="preserve">Серверная часть логики сконцентрирована в файлах форм и представлений. Класс </w:t>
-      </w:r>
-      <w:proofErr w:type="spellStart"/>
-      <w:r>
-        <w:rPr>
-          <w:rFonts w:ascii="Times New Roman" w:eastAsia="Times New Roman" w:hAnsi="Times New Roman" w:cs="Times New Roman"/>
-          <w:sz w:val="28"/>
-          <w:szCs w:val="28"/>
-          <w:lang w:eastAsia="ru-RU"/>
-        </w:rPr>
-        <w:t>RegistrationForm</w:t>
-      </w:r>
-      <w:proofErr w:type="spellEnd"/>
-      <w:r>
-        <w:rPr>
-          <w:rFonts w:ascii="Times New Roman" w:eastAsia="Times New Roman" w:hAnsi="Times New Roman" w:cs="Times New Roman"/>
-          <w:sz w:val="28"/>
-          <w:szCs w:val="28"/>
-          <w:lang w:eastAsia="ru-RU"/>
-        </w:rPr>
-        <w:t xml:space="preserve">, унаследованный от </w:t>
-      </w:r>
-      <w:proofErr w:type="spellStart"/>
-      <w:r>
-        <w:rPr>
-          <w:rFonts w:ascii="Times New Roman" w:eastAsia="Times New Roman" w:hAnsi="Times New Roman" w:cs="Times New Roman"/>
-          <w:sz w:val="28"/>
-          <w:szCs w:val="28"/>
-          <w:lang w:eastAsia="ru-RU"/>
-        </w:rPr>
-        <w:t>UserCreationForm</w:t>
-      </w:r>
-      <w:proofErr w:type="spellEnd"/>
-      <w:r>
-        <w:rPr>
-          <w:rFonts w:ascii="Times New Roman" w:eastAsia="Times New Roman" w:hAnsi="Times New Roman" w:cs="Times New Roman"/>
-          <w:sz w:val="28"/>
-          <w:szCs w:val="28"/>
-          <w:lang w:eastAsia="ru-RU"/>
-        </w:rPr>
-        <w:t xml:space="preserve">, </w:t>
+        <w:t xml:space="preserve">Серверная часть логики сконцентрирована в файлах форм и представлений. Класс RegistrationForm, унаследованный от UserCreationForm, </w:t>
       </w:r>
       <w:r>
         <w:rPr>
@@ -29492,67 +27571,7 @@
           <w:lang w:eastAsia="ru-RU"/>
         </w:rPr>
         <w:lastRenderedPageBreak/>
-        <w:t xml:space="preserve">реализует строгую многоступенчатую </w:t>
-      </w:r>
-      <w:proofErr w:type="spellStart"/>
-      <w:r>
-        <w:rPr>
-          <w:rFonts w:ascii="Times New Roman" w:eastAsia="Times New Roman" w:hAnsi="Times New Roman" w:cs="Times New Roman"/>
-          <w:sz w:val="28"/>
-          <w:szCs w:val="28"/>
-          <w:lang w:eastAsia="ru-RU"/>
-        </w:rPr>
-        <w:t>валидацию</w:t>
-      </w:r>
-      <w:proofErr w:type="spellEnd"/>
-      <w:r>
-        <w:rPr>
-          <w:rFonts w:ascii="Times New Roman" w:eastAsia="Times New Roman" w:hAnsi="Times New Roman" w:cs="Times New Roman"/>
-          <w:sz w:val="28"/>
-          <w:szCs w:val="28"/>
-          <w:lang w:eastAsia="ru-RU"/>
-        </w:rPr>
-        <w:t xml:space="preserve">. Помимо проверки уникальности логина и </w:t>
-      </w:r>
-      <w:proofErr w:type="spellStart"/>
-      <w:r>
-        <w:rPr>
-          <w:rFonts w:ascii="Times New Roman" w:eastAsia="Times New Roman" w:hAnsi="Times New Roman" w:cs="Times New Roman"/>
-          <w:sz w:val="28"/>
-          <w:szCs w:val="28"/>
-          <w:lang w:eastAsia="ru-RU"/>
-        </w:rPr>
-        <w:t>email</w:t>
-      </w:r>
-      <w:proofErr w:type="spellEnd"/>
-      <w:r>
-        <w:rPr>
-          <w:rFonts w:ascii="Times New Roman" w:eastAsia="Times New Roman" w:hAnsi="Times New Roman" w:cs="Times New Roman"/>
-          <w:sz w:val="28"/>
-          <w:szCs w:val="28"/>
-          <w:lang w:eastAsia="ru-RU"/>
-        </w:rPr>
-        <w:t xml:space="preserve">, метод clean_password1 выполняет детальный разбор парольной строки через регулярные выражения, формируя список ошибок, если пароль не соответствует требованиям сложности или содержит недопустимые символы. При возникновении критических несоответствий вызывается исключение </w:t>
-      </w:r>
-      <w:proofErr w:type="spellStart"/>
-      <w:r>
-        <w:rPr>
-          <w:rFonts w:ascii="Times New Roman" w:eastAsia="Times New Roman" w:hAnsi="Times New Roman" w:cs="Times New Roman"/>
-          <w:sz w:val="28"/>
-          <w:szCs w:val="28"/>
-          <w:lang w:eastAsia="ru-RU"/>
-        </w:rPr>
-        <w:t>ValidationError</w:t>
-      </w:r>
-      <w:proofErr w:type="spellEnd"/>
-      <w:r>
-        <w:rPr>
-          <w:rFonts w:ascii="Times New Roman" w:eastAsia="Times New Roman" w:hAnsi="Times New Roman" w:cs="Times New Roman"/>
-          <w:sz w:val="28"/>
-          <w:szCs w:val="28"/>
-          <w:lang w:eastAsia="ru-RU"/>
-        </w:rPr>
-        <w:t>, которое перехватывается на уровне представления для отображения по</w:t>
+        <w:t>реализует строгую многоступенчатую валидацию. Помимо проверки уникальности логина и email, метод clean_password1 выполняет детальный разбор парольной строки через регулярные выражения, формируя список ошибок, если пароль не соответствует требованиям сложности или содержит недопустимые символы. При возникновении критических несоответствий вызывается исключение ValidationError, которое перехватывается на уровне представления для отображения по</w:t>
       </w:r>
       <w:r>
         <w:rPr>
@@ -29584,227 +27603,7 @@
           <w:szCs w:val="28"/>
           <w:lang w:eastAsia="ru-RU"/>
         </w:rPr>
-        <w:t xml:space="preserve">Представление </w:t>
-      </w:r>
-      <w:proofErr w:type="spellStart"/>
-      <w:r>
-        <w:rPr>
-          <w:rFonts w:ascii="Times New Roman" w:eastAsia="Times New Roman" w:hAnsi="Times New Roman" w:cs="Times New Roman"/>
-          <w:sz w:val="28"/>
-          <w:szCs w:val="28"/>
-          <w:lang w:eastAsia="ru-RU"/>
-        </w:rPr>
-        <w:t>register_view</w:t>
-      </w:r>
-      <w:proofErr w:type="spellEnd"/>
-      <w:r>
-        <w:rPr>
-          <w:rFonts w:ascii="Times New Roman" w:eastAsia="Times New Roman" w:hAnsi="Times New Roman" w:cs="Times New Roman"/>
-          <w:sz w:val="28"/>
-          <w:szCs w:val="28"/>
-          <w:lang w:eastAsia="ru-RU"/>
-        </w:rPr>
-        <w:t xml:space="preserve"> функционирует в режиме защиты от повторной отправки и кеширования (декораторы </w:t>
-      </w:r>
-      <w:proofErr w:type="spellStart"/>
-      <w:r>
-        <w:rPr>
-          <w:rFonts w:ascii="Times New Roman" w:eastAsia="Times New Roman" w:hAnsi="Times New Roman" w:cs="Times New Roman"/>
-          <w:sz w:val="28"/>
-          <w:szCs w:val="28"/>
-          <w:lang w:eastAsia="ru-RU"/>
-        </w:rPr>
-        <w:t>csrf_protect</w:t>
-      </w:r>
-      <w:proofErr w:type="spellEnd"/>
-      <w:r>
-        <w:rPr>
-          <w:rFonts w:ascii="Times New Roman" w:eastAsia="Times New Roman" w:hAnsi="Times New Roman" w:cs="Times New Roman"/>
-          <w:sz w:val="28"/>
-          <w:szCs w:val="28"/>
-          <w:lang w:eastAsia="ru-RU"/>
-        </w:rPr>
-        <w:t xml:space="preserve"> и </w:t>
-      </w:r>
-      <w:proofErr w:type="spellStart"/>
-      <w:r>
-        <w:rPr>
-          <w:rFonts w:ascii="Times New Roman" w:eastAsia="Times New Roman" w:hAnsi="Times New Roman" w:cs="Times New Roman"/>
-          <w:sz w:val="28"/>
-          <w:szCs w:val="28"/>
-          <w:lang w:eastAsia="ru-RU"/>
-        </w:rPr>
-        <w:t>never_cache</w:t>
-      </w:r>
-      <w:proofErr w:type="spellEnd"/>
-      <w:r>
-        <w:rPr>
-          <w:rFonts w:ascii="Times New Roman" w:eastAsia="Times New Roman" w:hAnsi="Times New Roman" w:cs="Times New Roman"/>
-          <w:sz w:val="28"/>
-          <w:szCs w:val="28"/>
-          <w:lang w:eastAsia="ru-RU"/>
-        </w:rPr>
-        <w:t xml:space="preserve">), перенаправляя уже аутентифицированных пользователей в личный кабинет. При </w:t>
-      </w:r>
-      <w:proofErr w:type="spellStart"/>
-      <w:r>
-        <w:rPr>
-          <w:rFonts w:ascii="Times New Roman" w:eastAsia="Times New Roman" w:hAnsi="Times New Roman" w:cs="Times New Roman"/>
-          <w:sz w:val="28"/>
-          <w:szCs w:val="28"/>
-          <w:lang w:eastAsia="ru-RU"/>
-        </w:rPr>
-        <w:t>валидации</w:t>
-      </w:r>
-      <w:proofErr w:type="spellEnd"/>
-      <w:r>
-        <w:rPr>
-          <w:rFonts w:ascii="Times New Roman" w:eastAsia="Times New Roman" w:hAnsi="Times New Roman" w:cs="Times New Roman"/>
-          <w:sz w:val="28"/>
-          <w:szCs w:val="28"/>
-          <w:lang w:eastAsia="ru-RU"/>
-        </w:rPr>
-        <w:t xml:space="preserve"> POST-запроса форма сохраняет объект пользователя в базу данных, после чего контроллер генерирует сообщение об успехе и выполняет </w:t>
-      </w:r>
-      <w:proofErr w:type="spellStart"/>
-      <w:r>
-        <w:rPr>
-          <w:rFonts w:ascii="Times New Roman" w:eastAsia="Times New Roman" w:hAnsi="Times New Roman" w:cs="Times New Roman"/>
-          <w:sz w:val="28"/>
-          <w:szCs w:val="28"/>
-          <w:lang w:eastAsia="ru-RU"/>
-        </w:rPr>
-        <w:t>редирект</w:t>
-      </w:r>
-      <w:proofErr w:type="spellEnd"/>
-      <w:r>
-        <w:rPr>
-          <w:rFonts w:ascii="Times New Roman" w:eastAsia="Times New Roman" w:hAnsi="Times New Roman" w:cs="Times New Roman"/>
-          <w:sz w:val="28"/>
-          <w:szCs w:val="28"/>
-          <w:lang w:eastAsia="ru-RU"/>
-        </w:rPr>
-        <w:t xml:space="preserve"> на страницу входа. В случае неудачи итерация по словарю ошибок формы позволяет извлечь тексты ошибок, привязанные к конкретным полям, и передать их в пользовательский интерфейс. Представление </w:t>
-      </w:r>
-      <w:proofErr w:type="spellStart"/>
-      <w:r>
-        <w:rPr>
-          <w:rFonts w:ascii="Times New Roman" w:eastAsia="Times New Roman" w:hAnsi="Times New Roman" w:cs="Times New Roman"/>
-          <w:sz w:val="28"/>
-          <w:szCs w:val="28"/>
-          <w:lang w:eastAsia="ru-RU"/>
-        </w:rPr>
-        <w:t>login_view</w:t>
-      </w:r>
-      <w:proofErr w:type="spellEnd"/>
-      <w:r>
-        <w:rPr>
-          <w:rFonts w:ascii="Times New Roman" w:eastAsia="Times New Roman" w:hAnsi="Times New Roman" w:cs="Times New Roman"/>
-          <w:sz w:val="28"/>
-          <w:szCs w:val="28"/>
-          <w:lang w:eastAsia="ru-RU"/>
-        </w:rPr>
-        <w:t xml:space="preserve"> реализует ручную аутентификацию вызовом функции </w:t>
-      </w:r>
-      <w:proofErr w:type="spellStart"/>
-      <w:r>
-        <w:rPr>
-          <w:rFonts w:ascii="Times New Roman" w:eastAsia="Times New Roman" w:hAnsi="Times New Roman" w:cs="Times New Roman"/>
-          <w:sz w:val="28"/>
-          <w:szCs w:val="28"/>
-          <w:lang w:eastAsia="ru-RU"/>
-        </w:rPr>
-        <w:t>authenticate</w:t>
-      </w:r>
-      <w:proofErr w:type="spellEnd"/>
-      <w:r>
-        <w:rPr>
-          <w:rFonts w:ascii="Times New Roman" w:eastAsia="Times New Roman" w:hAnsi="Times New Roman" w:cs="Times New Roman"/>
-          <w:sz w:val="28"/>
-          <w:szCs w:val="28"/>
-          <w:lang w:eastAsia="ru-RU"/>
-        </w:rPr>
-        <w:t xml:space="preserve">, и в случае успеха активирует сессию с проверкой флага «Запомнить меня», влияющего на срок её жизни. После успешной аутентификации пользователь перенаправляется на домашнюю страницу, тогда как при неудаче на страницу входа вновь выводится сообщение о неверных учётных данных. Завершает цикл работы метод </w:t>
-      </w:r>
-      <w:proofErr w:type="spellStart"/>
-      <w:r>
-        <w:rPr>
-          <w:rFonts w:ascii="Times New Roman" w:eastAsia="Times New Roman" w:hAnsi="Times New Roman" w:cs="Times New Roman"/>
-          <w:sz w:val="28"/>
-          <w:szCs w:val="28"/>
-          <w:lang w:eastAsia="ru-RU"/>
-        </w:rPr>
-        <w:t>logout_view</w:t>
-      </w:r>
-      <w:proofErr w:type="spellEnd"/>
-      <w:r>
-        <w:rPr>
-          <w:rFonts w:ascii="Times New Roman" w:eastAsia="Times New Roman" w:hAnsi="Times New Roman" w:cs="Times New Roman"/>
-          <w:sz w:val="28"/>
-          <w:szCs w:val="28"/>
-          <w:lang w:eastAsia="ru-RU"/>
-        </w:rPr>
-        <w:t>, который разрушает сессию и возвращает пользователя на посадочную страницу-</w:t>
-      </w:r>
-      <w:proofErr w:type="spellStart"/>
-      <w:r>
-        <w:rPr>
-          <w:rFonts w:ascii="Times New Roman" w:eastAsia="Times New Roman" w:hAnsi="Times New Roman" w:cs="Times New Roman"/>
-          <w:sz w:val="28"/>
-          <w:szCs w:val="28"/>
-          <w:lang w:eastAsia="ru-RU"/>
-        </w:rPr>
-        <w:t>лендинг</w:t>
-      </w:r>
-      <w:proofErr w:type="spellEnd"/>
-      <w:r>
-        <w:rPr>
-          <w:rFonts w:ascii="Times New Roman" w:eastAsia="Times New Roman" w:hAnsi="Times New Roman" w:cs="Times New Roman"/>
-          <w:sz w:val="28"/>
-          <w:szCs w:val="28"/>
-          <w:lang w:eastAsia="ru-RU"/>
-        </w:rPr>
-        <w:t xml:space="preserve"> (</w:t>
-      </w:r>
-      <w:proofErr w:type="spellStart"/>
-      <w:r>
-        <w:rPr>
-          <w:rFonts w:ascii="Times New Roman" w:eastAsia="Times New Roman" w:hAnsi="Times New Roman" w:cs="Times New Roman"/>
-          <w:sz w:val="28"/>
-          <w:szCs w:val="28"/>
-          <w:lang w:eastAsia="ru-RU"/>
-        </w:rPr>
-        <w:t>index</w:t>
-      </w:r>
-      <w:proofErr w:type="spellEnd"/>
-      <w:r>
-        <w:rPr>
-          <w:rFonts w:ascii="Times New Roman" w:eastAsia="Times New Roman" w:hAnsi="Times New Roman" w:cs="Times New Roman"/>
-          <w:sz w:val="28"/>
-          <w:szCs w:val="28"/>
-          <w:lang w:eastAsia="ru-RU"/>
-        </w:rPr>
-        <w:t xml:space="preserve">), где презентуются ключевые преимущества платформы. Таким образом, реализованный модуль полностью покрывает </w:t>
-      </w:r>
-      <w:proofErr w:type="spellStart"/>
-      <w:r>
-        <w:rPr>
-          <w:rFonts w:ascii="Times New Roman" w:eastAsia="Times New Roman" w:hAnsi="Times New Roman" w:cs="Times New Roman"/>
-          <w:sz w:val="28"/>
-          <w:szCs w:val="28"/>
-          <w:lang w:eastAsia="ru-RU"/>
-        </w:rPr>
-        <w:t>диаграммно</w:t>
-      </w:r>
-      <w:proofErr w:type="spellEnd"/>
-      <w:r>
-        <w:rPr>
-          <w:rFonts w:ascii="Times New Roman" w:eastAsia="Times New Roman" w:hAnsi="Times New Roman" w:cs="Times New Roman"/>
-          <w:sz w:val="28"/>
-          <w:szCs w:val="28"/>
-          <w:lang w:eastAsia="ru-RU"/>
-        </w:rPr>
-        <w:t>-описанные сценарии и обеспечивает безопасный и отказоустойчивый вход пользователей в экосистему сервиса.</w:t>
+        <w:t>Представление register_view функционирует в режиме защиты от повторной отправки и кеширования (декораторы csrf_protect и never_cache), перенаправляя уже аутентифицированных пользователей в личный кабинет. При валидации POST-запроса форма сохраняет объект пользователя в базу данных, после чего контроллер генерирует сообщение об успехе и выполняет редирект на страницу входа. В случае неудачи итерация по словарю ошибок формы позволяет извлечь тексты ошибок, привязанные к конкретным полям, и передать их в пользовательский интерфейс. Представление login_view реализует ручную аутентификацию вызовом функции authenticate, и в случае успеха активирует сессию с проверкой флага «Запомнить меня», влияющего на срок её жизни. После успешной аутентификации пользователь перенаправляется на домашнюю страницу, тогда как при неудаче на страницу входа вновь выводится сообщение о неверных учётных данных. Завершает цикл работы метод logout_view, который разрушает сессию и возвращает пользователя на посадочную страницу-лендинг (index), где презентуются ключевые преимущества платформы. Таким образом, реализованный модуль полностью покрывает диаграммно-описанные сценарии и обеспечивает безопасный и отказоустойчивый вход пользователей в экосистему сервиса.</w:t>
       </w:r>
     </w:p>
     <w:p>
@@ -29882,8 +27681,10 @@
           <w:lang w:eastAsia="ru-RU"/>
         </w:rPr>
       </w:pPr>
-      <w:bookmarkStart w:id="72" w:name="_Toc229829472"/>
-      <w:bookmarkStart w:id="73" w:name="_Toc229835797"/>
+      <w:bookmarkStart w:id="71" w:name="_Toc229829472"/>
+      <w:bookmarkStart w:id="72" w:name="_Toc229835797"/>
+      <w:bookmarkStart w:id="73" w:name="_GoBack"/>
+      <w:bookmarkEnd w:id="73"/>
       <w:r>
         <w:rPr>
           <w:rFonts w:eastAsia="Times New Roman"/>
@@ -29893,8 +27694,8 @@
         <w:lastRenderedPageBreak/>
         <w:t>Тестирование</w:t>
       </w:r>
+      <w:bookmarkEnd w:id="71"/>
       <w:bookmarkEnd w:id="72"/>
-      <w:bookmarkEnd w:id="73"/>
     </w:p>
     <w:p>
       <w:pPr>
@@ -30044,20 +27845,8 @@
           <w:highlight w:val="yellow"/>
           <w:lang w:eastAsia="ru-RU"/>
         </w:rPr>
-        <w:t xml:space="preserve">Про </w:t>
-      </w:r>
-      <w:proofErr w:type="spellStart"/>
-      <w:r>
-        <w:rPr>
-          <w:rFonts w:ascii="Times New Roman" w:eastAsia="Times New Roman" w:hAnsi="Times New Roman" w:cs="Times New Roman"/>
-          <w:sz w:val="28"/>
-          <w:szCs w:val="28"/>
-          <w:highlight w:val="yellow"/>
-          <w:lang w:eastAsia="ru-RU"/>
-        </w:rPr>
-        <w:t>канбан</w:t>
-      </w:r>
-      <w:proofErr w:type="spellEnd"/>
+        <w:t>Про канбан</w:t>
+      </w:r>
     </w:p>
     <w:p>
       <w:pPr>
@@ -30363,7 +28152,6 @@
         <w:docPartUnique/>
       </w:docPartObj>
     </w:sdtPr>
-    <w:sdtEndPr/>
     <w:sdtContent>
       <w:p>
         <w:pPr>
@@ -30383,7 +28171,7 @@
           <w:rPr>
             <w:noProof/>
           </w:rPr>
-          <w:t>53</w:t>
+          <w:t>57</w:t>
         </w:r>
         <w:r>
           <w:fldChar w:fldCharType="end"/>
@@ -34275,7 +32063,7 @@
 </file>
 
 <file path=customXml/itemProps1.xml><?xml version="1.0" encoding="utf-8"?>
-<ds:datastoreItem xmlns:ds="http://schemas.openxmlformats.org/officeDocument/2006/customXml" ds:itemID="{29874E40-F123-423C-BAA4-75D5801D9BAC}">
+<ds:datastoreItem xmlns:ds="http://schemas.openxmlformats.org/officeDocument/2006/customXml" ds:itemID="{E9CB0F8D-7173-4B01-8731-F2E015EAD470}">
   <ds:schemaRefs>
     <ds:schemaRef ds:uri="http://schemas.openxmlformats.org/officeDocument/2006/bibliography"/>
   </ds:schemaRefs>

--- a/документация/Отчет Рыжова.docx
+++ b/документация/Отчет Рыжова.docx
@@ -25143,15 +25143,7 @@
           <w:sz w:val="28"/>
           <w:szCs w:val="28"/>
         </w:rPr>
-        <w:t xml:space="preserve"> </w:t>
-      </w:r>
-      <w:r>
-        <w:rPr>
-          <w:rFonts w:ascii="Times New Roman" w:hAnsi="Times New Roman" w:cs="Times New Roman"/>
-          <w:sz w:val="28"/>
-          <w:szCs w:val="28"/>
-        </w:rPr>
-        <w:t>6</w:t>
+        <w:t xml:space="preserve"> 6</w:t>
       </w:r>
       <w:r>
         <w:rPr>
@@ -25168,7 +25160,7 @@
           <w:sz w:val="28"/>
           <w:szCs w:val="28"/>
         </w:rPr>
-        <w:t>Диаграмма деятельности для тестирования</w:t>
+        <w:t>Диаграмма деятельности</w:t>
       </w:r>
     </w:p>
     <w:p>
@@ -26225,7 +26217,13 @@
       </w:pPr>
       <w:r>
         <w:lastRenderedPageBreak/>
-        <w:t>Проектирование Интерфейса Администратора</w:t>
+        <w:t>Проектирование</w:t>
+      </w:r>
+      <w:r>
+        <w:t xml:space="preserve"> и разработка</w:t>
+      </w:r>
+      <w:r>
+        <w:t xml:space="preserve"> Интерфейса Администратора</w:t>
       </w:r>
     </w:p>
     <w:p>
@@ -26307,23 +26305,7 @@
           <w:sz w:val="28"/>
           <w:szCs w:val="28"/>
         </w:rPr>
-        <w:t>Рисунок</w:t>
-      </w:r>
-      <w:r>
-        <w:rPr>
-          <w:rFonts w:ascii="Times New Roman" w:hAnsi="Times New Roman" w:cs="Times New Roman"/>
-          <w:sz w:val="28"/>
-          <w:szCs w:val="28"/>
-        </w:rPr>
-        <w:t xml:space="preserve"> 10</w:t>
-      </w:r>
-      <w:r>
-        <w:rPr>
-          <w:rFonts w:ascii="Times New Roman" w:hAnsi="Times New Roman" w:cs="Times New Roman"/>
-          <w:sz w:val="28"/>
-          <w:szCs w:val="28"/>
-        </w:rPr>
-        <w:t xml:space="preserve"> – Диаграмма деятельности</w:t>
+        <w:t>Рисунок 10 – Диаграмма деятельности</w:t>
       </w:r>
     </w:p>
     <w:p>
@@ -26463,7 +26445,7 @@
           <w:sz w:val="28"/>
           <w:szCs w:val="28"/>
         </w:rPr>
-        <w:t xml:space="preserve">Начальная точка – пользователь зашёл с правами администратора. Для изменения вопроса он переходит к списку вопросов, в случае если билетов нет (не добавлены), то процесс заканчивается. Если список вопросов не пустой, то он отображается Пользователю. Администратор нажимает кнопку редактирования и Интерфейс отображает ему окно формы вопроса, </w:t>
+        <w:t xml:space="preserve">Начальная точка – пользователь зашёл с правами администратора. Для изменения вопроса он переходит к списку вопросов, в случае если билетов нет (не добавлены), то процесс заканчивается. Если список вопросов не пустой, то он отображается Пользователю. Администратор нажимает кнопку </w:t>
       </w:r>
       <w:r>
         <w:rPr>
@@ -26472,7 +26454,7 @@
           <w:szCs w:val="28"/>
         </w:rPr>
         <w:lastRenderedPageBreak/>
-        <w:t>Пользователь вводит изменения и сохраняет их. Интерфейс системы проверяет корректны ли внесённые изменения (например, не менее двух вариантов выбора). Если некорректны, то возвращается в виде ошибки изменения. Данные корректны – они изменены в БД и на Интерфейсе отображается уведомление об успешности изменения вопроса. Конечная точка – результат изменения, насколько он успешен.</w:t>
+        <w:t>редактирования и Интерфейс отображает ему окно формы вопроса, Пользователь вводит изменения и сохраняет их. Интерфейс системы проверяет корректны ли внесённые изменения (например, не менее двух вариантов выбора). Если некорректны, то возвращается в виде ошибки изменения. Данные корректны – они изменены в БД и на Интерфейсе отображается уведомление об успешности изменения вопроса. Конечная точка – результат изменения, насколько он успешен.</w:t>
       </w:r>
     </w:p>
     <w:p>
@@ -26572,15 +26554,15 @@
           <w:sz w:val="28"/>
           <w:szCs w:val="28"/>
         </w:rPr>
-        <w:t xml:space="preserve">Диаграмма последовательности </w:t>
-      </w:r>
-      <w:r>
-        <w:rPr>
-          <w:rFonts w:ascii="Times New Roman" w:hAnsi="Times New Roman" w:cs="Times New Roman"/>
-          <w:sz w:val="28"/>
-          <w:szCs w:val="28"/>
-        </w:rPr>
-        <w:t>для администратора</w:t>
+        <w:t>Д</w:t>
+      </w:r>
+      <w:r>
+        <w:rPr>
+          <w:rFonts w:ascii="Times New Roman" w:hAnsi="Times New Roman" w:cs="Times New Roman"/>
+          <w:sz w:val="28"/>
+          <w:szCs w:val="28"/>
+        </w:rPr>
+        <w:t>иаграмма последовательности</w:t>
       </w:r>
     </w:p>
     <w:p>
@@ -26720,6 +26702,7 @@
           <w:sz w:val="28"/>
           <w:szCs w:val="28"/>
         </w:rPr>
+        <w:lastRenderedPageBreak/>
         <w:t xml:space="preserve">Сервер БД – </w:t>
       </w:r>
       <w:r>
@@ -26756,7 +26739,6 @@
           <w:sz w:val="28"/>
           <w:szCs w:val="28"/>
         </w:rPr>
-        <w:lastRenderedPageBreak/>
         <w:t>Описание:</w:t>
       </w:r>
     </w:p>
@@ -26851,6 +26833,7 @@
         <w:jc w:val="center"/>
       </w:pPr>
       <w:r>
+        <w:lastRenderedPageBreak/>
         <w:t>Диаграмма коммуникации</w:t>
       </w:r>
     </w:p>
@@ -26952,147 +26935,147 @@
           <w:sz w:val="28"/>
           <w:szCs w:val="28"/>
         </w:rPr>
+        <w:t>Описываемый процесс: удаление вопроса пользователем от имени администратора.</w:t>
+      </w:r>
+    </w:p>
+    <w:p>
+      <w:pPr>
+        <w:spacing w:after="0" w:line="360" w:lineRule="auto"/>
+        <w:ind w:firstLine="709"/>
+        <w:jc w:val="both"/>
+        <w:rPr>
+          <w:rFonts w:ascii="Times New Roman" w:hAnsi="Times New Roman" w:cs="Times New Roman"/>
+          <w:sz w:val="28"/>
+          <w:szCs w:val="28"/>
+        </w:rPr>
+      </w:pPr>
+      <w:r>
+        <w:rPr>
+          <w:rFonts w:ascii="Times New Roman" w:hAnsi="Times New Roman" w:cs="Times New Roman"/>
+          <w:sz w:val="28"/>
+          <w:szCs w:val="28"/>
+        </w:rPr>
+        <w:t>Администратор – внешний актёр, обладающий правами на управление контентом. Инициирует все действия по удалению: выбирает вопрос, подтверждает удаление, получает уведомление о результате.</w:t>
+      </w:r>
+    </w:p>
+    <w:p>
+      <w:pPr>
+        <w:spacing w:after="0" w:line="360" w:lineRule="auto"/>
+        <w:ind w:firstLine="709"/>
+        <w:jc w:val="both"/>
+        <w:rPr>
+          <w:rFonts w:ascii="Times New Roman" w:hAnsi="Times New Roman" w:cs="Times New Roman"/>
+          <w:sz w:val="28"/>
+          <w:szCs w:val="28"/>
+        </w:rPr>
+      </w:pPr>
+      <w:r>
+        <w:rPr>
+          <w:rFonts w:ascii="Times New Roman" w:hAnsi="Times New Roman" w:cs="Times New Roman"/>
+          <w:sz w:val="28"/>
+          <w:szCs w:val="28"/>
+        </w:rPr>
+        <w:t>Интерфейс администратора – клиентская часть панели управления. Сам интерфейс не выполняет бизнес-логику удаления – он только посредник между администратором и серверной логикой.</w:t>
+      </w:r>
+    </w:p>
+    <w:p>
+      <w:pPr>
+        <w:spacing w:after="0" w:line="360" w:lineRule="auto"/>
+        <w:ind w:firstLine="709"/>
+        <w:jc w:val="both"/>
+        <w:rPr>
+          <w:rFonts w:ascii="Times New Roman" w:hAnsi="Times New Roman" w:cs="Times New Roman"/>
+          <w:sz w:val="28"/>
+          <w:szCs w:val="28"/>
+        </w:rPr>
+      </w:pPr>
+      <w:r>
+        <w:rPr>
+          <w:rFonts w:ascii="Times New Roman" w:hAnsi="Times New Roman" w:cs="Times New Roman"/>
+          <w:sz w:val="28"/>
+          <w:szCs w:val="28"/>
+        </w:rPr>
+        <w:t>Сервис управления билетами – главный управляющий компонент на серверной стороне, реализующий всю бизнес-логику управления вопросами.</w:t>
+      </w:r>
+    </w:p>
+    <w:p>
+      <w:pPr>
+        <w:spacing w:after="0" w:line="360" w:lineRule="auto"/>
+        <w:ind w:firstLine="709"/>
+        <w:jc w:val="both"/>
+        <w:rPr>
+          <w:rFonts w:ascii="Times New Roman" w:hAnsi="Times New Roman" w:cs="Times New Roman"/>
+          <w:sz w:val="28"/>
+          <w:szCs w:val="28"/>
+        </w:rPr>
+      </w:pPr>
+      <w:r>
+        <w:rPr>
+          <w:rFonts w:ascii="Times New Roman" w:hAnsi="Times New Roman" w:cs="Times New Roman"/>
+          <w:sz w:val="28"/>
+          <w:szCs w:val="28"/>
+        </w:rPr>
+        <w:t>База данных – хранилище всех вопросов, билетов, вариантов ответов и правильных ответов.</w:t>
+      </w:r>
+    </w:p>
+    <w:p>
+      <w:pPr>
+        <w:spacing w:after="0" w:line="360" w:lineRule="auto"/>
+        <w:ind w:firstLine="709"/>
+        <w:jc w:val="both"/>
+        <w:rPr>
+          <w:rFonts w:ascii="Times New Roman" w:hAnsi="Times New Roman" w:cs="Times New Roman"/>
+          <w:sz w:val="28"/>
+          <w:szCs w:val="28"/>
+        </w:rPr>
+      </w:pPr>
+      <w:r>
+        <w:rPr>
+          <w:rFonts w:ascii="Times New Roman" w:hAnsi="Times New Roman" w:cs="Times New Roman"/>
+          <w:sz w:val="28"/>
+          <w:szCs w:val="28"/>
+        </w:rPr>
+        <w:t>Описание:</w:t>
+      </w:r>
+    </w:p>
+    <w:p>
+      <w:pPr>
+        <w:spacing w:after="0" w:line="360" w:lineRule="auto"/>
+        <w:ind w:firstLine="709"/>
+        <w:jc w:val="both"/>
+        <w:rPr>
+          <w:rFonts w:ascii="Times New Roman" w:hAnsi="Times New Roman" w:cs="Times New Roman"/>
+          <w:sz w:val="28"/>
+          <w:szCs w:val="28"/>
+        </w:rPr>
+      </w:pPr>
+      <w:r>
+        <w:rPr>
+          <w:rFonts w:ascii="Times New Roman" w:hAnsi="Times New Roman" w:cs="Times New Roman"/>
+          <w:sz w:val="28"/>
+          <w:szCs w:val="28"/>
+        </w:rPr>
+        <w:t>Шаг 1 – Выбор вопроса. Администратор обращается к Интерфейсу Администратора (1), чтобы получить список вопросов на изменения, Интерфейс обращается к Базе данных (1.1) для запроса списка вопроса и БД возвращает данные о вопросах (1.2). Интерфейс системы отображает список вопросов Администратору (1.3).</w:t>
+      </w:r>
+    </w:p>
+    <w:p>
+      <w:pPr>
+        <w:spacing w:after="0" w:line="360" w:lineRule="auto"/>
+        <w:ind w:firstLine="709"/>
+        <w:jc w:val="both"/>
+        <w:rPr>
+          <w:rFonts w:ascii="Times New Roman" w:hAnsi="Times New Roman" w:cs="Times New Roman"/>
+          <w:sz w:val="28"/>
+          <w:szCs w:val="28"/>
+        </w:rPr>
+      </w:pPr>
+      <w:r>
+        <w:rPr>
+          <w:rFonts w:ascii="Times New Roman" w:hAnsi="Times New Roman" w:cs="Times New Roman"/>
+          <w:sz w:val="28"/>
+          <w:szCs w:val="28"/>
+        </w:rPr>
         <w:lastRenderedPageBreak/>
-        <w:t>Описываемый процесс: удаление вопроса пользователем от имени администратора.</w:t>
-      </w:r>
-    </w:p>
-    <w:p>
-      <w:pPr>
-        <w:spacing w:after="0" w:line="360" w:lineRule="auto"/>
-        <w:ind w:firstLine="709"/>
-        <w:jc w:val="both"/>
-        <w:rPr>
-          <w:rFonts w:ascii="Times New Roman" w:hAnsi="Times New Roman" w:cs="Times New Roman"/>
-          <w:sz w:val="28"/>
-          <w:szCs w:val="28"/>
-        </w:rPr>
-      </w:pPr>
-      <w:r>
-        <w:rPr>
-          <w:rFonts w:ascii="Times New Roman" w:hAnsi="Times New Roman" w:cs="Times New Roman"/>
-          <w:sz w:val="28"/>
-          <w:szCs w:val="28"/>
-        </w:rPr>
-        <w:t>Администратор – внешний актёр, обладающий правами на управление контентом. Инициирует все действия по удалению: выбирает вопрос, подтверждает удаление, получает уведомление о результате.</w:t>
-      </w:r>
-    </w:p>
-    <w:p>
-      <w:pPr>
-        <w:spacing w:after="0" w:line="360" w:lineRule="auto"/>
-        <w:ind w:firstLine="709"/>
-        <w:jc w:val="both"/>
-        <w:rPr>
-          <w:rFonts w:ascii="Times New Roman" w:hAnsi="Times New Roman" w:cs="Times New Roman"/>
-          <w:sz w:val="28"/>
-          <w:szCs w:val="28"/>
-        </w:rPr>
-      </w:pPr>
-      <w:r>
-        <w:rPr>
-          <w:rFonts w:ascii="Times New Roman" w:hAnsi="Times New Roman" w:cs="Times New Roman"/>
-          <w:sz w:val="28"/>
-          <w:szCs w:val="28"/>
-        </w:rPr>
-        <w:t>Интерфейс администратора – клиентская часть панели управления. Сам интерфейс не выполняет бизнес-логику удаления – он только посредник между администратором и серверной логикой.</w:t>
-      </w:r>
-    </w:p>
-    <w:p>
-      <w:pPr>
-        <w:spacing w:after="0" w:line="360" w:lineRule="auto"/>
-        <w:ind w:firstLine="709"/>
-        <w:jc w:val="both"/>
-        <w:rPr>
-          <w:rFonts w:ascii="Times New Roman" w:hAnsi="Times New Roman" w:cs="Times New Roman"/>
-          <w:sz w:val="28"/>
-          <w:szCs w:val="28"/>
-        </w:rPr>
-      </w:pPr>
-      <w:r>
-        <w:rPr>
-          <w:rFonts w:ascii="Times New Roman" w:hAnsi="Times New Roman" w:cs="Times New Roman"/>
-          <w:sz w:val="28"/>
-          <w:szCs w:val="28"/>
-        </w:rPr>
-        <w:t>Сервис управления билетами – главный управляющий компонент на серверной стороне, реализующий всю бизнес-логику управления вопросами.</w:t>
-      </w:r>
-    </w:p>
-    <w:p>
-      <w:pPr>
-        <w:spacing w:after="0" w:line="360" w:lineRule="auto"/>
-        <w:ind w:firstLine="709"/>
-        <w:jc w:val="both"/>
-        <w:rPr>
-          <w:rFonts w:ascii="Times New Roman" w:hAnsi="Times New Roman" w:cs="Times New Roman"/>
-          <w:sz w:val="28"/>
-          <w:szCs w:val="28"/>
-        </w:rPr>
-      </w:pPr>
-      <w:r>
-        <w:rPr>
-          <w:rFonts w:ascii="Times New Roman" w:hAnsi="Times New Roman" w:cs="Times New Roman"/>
-          <w:sz w:val="28"/>
-          <w:szCs w:val="28"/>
-        </w:rPr>
-        <w:t>База данных – хранилище всех вопросов, билетов, вариантов ответов и правильных ответов.</w:t>
-      </w:r>
-    </w:p>
-    <w:p>
-      <w:pPr>
-        <w:spacing w:after="0" w:line="360" w:lineRule="auto"/>
-        <w:ind w:firstLine="709"/>
-        <w:jc w:val="both"/>
-        <w:rPr>
-          <w:rFonts w:ascii="Times New Roman" w:hAnsi="Times New Roman" w:cs="Times New Roman"/>
-          <w:sz w:val="28"/>
-          <w:szCs w:val="28"/>
-        </w:rPr>
-      </w:pPr>
-      <w:r>
-        <w:rPr>
-          <w:rFonts w:ascii="Times New Roman" w:hAnsi="Times New Roman" w:cs="Times New Roman"/>
-          <w:sz w:val="28"/>
-          <w:szCs w:val="28"/>
-        </w:rPr>
-        <w:t>Описание:</w:t>
-      </w:r>
-    </w:p>
-    <w:p>
-      <w:pPr>
-        <w:spacing w:after="0" w:line="360" w:lineRule="auto"/>
-        <w:ind w:firstLine="709"/>
-        <w:jc w:val="both"/>
-        <w:rPr>
-          <w:rFonts w:ascii="Times New Roman" w:hAnsi="Times New Roman" w:cs="Times New Roman"/>
-          <w:sz w:val="28"/>
-          <w:szCs w:val="28"/>
-        </w:rPr>
-      </w:pPr>
-      <w:r>
-        <w:rPr>
-          <w:rFonts w:ascii="Times New Roman" w:hAnsi="Times New Roman" w:cs="Times New Roman"/>
-          <w:sz w:val="28"/>
-          <w:szCs w:val="28"/>
-        </w:rPr>
-        <w:t>Шаг 1 – Выбор вопроса. Администратор обращается к Интерфейсу Администратора (1), чтобы получить список вопросов на изменения, Интерфейс обращается к Базе данных (1.1) для запроса списка вопроса и БД возвращает данные о вопросах (1.2). Интерфейс системы отображает список вопросов Администратору (1.3).</w:t>
-      </w:r>
-    </w:p>
-    <w:p>
-      <w:pPr>
-        <w:spacing w:after="0" w:line="360" w:lineRule="auto"/>
-        <w:ind w:firstLine="709"/>
-        <w:jc w:val="both"/>
-        <w:rPr>
-          <w:rFonts w:ascii="Times New Roman" w:hAnsi="Times New Roman" w:cs="Times New Roman"/>
-          <w:sz w:val="28"/>
-          <w:szCs w:val="28"/>
-        </w:rPr>
-      </w:pPr>
-      <w:r>
-        <w:rPr>
-          <w:rFonts w:ascii="Times New Roman" w:hAnsi="Times New Roman" w:cs="Times New Roman"/>
-          <w:sz w:val="28"/>
-          <w:szCs w:val="28"/>
-        </w:rPr>
         <w:t>Шаг 2 – Подтверждение удаления вопроса. Пользователь выбирает вопрос на удаление и нажимает кнопку «Удалить» (2). Интерфейс Системы спрашивает у него, уверен ли в том, чтобы именно этот билет удалить (2.1), Администратор возвращает подтверждение об удалении.</w:t>
       </w:r>
     </w:p>
@@ -27127,11 +27110,6 @@
       </w:r>
     </w:p>
     <w:p>
-      <w:r>
-        <w:br w:type="page"/>
-      </w:r>
-    </w:p>
-    <w:p>
       <w:pPr>
         <w:jc w:val="center"/>
       </w:pPr>
@@ -27140,7 +27118,6 @@
           <w:noProof/>
           <w:lang w:eastAsia="ru-RU"/>
         </w:rPr>
-        <w:lastRenderedPageBreak/>
         <w:drawing>
           <wp:inline distT="0" distB="0" distL="0" distR="0" wp14:anchorId="07A07C93" wp14:editId="32D7C12F">
             <wp:extent cx="3810000" cy="3256114"/>
@@ -27250,7 +27227,16 @@
           <w:sz w:val="28"/>
           <w:szCs w:val="28"/>
         </w:rPr>
-        <w:t xml:space="preserve">Описание: начальная точка – Администратор открыл форму создания вопроса. Вопрос принимает статус «Создан», для его сохранения проводится анализ его корректности, если вопрос некорректный (например, менее двух вариантов ответа). В случае его корректности он добавляется в Базу Данных где происходит первоначальное действие – присвоение </w:t>
+        <w:t xml:space="preserve">Описание: начальная точка – Администратор открыл форму создания вопроса. Вопрос принимает статус «Создан», для его сохранения проводится анализ его корректности, если вопрос некорректный (например, менее двух вариантов ответа). В случае его корректности он добавляется в Базу Данных </w:t>
+      </w:r>
+      <w:r>
+        <w:rPr>
+          <w:rFonts w:ascii="Times New Roman" w:hAnsi="Times New Roman" w:cs="Times New Roman"/>
+          <w:sz w:val="28"/>
+          <w:szCs w:val="28"/>
+        </w:rPr>
+        <w:lastRenderedPageBreak/>
+        <w:t xml:space="preserve">где происходит первоначальное действие – присвоение </w:t>
       </w:r>
       <w:r>
         <w:rPr>
@@ -27270,7 +27256,1642 @@
         <w:t xml:space="preserve"> для работы с ним в дальнейшем. Наступает этап удаления, а именно запрос на удаление, где итоговый результат – удаление вопроса из БД. Наступает конечная точка – раннее созданного вопроса больше не существует, то есть был удалён.</w:t>
       </w:r>
     </w:p>
-    <w:p/>
+    <w:p>
+      <w:pPr>
+        <w:spacing w:after="0" w:line="360" w:lineRule="auto"/>
+        <w:ind w:firstLine="709"/>
+        <w:jc w:val="both"/>
+        <w:rPr>
+          <w:rFonts w:ascii="Times New Roman" w:hAnsi="Times New Roman" w:cs="Times New Roman"/>
+          <w:sz w:val="28"/>
+          <w:szCs w:val="28"/>
+        </w:rPr>
+      </w:pPr>
+      <w:r>
+        <w:rPr>
+          <w:rFonts w:ascii="Times New Roman" w:hAnsi="Times New Roman" w:cs="Times New Roman"/>
+          <w:sz w:val="28"/>
+          <w:szCs w:val="28"/>
+        </w:rPr>
+        <w:t>Отличный вопрос! Вы предоставили очень подробное техническое задание с диаграммами UML и полный исходный код. Я проведу детальный анализ того, **что именно было сделано для создания `admin dashboard`**, сопоставляя требования из диаграмм с реализацией в коде, и опишу его основные функции.</w:t>
+      </w:r>
+    </w:p>
+    <w:p>
+      <w:pPr>
+        <w:pStyle w:val="2"/>
+        <w:jc w:val="center"/>
+      </w:pPr>
+      <w:r>
+        <w:t>Разработка</w:t>
+      </w:r>
+    </w:p>
+    <w:p>
+      <w:pPr>
+        <w:spacing w:after="0" w:line="360" w:lineRule="auto"/>
+        <w:ind w:firstLine="709"/>
+        <w:jc w:val="both"/>
+        <w:rPr>
+          <w:rFonts w:ascii="Times New Roman" w:hAnsi="Times New Roman" w:cs="Times New Roman"/>
+          <w:sz w:val="28"/>
+          <w:szCs w:val="28"/>
+        </w:rPr>
+      </w:pPr>
+      <w:r>
+        <w:rPr>
+          <w:rFonts w:ascii="Times New Roman" w:hAnsi="Times New Roman" w:cs="Times New Roman"/>
+          <w:sz w:val="28"/>
+          <w:szCs w:val="28"/>
+        </w:rPr>
+        <w:t>Разработка админ-панели велась в строгом</w:t>
+      </w:r>
+      <w:r>
+        <w:rPr>
+          <w:rFonts w:ascii="Times New Roman" w:hAnsi="Times New Roman" w:cs="Times New Roman"/>
+          <w:sz w:val="28"/>
+          <w:szCs w:val="28"/>
+        </w:rPr>
+        <w:t xml:space="preserve"> соответствии с описанными </w:t>
+      </w:r>
+      <w:r>
+        <w:rPr>
+          <w:rFonts w:ascii="Times New Roman" w:hAnsi="Times New Roman" w:cs="Times New Roman"/>
+          <w:sz w:val="28"/>
+          <w:szCs w:val="28"/>
+        </w:rPr>
+        <w:t>процессами и диаграммами. Шаблон `admin_dashboard.html` реализует пользовательский интерфейс и логику на стороне клиента (Frontend), которая является отражением серверной логики</w:t>
+      </w:r>
+      <w:r>
+        <w:rPr>
+          <w:rFonts w:ascii="Times New Roman" w:hAnsi="Times New Roman" w:cs="Times New Roman"/>
+          <w:sz w:val="28"/>
+          <w:szCs w:val="28"/>
+        </w:rPr>
+        <w:t>, показанной на UML-диаграммах.</w:t>
+      </w:r>
+    </w:p>
+    <w:p>
+      <w:pPr>
+        <w:spacing w:after="0" w:line="360" w:lineRule="auto"/>
+        <w:ind w:firstLine="709"/>
+        <w:jc w:val="both"/>
+        <w:rPr>
+          <w:rFonts w:ascii="Times New Roman" w:hAnsi="Times New Roman" w:cs="Times New Roman"/>
+          <w:sz w:val="28"/>
+          <w:szCs w:val="28"/>
+        </w:rPr>
+      </w:pPr>
+      <w:r>
+        <w:rPr>
+          <w:rFonts w:ascii="Times New Roman" w:hAnsi="Times New Roman" w:cs="Times New Roman"/>
+          <w:sz w:val="28"/>
+          <w:szCs w:val="28"/>
+        </w:rPr>
+        <w:t>Какие требования реализованы:</w:t>
+      </w:r>
+    </w:p>
+    <w:p>
+      <w:pPr>
+        <w:pStyle w:val="3"/>
+      </w:pPr>
+      <w:r>
+        <w:t xml:space="preserve">1. Реализация процессов </w:t>
+      </w:r>
+      <w:r>
+        <w:t>согласно UML-диаграммам</w:t>
+      </w:r>
+    </w:p>
+    <w:p>
+      <w:pPr>
+        <w:pStyle w:val="aa"/>
+        <w:numPr>
+          <w:ilvl w:val="0"/>
+          <w:numId w:val="26"/>
+        </w:numPr>
+        <w:spacing w:after="0" w:line="360" w:lineRule="auto"/>
+        <w:ind w:left="0" w:firstLine="709"/>
+        <w:jc w:val="both"/>
+        <w:rPr>
+          <w:rFonts w:ascii="Times New Roman" w:hAnsi="Times New Roman" w:cs="Times New Roman"/>
+          <w:sz w:val="28"/>
+          <w:szCs w:val="28"/>
+        </w:rPr>
+      </w:pPr>
+      <w:r>
+        <w:rPr>
+          <w:rFonts w:ascii="Times New Roman" w:hAnsi="Times New Roman" w:cs="Times New Roman"/>
+          <w:sz w:val="28"/>
+          <w:szCs w:val="28"/>
+        </w:rPr>
+        <w:t>Диаграмма последовательности (Изменение вопроса):</w:t>
+      </w:r>
+    </w:p>
+    <w:p>
+      <w:pPr>
+        <w:spacing w:after="0" w:line="360" w:lineRule="auto"/>
+        <w:ind w:firstLine="709"/>
+        <w:jc w:val="both"/>
+        <w:rPr>
+          <w:rFonts w:ascii="Times New Roman" w:hAnsi="Times New Roman" w:cs="Times New Roman"/>
+          <w:sz w:val="28"/>
+          <w:szCs w:val="28"/>
+        </w:rPr>
+      </w:pPr>
+      <w:r>
+        <w:rPr>
+          <w:rFonts w:ascii="Times New Roman" w:hAnsi="Times New Roman" w:cs="Times New Roman"/>
+          <w:sz w:val="28"/>
+          <w:szCs w:val="28"/>
+        </w:rPr>
+        <w:t xml:space="preserve">Отображение списка: Код страницы "Все вопросы" (#questions-content) и функция loadQuestions() </w:t>
+      </w:r>
+      <w:r>
+        <w:rPr>
+          <w:rFonts w:ascii="Times New Roman" w:hAnsi="Times New Roman" w:cs="Times New Roman"/>
+          <w:sz w:val="28"/>
+          <w:szCs w:val="28"/>
+        </w:rPr>
+        <w:t>отображают таблицу со списком вопросов. Это прямая реализация шагов, где "Интерфе</w:t>
+      </w:r>
+      <w:r>
+        <w:rPr>
+          <w:rFonts w:ascii="Times New Roman" w:hAnsi="Times New Roman" w:cs="Times New Roman"/>
+          <w:sz w:val="28"/>
+          <w:szCs w:val="28"/>
+        </w:rPr>
+        <w:t>йс отображает список вопросов".</w:t>
+      </w:r>
+    </w:p>
+    <w:p>
+      <w:pPr>
+        <w:spacing w:after="0" w:line="360" w:lineRule="auto"/>
+        <w:ind w:firstLine="709"/>
+        <w:jc w:val="both"/>
+        <w:rPr>
+          <w:rFonts w:ascii="Times New Roman" w:hAnsi="Times New Roman" w:cs="Times New Roman"/>
+          <w:sz w:val="28"/>
+          <w:szCs w:val="28"/>
+        </w:rPr>
+      </w:pPr>
+      <w:r>
+        <w:rPr>
+          <w:rFonts w:ascii="Times New Roman" w:hAnsi="Times New Roman" w:cs="Times New Roman"/>
+          <w:sz w:val="28"/>
+          <w:szCs w:val="28"/>
+        </w:rPr>
+        <w:t>Форма редактирования: Кнопка "Редактировать" (btn-edit) вызывает функцию openEditModal(id)</w:t>
+      </w:r>
+      <w:r>
+        <w:rPr>
+          <w:rFonts w:ascii="Times New Roman" w:hAnsi="Times New Roman" w:cs="Times New Roman"/>
+          <w:sz w:val="28"/>
+          <w:szCs w:val="28"/>
+        </w:rPr>
+        <w:t>, которая заполня</w:t>
+      </w:r>
+      <w:r>
+        <w:rPr>
+          <w:rFonts w:ascii="Times New Roman" w:hAnsi="Times New Roman" w:cs="Times New Roman"/>
+          <w:sz w:val="28"/>
+          <w:szCs w:val="28"/>
+        </w:rPr>
+        <w:t>ет и показывает модальное окно #editQuestionModal</w:t>
+      </w:r>
+      <w:r>
+        <w:rPr>
+          <w:rFonts w:ascii="Times New Roman" w:hAnsi="Times New Roman" w:cs="Times New Roman"/>
+          <w:sz w:val="28"/>
+          <w:szCs w:val="28"/>
+        </w:rPr>
+        <w:t>. Это соответствует шагу "отображает ему окно формы вопроса".</w:t>
+      </w:r>
+    </w:p>
+    <w:p>
+      <w:pPr>
+        <w:spacing w:after="0" w:line="360" w:lineRule="auto"/>
+        <w:ind w:firstLine="709"/>
+        <w:jc w:val="both"/>
+        <w:rPr>
+          <w:rFonts w:ascii="Times New Roman" w:hAnsi="Times New Roman" w:cs="Times New Roman"/>
+          <w:sz w:val="28"/>
+          <w:szCs w:val="28"/>
+        </w:rPr>
+      </w:pPr>
+      <w:r>
+        <w:rPr>
+          <w:rFonts w:ascii="Times New Roman" w:hAnsi="Times New Roman" w:cs="Times New Roman"/>
+          <w:sz w:val="28"/>
+          <w:szCs w:val="28"/>
+        </w:rPr>
+        <w:t>Валидация: Функция saveEditQuestion()</w:t>
+      </w:r>
+      <w:r>
+        <w:rPr>
+          <w:rFonts w:ascii="Times New Roman" w:hAnsi="Times New Roman" w:cs="Times New Roman"/>
+          <w:sz w:val="28"/>
+          <w:szCs w:val="28"/>
+        </w:rPr>
+        <w:t xml:space="preserve"> проверяет заполнение обязательных полей (хотя в </w:t>
+      </w:r>
+      <w:r>
+        <w:rPr>
+          <w:rFonts w:ascii="Times New Roman" w:hAnsi="Times New Roman" w:cs="Times New Roman"/>
+          <w:sz w:val="28"/>
+          <w:szCs w:val="28"/>
+        </w:rPr>
+        <w:t>коде это реализовано атрибутом required</w:t>
+      </w:r>
+      <w:r>
+        <w:rPr>
+          <w:rFonts w:ascii="Times New Roman" w:hAnsi="Times New Roman" w:cs="Times New Roman"/>
+          <w:sz w:val="28"/>
+          <w:szCs w:val="28"/>
+        </w:rPr>
+        <w:t xml:space="preserve"> в HTML, что является клиентской валидацией). Это соответствует шагу "проверяет корректны ли внесённые изменения". В случае неудачи браузер не отправит форму.</w:t>
+      </w:r>
+    </w:p>
+    <w:p>
+      <w:pPr>
+        <w:spacing w:after="0" w:line="360" w:lineRule="auto"/>
+        <w:ind w:firstLine="709"/>
+        <w:jc w:val="both"/>
+        <w:rPr>
+          <w:rFonts w:ascii="Times New Roman" w:hAnsi="Times New Roman" w:cs="Times New Roman"/>
+          <w:sz w:val="28"/>
+          <w:szCs w:val="28"/>
+        </w:rPr>
+      </w:pPr>
+      <w:r>
+        <w:rPr>
+          <w:rFonts w:ascii="Times New Roman" w:hAnsi="Times New Roman" w:cs="Times New Roman"/>
+          <w:sz w:val="28"/>
+          <w:szCs w:val="28"/>
+        </w:rPr>
+        <w:lastRenderedPageBreak/>
+        <w:t>Сохранение и уведомление:</w:t>
+      </w:r>
+      <w:r>
+        <w:rPr>
+          <w:rFonts w:ascii="Times New Roman" w:hAnsi="Times New Roman" w:cs="Times New Roman"/>
+          <w:sz w:val="28"/>
+          <w:szCs w:val="28"/>
+        </w:rPr>
+        <w:t xml:space="preserve"> При </w:t>
+      </w:r>
+      <w:r>
+        <w:rPr>
+          <w:rFonts w:ascii="Times New Roman" w:hAnsi="Times New Roman" w:cs="Times New Roman"/>
+          <w:sz w:val="28"/>
+          <w:szCs w:val="28"/>
+        </w:rPr>
+        <w:t xml:space="preserve">успешном сохранении вызывается </w:t>
+      </w:r>
+      <w:r>
+        <w:rPr>
+          <w:rFonts w:ascii="Times New Roman" w:hAnsi="Times New Roman" w:cs="Times New Roman"/>
+          <w:sz w:val="28"/>
+          <w:szCs w:val="28"/>
+        </w:rPr>
+        <w:t>al</w:t>
+      </w:r>
+      <w:r>
+        <w:rPr>
+          <w:rFonts w:ascii="Times New Roman" w:hAnsi="Times New Roman" w:cs="Times New Roman"/>
+          <w:sz w:val="28"/>
+          <w:szCs w:val="28"/>
+        </w:rPr>
+        <w:t>ert('Вопрос успешно обновлен!')</w:t>
+      </w:r>
+      <w:r>
+        <w:rPr>
+          <w:rFonts w:ascii="Times New Roman" w:hAnsi="Times New Roman" w:cs="Times New Roman"/>
+          <w:sz w:val="28"/>
+          <w:szCs w:val="28"/>
+        </w:rPr>
+        <w:t>, что является уведомлением об успех</w:t>
+      </w:r>
+      <w:r>
+        <w:rPr>
+          <w:rFonts w:ascii="Times New Roman" w:hAnsi="Times New Roman" w:cs="Times New Roman"/>
+          <w:sz w:val="28"/>
+          <w:szCs w:val="28"/>
+        </w:rPr>
+        <w:t>е. Это конечная точка процесса.</w:t>
+      </w:r>
+    </w:p>
+    <w:p>
+      <w:pPr>
+        <w:pStyle w:val="aa"/>
+        <w:numPr>
+          <w:ilvl w:val="0"/>
+          <w:numId w:val="27"/>
+        </w:numPr>
+        <w:spacing w:after="0" w:line="360" w:lineRule="auto"/>
+        <w:ind w:left="0" w:firstLine="709"/>
+        <w:jc w:val="both"/>
+        <w:rPr>
+          <w:rFonts w:ascii="Times New Roman" w:hAnsi="Times New Roman" w:cs="Times New Roman"/>
+          <w:sz w:val="28"/>
+          <w:szCs w:val="28"/>
+        </w:rPr>
+      </w:pPr>
+      <w:r>
+        <w:rPr>
+          <w:rFonts w:ascii="Times New Roman" w:hAnsi="Times New Roman" w:cs="Times New Roman"/>
+          <w:sz w:val="28"/>
+          <w:szCs w:val="28"/>
+        </w:rPr>
+        <w:t>Диаграмма коммуникации (Д</w:t>
+      </w:r>
+      <w:r>
+        <w:rPr>
+          <w:rFonts w:ascii="Times New Roman" w:hAnsi="Times New Roman" w:cs="Times New Roman"/>
+          <w:sz w:val="28"/>
+          <w:szCs w:val="28"/>
+        </w:rPr>
+        <w:t>обавление билетов через JSON):</w:t>
+      </w:r>
+    </w:p>
+    <w:p>
+      <w:pPr>
+        <w:spacing w:after="0" w:line="360" w:lineRule="auto"/>
+        <w:ind w:firstLine="709"/>
+        <w:jc w:val="both"/>
+        <w:rPr>
+          <w:rFonts w:ascii="Times New Roman" w:hAnsi="Times New Roman" w:cs="Times New Roman"/>
+          <w:sz w:val="28"/>
+          <w:szCs w:val="28"/>
+        </w:rPr>
+      </w:pPr>
+      <w:r>
+        <w:rPr>
+          <w:rFonts w:ascii="Times New Roman" w:hAnsi="Times New Roman" w:cs="Times New Roman"/>
+          <w:sz w:val="28"/>
+          <w:szCs w:val="28"/>
+        </w:rPr>
+        <w:t>Выбор файла:</w:t>
+      </w:r>
+      <w:r>
+        <w:rPr>
+          <w:rFonts w:ascii="Times New Roman" w:hAnsi="Times New Roman" w:cs="Times New Roman"/>
+          <w:sz w:val="28"/>
+          <w:szCs w:val="28"/>
+        </w:rPr>
+        <w:t xml:space="preserve"> Кнопка "Загруз</w:t>
+      </w:r>
+      <w:r>
+        <w:rPr>
+          <w:rFonts w:ascii="Times New Roman" w:hAnsi="Times New Roman" w:cs="Times New Roman"/>
+          <w:sz w:val="28"/>
+          <w:szCs w:val="28"/>
+        </w:rPr>
+        <w:t xml:space="preserve">ка JSON" в боковом меню и поле </w:t>
+      </w:r>
+      <w:r>
+        <w:rPr>
+          <w:rFonts w:ascii="Times New Roman" w:hAnsi="Times New Roman" w:cs="Times New Roman"/>
+          <w:sz w:val="28"/>
+          <w:szCs w:val="28"/>
+        </w:rPr>
+        <w:t>&lt;input type="file"</w:t>
+      </w:r>
+      <w:r>
+        <w:rPr>
+          <w:rFonts w:ascii="Times New Roman" w:hAnsi="Times New Roman" w:cs="Times New Roman"/>
+          <w:sz w:val="28"/>
+          <w:szCs w:val="28"/>
+        </w:rPr>
+        <w:t xml:space="preserve"> id="json-file" accept=".json"&gt; на странице #upload-content </w:t>
+      </w:r>
+      <w:r>
+        <w:rPr>
+          <w:rFonts w:ascii="Times New Roman" w:hAnsi="Times New Roman" w:cs="Times New Roman"/>
+          <w:sz w:val="28"/>
+          <w:szCs w:val="28"/>
+        </w:rPr>
+        <w:t>реализуют шаги "нажимает кнопку «Добавить билеты»" и "открывает диалоговое окно выбора файла с фильтром по формату JSON".</w:t>
+      </w:r>
+    </w:p>
+    <w:p>
+      <w:pPr>
+        <w:spacing w:after="0" w:line="360" w:lineRule="auto"/>
+        <w:ind w:firstLine="709"/>
+        <w:jc w:val="both"/>
+        <w:rPr>
+          <w:rFonts w:ascii="Times New Roman" w:hAnsi="Times New Roman" w:cs="Times New Roman"/>
+          <w:sz w:val="28"/>
+          <w:szCs w:val="28"/>
+        </w:rPr>
+      </w:pPr>
+      <w:r>
+        <w:rPr>
+          <w:rFonts w:ascii="Times New Roman" w:hAnsi="Times New Roman" w:cs="Times New Roman"/>
+          <w:sz w:val="28"/>
+          <w:szCs w:val="28"/>
+        </w:rPr>
+        <w:t xml:space="preserve">   Парсинг и валидация: Обработчик события submit на форме #json-upload-form</w:t>
+      </w:r>
+      <w:r>
+        <w:rPr>
+          <w:rFonts w:ascii="Times New Roman" w:hAnsi="Times New Roman" w:cs="Times New Roman"/>
+          <w:sz w:val="28"/>
+          <w:szCs w:val="28"/>
+        </w:rPr>
+        <w:t xml:space="preserve"> счи</w:t>
+      </w:r>
+      <w:r>
+        <w:rPr>
+          <w:rFonts w:ascii="Times New Roman" w:hAnsi="Times New Roman" w:cs="Times New Roman"/>
+          <w:sz w:val="28"/>
+          <w:szCs w:val="28"/>
+        </w:rPr>
+        <w:t>тывает файл и вызывает функцию parseJSON(content)</w:t>
+      </w:r>
+      <w:r>
+        <w:rPr>
+          <w:rFonts w:ascii="Times New Roman" w:hAnsi="Times New Roman" w:cs="Times New Roman"/>
+          <w:sz w:val="28"/>
+          <w:szCs w:val="28"/>
+        </w:rPr>
+        <w:t>. Эта функция:</w:t>
+      </w:r>
+    </w:p>
+    <w:p>
+      <w:pPr>
+        <w:pStyle w:val="aa"/>
+        <w:numPr>
+          <w:ilvl w:val="0"/>
+          <w:numId w:val="29"/>
+        </w:numPr>
+        <w:tabs>
+          <w:tab w:val="left" w:pos="0"/>
+        </w:tabs>
+        <w:spacing w:after="0" w:line="360" w:lineRule="auto"/>
+        <w:ind w:left="0" w:firstLine="709"/>
+        <w:jc w:val="both"/>
+        <w:rPr>
+          <w:rFonts w:ascii="Times New Roman" w:hAnsi="Times New Roman" w:cs="Times New Roman"/>
+          <w:sz w:val="28"/>
+          <w:szCs w:val="28"/>
+        </w:rPr>
+      </w:pPr>
+      <w:r>
+        <w:rPr>
+          <w:rFonts w:ascii="Times New Roman" w:hAnsi="Times New Roman" w:cs="Times New Roman"/>
+          <w:sz w:val="28"/>
+          <w:szCs w:val="28"/>
+        </w:rPr>
+        <w:t xml:space="preserve"> </w:t>
+      </w:r>
+      <w:r>
+        <w:rPr>
+          <w:rFonts w:ascii="Times New Roman" w:hAnsi="Times New Roman" w:cs="Times New Roman"/>
+          <w:sz w:val="28"/>
+          <w:szCs w:val="28"/>
+        </w:rPr>
+        <w:t>Пытается распарсить JSON (JSON.parse</w:t>
+      </w:r>
+      <w:r>
+        <w:rPr>
+          <w:rFonts w:ascii="Times New Roman" w:hAnsi="Times New Roman" w:cs="Times New Roman"/>
+          <w:sz w:val="28"/>
+          <w:szCs w:val="28"/>
+        </w:rPr>
+        <w:t>).</w:t>
+      </w:r>
+    </w:p>
+    <w:p>
+      <w:pPr>
+        <w:pStyle w:val="aa"/>
+        <w:numPr>
+          <w:ilvl w:val="0"/>
+          <w:numId w:val="29"/>
+        </w:numPr>
+        <w:tabs>
+          <w:tab w:val="left" w:pos="0"/>
+        </w:tabs>
+        <w:spacing w:after="0" w:line="360" w:lineRule="auto"/>
+        <w:ind w:left="0" w:firstLine="709"/>
+        <w:jc w:val="both"/>
+        <w:rPr>
+          <w:rFonts w:ascii="Times New Roman" w:hAnsi="Times New Roman" w:cs="Times New Roman"/>
+          <w:sz w:val="28"/>
+          <w:szCs w:val="28"/>
+        </w:rPr>
+      </w:pPr>
+      <w:r>
+        <w:rPr>
+          <w:rFonts w:ascii="Times New Roman" w:hAnsi="Times New Roman" w:cs="Times New Roman"/>
+          <w:sz w:val="28"/>
+          <w:szCs w:val="28"/>
+        </w:rPr>
+        <w:t xml:space="preserve"> </w:t>
+      </w:r>
+      <w:r>
+        <w:rPr>
+          <w:rFonts w:ascii="Times New Roman" w:hAnsi="Times New Roman" w:cs="Times New Roman"/>
+          <w:sz w:val="28"/>
+          <w:szCs w:val="28"/>
+        </w:rPr>
+        <w:t>Проверяет</w:t>
+      </w:r>
+      <w:r>
+        <w:rPr>
+          <w:rFonts w:ascii="Times New Roman" w:hAnsi="Times New Roman" w:cs="Times New Roman"/>
+          <w:sz w:val="28"/>
+          <w:szCs w:val="28"/>
+          <w:lang w:val="en-US"/>
+        </w:rPr>
+        <w:t xml:space="preserve"> </w:t>
+      </w:r>
+      <w:r>
+        <w:rPr>
+          <w:rFonts w:ascii="Times New Roman" w:hAnsi="Times New Roman" w:cs="Times New Roman"/>
+          <w:sz w:val="28"/>
+          <w:szCs w:val="28"/>
+        </w:rPr>
+        <w:t>структуру</w:t>
+      </w:r>
+      <w:r>
+        <w:rPr>
+          <w:rFonts w:ascii="Times New Roman" w:hAnsi="Times New Roman" w:cs="Times New Roman"/>
+          <w:sz w:val="28"/>
+          <w:szCs w:val="28"/>
+          <w:lang w:val="en-US"/>
+        </w:rPr>
+        <w:t xml:space="preserve">: </w:t>
+      </w:r>
+      <w:r>
+        <w:rPr>
+          <w:rFonts w:ascii="Times New Roman" w:hAnsi="Times New Roman" w:cs="Times New Roman"/>
+          <w:sz w:val="28"/>
+          <w:szCs w:val="28"/>
+          <w:lang w:val="en-US"/>
+        </w:rPr>
+        <w:t>if (data.questions &amp;&amp;</w:t>
+      </w:r>
+      <w:r>
+        <w:rPr>
+          <w:rFonts w:ascii="Times New Roman" w:hAnsi="Times New Roman" w:cs="Times New Roman"/>
+          <w:sz w:val="28"/>
+          <w:szCs w:val="28"/>
+          <w:lang w:val="en-US"/>
+        </w:rPr>
+        <w:t xml:space="preserve"> Array.isArray(data.questions))</w:t>
+      </w:r>
+      <w:r>
+        <w:rPr>
+          <w:rFonts w:ascii="Times New Roman" w:hAnsi="Times New Roman" w:cs="Times New Roman"/>
+          <w:sz w:val="28"/>
+          <w:szCs w:val="28"/>
+          <w:lang w:val="en-US"/>
+        </w:rPr>
+        <w:t xml:space="preserve">. </w:t>
+      </w:r>
+      <w:r>
+        <w:rPr>
+          <w:rFonts w:ascii="Times New Roman" w:hAnsi="Times New Roman" w:cs="Times New Roman"/>
+          <w:sz w:val="28"/>
+          <w:szCs w:val="28"/>
+        </w:rPr>
+        <w:t>Это соответствует пр</w:t>
+      </w:r>
+      <w:r>
+        <w:rPr>
+          <w:rFonts w:ascii="Times New Roman" w:hAnsi="Times New Roman" w:cs="Times New Roman"/>
+          <w:sz w:val="28"/>
+          <w:szCs w:val="28"/>
+        </w:rPr>
+        <w:t>оверкам на "корректность файла".</w:t>
+      </w:r>
+    </w:p>
+    <w:p>
+      <w:pPr>
+        <w:pStyle w:val="aa"/>
+        <w:numPr>
+          <w:ilvl w:val="0"/>
+          <w:numId w:val="29"/>
+        </w:numPr>
+        <w:tabs>
+          <w:tab w:val="left" w:pos="0"/>
+        </w:tabs>
+        <w:spacing w:after="0" w:line="360" w:lineRule="auto"/>
+        <w:ind w:left="0" w:firstLine="709"/>
+        <w:jc w:val="both"/>
+        <w:rPr>
+          <w:rFonts w:ascii="Times New Roman" w:hAnsi="Times New Roman" w:cs="Times New Roman"/>
+          <w:sz w:val="28"/>
+          <w:szCs w:val="28"/>
+        </w:rPr>
+      </w:pPr>
+      <w:r>
+        <w:rPr>
+          <w:rFonts w:ascii="Times New Roman" w:hAnsi="Times New Roman" w:cs="Times New Roman"/>
+          <w:sz w:val="28"/>
+          <w:szCs w:val="28"/>
+        </w:rPr>
+        <w:t>Если структура неверна или парсинг не удался, выводится сообщение "Ошибка парсинга JSON..." или "Не удалось распарсить JSON. Проверьте формат файла.". Обращение к "базе данны</w:t>
+      </w:r>
+      <w:r>
+        <w:rPr>
+          <w:rFonts w:ascii="Times New Roman" w:hAnsi="Times New Roman" w:cs="Times New Roman"/>
+          <w:sz w:val="28"/>
+          <w:szCs w:val="28"/>
+        </w:rPr>
+        <w:t>х" (в нашем случае — к массиву questionsData`</w:t>
+      </w:r>
+      <w:r>
+        <w:rPr>
+          <w:rFonts w:ascii="Times New Roman" w:hAnsi="Times New Roman" w:cs="Times New Roman"/>
+          <w:sz w:val="28"/>
+          <w:szCs w:val="28"/>
+        </w:rPr>
+        <w:t xml:space="preserve"> не производится.</w:t>
+      </w:r>
+    </w:p>
+    <w:p>
+      <w:pPr>
+        <w:spacing w:after="0" w:line="360" w:lineRule="auto"/>
+        <w:ind w:firstLine="709"/>
+        <w:jc w:val="both"/>
+        <w:rPr>
+          <w:rFonts w:ascii="Times New Roman" w:hAnsi="Times New Roman" w:cs="Times New Roman"/>
+          <w:sz w:val="28"/>
+          <w:szCs w:val="28"/>
+        </w:rPr>
+      </w:pPr>
+      <w:r>
+        <w:rPr>
+          <w:rFonts w:ascii="Times New Roman" w:hAnsi="Times New Roman" w:cs="Times New Roman"/>
+          <w:sz w:val="28"/>
+          <w:szCs w:val="28"/>
+        </w:rPr>
+        <w:t xml:space="preserve">    </w:t>
+      </w:r>
+      <w:r>
+        <w:rPr>
+          <w:rFonts w:ascii="Times New Roman" w:hAnsi="Times New Roman" w:cs="Times New Roman"/>
+          <w:sz w:val="28"/>
+          <w:szCs w:val="28"/>
+        </w:rPr>
+        <w:t>Сохранение и уведомление:</w:t>
+      </w:r>
+      <w:r>
+        <w:rPr>
+          <w:rFonts w:ascii="Times New Roman" w:hAnsi="Times New Roman" w:cs="Times New Roman"/>
+          <w:sz w:val="28"/>
+          <w:szCs w:val="28"/>
+        </w:rPr>
+        <w:t xml:space="preserve"> Если все проверки пройдены</w:t>
+      </w:r>
+      <w:r>
+        <w:rPr>
+          <w:rFonts w:ascii="Times New Roman" w:hAnsi="Times New Roman" w:cs="Times New Roman"/>
+          <w:sz w:val="28"/>
+          <w:szCs w:val="28"/>
+        </w:rPr>
+        <w:t>, вопросы добавляются в массив questionsData</w:t>
+      </w:r>
+      <w:r>
+        <w:rPr>
+          <w:rFonts w:ascii="Times New Roman" w:hAnsi="Times New Roman" w:cs="Times New Roman"/>
+          <w:sz w:val="28"/>
+          <w:szCs w:val="28"/>
+        </w:rPr>
+        <w:t>, и появляется уведомление: "Успешно загружено N вопросов!". Это ре</w:t>
+      </w:r>
+      <w:r>
+        <w:rPr>
+          <w:rFonts w:ascii="Times New Roman" w:hAnsi="Times New Roman" w:cs="Times New Roman"/>
+          <w:sz w:val="28"/>
+          <w:szCs w:val="28"/>
+        </w:rPr>
+        <w:t>ализует финальный шаг процесса.</w:t>
+      </w:r>
+    </w:p>
+    <w:p>
+      <w:pPr>
+        <w:spacing w:after="0" w:line="360" w:lineRule="auto"/>
+        <w:ind w:firstLine="709"/>
+        <w:jc w:val="both"/>
+        <w:rPr>
+          <w:rFonts w:ascii="Times New Roman" w:hAnsi="Times New Roman" w:cs="Times New Roman"/>
+          <w:sz w:val="28"/>
+          <w:szCs w:val="28"/>
+        </w:rPr>
+      </w:pPr>
+      <w:r>
+        <w:rPr>
+          <w:rFonts w:ascii="Times New Roman" w:hAnsi="Times New Roman" w:cs="Times New Roman"/>
+          <w:sz w:val="28"/>
+          <w:szCs w:val="28"/>
+        </w:rPr>
+        <w:t>Диаграмма состо</w:t>
+      </w:r>
+      <w:r>
+        <w:rPr>
+          <w:rFonts w:ascii="Times New Roman" w:hAnsi="Times New Roman" w:cs="Times New Roman"/>
+          <w:sz w:val="28"/>
+          <w:szCs w:val="28"/>
+        </w:rPr>
+        <w:t>яний (Жизненный цикл вопроса):</w:t>
+      </w:r>
+    </w:p>
+    <w:p>
+      <w:pPr>
+        <w:spacing w:after="0" w:line="360" w:lineRule="auto"/>
+        <w:ind w:firstLine="709"/>
+        <w:jc w:val="both"/>
+        <w:rPr>
+          <w:rFonts w:ascii="Times New Roman" w:hAnsi="Times New Roman" w:cs="Times New Roman"/>
+          <w:sz w:val="28"/>
+          <w:szCs w:val="28"/>
+        </w:rPr>
+      </w:pPr>
+      <w:r>
+        <w:rPr>
+          <w:rFonts w:ascii="Times New Roman" w:hAnsi="Times New Roman" w:cs="Times New Roman"/>
+          <w:sz w:val="28"/>
+          <w:szCs w:val="28"/>
+        </w:rPr>
+        <w:t>Создание:</w:t>
+      </w:r>
+      <w:r>
+        <w:rPr>
+          <w:rFonts w:ascii="Times New Roman" w:hAnsi="Times New Roman" w:cs="Times New Roman"/>
+          <w:sz w:val="28"/>
+          <w:szCs w:val="28"/>
+        </w:rPr>
+        <w:t xml:space="preserve"> Кноп</w:t>
+      </w:r>
+      <w:r>
+        <w:rPr>
+          <w:rFonts w:ascii="Times New Roman" w:hAnsi="Times New Roman" w:cs="Times New Roman"/>
+          <w:sz w:val="28"/>
+          <w:szCs w:val="28"/>
+        </w:rPr>
+        <w:t xml:space="preserve">ка "Добавить вопрос" и функция addNewQuestion() </w:t>
+      </w:r>
+      <w:r>
+        <w:rPr>
+          <w:rFonts w:ascii="Times New Roman" w:hAnsi="Times New Roman" w:cs="Times New Roman"/>
+          <w:sz w:val="28"/>
+          <w:szCs w:val="28"/>
+        </w:rPr>
+        <w:t>реализуют переход в состояние "Создан".</w:t>
+      </w:r>
+    </w:p>
+    <w:p>
+      <w:pPr>
+        <w:spacing w:after="0" w:line="360" w:lineRule="auto"/>
+        <w:ind w:firstLine="709"/>
+        <w:jc w:val="both"/>
+        <w:rPr>
+          <w:rFonts w:ascii="Times New Roman" w:hAnsi="Times New Roman" w:cs="Times New Roman"/>
+          <w:sz w:val="28"/>
+          <w:szCs w:val="28"/>
+        </w:rPr>
+      </w:pPr>
+      <w:r>
+        <w:rPr>
+          <w:rFonts w:ascii="Times New Roman" w:hAnsi="Times New Roman" w:cs="Times New Roman"/>
+          <w:sz w:val="28"/>
+          <w:szCs w:val="28"/>
+        </w:rPr>
+        <w:t>Сохранение (Присвоение ID): В функции saveNewQuestion новому вопросу присваивается id: questionsData.length + 1</w:t>
+      </w:r>
+      <w:r>
+        <w:rPr>
+          <w:rFonts w:ascii="Times New Roman" w:hAnsi="Times New Roman" w:cs="Times New Roman"/>
+          <w:sz w:val="28"/>
+          <w:szCs w:val="28"/>
+        </w:rPr>
+        <w:t>, что имитирует присвоение ID базой данных. Это состояние между "Создан" и "Удалён".</w:t>
+      </w:r>
+    </w:p>
+    <w:p>
+      <w:pPr>
+        <w:spacing w:after="0" w:line="360" w:lineRule="auto"/>
+        <w:ind w:firstLine="709"/>
+        <w:jc w:val="both"/>
+        <w:rPr>
+          <w:rFonts w:ascii="Times New Roman" w:hAnsi="Times New Roman" w:cs="Times New Roman"/>
+          <w:sz w:val="28"/>
+          <w:szCs w:val="28"/>
+        </w:rPr>
+      </w:pPr>
+      <w:r>
+        <w:rPr>
+          <w:rFonts w:ascii="Times New Roman" w:hAnsi="Times New Roman" w:cs="Times New Roman"/>
+          <w:sz w:val="28"/>
+          <w:szCs w:val="28"/>
+        </w:rPr>
+        <w:lastRenderedPageBreak/>
+        <w:t xml:space="preserve">   </w:t>
+      </w:r>
+      <w:r>
+        <w:rPr>
+          <w:rFonts w:ascii="Times New Roman" w:hAnsi="Times New Roman" w:cs="Times New Roman"/>
+          <w:sz w:val="28"/>
+          <w:szCs w:val="28"/>
+        </w:rPr>
+        <w:t>Удаление: Функция deleteQuestion(id) удаляет вопрос из массива questionsData</w:t>
+      </w:r>
+      <w:r>
+        <w:rPr>
+          <w:rFonts w:ascii="Times New Roman" w:hAnsi="Times New Roman" w:cs="Times New Roman"/>
+          <w:sz w:val="28"/>
+          <w:szCs w:val="28"/>
+        </w:rPr>
+        <w:t>. После этого он п</w:t>
+      </w:r>
+      <w:bookmarkStart w:id="71" w:name="_GoBack"/>
+      <w:bookmarkEnd w:id="71"/>
+      <w:r>
+        <w:rPr>
+          <w:rFonts w:ascii="Times New Roman" w:hAnsi="Times New Roman" w:cs="Times New Roman"/>
+          <w:sz w:val="28"/>
+          <w:szCs w:val="28"/>
+        </w:rPr>
+        <w:t>ерестаёт существовать в рамках интерфейса, что соответствует конечной точке на диаграмме состояний.</w:t>
+      </w:r>
+    </w:p>
+    <w:p>
+      <w:pPr>
+        <w:pStyle w:val="3"/>
+      </w:pPr>
+      <w:r>
+        <w:t>2. Архитектура и дизайн интерфейса</w:t>
+      </w:r>
+    </w:p>
+    <w:p>
+      <w:pPr>
+        <w:spacing w:after="0" w:line="360" w:lineRule="auto"/>
+        <w:ind w:firstLine="709"/>
+        <w:jc w:val="both"/>
+        <w:rPr>
+          <w:rFonts w:ascii="Times New Roman" w:hAnsi="Times New Roman" w:cs="Times New Roman"/>
+          <w:sz w:val="28"/>
+          <w:szCs w:val="28"/>
+        </w:rPr>
+      </w:pPr>
+      <w:r>
+        <w:rPr>
+          <w:rFonts w:ascii="Times New Roman" w:hAnsi="Times New Roman" w:cs="Times New Roman"/>
+          <w:sz w:val="28"/>
+          <w:szCs w:val="28"/>
+        </w:rPr>
+        <w:t>Три дорожки (Пол</w:t>
+      </w:r>
+      <w:r>
+        <w:rPr>
+          <w:rFonts w:ascii="Times New Roman" w:hAnsi="Times New Roman" w:cs="Times New Roman"/>
+          <w:sz w:val="28"/>
+          <w:szCs w:val="28"/>
+        </w:rPr>
+        <w:t>ьзователь, Интерфейс, Данные):</w:t>
+      </w:r>
+      <w:r>
+        <w:rPr>
+          <w:rFonts w:ascii="Times New Roman" w:hAnsi="Times New Roman" w:cs="Times New Roman"/>
+          <w:sz w:val="28"/>
+          <w:szCs w:val="28"/>
+        </w:rPr>
+        <w:t xml:space="preserve"> Код четко разделяет ответственность. Пользователь (Администратор) взаимодействует с HTML-элементами (кнопки, поля). JavaScript (Интерфейс системы) обрабатывает события, проводит валидацию и управляет отоб</w:t>
+      </w:r>
+      <w:r>
+        <w:rPr>
+          <w:rFonts w:ascii="Times New Roman" w:hAnsi="Times New Roman" w:cs="Times New Roman"/>
+          <w:sz w:val="28"/>
+          <w:szCs w:val="28"/>
+        </w:rPr>
+        <w:t>ражением. Массив questionsData</w:t>
+      </w:r>
+      <w:r>
+        <w:rPr>
+          <w:rFonts w:ascii="Times New Roman" w:hAnsi="Times New Roman" w:cs="Times New Roman"/>
+          <w:sz w:val="28"/>
+          <w:szCs w:val="28"/>
+        </w:rPr>
+        <w:t xml:space="preserve"> выступает в роли локального хранилища данных (аналог Базы Данных для демонстрации Frontend).</w:t>
+      </w:r>
+    </w:p>
+    <w:p>
+      <w:pPr>
+        <w:spacing w:after="0" w:line="360" w:lineRule="auto"/>
+        <w:ind w:firstLine="709"/>
+        <w:jc w:val="both"/>
+        <w:rPr>
+          <w:rFonts w:ascii="Times New Roman" w:hAnsi="Times New Roman" w:cs="Times New Roman"/>
+          <w:sz w:val="28"/>
+          <w:szCs w:val="28"/>
+        </w:rPr>
+      </w:pPr>
+      <w:r>
+        <w:rPr>
+          <w:rFonts w:ascii="Times New Roman" w:hAnsi="Times New Roman" w:cs="Times New Roman"/>
+          <w:sz w:val="28"/>
+          <w:szCs w:val="28"/>
+        </w:rPr>
+        <w:t>Навигация:</w:t>
+      </w:r>
+      <w:r>
+        <w:rPr>
+          <w:rFonts w:ascii="Times New Roman" w:hAnsi="Times New Roman" w:cs="Times New Roman"/>
+          <w:sz w:val="28"/>
+          <w:szCs w:val="28"/>
+        </w:rPr>
+        <w:t xml:space="preserve"> Реа</w:t>
+      </w:r>
+      <w:r>
+        <w:rPr>
+          <w:rFonts w:ascii="Times New Roman" w:hAnsi="Times New Roman" w:cs="Times New Roman"/>
+          <w:sz w:val="28"/>
+          <w:szCs w:val="28"/>
+        </w:rPr>
+        <w:t>лизована через боковую панель (admin-sidebar</w:t>
+      </w:r>
+      <w:r>
+        <w:rPr>
+          <w:rFonts w:ascii="Times New Roman" w:hAnsi="Times New Roman" w:cs="Times New Roman"/>
+          <w:sz w:val="28"/>
+          <w:szCs w:val="28"/>
+        </w:rPr>
+        <w:t>), которая переключает видимы</w:t>
+      </w:r>
+      <w:r>
+        <w:rPr>
+          <w:rFonts w:ascii="Times New Roman" w:hAnsi="Times New Roman" w:cs="Times New Roman"/>
+          <w:sz w:val="28"/>
+          <w:szCs w:val="28"/>
+        </w:rPr>
+        <w:t>е блоки контента (content-page</w:t>
+      </w:r>
+      <w:r>
+        <w:rPr>
+          <w:rFonts w:ascii="Times New Roman" w:hAnsi="Times New Roman" w:cs="Times New Roman"/>
+          <w:sz w:val="28"/>
+          <w:szCs w:val="28"/>
+        </w:rPr>
+        <w:t xml:space="preserve">), создавая эффект </w:t>
+      </w:r>
+    </w:p>
+    <w:p>
+      <w:pPr>
+        <w:spacing w:after="0" w:line="360" w:lineRule="auto"/>
+        <w:ind w:firstLine="709"/>
+        <w:jc w:val="both"/>
+        <w:rPr>
+          <w:rFonts w:ascii="Times New Roman" w:hAnsi="Times New Roman" w:cs="Times New Roman"/>
+          <w:sz w:val="28"/>
+          <w:szCs w:val="28"/>
+        </w:rPr>
+      </w:pPr>
+      <w:r>
+        <w:rPr>
+          <w:rFonts w:ascii="Times New Roman" w:hAnsi="Times New Roman" w:cs="Times New Roman"/>
+          <w:sz w:val="28"/>
+          <w:szCs w:val="28"/>
+        </w:rPr>
+        <w:t>О</w:t>
+      </w:r>
+      <w:r>
+        <w:rPr>
+          <w:rFonts w:ascii="Times New Roman" w:hAnsi="Times New Roman" w:cs="Times New Roman"/>
+          <w:sz w:val="28"/>
+          <w:szCs w:val="28"/>
+        </w:rPr>
+        <w:t>сновные функции Admin Dashboard</w:t>
+      </w:r>
+    </w:p>
+    <w:p>
+      <w:pPr>
+        <w:pStyle w:val="aa"/>
+        <w:numPr>
+          <w:ilvl w:val="0"/>
+          <w:numId w:val="30"/>
+        </w:numPr>
+        <w:spacing w:after="0" w:line="360" w:lineRule="auto"/>
+        <w:jc w:val="both"/>
+        <w:rPr>
+          <w:rFonts w:ascii="Times New Roman" w:hAnsi="Times New Roman" w:cs="Times New Roman"/>
+          <w:sz w:val="28"/>
+          <w:szCs w:val="28"/>
+        </w:rPr>
+      </w:pPr>
+      <w:r>
+        <w:rPr>
+          <w:rFonts w:ascii="Times New Roman" w:hAnsi="Times New Roman" w:cs="Times New Roman"/>
+          <w:sz w:val="28"/>
+          <w:szCs w:val="28"/>
+        </w:rPr>
+        <w:t>Управление вопросами (Страница "Все вопросы")</w:t>
+      </w:r>
+    </w:p>
+    <w:p>
+      <w:pPr>
+        <w:spacing w:after="0" w:line="360" w:lineRule="auto"/>
+        <w:ind w:firstLine="709"/>
+        <w:jc w:val="both"/>
+        <w:rPr>
+          <w:rFonts w:ascii="Times New Roman" w:hAnsi="Times New Roman" w:cs="Times New Roman"/>
+          <w:sz w:val="28"/>
+          <w:szCs w:val="28"/>
+        </w:rPr>
+      </w:pPr>
+      <w:r>
+        <w:rPr>
+          <w:rFonts w:ascii="Times New Roman" w:hAnsi="Times New Roman" w:cs="Times New Roman"/>
+          <w:sz w:val="28"/>
+          <w:szCs w:val="28"/>
+        </w:rPr>
+        <w:t>Просмотр списка вопросов: Отображает все вопросы в таблице с колонками: ID, текст, изо</w:t>
+      </w:r>
+      <w:r>
+        <w:rPr>
+          <w:rFonts w:ascii="Times New Roman" w:hAnsi="Times New Roman" w:cs="Times New Roman"/>
+          <w:sz w:val="28"/>
+          <w:szCs w:val="28"/>
+        </w:rPr>
+        <w:t>бражение, правильный ответ, тема</w:t>
+      </w:r>
+      <w:r>
+        <w:rPr>
+          <w:rFonts w:ascii="Times New Roman" w:hAnsi="Times New Roman" w:cs="Times New Roman"/>
+          <w:sz w:val="28"/>
+          <w:szCs w:val="28"/>
+        </w:rPr>
+        <w:t>.</w:t>
+      </w:r>
+    </w:p>
+    <w:p>
+      <w:pPr>
+        <w:spacing w:after="0" w:line="360" w:lineRule="auto"/>
+        <w:ind w:firstLine="709"/>
+        <w:jc w:val="both"/>
+        <w:rPr>
+          <w:rFonts w:ascii="Times New Roman" w:hAnsi="Times New Roman" w:cs="Times New Roman"/>
+          <w:sz w:val="28"/>
+          <w:szCs w:val="28"/>
+        </w:rPr>
+      </w:pPr>
+      <w:r>
+        <w:rPr>
+          <w:rFonts w:ascii="Times New Roman" w:hAnsi="Times New Roman" w:cs="Times New Roman"/>
+          <w:sz w:val="28"/>
+          <w:szCs w:val="28"/>
+        </w:rPr>
+        <w:t>Добавление вопроса:</w:t>
+      </w:r>
+    </w:p>
+    <w:p>
+      <w:pPr>
+        <w:pStyle w:val="aa"/>
+        <w:numPr>
+          <w:ilvl w:val="0"/>
+          <w:numId w:val="31"/>
+        </w:numPr>
+        <w:spacing w:after="0" w:line="360" w:lineRule="auto"/>
+        <w:ind w:left="0" w:firstLine="709"/>
+        <w:jc w:val="both"/>
+        <w:rPr>
+          <w:rFonts w:ascii="Times New Roman" w:hAnsi="Times New Roman" w:cs="Times New Roman"/>
+          <w:sz w:val="28"/>
+          <w:szCs w:val="28"/>
+        </w:rPr>
+      </w:pPr>
+      <w:r>
+        <w:rPr>
+          <w:rFonts w:ascii="Times New Roman" w:hAnsi="Times New Roman" w:cs="Times New Roman"/>
+          <w:sz w:val="28"/>
+          <w:szCs w:val="28"/>
+        </w:rPr>
+        <w:t>Открывает модальное окно с формой.</w:t>
+      </w:r>
+    </w:p>
+    <w:p>
+      <w:pPr>
+        <w:pStyle w:val="aa"/>
+        <w:numPr>
+          <w:ilvl w:val="0"/>
+          <w:numId w:val="31"/>
+        </w:numPr>
+        <w:spacing w:after="0" w:line="360" w:lineRule="auto"/>
+        <w:ind w:left="0" w:firstLine="709"/>
+        <w:jc w:val="both"/>
+        <w:rPr>
+          <w:rFonts w:ascii="Times New Roman" w:hAnsi="Times New Roman" w:cs="Times New Roman"/>
+          <w:sz w:val="28"/>
+          <w:szCs w:val="28"/>
+        </w:rPr>
+      </w:pPr>
+      <w:r>
+        <w:rPr>
+          <w:rFonts w:ascii="Times New Roman" w:hAnsi="Times New Roman" w:cs="Times New Roman"/>
+          <w:sz w:val="28"/>
+          <w:szCs w:val="28"/>
+        </w:rPr>
+        <w:t>Позволяет ввести текст, 4 варианта ответа, выбрать правильный ответ и тему.</w:t>
+      </w:r>
+    </w:p>
+    <w:p>
+      <w:pPr>
+        <w:pStyle w:val="aa"/>
+        <w:numPr>
+          <w:ilvl w:val="0"/>
+          <w:numId w:val="31"/>
+        </w:numPr>
+        <w:spacing w:after="0" w:line="360" w:lineRule="auto"/>
+        <w:ind w:left="0" w:firstLine="709"/>
+        <w:jc w:val="both"/>
+        <w:rPr>
+          <w:rFonts w:ascii="Times New Roman" w:hAnsi="Times New Roman" w:cs="Times New Roman"/>
+          <w:sz w:val="28"/>
+          <w:szCs w:val="28"/>
+        </w:rPr>
+      </w:pPr>
+      <w:r>
+        <w:rPr>
+          <w:rFonts w:ascii="Times New Roman" w:hAnsi="Times New Roman" w:cs="Times New Roman"/>
+          <w:sz w:val="28"/>
+          <w:szCs w:val="28"/>
+        </w:rPr>
+        <w:t>Работа с изображениями: Реализована возможность загрузки изображ</w:t>
+      </w:r>
+      <w:r>
+        <w:rPr>
+          <w:rFonts w:ascii="Times New Roman" w:hAnsi="Times New Roman" w:cs="Times New Roman"/>
+          <w:sz w:val="28"/>
+          <w:szCs w:val="28"/>
+        </w:rPr>
+        <w:t>ения для вопроса через область image-upload-area</w:t>
+      </w:r>
+      <w:r>
+        <w:rPr>
+          <w:rFonts w:ascii="Times New Roman" w:hAnsi="Times New Roman" w:cs="Times New Roman"/>
+          <w:sz w:val="28"/>
+          <w:szCs w:val="28"/>
+        </w:rPr>
+        <w:t>. Есть предпросмотр загружаемой картинки перед сохранением.</w:t>
+      </w:r>
+    </w:p>
+    <w:p>
+      <w:pPr>
+        <w:spacing w:after="0" w:line="360" w:lineRule="auto"/>
+        <w:ind w:firstLine="709"/>
+        <w:jc w:val="both"/>
+        <w:rPr>
+          <w:rFonts w:ascii="Times New Roman" w:hAnsi="Times New Roman" w:cs="Times New Roman"/>
+          <w:sz w:val="28"/>
+          <w:szCs w:val="28"/>
+        </w:rPr>
+      </w:pPr>
+      <w:r>
+        <w:rPr>
+          <w:rFonts w:ascii="Times New Roman" w:hAnsi="Times New Roman" w:cs="Times New Roman"/>
+          <w:sz w:val="28"/>
+          <w:szCs w:val="28"/>
+        </w:rPr>
+        <w:t>Редактирование вопроса:</w:t>
+      </w:r>
+    </w:p>
+    <w:p>
+      <w:pPr>
+        <w:pStyle w:val="aa"/>
+        <w:numPr>
+          <w:ilvl w:val="0"/>
+          <w:numId w:val="32"/>
+        </w:numPr>
+        <w:spacing w:after="0" w:line="360" w:lineRule="auto"/>
+        <w:ind w:left="0" w:firstLine="709"/>
+        <w:jc w:val="both"/>
+        <w:rPr>
+          <w:rFonts w:ascii="Times New Roman" w:hAnsi="Times New Roman" w:cs="Times New Roman"/>
+          <w:sz w:val="28"/>
+          <w:szCs w:val="28"/>
+        </w:rPr>
+      </w:pPr>
+      <w:r>
+        <w:rPr>
+          <w:rFonts w:ascii="Times New Roman" w:hAnsi="Times New Roman" w:cs="Times New Roman"/>
+          <w:sz w:val="28"/>
+          <w:szCs w:val="28"/>
+        </w:rPr>
+        <w:t>Открывает модальное окно, предзаполненное данными выбранного вопроса.</w:t>
+      </w:r>
+    </w:p>
+    <w:p>
+      <w:pPr>
+        <w:pStyle w:val="aa"/>
+        <w:numPr>
+          <w:ilvl w:val="0"/>
+          <w:numId w:val="32"/>
+        </w:numPr>
+        <w:spacing w:after="0" w:line="360" w:lineRule="auto"/>
+        <w:ind w:left="0" w:firstLine="709"/>
+        <w:jc w:val="both"/>
+        <w:rPr>
+          <w:rFonts w:ascii="Times New Roman" w:hAnsi="Times New Roman" w:cs="Times New Roman"/>
+          <w:sz w:val="28"/>
+          <w:szCs w:val="28"/>
+        </w:rPr>
+      </w:pPr>
+      <w:r>
+        <w:rPr>
+          <w:rFonts w:ascii="Times New Roman" w:hAnsi="Times New Roman" w:cs="Times New Roman"/>
+          <w:sz w:val="28"/>
+          <w:szCs w:val="28"/>
+        </w:rPr>
+        <w:t>Показывает текущее изображение вопроса (если есть).</w:t>
+      </w:r>
+    </w:p>
+    <w:p>
+      <w:pPr>
+        <w:pStyle w:val="aa"/>
+        <w:numPr>
+          <w:ilvl w:val="0"/>
+          <w:numId w:val="32"/>
+        </w:numPr>
+        <w:spacing w:after="0" w:line="360" w:lineRule="auto"/>
+        <w:ind w:left="0" w:firstLine="709"/>
+        <w:jc w:val="both"/>
+        <w:rPr>
+          <w:rFonts w:ascii="Times New Roman" w:hAnsi="Times New Roman" w:cs="Times New Roman"/>
+          <w:sz w:val="28"/>
+          <w:szCs w:val="28"/>
+        </w:rPr>
+      </w:pPr>
+      <w:r>
+        <w:rPr>
+          <w:rFonts w:ascii="Times New Roman" w:hAnsi="Times New Roman" w:cs="Times New Roman"/>
+          <w:sz w:val="28"/>
+          <w:szCs w:val="28"/>
+        </w:rPr>
+        <w:t>Позволяет заменить изображение, загрузив новое, с функцией предпросмотра.</w:t>
+      </w:r>
+    </w:p>
+    <w:p>
+      <w:pPr>
+        <w:spacing w:after="0" w:line="360" w:lineRule="auto"/>
+        <w:ind w:firstLine="709"/>
+        <w:jc w:val="both"/>
+        <w:rPr>
+          <w:rFonts w:ascii="Times New Roman" w:hAnsi="Times New Roman" w:cs="Times New Roman"/>
+          <w:sz w:val="28"/>
+          <w:szCs w:val="28"/>
+        </w:rPr>
+      </w:pPr>
+      <w:r>
+        <w:rPr>
+          <w:rFonts w:ascii="Times New Roman" w:hAnsi="Times New Roman" w:cs="Times New Roman"/>
+          <w:sz w:val="28"/>
+          <w:szCs w:val="28"/>
+        </w:rPr>
+        <w:lastRenderedPageBreak/>
+        <w:t>Удаление вопроса: Реализовано с</w:t>
+      </w:r>
+      <w:r>
+        <w:rPr>
+          <w:rFonts w:ascii="Times New Roman" w:hAnsi="Times New Roman" w:cs="Times New Roman"/>
+          <w:sz w:val="28"/>
+          <w:szCs w:val="28"/>
+        </w:rPr>
+        <w:t xml:space="preserve"> подтверждением действия через confirm()</w:t>
+      </w:r>
+      <w:r>
+        <w:rPr>
+          <w:rFonts w:ascii="Times New Roman" w:hAnsi="Times New Roman" w:cs="Times New Roman"/>
+          <w:sz w:val="28"/>
+          <w:szCs w:val="28"/>
+        </w:rPr>
+        <w:t>, что пр</w:t>
+      </w:r>
+      <w:r>
+        <w:rPr>
+          <w:rFonts w:ascii="Times New Roman" w:hAnsi="Times New Roman" w:cs="Times New Roman"/>
+          <w:sz w:val="28"/>
+          <w:szCs w:val="28"/>
+        </w:rPr>
+        <w:t>едотвращает случайное удаление.</w:t>
+      </w:r>
+    </w:p>
+    <w:p>
+      <w:pPr>
+        <w:pStyle w:val="aa"/>
+        <w:numPr>
+          <w:ilvl w:val="0"/>
+          <w:numId w:val="30"/>
+        </w:numPr>
+        <w:spacing w:after="0" w:line="360" w:lineRule="auto"/>
+        <w:jc w:val="both"/>
+        <w:rPr>
+          <w:rFonts w:ascii="Times New Roman" w:hAnsi="Times New Roman" w:cs="Times New Roman"/>
+          <w:sz w:val="28"/>
+          <w:szCs w:val="28"/>
+        </w:rPr>
+      </w:pPr>
+      <w:r>
+        <w:rPr>
+          <w:rFonts w:ascii="Times New Roman" w:hAnsi="Times New Roman" w:cs="Times New Roman"/>
+          <w:sz w:val="28"/>
+          <w:szCs w:val="28"/>
+        </w:rPr>
+        <w:t>Загрузка вопросов из JSON (Страница "Загрузка JSON")</w:t>
+      </w:r>
+    </w:p>
+    <w:p>
+      <w:pPr>
+        <w:spacing w:after="0" w:line="360" w:lineRule="auto"/>
+        <w:ind w:firstLine="709"/>
+        <w:jc w:val="both"/>
+        <w:rPr>
+          <w:rFonts w:ascii="Times New Roman" w:hAnsi="Times New Roman" w:cs="Times New Roman"/>
+          <w:sz w:val="28"/>
+          <w:szCs w:val="28"/>
+        </w:rPr>
+      </w:pPr>
+      <w:r>
+        <w:rPr>
+          <w:rFonts w:ascii="Times New Roman" w:hAnsi="Times New Roman" w:cs="Times New Roman"/>
+          <w:sz w:val="28"/>
+          <w:szCs w:val="28"/>
+        </w:rPr>
+        <w:t>Массовая загрузка:</w:t>
+      </w:r>
+      <w:r>
+        <w:rPr>
+          <w:rFonts w:ascii="Times New Roman" w:hAnsi="Times New Roman" w:cs="Times New Roman"/>
+          <w:sz w:val="28"/>
+          <w:szCs w:val="28"/>
+        </w:rPr>
+        <w:t xml:space="preserve"> Позволяет загрузить сразу много вопросов через один</w:t>
+      </w:r>
+      <w:r>
+        <w:rPr>
+          <w:rFonts w:ascii="Times New Roman" w:hAnsi="Times New Roman" w:cs="Times New Roman"/>
+          <w:sz w:val="28"/>
+          <w:szCs w:val="28"/>
+        </w:rPr>
+        <w:t xml:space="preserve"> структурированный .json</w:t>
+      </w:r>
+      <w:r>
+        <w:rPr>
+          <w:rFonts w:ascii="Times New Roman" w:hAnsi="Times New Roman" w:cs="Times New Roman"/>
+          <w:sz w:val="28"/>
+          <w:szCs w:val="28"/>
+        </w:rPr>
+        <w:t xml:space="preserve"> файл.</w:t>
+      </w:r>
+    </w:p>
+    <w:p>
+      <w:pPr>
+        <w:spacing w:after="0" w:line="360" w:lineRule="auto"/>
+        <w:ind w:firstLine="709"/>
+        <w:jc w:val="both"/>
+        <w:rPr>
+          <w:rFonts w:ascii="Times New Roman" w:hAnsi="Times New Roman" w:cs="Times New Roman"/>
+          <w:sz w:val="28"/>
+          <w:szCs w:val="28"/>
+        </w:rPr>
+      </w:pPr>
+      <w:r>
+        <w:rPr>
+          <w:rFonts w:ascii="Times New Roman" w:hAnsi="Times New Roman" w:cs="Times New Roman"/>
+          <w:sz w:val="28"/>
+          <w:szCs w:val="28"/>
+        </w:rPr>
+        <w:t>Парсинг и валидация:</w:t>
+      </w:r>
+      <w:r>
+        <w:rPr>
+          <w:rFonts w:ascii="Times New Roman" w:hAnsi="Times New Roman" w:cs="Times New Roman"/>
+          <w:sz w:val="28"/>
+          <w:szCs w:val="28"/>
+        </w:rPr>
+        <w:t xml:space="preserve"> На стороне клиента проверяет структуру JSON-файла на соответствие о</w:t>
+      </w:r>
+      <w:r>
+        <w:rPr>
+          <w:rFonts w:ascii="Times New Roman" w:hAnsi="Times New Roman" w:cs="Times New Roman"/>
+          <w:sz w:val="28"/>
+          <w:szCs w:val="28"/>
+        </w:rPr>
+        <w:t>жидаемой схеме (наличие поля qestions</w:t>
+      </w:r>
+      <w:r>
+        <w:rPr>
+          <w:rFonts w:ascii="Times New Roman" w:hAnsi="Times New Roman" w:cs="Times New Roman"/>
+          <w:sz w:val="28"/>
+          <w:szCs w:val="28"/>
+        </w:rPr>
+        <w:t>, которое является массивом).</w:t>
+      </w:r>
+    </w:p>
+    <w:p>
+      <w:pPr>
+        <w:spacing w:after="0" w:line="360" w:lineRule="auto"/>
+        <w:ind w:firstLine="709"/>
+        <w:jc w:val="both"/>
+        <w:rPr>
+          <w:rFonts w:ascii="Times New Roman" w:hAnsi="Times New Roman" w:cs="Times New Roman"/>
+          <w:sz w:val="28"/>
+          <w:szCs w:val="28"/>
+        </w:rPr>
+      </w:pPr>
+      <w:r>
+        <w:rPr>
+          <w:rFonts w:ascii="Times New Roman" w:hAnsi="Times New Roman" w:cs="Times New Roman"/>
+          <w:sz w:val="28"/>
+          <w:szCs w:val="28"/>
+        </w:rPr>
+        <w:t>Уведомление о результате: Выводит сообщение об успешной загрузке с указанием точного количества добавленных вопросов или сообщение об ошибке, если файл некорректен.</w:t>
+      </w:r>
+    </w:p>
+    <w:p>
+      <w:pPr>
+        <w:pStyle w:val="aa"/>
+        <w:numPr>
+          <w:ilvl w:val="0"/>
+          <w:numId w:val="30"/>
+        </w:numPr>
+        <w:spacing w:after="0" w:line="360" w:lineRule="auto"/>
+        <w:jc w:val="both"/>
+        <w:rPr>
+          <w:rFonts w:ascii="Times New Roman" w:hAnsi="Times New Roman" w:cs="Times New Roman"/>
+          <w:sz w:val="28"/>
+          <w:szCs w:val="28"/>
+        </w:rPr>
+      </w:pPr>
+      <w:r>
+        <w:rPr>
+          <w:rFonts w:ascii="Times New Roman" w:hAnsi="Times New Roman" w:cs="Times New Roman"/>
+          <w:sz w:val="28"/>
+          <w:szCs w:val="28"/>
+        </w:rPr>
+        <w:t>Темы ПДД (Страница "Темы ПДД")</w:t>
+      </w:r>
+    </w:p>
+    <w:p>
+      <w:pPr>
+        <w:spacing w:after="0" w:line="360" w:lineRule="auto"/>
+        <w:ind w:firstLine="709"/>
+        <w:jc w:val="both"/>
+        <w:rPr>
+          <w:rFonts w:ascii="Times New Roman" w:hAnsi="Times New Roman" w:cs="Times New Roman"/>
+          <w:sz w:val="28"/>
+          <w:szCs w:val="28"/>
+        </w:rPr>
+      </w:pPr>
+      <w:r>
+        <w:rPr>
+          <w:rFonts w:ascii="Times New Roman" w:hAnsi="Times New Roman" w:cs="Times New Roman"/>
+          <w:sz w:val="28"/>
+          <w:szCs w:val="28"/>
+        </w:rPr>
+        <w:t>Визуализация тем:</w:t>
+      </w:r>
+      <w:r>
+        <w:rPr>
+          <w:rFonts w:ascii="Times New Roman" w:hAnsi="Times New Roman" w:cs="Times New Roman"/>
+          <w:sz w:val="28"/>
+          <w:szCs w:val="28"/>
+        </w:rPr>
+        <w:t xml:space="preserve"> Представляет разделы ПДД в виде красивых, анимированных карточек.</w:t>
+      </w:r>
+    </w:p>
+    <w:p>
+      <w:pPr>
+        <w:spacing w:after="0" w:line="360" w:lineRule="auto"/>
+        <w:ind w:firstLine="709"/>
+        <w:jc w:val="both"/>
+        <w:rPr>
+          <w:rFonts w:ascii="Times New Roman" w:hAnsi="Times New Roman" w:cs="Times New Roman"/>
+          <w:sz w:val="28"/>
+          <w:szCs w:val="28"/>
+        </w:rPr>
+      </w:pPr>
+      <w:r>
+        <w:rPr>
+          <w:rFonts w:ascii="Times New Roman" w:hAnsi="Times New Roman" w:cs="Times New Roman"/>
+          <w:sz w:val="28"/>
+          <w:szCs w:val="28"/>
+        </w:rPr>
+        <w:t>Статистика по темам: Каждая карточка темы показывает:</w:t>
+      </w:r>
+    </w:p>
+    <w:p>
+      <w:pPr>
+        <w:pStyle w:val="aa"/>
+        <w:numPr>
+          <w:ilvl w:val="0"/>
+          <w:numId w:val="33"/>
+        </w:numPr>
+        <w:spacing w:after="0" w:line="360" w:lineRule="auto"/>
+        <w:ind w:left="0" w:firstLine="709"/>
+        <w:jc w:val="both"/>
+        <w:rPr>
+          <w:rFonts w:ascii="Times New Roman" w:hAnsi="Times New Roman" w:cs="Times New Roman"/>
+          <w:sz w:val="28"/>
+          <w:szCs w:val="28"/>
+        </w:rPr>
+      </w:pPr>
+      <w:r>
+        <w:rPr>
+          <w:rFonts w:ascii="Times New Roman" w:hAnsi="Times New Roman" w:cs="Times New Roman"/>
+          <w:sz w:val="28"/>
+          <w:szCs w:val="28"/>
+        </w:rPr>
+        <w:t>Название и иконку.</w:t>
+      </w:r>
+    </w:p>
+    <w:p>
+      <w:pPr>
+        <w:pStyle w:val="aa"/>
+        <w:numPr>
+          <w:ilvl w:val="0"/>
+          <w:numId w:val="33"/>
+        </w:numPr>
+        <w:spacing w:after="0" w:line="360" w:lineRule="auto"/>
+        <w:ind w:left="0" w:firstLine="709"/>
+        <w:jc w:val="both"/>
+        <w:rPr>
+          <w:rFonts w:ascii="Times New Roman" w:hAnsi="Times New Roman" w:cs="Times New Roman"/>
+          <w:sz w:val="28"/>
+          <w:szCs w:val="28"/>
+        </w:rPr>
+      </w:pPr>
+      <w:r>
+        <w:rPr>
+          <w:rFonts w:ascii="Times New Roman" w:hAnsi="Times New Roman" w:cs="Times New Roman"/>
+          <w:sz w:val="28"/>
+          <w:szCs w:val="28"/>
+        </w:rPr>
+        <w:t>Количество вопросов, относящихся к этой теме.</w:t>
+      </w:r>
+    </w:p>
+    <w:p>
+      <w:pPr>
+        <w:spacing w:after="0" w:line="360" w:lineRule="auto"/>
+        <w:ind w:firstLine="709"/>
+        <w:jc w:val="both"/>
+        <w:rPr>
+          <w:rFonts w:ascii="Times New Roman" w:hAnsi="Times New Roman" w:cs="Times New Roman"/>
+          <w:sz w:val="28"/>
+          <w:szCs w:val="28"/>
+        </w:rPr>
+      </w:pPr>
+      <w:r>
+        <w:rPr>
+          <w:rFonts w:ascii="Times New Roman" w:hAnsi="Times New Roman" w:cs="Times New Roman"/>
+          <w:sz w:val="28"/>
+          <w:szCs w:val="28"/>
+        </w:rPr>
+        <w:t>Быстрая фильтрация:</w:t>
+      </w:r>
+      <w:r>
+        <w:rPr>
+          <w:rFonts w:ascii="Times New Roman" w:hAnsi="Times New Roman" w:cs="Times New Roman"/>
+          <w:sz w:val="28"/>
+          <w:szCs w:val="28"/>
+        </w:rPr>
+        <w:t xml:space="preserve"> При клике на карточку темы происходит автоматический переход на страницу "Все вопросы" с уже установленным фильтром по этой теме. Это мощный инструмент для быстрой на</w:t>
+      </w:r>
+      <w:r>
+        <w:rPr>
+          <w:rFonts w:ascii="Times New Roman" w:hAnsi="Times New Roman" w:cs="Times New Roman"/>
+          <w:sz w:val="28"/>
+          <w:szCs w:val="28"/>
+        </w:rPr>
+        <w:t>вигации и управления контентом.</w:t>
+      </w:r>
+    </w:p>
+    <w:p>
+      <w:pPr>
+        <w:spacing w:after="0" w:line="360" w:lineRule="auto"/>
+        <w:ind w:firstLine="709"/>
+        <w:jc w:val="both"/>
+        <w:rPr>
+          <w:rFonts w:ascii="Times New Roman" w:hAnsi="Times New Roman" w:cs="Times New Roman"/>
+          <w:sz w:val="28"/>
+          <w:szCs w:val="28"/>
+        </w:rPr>
+      </w:pPr>
+      <w:r>
+        <w:rPr>
+          <w:rFonts w:ascii="Times New Roman" w:hAnsi="Times New Roman" w:cs="Times New Roman"/>
+          <w:sz w:val="28"/>
+          <w:szCs w:val="28"/>
+        </w:rPr>
+        <w:t>Итог:</w:t>
+      </w:r>
+      <w:r>
+        <w:rPr>
+          <w:rFonts w:ascii="Times New Roman" w:hAnsi="Times New Roman" w:cs="Times New Roman"/>
+          <w:sz w:val="28"/>
+          <w:szCs w:val="28"/>
+        </w:rPr>
+        <w:t xml:space="preserve"> Был создан полноценный, функциональный прототип панели администратора, который не просто отображает данные, но и реализует полный жизненный цикл управления контентом (CRUD-операции), строго следуя описанным бизнес-процессам. Он сочетает в себе функции массовой загрузки, ручного управления, удобной навигации и информативной аналитики по темам.</w:t>
+      </w:r>
+    </w:p>
     <w:p>
       <w:pPr>
         <w:spacing w:after="160" w:line="259" w:lineRule="auto"/>
@@ -27281,15 +28902,6 @@
           <w:lang w:eastAsia="ru-RU"/>
         </w:rPr>
       </w:pPr>
-      <w:r>
-        <w:rPr>
-          <w:rFonts w:ascii="Times New Roman" w:eastAsia="Times New Roman" w:hAnsi="Times New Roman" w:cs="Times New Roman"/>
-          <w:sz w:val="28"/>
-          <w:szCs w:val="28"/>
-          <w:lang w:eastAsia="ru-RU"/>
-        </w:rPr>
-        <w:br w:type="page"/>
-      </w:r>
     </w:p>
     <w:p>
       <w:pPr>
@@ -27681,10 +29293,8 @@
           <w:lang w:eastAsia="ru-RU"/>
         </w:rPr>
       </w:pPr>
-      <w:bookmarkStart w:id="71" w:name="_Toc229829472"/>
-      <w:bookmarkStart w:id="72" w:name="_Toc229835797"/>
-      <w:bookmarkStart w:id="73" w:name="_GoBack"/>
-      <w:bookmarkEnd w:id="73"/>
+      <w:bookmarkStart w:id="72" w:name="_Toc229829472"/>
+      <w:bookmarkStart w:id="73" w:name="_Toc229835797"/>
       <w:r>
         <w:rPr>
           <w:rFonts w:eastAsia="Times New Roman"/>
@@ -27694,8 +29304,8 @@
         <w:lastRenderedPageBreak/>
         <w:t>Тестирование</w:t>
       </w:r>
-      <w:bookmarkEnd w:id="71"/>
       <w:bookmarkEnd w:id="72"/>
+      <w:bookmarkEnd w:id="73"/>
     </w:p>
     <w:p>
       <w:pPr>
@@ -28171,7 +29781,7 @@
           <w:rPr>
             <w:noProof/>
           </w:rPr>
-          <w:t>57</w:t>
+          <w:t>58</w:t>
         </w:r>
         <w:r>
           <w:fldChar w:fldCharType="end"/>
@@ -29267,10 +30877,99 @@
     </w:lvl>
   </w:abstractNum>
   <w:abstractNum w:abstractNumId="10" w15:restartNumberingAfterBreak="0">
-    <w:nsid w:val="2AFE08FC"/>
+    <w:nsid w:val="214E6D8F"/>
     <w:multiLevelType w:val="hybridMultilevel"/>
-    <w:tmpl w:val="D1A65D8E"/>
-    <w:lvl w:ilvl="0" w:tplc="7F6028E6">
+    <w:tmpl w:val="67BAB87E"/>
+    <w:lvl w:ilvl="0" w:tplc="C1A0B2A8">
+      <w:start w:val="1"/>
+      <w:numFmt w:val="decimal"/>
+      <w:lvlText w:val="%1."/>
+      <w:lvlJc w:val="left"/>
+      <w:pPr>
+        <w:ind w:left="1069" w:hanging="360"/>
+      </w:pPr>
+      <w:rPr>
+        <w:rFonts w:hint="default"/>
+      </w:rPr>
+    </w:lvl>
+    <w:lvl w:ilvl="1" w:tplc="04190019" w:tentative="1">
+      <w:start w:val="1"/>
+      <w:numFmt w:val="lowerLetter"/>
+      <w:lvlText w:val="%2."/>
+      <w:lvlJc w:val="left"/>
+      <w:pPr>
+        <w:ind w:left="1789" w:hanging="360"/>
+      </w:pPr>
+    </w:lvl>
+    <w:lvl w:ilvl="2" w:tplc="0419001B" w:tentative="1">
+      <w:start w:val="1"/>
+      <w:numFmt w:val="lowerRoman"/>
+      <w:lvlText w:val="%3."/>
+      <w:lvlJc w:val="right"/>
+      <w:pPr>
+        <w:ind w:left="2509" w:hanging="180"/>
+      </w:pPr>
+    </w:lvl>
+    <w:lvl w:ilvl="3" w:tplc="0419000F" w:tentative="1">
+      <w:start w:val="1"/>
+      <w:numFmt w:val="decimal"/>
+      <w:lvlText w:val="%4."/>
+      <w:lvlJc w:val="left"/>
+      <w:pPr>
+        <w:ind w:left="3229" w:hanging="360"/>
+      </w:pPr>
+    </w:lvl>
+    <w:lvl w:ilvl="4" w:tplc="04190019" w:tentative="1">
+      <w:start w:val="1"/>
+      <w:numFmt w:val="lowerLetter"/>
+      <w:lvlText w:val="%5."/>
+      <w:lvlJc w:val="left"/>
+      <w:pPr>
+        <w:ind w:left="3949" w:hanging="360"/>
+      </w:pPr>
+    </w:lvl>
+    <w:lvl w:ilvl="5" w:tplc="0419001B" w:tentative="1">
+      <w:start w:val="1"/>
+      <w:numFmt w:val="lowerRoman"/>
+      <w:lvlText w:val="%6."/>
+      <w:lvlJc w:val="right"/>
+      <w:pPr>
+        <w:ind w:left="4669" w:hanging="180"/>
+      </w:pPr>
+    </w:lvl>
+    <w:lvl w:ilvl="6" w:tplc="0419000F" w:tentative="1">
+      <w:start w:val="1"/>
+      <w:numFmt w:val="decimal"/>
+      <w:lvlText w:val="%7."/>
+      <w:lvlJc w:val="left"/>
+      <w:pPr>
+        <w:ind w:left="5389" w:hanging="360"/>
+      </w:pPr>
+    </w:lvl>
+    <w:lvl w:ilvl="7" w:tplc="04190019" w:tentative="1">
+      <w:start w:val="1"/>
+      <w:numFmt w:val="lowerLetter"/>
+      <w:lvlText w:val="%8."/>
+      <w:lvlJc w:val="left"/>
+      <w:pPr>
+        <w:ind w:left="6109" w:hanging="360"/>
+      </w:pPr>
+    </w:lvl>
+    <w:lvl w:ilvl="8" w:tplc="0419001B" w:tentative="1">
+      <w:start w:val="1"/>
+      <w:numFmt w:val="lowerRoman"/>
+      <w:lvlText w:val="%9."/>
+      <w:lvlJc w:val="right"/>
+      <w:pPr>
+        <w:ind w:left="6829" w:hanging="180"/>
+      </w:pPr>
+    </w:lvl>
+  </w:abstractNum>
+  <w:abstractNum w:abstractNumId="11" w15:restartNumberingAfterBreak="0">
+    <w:nsid w:val="22C04D3C"/>
+    <w:multiLevelType w:val="hybridMultilevel"/>
+    <w:tmpl w:val="70922040"/>
+    <w:lvl w:ilvl="0" w:tplc="E1260A78">
       <w:start w:val="1"/>
       <w:numFmt w:val="bullet"/>
       <w:lvlText w:val=""/>
@@ -29379,14 +31078,14 @@
       </w:rPr>
     </w:lvl>
   </w:abstractNum>
-  <w:abstractNum w:abstractNumId="11" w15:restartNumberingAfterBreak="0">
-    <w:nsid w:val="2D792C9B"/>
+  <w:abstractNum w:abstractNumId="12" w15:restartNumberingAfterBreak="0">
+    <w:nsid w:val="29391959"/>
     <w:multiLevelType w:val="hybridMultilevel"/>
-    <w:tmpl w:val="08BA3BD4"/>
-    <w:lvl w:ilvl="0" w:tplc="3ACAC7AA">
+    <w:tmpl w:val="48762DC2"/>
+    <w:lvl w:ilvl="0" w:tplc="E1260A78">
       <w:start w:val="1"/>
       <w:numFmt w:val="bullet"/>
-      <w:lvlText w:val=""/>
+      <w:lvlText w:val=""/>
       <w:lvlJc w:val="left"/>
       <w:pPr>
         <w:ind w:left="1429" w:hanging="360"/>
@@ -29401,7 +31100,7 @@
       <w:lvlText w:val="o"/>
       <w:lvlJc w:val="left"/>
       <w:pPr>
-        <w:ind w:left="1440" w:hanging="360"/>
+        <w:ind w:left="2149" w:hanging="360"/>
       </w:pPr>
       <w:rPr>
         <w:rFonts w:ascii="Courier New" w:hAnsi="Courier New" w:cs="Courier New" w:hint="default"/>
@@ -29413,7 +31112,7 @@
       <w:lvlText w:val=""/>
       <w:lvlJc w:val="left"/>
       <w:pPr>
-        <w:ind w:left="2160" w:hanging="360"/>
+        <w:ind w:left="2869" w:hanging="360"/>
       </w:pPr>
       <w:rPr>
         <w:rFonts w:ascii="Wingdings" w:hAnsi="Wingdings" w:hint="default"/>
@@ -29425,7 +31124,7 @@
       <w:lvlText w:val=""/>
       <w:lvlJc w:val="left"/>
       <w:pPr>
-        <w:ind w:left="2880" w:hanging="360"/>
+        <w:ind w:left="3589" w:hanging="360"/>
       </w:pPr>
       <w:rPr>
         <w:rFonts w:ascii="Symbol" w:hAnsi="Symbol" w:hint="default"/>
@@ -29437,7 +31136,7 @@
       <w:lvlText w:val="o"/>
       <w:lvlJc w:val="left"/>
       <w:pPr>
-        <w:ind w:left="3600" w:hanging="360"/>
+        <w:ind w:left="4309" w:hanging="360"/>
       </w:pPr>
       <w:rPr>
         <w:rFonts w:ascii="Courier New" w:hAnsi="Courier New" w:cs="Courier New" w:hint="default"/>
@@ -29449,7 +31148,7 @@
       <w:lvlText w:val=""/>
       <w:lvlJc w:val="left"/>
       <w:pPr>
-        <w:ind w:left="4320" w:hanging="360"/>
+        <w:ind w:left="5029" w:hanging="360"/>
       </w:pPr>
       <w:rPr>
         <w:rFonts w:ascii="Wingdings" w:hAnsi="Wingdings" w:hint="default"/>
@@ -29461,7 +31160,7 @@
       <w:lvlText w:val=""/>
       <w:lvlJc w:val="left"/>
       <w:pPr>
-        <w:ind w:left="5040" w:hanging="360"/>
+        <w:ind w:left="5749" w:hanging="360"/>
       </w:pPr>
       <w:rPr>
         <w:rFonts w:ascii="Symbol" w:hAnsi="Symbol" w:hint="default"/>
@@ -29473,7 +31172,7 @@
       <w:lvlText w:val="o"/>
       <w:lvlJc w:val="left"/>
       <w:pPr>
-        <w:ind w:left="5760" w:hanging="360"/>
+        <w:ind w:left="6469" w:hanging="360"/>
       </w:pPr>
       <w:rPr>
         <w:rFonts w:ascii="Courier New" w:hAnsi="Courier New" w:cs="Courier New" w:hint="default"/>
@@ -29485,17 +31184,17 @@
       <w:lvlText w:val=""/>
       <w:lvlJc w:val="left"/>
       <w:pPr>
-        <w:ind w:left="6480" w:hanging="360"/>
+        <w:ind w:left="7189" w:hanging="360"/>
       </w:pPr>
       <w:rPr>
         <w:rFonts w:ascii="Wingdings" w:hAnsi="Wingdings" w:hint="default"/>
       </w:rPr>
     </w:lvl>
   </w:abstractNum>
-  <w:abstractNum w:abstractNumId="12" w15:restartNumberingAfterBreak="0">
-    <w:nsid w:val="3A1278E5"/>
+  <w:abstractNum w:abstractNumId="13" w15:restartNumberingAfterBreak="0">
+    <w:nsid w:val="2AFE08FC"/>
     <w:multiLevelType w:val="hybridMultilevel"/>
-    <w:tmpl w:val="7F7E6FA8"/>
+    <w:tmpl w:val="D1A65D8E"/>
     <w:lvl w:ilvl="0" w:tplc="7F6028E6">
       <w:start w:val="1"/>
       <w:numFmt w:val="bullet"/>
@@ -29605,14 +31304,14 @@
       </w:rPr>
     </w:lvl>
   </w:abstractNum>
-  <w:abstractNum w:abstractNumId="13" w15:restartNumberingAfterBreak="0">
-    <w:nsid w:val="3D5E0B13"/>
+  <w:abstractNum w:abstractNumId="14" w15:restartNumberingAfterBreak="0">
+    <w:nsid w:val="2D792C9B"/>
     <w:multiLevelType w:val="hybridMultilevel"/>
-    <w:tmpl w:val="06228E70"/>
-    <w:lvl w:ilvl="0" w:tplc="E1260A78">
+    <w:tmpl w:val="08BA3BD4"/>
+    <w:lvl w:ilvl="0" w:tplc="3ACAC7AA">
       <w:start w:val="1"/>
       <w:numFmt w:val="bullet"/>
-      <w:lvlText w:val=""/>
+      <w:lvlText w:val=""/>
       <w:lvlJc w:val="left"/>
       <w:pPr>
         <w:ind w:left="1429" w:hanging="360"/>
@@ -29627,7 +31326,7 @@
       <w:lvlText w:val="o"/>
       <w:lvlJc w:val="left"/>
       <w:pPr>
-        <w:ind w:left="2149" w:hanging="360"/>
+        <w:ind w:left="1440" w:hanging="360"/>
       </w:pPr>
       <w:rPr>
         <w:rFonts w:ascii="Courier New" w:hAnsi="Courier New" w:cs="Courier New" w:hint="default"/>
@@ -29639,7 +31338,7 @@
       <w:lvlText w:val=""/>
       <w:lvlJc w:val="left"/>
       <w:pPr>
-        <w:ind w:left="2869" w:hanging="360"/>
+        <w:ind w:left="2160" w:hanging="360"/>
       </w:pPr>
       <w:rPr>
         <w:rFonts w:ascii="Wingdings" w:hAnsi="Wingdings" w:hint="default"/>
@@ -29651,7 +31350,7 @@
       <w:lvlText w:val=""/>
       <w:lvlJc w:val="left"/>
       <w:pPr>
-        <w:ind w:left="3589" w:hanging="360"/>
+        <w:ind w:left="2880" w:hanging="360"/>
       </w:pPr>
       <w:rPr>
         <w:rFonts w:ascii="Symbol" w:hAnsi="Symbol" w:hint="default"/>
@@ -29663,7 +31362,7 @@
       <w:lvlText w:val="o"/>
       <w:lvlJc w:val="left"/>
       <w:pPr>
-        <w:ind w:left="4309" w:hanging="360"/>
+        <w:ind w:left="3600" w:hanging="360"/>
       </w:pPr>
       <w:rPr>
         <w:rFonts w:ascii="Courier New" w:hAnsi="Courier New" w:cs="Courier New" w:hint="default"/>
@@ -29675,7 +31374,7 @@
       <w:lvlText w:val=""/>
       <w:lvlJc w:val="left"/>
       <w:pPr>
-        <w:ind w:left="5029" w:hanging="360"/>
+        <w:ind w:left="4320" w:hanging="360"/>
       </w:pPr>
       <w:rPr>
         <w:rFonts w:ascii="Wingdings" w:hAnsi="Wingdings" w:hint="default"/>
@@ -29687,7 +31386,7 @@
       <w:lvlText w:val=""/>
       <w:lvlJc w:val="left"/>
       <w:pPr>
-        <w:ind w:left="5749" w:hanging="360"/>
+        <w:ind w:left="5040" w:hanging="360"/>
       </w:pPr>
       <w:rPr>
         <w:rFonts w:ascii="Symbol" w:hAnsi="Symbol" w:hint="default"/>
@@ -29699,7 +31398,7 @@
       <w:lvlText w:val="o"/>
       <w:lvlJc w:val="left"/>
       <w:pPr>
-        <w:ind w:left="6469" w:hanging="360"/>
+        <w:ind w:left="5760" w:hanging="360"/>
       </w:pPr>
       <w:rPr>
         <w:rFonts w:ascii="Courier New" w:hAnsi="Courier New" w:cs="Courier New" w:hint="default"/>
@@ -29711,14 +31410,329 @@
       <w:lvlText w:val=""/>
       <w:lvlJc w:val="left"/>
       <w:pPr>
-        <w:ind w:left="7189" w:hanging="360"/>
+        <w:ind w:left="6480" w:hanging="360"/>
       </w:pPr>
       <w:rPr>
         <w:rFonts w:ascii="Wingdings" w:hAnsi="Wingdings" w:hint="default"/>
       </w:rPr>
     </w:lvl>
   </w:abstractNum>
-  <w:abstractNum w:abstractNumId="14" w15:restartNumberingAfterBreak="0">
+  <w:abstractNum w:abstractNumId="15" w15:restartNumberingAfterBreak="0">
+    <w:nsid w:val="3A1278E5"/>
+    <w:multiLevelType w:val="hybridMultilevel"/>
+    <w:tmpl w:val="7F7E6FA8"/>
+    <w:lvl w:ilvl="0" w:tplc="7F6028E6">
+      <w:start w:val="1"/>
+      <w:numFmt w:val="bullet"/>
+      <w:lvlText w:val=""/>
+      <w:lvlJc w:val="left"/>
+      <w:pPr>
+        <w:ind w:left="1429" w:hanging="360"/>
+      </w:pPr>
+      <w:rPr>
+        <w:rFonts w:ascii="Symbol" w:hAnsi="Symbol" w:hint="default"/>
+      </w:rPr>
+    </w:lvl>
+    <w:lvl w:ilvl="1" w:tplc="04190003" w:tentative="1">
+      <w:start w:val="1"/>
+      <w:numFmt w:val="bullet"/>
+      <w:lvlText w:val="o"/>
+      <w:lvlJc w:val="left"/>
+      <w:pPr>
+        <w:ind w:left="2149" w:hanging="360"/>
+      </w:pPr>
+      <w:rPr>
+        <w:rFonts w:ascii="Courier New" w:hAnsi="Courier New" w:cs="Courier New" w:hint="default"/>
+      </w:rPr>
+    </w:lvl>
+    <w:lvl w:ilvl="2" w:tplc="04190005" w:tentative="1">
+      <w:start w:val="1"/>
+      <w:numFmt w:val="bullet"/>
+      <w:lvlText w:val=""/>
+      <w:lvlJc w:val="left"/>
+      <w:pPr>
+        <w:ind w:left="2869" w:hanging="360"/>
+      </w:pPr>
+      <w:rPr>
+        <w:rFonts w:ascii="Wingdings" w:hAnsi="Wingdings" w:hint="default"/>
+      </w:rPr>
+    </w:lvl>
+    <w:lvl w:ilvl="3" w:tplc="04190001" w:tentative="1">
+      <w:start w:val="1"/>
+      <w:numFmt w:val="bullet"/>
+      <w:lvlText w:val=""/>
+      <w:lvlJc w:val="left"/>
+      <w:pPr>
+        <w:ind w:left="3589" w:hanging="360"/>
+      </w:pPr>
+      <w:rPr>
+        <w:rFonts w:ascii="Symbol" w:hAnsi="Symbol" w:hint="default"/>
+      </w:rPr>
+    </w:lvl>
+    <w:lvl w:ilvl="4" w:tplc="04190003" w:tentative="1">
+      <w:start w:val="1"/>
+      <w:numFmt w:val="bullet"/>
+      <w:lvlText w:val="o"/>
+      <w:lvlJc w:val="left"/>
+      <w:pPr>
+        <w:ind w:left="4309" w:hanging="360"/>
+      </w:pPr>
+      <w:rPr>
+        <w:rFonts w:ascii="Courier New" w:hAnsi="Courier New" w:cs="Courier New" w:hint="default"/>
+      </w:rPr>
+    </w:lvl>
+    <w:lvl w:ilvl="5" w:tplc="04190005" w:tentative="1">
+      <w:start w:val="1"/>
+      <w:numFmt w:val="bullet"/>
+      <w:lvlText w:val=""/>
+      <w:lvlJc w:val="left"/>
+      <w:pPr>
+        <w:ind w:left="5029" w:hanging="360"/>
+      </w:pPr>
+      <w:rPr>
+        <w:rFonts w:ascii="Wingdings" w:hAnsi="Wingdings" w:hint="default"/>
+      </w:rPr>
+    </w:lvl>
+    <w:lvl w:ilvl="6" w:tplc="04190001" w:tentative="1">
+      <w:start w:val="1"/>
+      <w:numFmt w:val="bullet"/>
+      <w:lvlText w:val=""/>
+      <w:lvlJc w:val="left"/>
+      <w:pPr>
+        <w:ind w:left="5749" w:hanging="360"/>
+      </w:pPr>
+      <w:rPr>
+        <w:rFonts w:ascii="Symbol" w:hAnsi="Symbol" w:hint="default"/>
+      </w:rPr>
+    </w:lvl>
+    <w:lvl w:ilvl="7" w:tplc="04190003" w:tentative="1">
+      <w:start w:val="1"/>
+      <w:numFmt w:val="bullet"/>
+      <w:lvlText w:val="o"/>
+      <w:lvlJc w:val="left"/>
+      <w:pPr>
+        <w:ind w:left="6469" w:hanging="360"/>
+      </w:pPr>
+      <w:rPr>
+        <w:rFonts w:ascii="Courier New" w:hAnsi="Courier New" w:cs="Courier New" w:hint="default"/>
+      </w:rPr>
+    </w:lvl>
+    <w:lvl w:ilvl="8" w:tplc="04190005" w:tentative="1">
+      <w:start w:val="1"/>
+      <w:numFmt w:val="bullet"/>
+      <w:lvlText w:val=""/>
+      <w:lvlJc w:val="left"/>
+      <w:pPr>
+        <w:ind w:left="7189" w:hanging="360"/>
+      </w:pPr>
+      <w:rPr>
+        <w:rFonts w:ascii="Wingdings" w:hAnsi="Wingdings" w:hint="default"/>
+      </w:rPr>
+    </w:lvl>
+  </w:abstractNum>
+  <w:abstractNum w:abstractNumId="16" w15:restartNumberingAfterBreak="0">
+    <w:nsid w:val="3D5E0B13"/>
+    <w:multiLevelType w:val="hybridMultilevel"/>
+    <w:tmpl w:val="06228E70"/>
+    <w:lvl w:ilvl="0" w:tplc="E1260A78">
+      <w:start w:val="1"/>
+      <w:numFmt w:val="bullet"/>
+      <w:lvlText w:val=""/>
+      <w:lvlJc w:val="left"/>
+      <w:pPr>
+        <w:ind w:left="1429" w:hanging="360"/>
+      </w:pPr>
+      <w:rPr>
+        <w:rFonts w:ascii="Symbol" w:hAnsi="Symbol" w:hint="default"/>
+      </w:rPr>
+    </w:lvl>
+    <w:lvl w:ilvl="1" w:tplc="04190003" w:tentative="1">
+      <w:start w:val="1"/>
+      <w:numFmt w:val="bullet"/>
+      <w:lvlText w:val="o"/>
+      <w:lvlJc w:val="left"/>
+      <w:pPr>
+        <w:ind w:left="2149" w:hanging="360"/>
+      </w:pPr>
+      <w:rPr>
+        <w:rFonts w:ascii="Courier New" w:hAnsi="Courier New" w:cs="Courier New" w:hint="default"/>
+      </w:rPr>
+    </w:lvl>
+    <w:lvl w:ilvl="2" w:tplc="04190005" w:tentative="1">
+      <w:start w:val="1"/>
+      <w:numFmt w:val="bullet"/>
+      <w:lvlText w:val=""/>
+      <w:lvlJc w:val="left"/>
+      <w:pPr>
+        <w:ind w:left="2869" w:hanging="360"/>
+      </w:pPr>
+      <w:rPr>
+        <w:rFonts w:ascii="Wingdings" w:hAnsi="Wingdings" w:hint="default"/>
+      </w:rPr>
+    </w:lvl>
+    <w:lvl w:ilvl="3" w:tplc="04190001" w:tentative="1">
+      <w:start w:val="1"/>
+      <w:numFmt w:val="bullet"/>
+      <w:lvlText w:val=""/>
+      <w:lvlJc w:val="left"/>
+      <w:pPr>
+        <w:ind w:left="3589" w:hanging="360"/>
+      </w:pPr>
+      <w:rPr>
+        <w:rFonts w:ascii="Symbol" w:hAnsi="Symbol" w:hint="default"/>
+      </w:rPr>
+    </w:lvl>
+    <w:lvl w:ilvl="4" w:tplc="04190003" w:tentative="1">
+      <w:start w:val="1"/>
+      <w:numFmt w:val="bullet"/>
+      <w:lvlText w:val="o"/>
+      <w:lvlJc w:val="left"/>
+      <w:pPr>
+        <w:ind w:left="4309" w:hanging="360"/>
+      </w:pPr>
+      <w:rPr>
+        <w:rFonts w:ascii="Courier New" w:hAnsi="Courier New" w:cs="Courier New" w:hint="default"/>
+      </w:rPr>
+    </w:lvl>
+    <w:lvl w:ilvl="5" w:tplc="04190005" w:tentative="1">
+      <w:start w:val="1"/>
+      <w:numFmt w:val="bullet"/>
+      <w:lvlText w:val=""/>
+      <w:lvlJc w:val="left"/>
+      <w:pPr>
+        <w:ind w:left="5029" w:hanging="360"/>
+      </w:pPr>
+      <w:rPr>
+        <w:rFonts w:ascii="Wingdings" w:hAnsi="Wingdings" w:hint="default"/>
+      </w:rPr>
+    </w:lvl>
+    <w:lvl w:ilvl="6" w:tplc="04190001" w:tentative="1">
+      <w:start w:val="1"/>
+      <w:numFmt w:val="bullet"/>
+      <w:lvlText w:val=""/>
+      <w:lvlJc w:val="left"/>
+      <w:pPr>
+        <w:ind w:left="5749" w:hanging="360"/>
+      </w:pPr>
+      <w:rPr>
+        <w:rFonts w:ascii="Symbol" w:hAnsi="Symbol" w:hint="default"/>
+      </w:rPr>
+    </w:lvl>
+    <w:lvl w:ilvl="7" w:tplc="04190003" w:tentative="1">
+      <w:start w:val="1"/>
+      <w:numFmt w:val="bullet"/>
+      <w:lvlText w:val="o"/>
+      <w:lvlJc w:val="left"/>
+      <w:pPr>
+        <w:ind w:left="6469" w:hanging="360"/>
+      </w:pPr>
+      <w:rPr>
+        <w:rFonts w:ascii="Courier New" w:hAnsi="Courier New" w:cs="Courier New" w:hint="default"/>
+      </w:rPr>
+    </w:lvl>
+    <w:lvl w:ilvl="8" w:tplc="04190005" w:tentative="1">
+      <w:start w:val="1"/>
+      <w:numFmt w:val="bullet"/>
+      <w:lvlText w:val=""/>
+      <w:lvlJc w:val="left"/>
+      <w:pPr>
+        <w:ind w:left="7189" w:hanging="360"/>
+      </w:pPr>
+      <w:rPr>
+        <w:rFonts w:ascii="Wingdings" w:hAnsi="Wingdings" w:hint="default"/>
+      </w:rPr>
+    </w:lvl>
+  </w:abstractNum>
+  <w:abstractNum w:abstractNumId="17" w15:restartNumberingAfterBreak="0">
+    <w:nsid w:val="42254E98"/>
+    <w:multiLevelType w:val="hybridMultilevel"/>
+    <w:tmpl w:val="A07C66C8"/>
+    <w:lvl w:ilvl="0" w:tplc="2FDE9D80">
+      <w:start w:val="1"/>
+      <w:numFmt w:val="decimal"/>
+      <w:lvlText w:val="%1."/>
+      <w:lvlJc w:val="left"/>
+      <w:pPr>
+        <w:ind w:left="2341" w:hanging="360"/>
+      </w:pPr>
+      <w:rPr>
+        <w:rFonts w:hint="default"/>
+      </w:rPr>
+    </w:lvl>
+    <w:lvl w:ilvl="1" w:tplc="04190019" w:tentative="1">
+      <w:start w:val="1"/>
+      <w:numFmt w:val="lowerLetter"/>
+      <w:lvlText w:val="%2."/>
+      <w:lvlJc w:val="left"/>
+      <w:pPr>
+        <w:ind w:left="3061" w:hanging="360"/>
+      </w:pPr>
+    </w:lvl>
+    <w:lvl w:ilvl="2" w:tplc="0419001B" w:tentative="1">
+      <w:start w:val="1"/>
+      <w:numFmt w:val="lowerRoman"/>
+      <w:lvlText w:val="%3."/>
+      <w:lvlJc w:val="right"/>
+      <w:pPr>
+        <w:ind w:left="3781" w:hanging="180"/>
+      </w:pPr>
+    </w:lvl>
+    <w:lvl w:ilvl="3" w:tplc="0419000F" w:tentative="1">
+      <w:start w:val="1"/>
+      <w:numFmt w:val="decimal"/>
+      <w:lvlText w:val="%4."/>
+      <w:lvlJc w:val="left"/>
+      <w:pPr>
+        <w:ind w:left="4501" w:hanging="360"/>
+      </w:pPr>
+    </w:lvl>
+    <w:lvl w:ilvl="4" w:tplc="04190019" w:tentative="1">
+      <w:start w:val="1"/>
+      <w:numFmt w:val="lowerLetter"/>
+      <w:lvlText w:val="%5."/>
+      <w:lvlJc w:val="left"/>
+      <w:pPr>
+        <w:ind w:left="5221" w:hanging="360"/>
+      </w:pPr>
+    </w:lvl>
+    <w:lvl w:ilvl="5" w:tplc="0419001B" w:tentative="1">
+      <w:start w:val="1"/>
+      <w:numFmt w:val="lowerRoman"/>
+      <w:lvlText w:val="%6."/>
+      <w:lvlJc w:val="right"/>
+      <w:pPr>
+        <w:ind w:left="5941" w:hanging="180"/>
+      </w:pPr>
+    </w:lvl>
+    <w:lvl w:ilvl="6" w:tplc="0419000F" w:tentative="1">
+      <w:start w:val="1"/>
+      <w:numFmt w:val="decimal"/>
+      <w:lvlText w:val="%7."/>
+      <w:lvlJc w:val="left"/>
+      <w:pPr>
+        <w:ind w:left="6661" w:hanging="360"/>
+      </w:pPr>
+    </w:lvl>
+    <w:lvl w:ilvl="7" w:tplc="04190019" w:tentative="1">
+      <w:start w:val="1"/>
+      <w:numFmt w:val="lowerLetter"/>
+      <w:lvlText w:val="%8."/>
+      <w:lvlJc w:val="left"/>
+      <w:pPr>
+        <w:ind w:left="7381" w:hanging="360"/>
+      </w:pPr>
+    </w:lvl>
+    <w:lvl w:ilvl="8" w:tplc="0419001B" w:tentative="1">
+      <w:start w:val="1"/>
+      <w:numFmt w:val="lowerRoman"/>
+      <w:lvlText w:val="%9."/>
+      <w:lvlJc w:val="right"/>
+      <w:pPr>
+        <w:ind w:left="8101" w:hanging="180"/>
+      </w:pPr>
+    </w:lvl>
+  </w:abstractNum>
+  <w:abstractNum w:abstractNumId="18" w15:restartNumberingAfterBreak="0">
     <w:nsid w:val="439B54CC"/>
     <w:multiLevelType w:val="multilevel"/>
     <w:tmpl w:val="098C7BC4"/>
@@ -29839,10 +31853,10 @@
       </w:rPr>
     </w:lvl>
   </w:abstractNum>
-  <w:abstractNum w:abstractNumId="15" w15:restartNumberingAfterBreak="0">
-    <w:nsid w:val="53FF28DC"/>
+  <w:abstractNum w:abstractNumId="19" w15:restartNumberingAfterBreak="0">
+    <w:nsid w:val="4ECD64A1"/>
     <w:multiLevelType w:val="hybridMultilevel"/>
-    <w:tmpl w:val="8F24DB6E"/>
+    <w:tmpl w:val="67C20F14"/>
     <w:lvl w:ilvl="0" w:tplc="E1260A78">
       <w:start w:val="1"/>
       <w:numFmt w:val="bullet"/>
@@ -29952,7 +31966,120 @@
       </w:rPr>
     </w:lvl>
   </w:abstractNum>
-  <w:abstractNum w:abstractNumId="16" w15:restartNumberingAfterBreak="0">
+  <w:abstractNum w:abstractNumId="20" w15:restartNumberingAfterBreak="0">
+    <w:nsid w:val="53FF28DC"/>
+    <w:multiLevelType w:val="hybridMultilevel"/>
+    <w:tmpl w:val="8F24DB6E"/>
+    <w:lvl w:ilvl="0" w:tplc="E1260A78">
+      <w:start w:val="1"/>
+      <w:numFmt w:val="bullet"/>
+      <w:lvlText w:val=""/>
+      <w:lvlJc w:val="left"/>
+      <w:pPr>
+        <w:ind w:left="1429" w:hanging="360"/>
+      </w:pPr>
+      <w:rPr>
+        <w:rFonts w:ascii="Symbol" w:hAnsi="Symbol" w:hint="default"/>
+      </w:rPr>
+    </w:lvl>
+    <w:lvl w:ilvl="1" w:tplc="04190003" w:tentative="1">
+      <w:start w:val="1"/>
+      <w:numFmt w:val="bullet"/>
+      <w:lvlText w:val="o"/>
+      <w:lvlJc w:val="left"/>
+      <w:pPr>
+        <w:ind w:left="2149" w:hanging="360"/>
+      </w:pPr>
+      <w:rPr>
+        <w:rFonts w:ascii="Courier New" w:hAnsi="Courier New" w:cs="Courier New" w:hint="default"/>
+      </w:rPr>
+    </w:lvl>
+    <w:lvl w:ilvl="2" w:tplc="04190005" w:tentative="1">
+      <w:start w:val="1"/>
+      <w:numFmt w:val="bullet"/>
+      <w:lvlText w:val=""/>
+      <w:lvlJc w:val="left"/>
+      <w:pPr>
+        <w:ind w:left="2869" w:hanging="360"/>
+      </w:pPr>
+      <w:rPr>
+        <w:rFonts w:ascii="Wingdings" w:hAnsi="Wingdings" w:hint="default"/>
+      </w:rPr>
+    </w:lvl>
+    <w:lvl w:ilvl="3" w:tplc="04190001" w:tentative="1">
+      <w:start w:val="1"/>
+      <w:numFmt w:val="bullet"/>
+      <w:lvlText w:val=""/>
+      <w:lvlJc w:val="left"/>
+      <w:pPr>
+        <w:ind w:left="3589" w:hanging="360"/>
+      </w:pPr>
+      <w:rPr>
+        <w:rFonts w:ascii="Symbol" w:hAnsi="Symbol" w:hint="default"/>
+      </w:rPr>
+    </w:lvl>
+    <w:lvl w:ilvl="4" w:tplc="04190003" w:tentative="1">
+      <w:start w:val="1"/>
+      <w:numFmt w:val="bullet"/>
+      <w:lvlText w:val="o"/>
+      <w:lvlJc w:val="left"/>
+      <w:pPr>
+        <w:ind w:left="4309" w:hanging="360"/>
+      </w:pPr>
+      <w:rPr>
+        <w:rFonts w:ascii="Courier New" w:hAnsi="Courier New" w:cs="Courier New" w:hint="default"/>
+      </w:rPr>
+    </w:lvl>
+    <w:lvl w:ilvl="5" w:tplc="04190005" w:tentative="1">
+      <w:start w:val="1"/>
+      <w:numFmt w:val="bullet"/>
+      <w:lvlText w:val=""/>
+      <w:lvlJc w:val="left"/>
+      <w:pPr>
+        <w:ind w:left="5029" w:hanging="360"/>
+      </w:pPr>
+      <w:rPr>
+        <w:rFonts w:ascii="Wingdings" w:hAnsi="Wingdings" w:hint="default"/>
+      </w:rPr>
+    </w:lvl>
+    <w:lvl w:ilvl="6" w:tplc="04190001" w:tentative="1">
+      <w:start w:val="1"/>
+      <w:numFmt w:val="bullet"/>
+      <w:lvlText w:val=""/>
+      <w:lvlJc w:val="left"/>
+      <w:pPr>
+        <w:ind w:left="5749" w:hanging="360"/>
+      </w:pPr>
+      <w:rPr>
+        <w:rFonts w:ascii="Symbol" w:hAnsi="Symbol" w:hint="default"/>
+      </w:rPr>
+    </w:lvl>
+    <w:lvl w:ilvl="7" w:tplc="04190003" w:tentative="1">
+      <w:start w:val="1"/>
+      <w:numFmt w:val="bullet"/>
+      <w:lvlText w:val="o"/>
+      <w:lvlJc w:val="left"/>
+      <w:pPr>
+        <w:ind w:left="6469" w:hanging="360"/>
+      </w:pPr>
+      <w:rPr>
+        <w:rFonts w:ascii="Courier New" w:hAnsi="Courier New" w:cs="Courier New" w:hint="default"/>
+      </w:rPr>
+    </w:lvl>
+    <w:lvl w:ilvl="8" w:tplc="04190005" w:tentative="1">
+      <w:start w:val="1"/>
+      <w:numFmt w:val="bullet"/>
+      <w:lvlText w:val=""/>
+      <w:lvlJc w:val="left"/>
+      <w:pPr>
+        <w:ind w:left="7189" w:hanging="360"/>
+      </w:pPr>
+      <w:rPr>
+        <w:rFonts w:ascii="Wingdings" w:hAnsi="Wingdings" w:hint="default"/>
+      </w:rPr>
+    </w:lvl>
+  </w:abstractNum>
+  <w:abstractNum w:abstractNumId="21" w15:restartNumberingAfterBreak="0">
     <w:nsid w:val="558D4C67"/>
     <w:multiLevelType w:val="hybridMultilevel"/>
     <w:tmpl w:val="92A65CB6"/>
@@ -30041,7 +32168,7 @@
       </w:pPr>
     </w:lvl>
   </w:abstractNum>
-  <w:abstractNum w:abstractNumId="17" w15:restartNumberingAfterBreak="0">
+  <w:abstractNum w:abstractNumId="22" w15:restartNumberingAfterBreak="0">
     <w:nsid w:val="558D58EB"/>
     <w:multiLevelType w:val="hybridMultilevel"/>
     <w:tmpl w:val="DAFCB6B0"/>
@@ -30154,7 +32281,7 @@
       </w:rPr>
     </w:lvl>
   </w:abstractNum>
-  <w:abstractNum w:abstractNumId="18" w15:restartNumberingAfterBreak="0">
+  <w:abstractNum w:abstractNumId="23" w15:restartNumberingAfterBreak="0">
     <w:nsid w:val="59096512"/>
     <w:multiLevelType w:val="hybridMultilevel"/>
     <w:tmpl w:val="5D26FC54"/>
@@ -30267,7 +32394,209 @@
       </w:rPr>
     </w:lvl>
   </w:abstractNum>
-  <w:abstractNum w:abstractNumId="19" w15:restartNumberingAfterBreak="0">
+  <w:abstractNum w:abstractNumId="24" w15:restartNumberingAfterBreak="0">
+    <w:nsid w:val="5B517D6F"/>
+    <w:multiLevelType w:val="hybridMultilevel"/>
+    <w:tmpl w:val="C0725598"/>
+    <w:lvl w:ilvl="0" w:tplc="E1260A78">
+      <w:start w:val="1"/>
+      <w:numFmt w:val="bullet"/>
+      <w:lvlText w:val=""/>
+      <w:lvlJc w:val="left"/>
+      <w:pPr>
+        <w:ind w:left="2341" w:hanging="360"/>
+      </w:pPr>
+      <w:rPr>
+        <w:rFonts w:ascii="Symbol" w:hAnsi="Symbol" w:hint="default"/>
+      </w:rPr>
+    </w:lvl>
+    <w:lvl w:ilvl="1" w:tplc="04190019" w:tentative="1">
+      <w:start w:val="1"/>
+      <w:numFmt w:val="lowerLetter"/>
+      <w:lvlText w:val="%2."/>
+      <w:lvlJc w:val="left"/>
+      <w:pPr>
+        <w:ind w:left="3061" w:hanging="360"/>
+      </w:pPr>
+    </w:lvl>
+    <w:lvl w:ilvl="2" w:tplc="0419001B" w:tentative="1">
+      <w:start w:val="1"/>
+      <w:numFmt w:val="lowerRoman"/>
+      <w:lvlText w:val="%3."/>
+      <w:lvlJc w:val="right"/>
+      <w:pPr>
+        <w:ind w:left="3781" w:hanging="180"/>
+      </w:pPr>
+    </w:lvl>
+    <w:lvl w:ilvl="3" w:tplc="0419000F" w:tentative="1">
+      <w:start w:val="1"/>
+      <w:numFmt w:val="decimal"/>
+      <w:lvlText w:val="%4."/>
+      <w:lvlJc w:val="left"/>
+      <w:pPr>
+        <w:ind w:left="4501" w:hanging="360"/>
+      </w:pPr>
+    </w:lvl>
+    <w:lvl w:ilvl="4" w:tplc="04190019" w:tentative="1">
+      <w:start w:val="1"/>
+      <w:numFmt w:val="lowerLetter"/>
+      <w:lvlText w:val="%5."/>
+      <w:lvlJc w:val="left"/>
+      <w:pPr>
+        <w:ind w:left="5221" w:hanging="360"/>
+      </w:pPr>
+    </w:lvl>
+    <w:lvl w:ilvl="5" w:tplc="0419001B" w:tentative="1">
+      <w:start w:val="1"/>
+      <w:numFmt w:val="lowerRoman"/>
+      <w:lvlText w:val="%6."/>
+      <w:lvlJc w:val="right"/>
+      <w:pPr>
+        <w:ind w:left="5941" w:hanging="180"/>
+      </w:pPr>
+    </w:lvl>
+    <w:lvl w:ilvl="6" w:tplc="0419000F" w:tentative="1">
+      <w:start w:val="1"/>
+      <w:numFmt w:val="decimal"/>
+      <w:lvlText w:val="%7."/>
+      <w:lvlJc w:val="left"/>
+      <w:pPr>
+        <w:ind w:left="6661" w:hanging="360"/>
+      </w:pPr>
+    </w:lvl>
+    <w:lvl w:ilvl="7" w:tplc="04190019" w:tentative="1">
+      <w:start w:val="1"/>
+      <w:numFmt w:val="lowerLetter"/>
+      <w:lvlText w:val="%8."/>
+      <w:lvlJc w:val="left"/>
+      <w:pPr>
+        <w:ind w:left="7381" w:hanging="360"/>
+      </w:pPr>
+    </w:lvl>
+    <w:lvl w:ilvl="8" w:tplc="0419001B" w:tentative="1">
+      <w:start w:val="1"/>
+      <w:numFmt w:val="lowerRoman"/>
+      <w:lvlText w:val="%9."/>
+      <w:lvlJc w:val="right"/>
+      <w:pPr>
+        <w:ind w:left="8101" w:hanging="180"/>
+      </w:pPr>
+    </w:lvl>
+  </w:abstractNum>
+  <w:abstractNum w:abstractNumId="25" w15:restartNumberingAfterBreak="0">
+    <w:nsid w:val="5BAA4797"/>
+    <w:multiLevelType w:val="hybridMultilevel"/>
+    <w:tmpl w:val="75969DDC"/>
+    <w:lvl w:ilvl="0" w:tplc="E1260A78">
+      <w:start w:val="1"/>
+      <w:numFmt w:val="bullet"/>
+      <w:lvlText w:val=""/>
+      <w:lvlJc w:val="left"/>
+      <w:pPr>
+        <w:ind w:left="1429" w:hanging="360"/>
+      </w:pPr>
+      <w:rPr>
+        <w:rFonts w:ascii="Symbol" w:hAnsi="Symbol" w:hint="default"/>
+      </w:rPr>
+    </w:lvl>
+    <w:lvl w:ilvl="1" w:tplc="04190003" w:tentative="1">
+      <w:start w:val="1"/>
+      <w:numFmt w:val="bullet"/>
+      <w:lvlText w:val="o"/>
+      <w:lvlJc w:val="left"/>
+      <w:pPr>
+        <w:ind w:left="2149" w:hanging="360"/>
+      </w:pPr>
+      <w:rPr>
+        <w:rFonts w:ascii="Courier New" w:hAnsi="Courier New" w:cs="Courier New" w:hint="default"/>
+      </w:rPr>
+    </w:lvl>
+    <w:lvl w:ilvl="2" w:tplc="04190005" w:tentative="1">
+      <w:start w:val="1"/>
+      <w:numFmt w:val="bullet"/>
+      <w:lvlText w:val=""/>
+      <w:lvlJc w:val="left"/>
+      <w:pPr>
+        <w:ind w:left="2869" w:hanging="360"/>
+      </w:pPr>
+      <w:rPr>
+        <w:rFonts w:ascii="Wingdings" w:hAnsi="Wingdings" w:hint="default"/>
+      </w:rPr>
+    </w:lvl>
+    <w:lvl w:ilvl="3" w:tplc="04190001" w:tentative="1">
+      <w:start w:val="1"/>
+      <w:numFmt w:val="bullet"/>
+      <w:lvlText w:val=""/>
+      <w:lvlJc w:val="left"/>
+      <w:pPr>
+        <w:ind w:left="3589" w:hanging="360"/>
+      </w:pPr>
+      <w:rPr>
+        <w:rFonts w:ascii="Symbol" w:hAnsi="Symbol" w:hint="default"/>
+      </w:rPr>
+    </w:lvl>
+    <w:lvl w:ilvl="4" w:tplc="04190003" w:tentative="1">
+      <w:start w:val="1"/>
+      <w:numFmt w:val="bullet"/>
+      <w:lvlText w:val="o"/>
+      <w:lvlJc w:val="left"/>
+      <w:pPr>
+        <w:ind w:left="4309" w:hanging="360"/>
+      </w:pPr>
+      <w:rPr>
+        <w:rFonts w:ascii="Courier New" w:hAnsi="Courier New" w:cs="Courier New" w:hint="default"/>
+      </w:rPr>
+    </w:lvl>
+    <w:lvl w:ilvl="5" w:tplc="04190005" w:tentative="1">
+      <w:start w:val="1"/>
+      <w:numFmt w:val="bullet"/>
+      <w:lvlText w:val=""/>
+      <w:lvlJc w:val="left"/>
+      <w:pPr>
+        <w:ind w:left="5029" w:hanging="360"/>
+      </w:pPr>
+      <w:rPr>
+        <w:rFonts w:ascii="Wingdings" w:hAnsi="Wingdings" w:hint="default"/>
+      </w:rPr>
+    </w:lvl>
+    <w:lvl w:ilvl="6" w:tplc="04190001" w:tentative="1">
+      <w:start w:val="1"/>
+      <w:numFmt w:val="bullet"/>
+      <w:lvlText w:val=""/>
+      <w:lvlJc w:val="left"/>
+      <w:pPr>
+        <w:ind w:left="5749" w:hanging="360"/>
+      </w:pPr>
+      <w:rPr>
+        <w:rFonts w:ascii="Symbol" w:hAnsi="Symbol" w:hint="default"/>
+      </w:rPr>
+    </w:lvl>
+    <w:lvl w:ilvl="7" w:tplc="04190003" w:tentative="1">
+      <w:start w:val="1"/>
+      <w:numFmt w:val="bullet"/>
+      <w:lvlText w:val="o"/>
+      <w:lvlJc w:val="left"/>
+      <w:pPr>
+        <w:ind w:left="6469" w:hanging="360"/>
+      </w:pPr>
+      <w:rPr>
+        <w:rFonts w:ascii="Courier New" w:hAnsi="Courier New" w:cs="Courier New" w:hint="default"/>
+      </w:rPr>
+    </w:lvl>
+    <w:lvl w:ilvl="8" w:tplc="04190005" w:tentative="1">
+      <w:start w:val="1"/>
+      <w:numFmt w:val="bullet"/>
+      <w:lvlText w:val=""/>
+      <w:lvlJc w:val="left"/>
+      <w:pPr>
+        <w:ind w:left="7189" w:hanging="360"/>
+      </w:pPr>
+      <w:rPr>
+        <w:rFonts w:ascii="Wingdings" w:hAnsi="Wingdings" w:hint="default"/>
+      </w:rPr>
+    </w:lvl>
+  </w:abstractNum>
+  <w:abstractNum w:abstractNumId="26" w15:restartNumberingAfterBreak="0">
     <w:nsid w:val="60C53F88"/>
     <w:multiLevelType w:val="multilevel"/>
     <w:tmpl w:val="78D402FA"/>
@@ -30388,7 +32717,7 @@
       </w:rPr>
     </w:lvl>
   </w:abstractNum>
-  <w:abstractNum w:abstractNumId="20" w15:restartNumberingAfterBreak="0">
+  <w:abstractNum w:abstractNumId="27" w15:restartNumberingAfterBreak="0">
     <w:nsid w:val="67C658B0"/>
     <w:multiLevelType w:val="hybridMultilevel"/>
     <w:tmpl w:val="1BE6BB12"/>
@@ -30500,7 +32829,7 @@
       </w:rPr>
     </w:lvl>
   </w:abstractNum>
-  <w:abstractNum w:abstractNumId="21" w15:restartNumberingAfterBreak="0">
+  <w:abstractNum w:abstractNumId="28" w15:restartNumberingAfterBreak="0">
     <w:nsid w:val="67DB7E98"/>
     <w:multiLevelType w:val="hybridMultilevel"/>
     <w:tmpl w:val="D42882F2"/>
@@ -30613,7 +32942,7 @@
       </w:rPr>
     </w:lvl>
   </w:abstractNum>
-  <w:abstractNum w:abstractNumId="22" w15:restartNumberingAfterBreak="0">
+  <w:abstractNum w:abstractNumId="29" w15:restartNumberingAfterBreak="0">
     <w:nsid w:val="6955234E"/>
     <w:multiLevelType w:val="hybridMultilevel"/>
     <w:tmpl w:val="58E85584"/>
@@ -30726,7 +33055,7 @@
       </w:rPr>
     </w:lvl>
   </w:abstractNum>
-  <w:abstractNum w:abstractNumId="23" w15:restartNumberingAfterBreak="0">
+  <w:abstractNum w:abstractNumId="30" w15:restartNumberingAfterBreak="0">
     <w:nsid w:val="738F0F93"/>
     <w:multiLevelType w:val="hybridMultilevel"/>
     <w:tmpl w:val="5C4E99A2"/>
@@ -30839,7 +33168,7 @@
       </w:rPr>
     </w:lvl>
   </w:abstractNum>
-  <w:abstractNum w:abstractNumId="24" w15:restartNumberingAfterBreak="0">
+  <w:abstractNum w:abstractNumId="31" w15:restartNumberingAfterBreak="0">
     <w:nsid w:val="7492456F"/>
     <w:multiLevelType w:val="hybridMultilevel"/>
     <w:tmpl w:val="DA30138E"/>
@@ -30952,23 +33281,136 @@
       </w:rPr>
     </w:lvl>
   </w:abstractNum>
+  <w:abstractNum w:abstractNumId="32" w15:restartNumberingAfterBreak="0">
+    <w:nsid w:val="79632B3D"/>
+    <w:multiLevelType w:val="hybridMultilevel"/>
+    <w:tmpl w:val="04BAB982"/>
+    <w:lvl w:ilvl="0" w:tplc="E1260A78">
+      <w:start w:val="1"/>
+      <w:numFmt w:val="bullet"/>
+      <w:lvlText w:val=""/>
+      <w:lvlJc w:val="left"/>
+      <w:pPr>
+        <w:ind w:left="1429" w:hanging="360"/>
+      </w:pPr>
+      <w:rPr>
+        <w:rFonts w:ascii="Symbol" w:hAnsi="Symbol" w:hint="default"/>
+      </w:rPr>
+    </w:lvl>
+    <w:lvl w:ilvl="1" w:tplc="04190003" w:tentative="1">
+      <w:start w:val="1"/>
+      <w:numFmt w:val="bullet"/>
+      <w:lvlText w:val="o"/>
+      <w:lvlJc w:val="left"/>
+      <w:pPr>
+        <w:ind w:left="2149" w:hanging="360"/>
+      </w:pPr>
+      <w:rPr>
+        <w:rFonts w:ascii="Courier New" w:hAnsi="Courier New" w:cs="Courier New" w:hint="default"/>
+      </w:rPr>
+    </w:lvl>
+    <w:lvl w:ilvl="2" w:tplc="04190005" w:tentative="1">
+      <w:start w:val="1"/>
+      <w:numFmt w:val="bullet"/>
+      <w:lvlText w:val=""/>
+      <w:lvlJc w:val="left"/>
+      <w:pPr>
+        <w:ind w:left="2869" w:hanging="360"/>
+      </w:pPr>
+      <w:rPr>
+        <w:rFonts w:ascii="Wingdings" w:hAnsi="Wingdings" w:hint="default"/>
+      </w:rPr>
+    </w:lvl>
+    <w:lvl w:ilvl="3" w:tplc="04190001" w:tentative="1">
+      <w:start w:val="1"/>
+      <w:numFmt w:val="bullet"/>
+      <w:lvlText w:val=""/>
+      <w:lvlJc w:val="left"/>
+      <w:pPr>
+        <w:ind w:left="3589" w:hanging="360"/>
+      </w:pPr>
+      <w:rPr>
+        <w:rFonts w:ascii="Symbol" w:hAnsi="Symbol" w:hint="default"/>
+      </w:rPr>
+    </w:lvl>
+    <w:lvl w:ilvl="4" w:tplc="04190003" w:tentative="1">
+      <w:start w:val="1"/>
+      <w:numFmt w:val="bullet"/>
+      <w:lvlText w:val="o"/>
+      <w:lvlJc w:val="left"/>
+      <w:pPr>
+        <w:ind w:left="4309" w:hanging="360"/>
+      </w:pPr>
+      <w:rPr>
+        <w:rFonts w:ascii="Courier New" w:hAnsi="Courier New" w:cs="Courier New" w:hint="default"/>
+      </w:rPr>
+    </w:lvl>
+    <w:lvl w:ilvl="5" w:tplc="04190005" w:tentative="1">
+      <w:start w:val="1"/>
+      <w:numFmt w:val="bullet"/>
+      <w:lvlText w:val=""/>
+      <w:lvlJc w:val="left"/>
+      <w:pPr>
+        <w:ind w:left="5029" w:hanging="360"/>
+      </w:pPr>
+      <w:rPr>
+        <w:rFonts w:ascii="Wingdings" w:hAnsi="Wingdings" w:hint="default"/>
+      </w:rPr>
+    </w:lvl>
+    <w:lvl w:ilvl="6" w:tplc="04190001" w:tentative="1">
+      <w:start w:val="1"/>
+      <w:numFmt w:val="bullet"/>
+      <w:lvlText w:val=""/>
+      <w:lvlJc w:val="left"/>
+      <w:pPr>
+        <w:ind w:left="5749" w:hanging="360"/>
+      </w:pPr>
+      <w:rPr>
+        <w:rFonts w:ascii="Symbol" w:hAnsi="Symbol" w:hint="default"/>
+      </w:rPr>
+    </w:lvl>
+    <w:lvl w:ilvl="7" w:tplc="04190003" w:tentative="1">
+      <w:start w:val="1"/>
+      <w:numFmt w:val="bullet"/>
+      <w:lvlText w:val="o"/>
+      <w:lvlJc w:val="left"/>
+      <w:pPr>
+        <w:ind w:left="6469" w:hanging="360"/>
+      </w:pPr>
+      <w:rPr>
+        <w:rFonts w:ascii="Courier New" w:hAnsi="Courier New" w:cs="Courier New" w:hint="default"/>
+      </w:rPr>
+    </w:lvl>
+    <w:lvl w:ilvl="8" w:tplc="04190005" w:tentative="1">
+      <w:start w:val="1"/>
+      <w:numFmt w:val="bullet"/>
+      <w:lvlText w:val=""/>
+      <w:lvlJc w:val="left"/>
+      <w:pPr>
+        <w:ind w:left="7189" w:hanging="360"/>
+      </w:pPr>
+      <w:rPr>
+        <w:rFonts w:ascii="Wingdings" w:hAnsi="Wingdings" w:hint="default"/>
+      </w:rPr>
+    </w:lvl>
+  </w:abstractNum>
   <w:num w:numId="1">
-    <w:abstractNumId w:val="16"/>
+    <w:abstractNumId w:val="21"/>
   </w:num>
   <w:num w:numId="2">
-    <w:abstractNumId w:val="11"/>
+    <w:abstractNumId w:val="14"/>
   </w:num>
   <w:num w:numId="3">
     <w:abstractNumId w:val="6"/>
   </w:num>
   <w:num w:numId="4">
-    <w:abstractNumId w:val="19"/>
+    <w:abstractNumId w:val="26"/>
   </w:num>
   <w:num w:numId="5">
-    <w:abstractNumId w:val="20"/>
+    <w:abstractNumId w:val="27"/>
   </w:num>
   <w:num w:numId="6">
-    <w:abstractNumId w:val="18"/>
+    <w:abstractNumId w:val="23"/>
   </w:num>
   <w:num w:numId="7">
     <w:abstractNumId w:val="3"/>
@@ -30980,43 +33422,43 @@
     <w:abstractNumId w:val="2"/>
   </w:num>
   <w:num w:numId="10">
-    <w:abstractNumId w:val="14"/>
+    <w:abstractNumId w:val="18"/>
   </w:num>
   <w:num w:numId="11">
     <w:abstractNumId w:val="5"/>
   </w:num>
   <w:num w:numId="12">
-    <w:abstractNumId w:val="22"/>
+    <w:abstractNumId w:val="29"/>
   </w:num>
   <w:num w:numId="13">
-    <w:abstractNumId w:val="15"/>
+    <w:abstractNumId w:val="20"/>
   </w:num>
   <w:num w:numId="14">
+    <w:abstractNumId w:val="16"/>
+  </w:num>
+  <w:num w:numId="15">
     <w:abstractNumId w:val="13"/>
   </w:num>
-  <w:num w:numId="15">
-    <w:abstractNumId w:val="10"/>
-  </w:num>
   <w:num w:numId="16">
-    <w:abstractNumId w:val="23"/>
+    <w:abstractNumId w:val="30"/>
   </w:num>
   <w:num w:numId="17">
     <w:abstractNumId w:val="1"/>
   </w:num>
   <w:num w:numId="18">
-    <w:abstractNumId w:val="12"/>
+    <w:abstractNumId w:val="15"/>
   </w:num>
   <w:num w:numId="19">
     <w:abstractNumId w:val="0"/>
   </w:num>
   <w:num w:numId="20">
-    <w:abstractNumId w:val="17"/>
+    <w:abstractNumId w:val="22"/>
   </w:num>
   <w:num w:numId="21">
-    <w:abstractNumId w:val="24"/>
+    <w:abstractNumId w:val="31"/>
   </w:num>
   <w:num w:numId="22">
-    <w:abstractNumId w:val="21"/>
+    <w:abstractNumId w:val="28"/>
   </w:num>
   <w:num w:numId="23">
     <w:abstractNumId w:val="9"/>
@@ -31026,6 +33468,30 @@
   </w:num>
   <w:num w:numId="25">
     <w:abstractNumId w:val="7"/>
+  </w:num>
+  <w:num w:numId="26">
+    <w:abstractNumId w:val="25"/>
+  </w:num>
+  <w:num w:numId="27">
+    <w:abstractNumId w:val="12"/>
+  </w:num>
+  <w:num w:numId="28">
+    <w:abstractNumId w:val="17"/>
+  </w:num>
+  <w:num w:numId="29">
+    <w:abstractNumId w:val="24"/>
+  </w:num>
+  <w:num w:numId="30">
+    <w:abstractNumId w:val="10"/>
+  </w:num>
+  <w:num w:numId="31">
+    <w:abstractNumId w:val="32"/>
+  </w:num>
+  <w:num w:numId="32">
+    <w:abstractNumId w:val="11"/>
+  </w:num>
+  <w:num w:numId="33">
+    <w:abstractNumId w:val="19"/>
   </w:num>
   <w:numIdMacAtCleanup w:val="24"/>
 </w:numbering>
@@ -32063,7 +34529,7 @@
 </file>
 
 <file path=customXml/itemProps1.xml><?xml version="1.0" encoding="utf-8"?>
-<ds:datastoreItem xmlns:ds="http://schemas.openxmlformats.org/officeDocument/2006/customXml" ds:itemID="{E9CB0F8D-7173-4B01-8731-F2E015EAD470}">
+<ds:datastoreItem xmlns:ds="http://schemas.openxmlformats.org/officeDocument/2006/customXml" ds:itemID="{30351316-4D09-4200-B953-0DC40D8F44F7}">
   <ds:schemaRefs>
     <ds:schemaRef ds:uri="http://schemas.openxmlformats.org/officeDocument/2006/bibliography"/>
   </ds:schemaRefs>

--- a/документация/Отчет Рыжова.docx
+++ b/документация/Отчет Рыжова.docx
@@ -6175,20 +6175,6 @@
           <w:lang w:eastAsia="ru-RU"/>
         </w:rPr>
       </w:pPr>
-    </w:p>
-    <w:p>
-      <w:pPr>
-        <w:spacing w:after="100" w:afterAutospacing="1" w:line="360" w:lineRule="auto"/>
-        <w:ind w:firstLine="709"/>
-        <w:contextualSpacing/>
-        <w:jc w:val="both"/>
-        <w:rPr>
-          <w:rFonts w:ascii="Times New Roman" w:eastAsia="Times New Roman" w:hAnsi="Times New Roman" w:cs="Times New Roman"/>
-          <w:sz w:val="28"/>
-          <w:szCs w:val="28"/>
-          <w:lang w:eastAsia="ru-RU"/>
-        </w:rPr>
-      </w:pPr>
       <w:r>
         <w:rPr>
           <w:rFonts w:ascii="Times New Roman" w:eastAsia="Times New Roman" w:hAnsi="Times New Roman" w:cs="Times New Roman"/>
@@ -6318,30 +6304,30 @@
           <w:szCs w:val="28"/>
           <w:lang w:eastAsia="ru-RU"/>
         </w:rPr>
+        <w:t>Краткое наименование: WT, Система.</w:t>
+      </w:r>
+    </w:p>
+    <w:p>
+      <w:pPr>
+        <w:spacing w:after="100" w:afterAutospacing="1" w:line="360" w:lineRule="auto"/>
+        <w:ind w:firstLine="709"/>
+        <w:contextualSpacing/>
+        <w:jc w:val="both"/>
+        <w:rPr>
+          <w:rFonts w:ascii="Times New Roman" w:eastAsia="Times New Roman" w:hAnsi="Times New Roman" w:cs="Times New Roman"/>
+          <w:sz w:val="28"/>
+          <w:szCs w:val="28"/>
+          <w:lang w:eastAsia="ru-RU"/>
+        </w:rPr>
+      </w:pPr>
+      <w:r>
+        <w:rPr>
+          <w:rFonts w:ascii="Times New Roman" w:eastAsia="Times New Roman" w:hAnsi="Times New Roman" w:cs="Times New Roman"/>
+          <w:sz w:val="28"/>
+          <w:szCs w:val="28"/>
+          <w:lang w:eastAsia="ru-RU"/>
+        </w:rPr>
         <w:lastRenderedPageBreak/>
-        <w:t>Краткое наименование: WT, Система.</w:t>
-      </w:r>
-    </w:p>
-    <w:p>
-      <w:pPr>
-        <w:spacing w:after="100" w:afterAutospacing="1" w:line="360" w:lineRule="auto"/>
-        <w:ind w:firstLine="709"/>
-        <w:contextualSpacing/>
-        <w:jc w:val="both"/>
-        <w:rPr>
-          <w:rFonts w:ascii="Times New Roman" w:eastAsia="Times New Roman" w:hAnsi="Times New Roman" w:cs="Times New Roman"/>
-          <w:sz w:val="28"/>
-          <w:szCs w:val="28"/>
-          <w:lang w:eastAsia="ru-RU"/>
-        </w:rPr>
-      </w:pPr>
-      <w:r>
-        <w:rPr>
-          <w:rFonts w:ascii="Times New Roman" w:eastAsia="Times New Roman" w:hAnsi="Times New Roman" w:cs="Times New Roman"/>
-          <w:sz w:val="28"/>
-          <w:szCs w:val="28"/>
-          <w:lang w:eastAsia="ru-RU"/>
-        </w:rPr>
         <w:t>1.2.</w:t>
       </w:r>
       <w:r>
@@ -6403,7 +6389,7 @@
     </w:p>
     <w:p>
       <w:pPr>
-        <w:spacing w:after="100" w:afterAutospacing="1" w:line="360" w:lineRule="auto"/>
+        <w:spacing w:after="0" w:line="360" w:lineRule="auto"/>
         <w:ind w:firstLine="709"/>
         <w:contextualSpacing/>
         <w:jc w:val="both"/>
@@ -6445,7 +6431,7 @@
     </w:p>
     <w:p>
       <w:pPr>
-        <w:spacing w:after="100" w:afterAutospacing="1" w:line="360" w:lineRule="auto"/>
+        <w:spacing w:after="0" w:line="360" w:lineRule="auto"/>
         <w:ind w:firstLine="709"/>
         <w:contextualSpacing/>
         <w:jc w:val="both"/>
@@ -6478,7 +6464,7 @@
     </w:p>
     <w:p>
       <w:pPr>
-        <w:spacing w:after="100" w:afterAutospacing="1" w:line="360" w:lineRule="auto"/>
+        <w:spacing w:after="0" w:line="360" w:lineRule="auto"/>
         <w:ind w:firstLine="709"/>
         <w:contextualSpacing/>
         <w:jc w:val="both"/>
@@ -6501,7 +6487,7 @@
     </w:p>
     <w:p>
       <w:pPr>
-        <w:spacing w:after="100" w:afterAutospacing="1" w:line="360" w:lineRule="auto"/>
+        <w:spacing w:after="0" w:line="360" w:lineRule="auto"/>
         <w:ind w:firstLine="709"/>
         <w:contextualSpacing/>
         <w:jc w:val="both"/>
@@ -6524,7 +6510,7 @@
     </w:p>
     <w:p>
       <w:pPr>
-        <w:spacing w:after="100" w:afterAutospacing="1" w:line="360" w:lineRule="auto"/>
+        <w:spacing w:after="0" w:line="360" w:lineRule="auto"/>
         <w:ind w:firstLine="709"/>
         <w:contextualSpacing/>
         <w:jc w:val="both"/>
@@ -6552,7 +6538,7 @@
           <w:ilvl w:val="0"/>
           <w:numId w:val="6"/>
         </w:numPr>
-        <w:spacing w:after="100" w:afterAutospacing="1" w:line="360" w:lineRule="auto"/>
+        <w:spacing w:after="0" w:line="360" w:lineRule="auto"/>
         <w:ind w:left="142" w:firstLine="567"/>
         <w:jc w:val="both"/>
         <w:rPr>
@@ -6579,7 +6565,7 @@
           <w:ilvl w:val="0"/>
           <w:numId w:val="6"/>
         </w:numPr>
-        <w:spacing w:after="100" w:afterAutospacing="1" w:line="360" w:lineRule="auto"/>
+        <w:spacing w:after="0" w:line="360" w:lineRule="auto"/>
         <w:ind w:left="142" w:firstLine="567"/>
         <w:jc w:val="both"/>
         <w:rPr>
@@ -6606,7 +6592,7 @@
           <w:ilvl w:val="0"/>
           <w:numId w:val="6"/>
         </w:numPr>
-        <w:spacing w:after="100" w:afterAutospacing="1" w:line="360" w:lineRule="auto"/>
+        <w:spacing w:after="0" w:line="360" w:lineRule="auto"/>
         <w:ind w:left="142" w:firstLine="567"/>
         <w:jc w:val="both"/>
         <w:rPr>
@@ -6633,7 +6619,7 @@
           <w:ilvl w:val="0"/>
           <w:numId w:val="6"/>
         </w:numPr>
-        <w:spacing w:after="100" w:afterAutospacing="1" w:line="360" w:lineRule="auto"/>
+        <w:spacing w:after="0" w:line="360" w:lineRule="auto"/>
         <w:ind w:left="142" w:firstLine="567"/>
         <w:jc w:val="both"/>
         <w:rPr>
@@ -6655,7 +6641,7 @@
     </w:p>
     <w:p>
       <w:pPr>
-        <w:spacing w:after="100" w:afterAutospacing="1" w:line="360" w:lineRule="auto"/>
+        <w:spacing w:after="0" w:line="360" w:lineRule="auto"/>
         <w:ind w:firstLine="709"/>
         <w:contextualSpacing/>
         <w:jc w:val="both"/>
@@ -6666,28 +6652,13 @@
           <w:lang w:eastAsia="ru-RU"/>
         </w:rPr>
       </w:pPr>
-    </w:p>
-    <w:p>
-      <w:pPr>
-        <w:spacing w:after="100" w:afterAutospacing="1" w:line="360" w:lineRule="auto"/>
-        <w:ind w:firstLine="709"/>
-        <w:contextualSpacing/>
-        <w:jc w:val="both"/>
-        <w:rPr>
-          <w:rFonts w:ascii="Times New Roman" w:eastAsia="Times New Roman" w:hAnsi="Times New Roman" w:cs="Times New Roman"/>
-          <w:sz w:val="28"/>
-          <w:szCs w:val="28"/>
-          <w:lang w:eastAsia="ru-RU"/>
-        </w:rPr>
-      </w:pPr>
-      <w:r>
-        <w:rPr>
-          <w:rFonts w:ascii="Times New Roman" w:eastAsia="Times New Roman" w:hAnsi="Times New Roman" w:cs="Times New Roman"/>
-          <w:sz w:val="28"/>
-          <w:szCs w:val="28"/>
-          <w:lang w:eastAsia="ru-RU"/>
-        </w:rPr>
-        <w:lastRenderedPageBreak/>
+      <w:r>
+        <w:rPr>
+          <w:rFonts w:ascii="Times New Roman" w:eastAsia="Times New Roman" w:hAnsi="Times New Roman" w:cs="Times New Roman"/>
+          <w:sz w:val="28"/>
+          <w:szCs w:val="28"/>
+          <w:lang w:eastAsia="ru-RU"/>
+        </w:rPr>
         <w:t>Автоматизируемые бизнес процессы:</w:t>
       </w:r>
     </w:p>
@@ -6810,6 +6781,7 @@
           <w:szCs w:val="28"/>
           <w:lang w:eastAsia="ru-RU"/>
         </w:rPr>
+        <w:lastRenderedPageBreak/>
         <w:t>4.</w:t>
       </w:r>
       <w:r>
@@ -6878,20 +6850,6 @@
           <w:lang w:eastAsia="ru-RU"/>
         </w:rPr>
       </w:pPr>
-    </w:p>
-    <w:p>
-      <w:pPr>
-        <w:spacing w:after="100" w:afterAutospacing="1" w:line="360" w:lineRule="auto"/>
-        <w:ind w:firstLine="709"/>
-        <w:contextualSpacing/>
-        <w:jc w:val="both"/>
-        <w:rPr>
-          <w:rFonts w:ascii="Times New Roman" w:eastAsia="Times New Roman" w:hAnsi="Times New Roman" w:cs="Times New Roman"/>
-          <w:sz w:val="28"/>
-          <w:szCs w:val="28"/>
-          <w:lang w:eastAsia="ru-RU"/>
-        </w:rPr>
-      </w:pPr>
       <w:r>
         <w:rPr>
           <w:rFonts w:ascii="Times New Roman" w:eastAsia="Times New Roman" w:hAnsi="Times New Roman" w:cs="Times New Roman"/>
@@ -7116,17 +7074,7 @@
           <w:szCs w:val="28"/>
           <w:lang w:eastAsia="ru-RU"/>
         </w:rPr>
-        <w:t xml:space="preserve">Обеспечение возможности внесения изменений в контентное наполнение системы (экзаменационные билеты, эталонные ответы) без </w:t>
-      </w:r>
-      <w:r>
-        <w:rPr>
-          <w:rFonts w:ascii="Times New Roman" w:eastAsia="Times New Roman" w:hAnsi="Times New Roman" w:cs="Times New Roman"/>
-          <w:sz w:val="28"/>
-          <w:szCs w:val="28"/>
-          <w:lang w:eastAsia="ru-RU"/>
-        </w:rPr>
-        <w:lastRenderedPageBreak/>
-        <w:t>модификации программного кода при изменении нормативно-правовой базы ПДД.</w:t>
+        <w:t>Обеспечение возможности внесения изменений в контентное наполнение системы (экзаменационные билеты, эталонные ответы) без модификации программного кода при изменении нормативно-правовой базы ПДД.</w:t>
       </w:r>
     </w:p>
     <w:p>
@@ -7228,6 +7176,7 @@
                 <w:sz w:val="24"/>
                 <w:szCs w:val="24"/>
               </w:rPr>
+              <w:lastRenderedPageBreak/>
               <w:t>Критерий</w:t>
             </w:r>
           </w:p>
@@ -7860,36 +7809,17 @@
           <w:szCs w:val="28"/>
           <w:lang w:eastAsia="ru-RU"/>
         </w:rPr>
-        <w:t>Цель 3. Детализация обратной связи по ошибкам</w:t>
-      </w:r>
-    </w:p>
-    <w:p>
-      <w:pPr>
-        <w:spacing w:after="100" w:afterAutospacing="1" w:line="360" w:lineRule="auto"/>
-        <w:ind w:firstLine="709"/>
-        <w:contextualSpacing/>
-        <w:jc w:val="both"/>
-        <w:rPr>
-          <w:rFonts w:ascii="Times New Roman" w:eastAsia="Times New Roman" w:hAnsi="Times New Roman" w:cs="Times New Roman"/>
-          <w:sz w:val="28"/>
-          <w:szCs w:val="28"/>
-          <w:lang w:eastAsia="ru-RU"/>
-        </w:rPr>
-      </w:pPr>
-    </w:p>
-    <w:p>
-      <w:pPr>
-        <w:spacing w:after="100" w:afterAutospacing="1" w:line="360" w:lineRule="auto"/>
-        <w:ind w:firstLine="709"/>
-        <w:contextualSpacing/>
-        <w:jc w:val="both"/>
-        <w:rPr>
-          <w:rFonts w:ascii="Times New Roman" w:eastAsia="Times New Roman" w:hAnsi="Times New Roman" w:cs="Times New Roman"/>
-          <w:sz w:val="28"/>
-          <w:szCs w:val="28"/>
-          <w:lang w:eastAsia="ru-RU"/>
-        </w:rPr>
-      </w:pPr>
+        <w:t>Цель 3. Детали</w:t>
+      </w:r>
+      <w:r>
+        <w:rPr>
+          <w:rFonts w:ascii="Times New Roman" w:eastAsia="Times New Roman" w:hAnsi="Times New Roman" w:cs="Times New Roman"/>
+          <w:sz w:val="28"/>
+          <w:szCs w:val="28"/>
+          <w:lang w:eastAsia="ru-RU"/>
+        </w:rPr>
+        <w:t>зация обратной связи по ошибкам</w:t>
+      </w:r>
     </w:p>
     <w:p>
       <w:pPr>
@@ -7910,7 +7840,6 @@
           <w:szCs w:val="28"/>
           <w:lang w:eastAsia="ru-RU"/>
         </w:rPr>
-        <w:lastRenderedPageBreak/>
         <w:t>Таблица 3 - Критерии оценки для Цели 3</w:t>
       </w:r>
     </w:p>
@@ -8129,6 +8058,7 @@
                 <w:rFonts w:ascii="Times New Roman" w:hAnsi="Times New Roman" w:cs="Times New Roman"/>
                 <w:sz w:val="24"/>
               </w:rPr>
+              <w:lastRenderedPageBreak/>
               <w:t>Формирование рекомендательного блока («темы для повторения»)</w:t>
             </w:r>
           </w:p>
@@ -8529,7 +8459,6 @@
           <w:color w:val="000000" w:themeColor="text1"/>
           <w:sz w:val="28"/>
           <w:szCs w:val="28"/>
-          <w:highlight w:val="yellow"/>
           <w:lang w:eastAsia="ru-RU"/>
         </w:rPr>
         <w:t>3.</w:t>
@@ -8540,7 +8469,6 @@
           <w:color w:val="000000" w:themeColor="text1"/>
           <w:sz w:val="28"/>
           <w:szCs w:val="28"/>
-          <w:highlight w:val="yellow"/>
           <w:lang w:eastAsia="ru-RU"/>
         </w:rPr>
         <w:tab/>
@@ -8552,7 +8480,6 @@
           <w:color w:val="000000" w:themeColor="text1"/>
           <w:sz w:val="28"/>
           <w:szCs w:val="28"/>
-          <w:highlight w:val="yellow"/>
           <w:lang w:eastAsia="ru-RU"/>
         </w:rPr>
         <w:t>еристика объектов автоматизации</w:t>
@@ -8578,17 +8505,7 @@
           <w:szCs w:val="28"/>
           <w:lang w:eastAsia="ru-RU"/>
         </w:rPr>
-        <w:t xml:space="preserve">В настоящем разделе приводится детализированное описание объектов, подвергаемых автоматизации в рамках ИС «Wrong Turn». Под объектом автоматизации понимается информационная сущность или физический компонент системы, над которым выполняются автоматизированные процедуры (сбор, хранение, обработка, передача, отображение). Характеристика каждого объекта включает его функциональное назначение, </w:t>
-      </w:r>
-      <w:r>
-        <w:rPr>
-          <w:rFonts w:ascii="Times New Roman" w:eastAsia="Times New Roman" w:hAnsi="Times New Roman" w:cs="Times New Roman"/>
-          <w:sz w:val="28"/>
-          <w:szCs w:val="28"/>
-          <w:lang w:eastAsia="ru-RU"/>
-        </w:rPr>
-        <w:lastRenderedPageBreak/>
-        <w:t>состав атрибутов, объемно-временные параметры, форму представления данных и регламент актуализации.</w:t>
+        <w:t>В настоящем разделе приводится детализированное описание объектов, подвергаемых автоматизации в рамках ИС «Wrong Turn». Под объектом автоматизации понимается информационная сущность или физический компонент системы, над которым выполняются автоматизированные процедуры (сбор, хранение, обработка, передача, отображение). Характеристика каждого объекта включает его функциональное назначение, состав атрибутов, объемно-временные параметры, форму представления данных и регламент актуализации.</w:t>
       </w:r>
     </w:p>
     <w:p>
@@ -8736,6 +8653,7 @@
           <w:szCs w:val="28"/>
           <w:lang w:eastAsia="ru-RU"/>
         </w:rPr>
+        <w:lastRenderedPageBreak/>
         <w:t>Режим обновления:</w:t>
       </w:r>
     </w:p>
@@ -8976,7 +8894,7 @@
           <w:szCs w:val="28"/>
           <w:lang w:eastAsia="ru-RU"/>
         </w:rPr>
-        <w:t>Реального времени (INSERT при каждом ответе пользователя). Изменение/удаление записей не допускается (аудит).</w:t>
+        <w:t xml:space="preserve">Реального времени (INSERT при каждом ответе пользователя). </w:t>
       </w:r>
     </w:p>
     <w:p>
@@ -9101,7 +9019,7 @@
           <w:szCs w:val="28"/>
           <w:lang w:eastAsia="ru-RU"/>
         </w:rPr>
-        <w:t>Материализованное представление (VIEW) или отдельная таблица, обновляемая триггерами.</w:t>
+        <w:t>В случае наличия ошибок в вопросе указать где вопросы неверные и отобразить верный ответ.</w:t>
       </w:r>
     </w:p>
     <w:p>
@@ -9124,7 +9042,6 @@
           <w:szCs w:val="28"/>
           <w:lang w:eastAsia="ru-RU"/>
         </w:rPr>
-        <w:lastRenderedPageBreak/>
         <w:t>Режим обновления:</w:t>
       </w:r>
     </w:p>
@@ -9148,193 +9065,8 @@
           <w:szCs w:val="28"/>
           <w:lang w:eastAsia="ru-RU"/>
         </w:rPr>
-        <w:t>Автоматически при записи нового неверного ответа в протокол.</w:t>
-      </w:r>
-    </w:p>
-    <w:p>
-      <w:pPr>
-        <w:spacing w:after="100" w:afterAutospacing="1" w:line="360" w:lineRule="auto"/>
-        <w:ind w:firstLine="709"/>
-        <w:contextualSpacing/>
-        <w:jc w:val="both"/>
-        <w:rPr>
-          <w:rFonts w:ascii="Times New Roman" w:eastAsia="Times New Roman" w:hAnsi="Times New Roman" w:cs="Times New Roman"/>
-          <w:sz w:val="28"/>
-          <w:szCs w:val="28"/>
-          <w:lang w:eastAsia="ru-RU"/>
-        </w:rPr>
-      </w:pPr>
-      <w:r>
-        <w:rPr>
-          <w:rFonts w:ascii="Times New Roman" w:eastAsia="Times New Roman" w:hAnsi="Times New Roman" w:cs="Times New Roman"/>
-          <w:sz w:val="28"/>
-          <w:szCs w:val="28"/>
-          <w:lang w:eastAsia="ru-RU"/>
-        </w:rPr>
-        <w:t>4.</w:t>
-      </w:r>
-      <w:r>
-        <w:rPr>
-          <w:rFonts w:ascii="Times New Roman" w:eastAsia="Times New Roman" w:hAnsi="Times New Roman" w:cs="Times New Roman"/>
-          <w:sz w:val="28"/>
-          <w:szCs w:val="28"/>
-          <w:lang w:eastAsia="ru-RU"/>
-        </w:rPr>
-        <w:tab/>
-        <w:t>Отчет о готовности к теоретическому экзамену</w:t>
-      </w:r>
-    </w:p>
-    <w:p>
-      <w:pPr>
-        <w:spacing w:after="100" w:afterAutospacing="1" w:line="360" w:lineRule="auto"/>
-        <w:ind w:firstLine="709"/>
-        <w:contextualSpacing/>
-        <w:jc w:val="both"/>
-        <w:rPr>
-          <w:rFonts w:ascii="Times New Roman" w:eastAsia="Times New Roman" w:hAnsi="Times New Roman" w:cs="Times New Roman"/>
-          <w:sz w:val="28"/>
-          <w:szCs w:val="28"/>
-          <w:lang w:eastAsia="ru-RU"/>
-        </w:rPr>
-      </w:pPr>
-      <w:r>
-        <w:rPr>
-          <w:rFonts w:ascii="Times New Roman" w:eastAsia="Times New Roman" w:hAnsi="Times New Roman" w:cs="Times New Roman"/>
-          <w:sz w:val="28"/>
-          <w:szCs w:val="28"/>
-          <w:lang w:eastAsia="ru-RU"/>
-        </w:rPr>
-        <w:t>Назначение:</w:t>
-      </w:r>
-    </w:p>
-    <w:p>
-      <w:pPr>
-        <w:spacing w:after="100" w:afterAutospacing="1" w:line="360" w:lineRule="auto"/>
-        <w:ind w:firstLine="709"/>
-        <w:contextualSpacing/>
-        <w:jc w:val="both"/>
-        <w:rPr>
-          <w:rFonts w:ascii="Times New Roman" w:eastAsia="Times New Roman" w:hAnsi="Times New Roman" w:cs="Times New Roman"/>
-          <w:sz w:val="28"/>
-          <w:szCs w:val="28"/>
-          <w:lang w:eastAsia="ru-RU"/>
-        </w:rPr>
-      </w:pPr>
-      <w:r>
-        <w:rPr>
-          <w:rFonts w:ascii="Times New Roman" w:eastAsia="Times New Roman" w:hAnsi="Times New Roman" w:cs="Times New Roman"/>
-          <w:sz w:val="28"/>
-          <w:szCs w:val="28"/>
-          <w:lang w:eastAsia="ru-RU"/>
-        </w:rPr>
-        <w:t>Выходной документ, формируемый по завершении теста и содержащий интегральную оценку подготовки пользователя.</w:t>
-      </w:r>
-    </w:p>
-    <w:p>
-      <w:pPr>
-        <w:spacing w:after="100" w:afterAutospacing="1" w:line="360" w:lineRule="auto"/>
-        <w:ind w:firstLine="709"/>
-        <w:contextualSpacing/>
-        <w:jc w:val="both"/>
-        <w:rPr>
-          <w:rFonts w:ascii="Times New Roman" w:eastAsia="Times New Roman" w:hAnsi="Times New Roman" w:cs="Times New Roman"/>
-          <w:sz w:val="28"/>
-          <w:szCs w:val="28"/>
-          <w:lang w:eastAsia="ru-RU"/>
-        </w:rPr>
-      </w:pPr>
-      <w:r>
-        <w:rPr>
-          <w:rFonts w:ascii="Times New Roman" w:eastAsia="Times New Roman" w:hAnsi="Times New Roman" w:cs="Times New Roman"/>
-          <w:sz w:val="28"/>
-          <w:szCs w:val="28"/>
-          <w:lang w:eastAsia="ru-RU"/>
-        </w:rPr>
-        <w:t>Форма представления:</w:t>
-      </w:r>
-    </w:p>
-    <w:p>
-      <w:pPr>
-        <w:spacing w:after="100" w:afterAutospacing="1" w:line="360" w:lineRule="auto"/>
-        <w:ind w:firstLine="709"/>
-        <w:contextualSpacing/>
-        <w:jc w:val="both"/>
-        <w:rPr>
-          <w:rFonts w:ascii="Times New Roman" w:eastAsia="Times New Roman" w:hAnsi="Times New Roman" w:cs="Times New Roman"/>
-          <w:sz w:val="28"/>
-          <w:szCs w:val="28"/>
-          <w:lang w:eastAsia="ru-RU"/>
-        </w:rPr>
-      </w:pPr>
-      <w:r>
-        <w:rPr>
-          <w:rFonts w:ascii="Times New Roman" w:eastAsia="Times New Roman" w:hAnsi="Times New Roman" w:cs="Times New Roman"/>
-          <w:sz w:val="28"/>
-          <w:szCs w:val="28"/>
-          <w:lang w:eastAsia="ru-RU"/>
-        </w:rPr>
-        <w:t>Динамически генерируемый документ.</w:t>
-      </w:r>
-    </w:p>
-    <w:p>
-      <w:pPr>
-        <w:spacing w:after="100" w:afterAutospacing="1" w:line="360" w:lineRule="auto"/>
-        <w:ind w:firstLine="709"/>
-        <w:contextualSpacing/>
-        <w:jc w:val="both"/>
-        <w:rPr>
-          <w:rFonts w:ascii="Times New Roman" w:eastAsia="Times New Roman" w:hAnsi="Times New Roman" w:cs="Times New Roman"/>
-          <w:sz w:val="28"/>
-          <w:szCs w:val="28"/>
-          <w:lang w:eastAsia="ru-RU"/>
-        </w:rPr>
-      </w:pPr>
-      <w:r>
-        <w:rPr>
-          <w:rFonts w:ascii="Times New Roman" w:eastAsia="Times New Roman" w:hAnsi="Times New Roman" w:cs="Times New Roman"/>
-          <w:sz w:val="28"/>
-          <w:szCs w:val="28"/>
-          <w:lang w:eastAsia="ru-RU"/>
-        </w:rPr>
-        <w:t>Режим обновления:</w:t>
-      </w:r>
-    </w:p>
-    <w:p>
-      <w:pPr>
-        <w:spacing w:after="100" w:afterAutospacing="1" w:line="360" w:lineRule="auto"/>
-        <w:ind w:firstLine="709"/>
-        <w:contextualSpacing/>
-        <w:jc w:val="both"/>
-        <w:rPr>
-          <w:rFonts w:ascii="Times New Roman" w:eastAsia="Times New Roman" w:hAnsi="Times New Roman" w:cs="Times New Roman"/>
-          <w:sz w:val="28"/>
-          <w:szCs w:val="28"/>
-          <w:lang w:eastAsia="ru-RU"/>
-        </w:rPr>
-      </w:pPr>
-      <w:r>
-        <w:rPr>
-          <w:rFonts w:ascii="Times New Roman" w:eastAsia="Times New Roman" w:hAnsi="Times New Roman" w:cs="Times New Roman"/>
-          <w:sz w:val="28"/>
-          <w:szCs w:val="28"/>
-          <w:lang w:eastAsia="ru-RU"/>
-        </w:rPr>
-        <w:t>Формируется заново при каждом завершении теста.</w:t>
-      </w:r>
-    </w:p>
-    <w:p>
-      <w:pPr>
-        <w:spacing w:after="100" w:afterAutospacing="1" w:line="360" w:lineRule="auto"/>
-        <w:ind w:firstLine="709"/>
-        <w:contextualSpacing/>
-        <w:jc w:val="both"/>
-        <w:rPr>
-          <w:rFonts w:ascii="Times New Roman" w:eastAsia="Times New Roman" w:hAnsi="Times New Roman" w:cs="Times New Roman"/>
-          <w:sz w:val="28"/>
-          <w:szCs w:val="28"/>
-          <w:lang w:eastAsia="ru-RU"/>
-        </w:rPr>
-      </w:pPr>
+        <w:t>Автоматически при прохождении тестирования.</w:t>
+      </w:r>
     </w:p>
     <w:p>
       <w:pPr>
@@ -9412,7 +9144,17 @@
           <w:szCs w:val="28"/>
           <w:lang w:eastAsia="ru-RU"/>
         </w:rPr>
-        <w:t>Система представляет собой веб-ориентированное приложение с клиент-серверной архитектурой. Взаимодействие пользователя с системой осуществляется через веб-браузер. Серверная часть обеспечивает хранение данных, логику тестирования, верификацию ответов и формирование отчетов. Система функционирует в локальной вычислительной сети образовательного учреждения (на компьютере преподавателя/администратора) с возможностью удаленно</w:t>
+        <w:t xml:space="preserve">Система представляет собой веб-ориентированное приложение с клиент-серверной архитектурой. Взаимодействие пользователя с системой осуществляется через веб-браузер. Серверная часть обеспечивает хранение данных, логику тестирования, верификацию ответов и формирование отчетов. Система функционирует в локальной вычислительной сети образовательного </w:t>
+      </w:r>
+      <w:r>
+        <w:rPr>
+          <w:rFonts w:ascii="Times New Roman" w:eastAsia="Times New Roman" w:hAnsi="Times New Roman" w:cs="Times New Roman"/>
+          <w:sz w:val="28"/>
+          <w:szCs w:val="28"/>
+          <w:lang w:eastAsia="ru-RU"/>
+        </w:rPr>
+        <w:lastRenderedPageBreak/>
+        <w:t>учреждения (на компьютере преподавателя/администратора) с возможностью удаленно</w:t>
       </w:r>
       <w:r>
         <w:rPr>
@@ -9726,7 +9468,6 @@
                 <w:sz w:val="24"/>
                 <w:szCs w:val="28"/>
               </w:rPr>
-              <w:lastRenderedPageBreak/>
               <w:t>2</w:t>
             </w:r>
           </w:p>
@@ -10239,6 +9980,7 @@
                 <w:rFonts w:ascii="Times New Roman" w:hAnsi="Times New Roman" w:cs="Times New Roman"/>
                 <w:sz w:val="24"/>
               </w:rPr>
+              <w:lastRenderedPageBreak/>
               <w:t>1</w:t>
             </w:r>
           </w:p>
@@ -10487,7 +10229,6 @@
                 <w:rFonts w:ascii="Times New Roman" w:hAnsi="Times New Roman" w:cs="Times New Roman"/>
                 <w:sz w:val="24"/>
               </w:rPr>
-              <w:lastRenderedPageBreak/>
               <w:t>5</w:t>
             </w:r>
           </w:p>
@@ -10847,7 +10588,15 @@
                 <w:rFonts w:ascii="Times New Roman" w:hAnsi="Times New Roman" w:cs="Times New Roman"/>
                 <w:sz w:val="24"/>
               </w:rPr>
-              <w:t>Ролевая модель: администратор (полный доступ), преподаватель (просмотр статистики группы), пользователь (только свои тесты).</w:t>
+              <w:t xml:space="preserve">Ролевая модель: администратор (полный доступ), преподаватель (просмотр статистики </w:t>
+            </w:r>
+            <w:r>
+              <w:rPr>
+                <w:rFonts w:ascii="Times New Roman" w:hAnsi="Times New Roman" w:cs="Times New Roman"/>
+                <w:sz w:val="24"/>
+              </w:rPr>
+              <w:lastRenderedPageBreak/>
+              <w:t>группы), пользователь (только свои тесты).</w:t>
             </w:r>
           </w:p>
         </w:tc>
@@ -10949,70 +10698,13 @@
           <w:lang w:eastAsia="ru-RU"/>
         </w:rPr>
       </w:pPr>
-    </w:p>
-    <w:p>
-      <w:pPr>
-        <w:spacing w:after="100" w:afterAutospacing="1" w:line="360" w:lineRule="auto"/>
-        <w:ind w:firstLine="709"/>
-        <w:contextualSpacing/>
-        <w:jc w:val="both"/>
-        <w:rPr>
-          <w:rFonts w:ascii="Times New Roman" w:eastAsia="Times New Roman" w:hAnsi="Times New Roman" w:cs="Times New Roman"/>
-          <w:sz w:val="28"/>
-          <w:szCs w:val="28"/>
-          <w:lang w:eastAsia="ru-RU"/>
-        </w:rPr>
-      </w:pPr>
-    </w:p>
-    <w:p>
-      <w:pPr>
-        <w:spacing w:after="100" w:afterAutospacing="1" w:line="360" w:lineRule="auto"/>
-        <w:ind w:firstLine="709"/>
-        <w:contextualSpacing/>
-        <w:jc w:val="both"/>
-        <w:rPr>
-          <w:rFonts w:ascii="Times New Roman" w:eastAsia="Times New Roman" w:hAnsi="Times New Roman" w:cs="Times New Roman"/>
-          <w:sz w:val="28"/>
-          <w:szCs w:val="28"/>
-          <w:lang w:eastAsia="ru-RU"/>
-        </w:rPr>
-      </w:pPr>
-    </w:p>
-    <w:p>
-      <w:pPr>
-        <w:spacing w:after="100" w:afterAutospacing="1" w:line="360" w:lineRule="auto"/>
-        <w:ind w:firstLine="709"/>
-        <w:contextualSpacing/>
-        <w:jc w:val="both"/>
-        <w:rPr>
-          <w:rFonts w:ascii="Times New Roman" w:eastAsia="Times New Roman" w:hAnsi="Times New Roman" w:cs="Times New Roman"/>
-          <w:sz w:val="28"/>
-          <w:szCs w:val="28"/>
-          <w:lang w:eastAsia="ru-RU"/>
-        </w:rPr>
-      </w:pPr>
-    </w:p>
-    <w:p>
-      <w:pPr>
-        <w:spacing w:after="100" w:afterAutospacing="1" w:line="360" w:lineRule="auto"/>
-        <w:ind w:firstLine="709"/>
-        <w:contextualSpacing/>
-        <w:jc w:val="both"/>
-        <w:rPr>
-          <w:rFonts w:ascii="Times New Roman" w:eastAsia="Times New Roman" w:hAnsi="Times New Roman" w:cs="Times New Roman"/>
-          <w:sz w:val="28"/>
-          <w:szCs w:val="28"/>
-          <w:lang w:eastAsia="ru-RU"/>
-        </w:rPr>
-      </w:pPr>
-      <w:r>
-        <w:rPr>
-          <w:rFonts w:ascii="Times New Roman" w:eastAsia="Times New Roman" w:hAnsi="Times New Roman" w:cs="Times New Roman"/>
-          <w:sz w:val="28"/>
-          <w:szCs w:val="28"/>
-          <w:lang w:eastAsia="ru-RU"/>
-        </w:rPr>
-        <w:lastRenderedPageBreak/>
+      <w:r>
+        <w:rPr>
+          <w:rFonts w:ascii="Times New Roman" w:eastAsia="Times New Roman" w:hAnsi="Times New Roman" w:cs="Times New Roman"/>
+          <w:sz w:val="28"/>
+          <w:szCs w:val="28"/>
+          <w:lang w:eastAsia="ru-RU"/>
+        </w:rPr>
         <w:t>4.1.4.2. Календарный план реализации проекта</w:t>
       </w:r>
     </w:p>
@@ -11400,26 +11092,15 @@
                 <w:rFonts w:ascii="Times New Roman" w:hAnsi="Times New Roman" w:cs="Times New Roman"/>
                 <w:sz w:val="24"/>
                 <w:szCs w:val="24"/>
-                <w:highlight w:val="red"/>
-              </w:rPr>
-            </w:pPr>
-            <w:r>
-              <w:rPr>
-                <w:rFonts w:ascii="Times New Roman" w:hAnsi="Times New Roman" w:cs="Times New Roman"/>
-                <w:sz w:val="24"/>
-                <w:szCs w:val="24"/>
-                <w:highlight w:val="red"/>
-              </w:rPr>
-              <w:t>5</w:t>
-            </w:r>
-            <w:r>
-              <w:rPr>
-                <w:rFonts w:ascii="Times New Roman" w:hAnsi="Times New Roman" w:cs="Times New Roman"/>
-                <w:sz w:val="24"/>
-                <w:szCs w:val="24"/>
-                <w:highlight w:val="red"/>
-              </w:rPr>
-              <w:t xml:space="preserve"> дней</w:t>
+              </w:rPr>
+            </w:pPr>
+            <w:r>
+              <w:rPr>
+                <w:rFonts w:ascii="Times New Roman" w:hAnsi="Times New Roman" w:cs="Times New Roman"/>
+                <w:sz w:val="24"/>
+                <w:szCs w:val="24"/>
+              </w:rPr>
+              <w:t>3 дня</w:t>
             </w:r>
           </w:p>
         </w:tc>
@@ -11433,24 +11114,29 @@
                 <w:rFonts w:ascii="Times New Roman" w:hAnsi="Times New Roman" w:cs="Times New Roman"/>
                 <w:sz w:val="24"/>
                 <w:szCs w:val="24"/>
-                <w:highlight w:val="red"/>
-              </w:rPr>
-            </w:pPr>
-            <w:r>
-              <w:rPr>
-                <w:rFonts w:ascii="Times New Roman" w:hAnsi="Times New Roman" w:cs="Times New Roman"/>
-                <w:sz w:val="24"/>
-                <w:szCs w:val="24"/>
-                <w:highlight w:val="red"/>
-              </w:rPr>
-              <w:t>20.05</w:t>
-            </w:r>
-            <w:r>
-              <w:rPr>
-                <w:rFonts w:ascii="Times New Roman" w:hAnsi="Times New Roman" w:cs="Times New Roman"/>
-                <w:sz w:val="24"/>
-                <w:szCs w:val="24"/>
-                <w:highlight w:val="red"/>
+              </w:rPr>
+            </w:pPr>
+            <w:r>
+              <w:rPr>
+                <w:rFonts w:ascii="Times New Roman" w:hAnsi="Times New Roman" w:cs="Times New Roman"/>
+                <w:sz w:val="24"/>
+                <w:szCs w:val="24"/>
+              </w:rPr>
+              <w:t>19</w:t>
+            </w:r>
+            <w:r>
+              <w:rPr>
+                <w:rFonts w:ascii="Times New Roman" w:hAnsi="Times New Roman" w:cs="Times New Roman"/>
+                <w:sz w:val="24"/>
+                <w:szCs w:val="24"/>
+              </w:rPr>
+              <w:t>.05</w:t>
+            </w:r>
+            <w:r>
+              <w:rPr>
+                <w:rFonts w:ascii="Times New Roman" w:hAnsi="Times New Roman" w:cs="Times New Roman"/>
+                <w:sz w:val="24"/>
+                <w:szCs w:val="24"/>
               </w:rPr>
               <w:t>.2026</w:t>
             </w:r>
@@ -11466,24 +11152,38 @@
                 <w:rFonts w:ascii="Times New Roman" w:hAnsi="Times New Roman" w:cs="Times New Roman"/>
                 <w:sz w:val="24"/>
                 <w:szCs w:val="24"/>
-                <w:highlight w:val="red"/>
-              </w:rPr>
-            </w:pPr>
-            <w:r>
-              <w:rPr>
-                <w:rFonts w:ascii="Times New Roman" w:hAnsi="Times New Roman" w:cs="Times New Roman"/>
-                <w:sz w:val="24"/>
-                <w:szCs w:val="24"/>
-                <w:highlight w:val="red"/>
-              </w:rPr>
-              <w:t>25.05</w:t>
-            </w:r>
-            <w:r>
-              <w:rPr>
-                <w:rFonts w:ascii="Times New Roman" w:hAnsi="Times New Roman" w:cs="Times New Roman"/>
-                <w:sz w:val="24"/>
-                <w:szCs w:val="24"/>
-                <w:highlight w:val="red"/>
+              </w:rPr>
+            </w:pPr>
+            <w:r>
+              <w:rPr>
+                <w:rFonts w:ascii="Times New Roman" w:hAnsi="Times New Roman" w:cs="Times New Roman"/>
+                <w:sz w:val="24"/>
+                <w:szCs w:val="24"/>
+              </w:rPr>
+              <w:t>2</w:t>
+            </w:r>
+            <w:r>
+              <w:rPr>
+                <w:rFonts w:ascii="Times New Roman" w:hAnsi="Times New Roman" w:cs="Times New Roman"/>
+                <w:sz w:val="24"/>
+                <w:szCs w:val="24"/>
+                <w:lang w:val="en-US"/>
+              </w:rPr>
+              <w:t>2</w:t>
+            </w:r>
+            <w:r>
+              <w:rPr>
+                <w:rFonts w:ascii="Times New Roman" w:hAnsi="Times New Roman" w:cs="Times New Roman"/>
+                <w:sz w:val="24"/>
+                <w:szCs w:val="24"/>
+              </w:rPr>
+              <w:t>.05</w:t>
+            </w:r>
+            <w:r>
+              <w:rPr>
+                <w:rFonts w:ascii="Times New Roman" w:hAnsi="Times New Roman" w:cs="Times New Roman"/>
+                <w:sz w:val="24"/>
+                <w:szCs w:val="24"/>
               </w:rPr>
               <w:t>.2026</w:t>
             </w:r>
@@ -11576,17 +11276,15 @@
                 <w:rFonts w:ascii="Times New Roman" w:hAnsi="Times New Roman" w:cs="Times New Roman"/>
                 <w:sz w:val="24"/>
                 <w:szCs w:val="24"/>
-                <w:highlight w:val="red"/>
-              </w:rPr>
-            </w:pPr>
-            <w:r>
-              <w:rPr>
-                <w:rFonts w:ascii="Times New Roman" w:hAnsi="Times New Roman" w:cs="Times New Roman"/>
-                <w:sz w:val="24"/>
-                <w:szCs w:val="24"/>
-                <w:highlight w:val="red"/>
-              </w:rPr>
-              <w:t>15 дней</w:t>
+              </w:rPr>
+            </w:pPr>
+            <w:r>
+              <w:rPr>
+                <w:rFonts w:ascii="Times New Roman" w:hAnsi="Times New Roman" w:cs="Times New Roman"/>
+                <w:sz w:val="24"/>
+                <w:szCs w:val="24"/>
+              </w:rPr>
+              <w:t>2 дня</w:t>
             </w:r>
           </w:p>
         </w:tc>
@@ -11600,17 +11298,23 @@
                 <w:rFonts w:ascii="Times New Roman" w:hAnsi="Times New Roman" w:cs="Times New Roman"/>
                 <w:sz w:val="24"/>
                 <w:szCs w:val="24"/>
-                <w:highlight w:val="red"/>
-              </w:rPr>
-            </w:pPr>
-            <w:r>
-              <w:rPr>
-                <w:rFonts w:ascii="Times New Roman" w:hAnsi="Times New Roman" w:cs="Times New Roman"/>
-                <w:sz w:val="24"/>
-                <w:szCs w:val="24"/>
-                <w:highlight w:val="red"/>
-              </w:rPr>
-              <w:t>20.06.2026</w:t>
+              </w:rPr>
+            </w:pPr>
+            <w:r>
+              <w:rPr>
+                <w:rFonts w:ascii="Times New Roman" w:hAnsi="Times New Roman" w:cs="Times New Roman"/>
+                <w:sz w:val="24"/>
+                <w:szCs w:val="24"/>
+              </w:rPr>
+              <w:t>20</w:t>
+            </w:r>
+            <w:r>
+              <w:rPr>
+                <w:rFonts w:ascii="Times New Roman" w:hAnsi="Times New Roman" w:cs="Times New Roman"/>
+                <w:sz w:val="24"/>
+                <w:szCs w:val="24"/>
+              </w:rPr>
+              <w:t>.06.2026</w:t>
             </w:r>
           </w:p>
         </w:tc>
@@ -11624,17 +11328,23 @@
                 <w:rFonts w:ascii="Times New Roman" w:hAnsi="Times New Roman" w:cs="Times New Roman"/>
                 <w:sz w:val="24"/>
                 <w:szCs w:val="24"/>
-                <w:highlight w:val="red"/>
-              </w:rPr>
-            </w:pPr>
-            <w:r>
-              <w:rPr>
-                <w:rFonts w:ascii="Times New Roman" w:hAnsi="Times New Roman" w:cs="Times New Roman"/>
-                <w:sz w:val="24"/>
-                <w:szCs w:val="24"/>
-                <w:highlight w:val="red"/>
-              </w:rPr>
-              <w:t>04.07.2026</w:t>
+              </w:rPr>
+            </w:pPr>
+            <w:r>
+              <w:rPr>
+                <w:rFonts w:ascii="Times New Roman" w:hAnsi="Times New Roman" w:cs="Times New Roman"/>
+                <w:sz w:val="24"/>
+                <w:szCs w:val="24"/>
+              </w:rPr>
+              <w:t>23</w:t>
+            </w:r>
+            <w:r>
+              <w:rPr>
+                <w:rFonts w:ascii="Times New Roman" w:hAnsi="Times New Roman" w:cs="Times New Roman"/>
+                <w:sz w:val="24"/>
+                <w:szCs w:val="24"/>
+              </w:rPr>
+              <w:t>.07.2026</w:t>
             </w:r>
           </w:p>
         </w:tc>
@@ -11716,17 +11426,15 @@
                 <w:rFonts w:ascii="Times New Roman" w:hAnsi="Times New Roman" w:cs="Times New Roman"/>
                 <w:sz w:val="24"/>
                 <w:szCs w:val="24"/>
-                <w:highlight w:val="red"/>
-              </w:rPr>
-            </w:pPr>
-            <w:r>
-              <w:rPr>
-                <w:rFonts w:ascii="Times New Roman" w:hAnsi="Times New Roman" w:cs="Times New Roman"/>
-                <w:sz w:val="24"/>
-                <w:szCs w:val="24"/>
-                <w:highlight w:val="red"/>
-              </w:rPr>
-              <w:t>7 дней</w:t>
+              </w:rPr>
+            </w:pPr>
+            <w:r>
+              <w:rPr>
+                <w:rFonts w:ascii="Times New Roman" w:hAnsi="Times New Roman" w:cs="Times New Roman"/>
+                <w:sz w:val="24"/>
+                <w:szCs w:val="24"/>
+              </w:rPr>
+              <w:t>2 дня</w:t>
             </w:r>
           </w:p>
         </w:tc>
@@ -11740,17 +11448,23 @@
                 <w:rFonts w:ascii="Times New Roman" w:hAnsi="Times New Roman" w:cs="Times New Roman"/>
                 <w:sz w:val="24"/>
                 <w:szCs w:val="24"/>
-                <w:highlight w:val="red"/>
-              </w:rPr>
-            </w:pPr>
-            <w:r>
-              <w:rPr>
-                <w:rFonts w:ascii="Times New Roman" w:hAnsi="Times New Roman" w:cs="Times New Roman"/>
-                <w:sz w:val="24"/>
-                <w:szCs w:val="24"/>
-                <w:highlight w:val="red"/>
-              </w:rPr>
-              <w:t>05.07.2026</w:t>
+              </w:rPr>
+            </w:pPr>
+            <w:r>
+              <w:rPr>
+                <w:rFonts w:ascii="Times New Roman" w:hAnsi="Times New Roman" w:cs="Times New Roman"/>
+                <w:sz w:val="24"/>
+                <w:szCs w:val="24"/>
+              </w:rPr>
+              <w:t>22</w:t>
+            </w:r>
+            <w:r>
+              <w:rPr>
+                <w:rFonts w:ascii="Times New Roman" w:hAnsi="Times New Roman" w:cs="Times New Roman"/>
+                <w:sz w:val="24"/>
+                <w:szCs w:val="24"/>
+              </w:rPr>
+              <w:t>.07.2026</w:t>
             </w:r>
           </w:p>
         </w:tc>
@@ -11764,17 +11478,23 @@
                 <w:rFonts w:ascii="Times New Roman" w:hAnsi="Times New Roman" w:cs="Times New Roman"/>
                 <w:sz w:val="24"/>
                 <w:szCs w:val="24"/>
-                <w:highlight w:val="red"/>
-              </w:rPr>
-            </w:pPr>
-            <w:r>
-              <w:rPr>
-                <w:rFonts w:ascii="Times New Roman" w:hAnsi="Times New Roman" w:cs="Times New Roman"/>
-                <w:sz w:val="24"/>
-                <w:szCs w:val="24"/>
-                <w:highlight w:val="red"/>
-              </w:rPr>
-              <w:t>11.07.2026</w:t>
+              </w:rPr>
+            </w:pPr>
+            <w:r>
+              <w:rPr>
+                <w:rFonts w:ascii="Times New Roman" w:hAnsi="Times New Roman" w:cs="Times New Roman"/>
+                <w:sz w:val="24"/>
+                <w:szCs w:val="24"/>
+              </w:rPr>
+              <w:t>23</w:t>
+            </w:r>
+            <w:r>
+              <w:rPr>
+                <w:rFonts w:ascii="Times New Roman" w:hAnsi="Times New Roman" w:cs="Times New Roman"/>
+                <w:sz w:val="24"/>
+                <w:szCs w:val="24"/>
+              </w:rPr>
+              <w:t>.07.2026</w:t>
             </w:r>
           </w:p>
         </w:tc>
@@ -11796,7 +11516,23 @@
                 <w:sz w:val="24"/>
                 <w:szCs w:val="24"/>
               </w:rPr>
-              <w:t>Импорт 400 актуальных вопросов ПДД, 20 билетов</w:t>
+              <w:t>Импорт</w:t>
+            </w:r>
+            <w:r>
+              <w:rPr>
+                <w:rFonts w:ascii="Times New Roman" w:hAnsi="Times New Roman" w:cs="Times New Roman"/>
+                <w:sz w:val="24"/>
+                <w:szCs w:val="24"/>
+              </w:rPr>
+              <w:t xml:space="preserve"> акт</w:t>
+            </w:r>
+            <w:r>
+              <w:rPr>
+                <w:rFonts w:ascii="Times New Roman" w:hAnsi="Times New Roman" w:cs="Times New Roman"/>
+                <w:sz w:val="24"/>
+                <w:szCs w:val="24"/>
+              </w:rPr>
+              <w:t>уальных вопросов ПДД</w:t>
             </w:r>
           </w:p>
         </w:tc>
@@ -11856,17 +11592,15 @@
                 <w:rFonts w:ascii="Times New Roman" w:hAnsi="Times New Roman" w:cs="Times New Roman"/>
                 <w:sz w:val="24"/>
                 <w:szCs w:val="24"/>
-                <w:highlight w:val="red"/>
-              </w:rPr>
-            </w:pPr>
-            <w:r>
-              <w:rPr>
-                <w:rFonts w:ascii="Times New Roman" w:hAnsi="Times New Roman" w:cs="Times New Roman"/>
-                <w:sz w:val="24"/>
-                <w:szCs w:val="24"/>
-                <w:highlight w:val="red"/>
-              </w:rPr>
-              <w:t>10 дней</w:t>
+              </w:rPr>
+            </w:pPr>
+            <w:r>
+              <w:rPr>
+                <w:rFonts w:ascii="Times New Roman" w:hAnsi="Times New Roman" w:cs="Times New Roman"/>
+                <w:sz w:val="24"/>
+                <w:szCs w:val="24"/>
+              </w:rPr>
+              <w:t>3 дня</w:t>
             </w:r>
           </w:p>
         </w:tc>
@@ -11880,17 +11614,23 @@
                 <w:rFonts w:ascii="Times New Roman" w:hAnsi="Times New Roman" w:cs="Times New Roman"/>
                 <w:sz w:val="24"/>
                 <w:szCs w:val="24"/>
-                <w:highlight w:val="red"/>
-              </w:rPr>
-            </w:pPr>
-            <w:r>
-              <w:rPr>
-                <w:rFonts w:ascii="Times New Roman" w:hAnsi="Times New Roman" w:cs="Times New Roman"/>
-                <w:sz w:val="24"/>
-                <w:szCs w:val="24"/>
-                <w:highlight w:val="red"/>
-              </w:rPr>
-              <w:t>12.07.2026</w:t>
+              </w:rPr>
+            </w:pPr>
+            <w:r>
+              <w:rPr>
+                <w:rFonts w:ascii="Times New Roman" w:hAnsi="Times New Roman" w:cs="Times New Roman"/>
+                <w:sz w:val="24"/>
+                <w:szCs w:val="24"/>
+              </w:rPr>
+              <w:t>22</w:t>
+            </w:r>
+            <w:r>
+              <w:rPr>
+                <w:rFonts w:ascii="Times New Roman" w:hAnsi="Times New Roman" w:cs="Times New Roman"/>
+                <w:sz w:val="24"/>
+                <w:szCs w:val="24"/>
+              </w:rPr>
+              <w:t>.07.2026</w:t>
             </w:r>
           </w:p>
         </w:tc>
@@ -11904,17 +11644,23 @@
                 <w:rFonts w:ascii="Times New Roman" w:hAnsi="Times New Roman" w:cs="Times New Roman"/>
                 <w:sz w:val="24"/>
                 <w:szCs w:val="24"/>
-                <w:highlight w:val="red"/>
-              </w:rPr>
-            </w:pPr>
-            <w:r>
-              <w:rPr>
-                <w:rFonts w:ascii="Times New Roman" w:hAnsi="Times New Roman" w:cs="Times New Roman"/>
-                <w:sz w:val="24"/>
-                <w:szCs w:val="24"/>
-                <w:highlight w:val="red"/>
-              </w:rPr>
-              <w:t>21.07.2026</w:t>
+              </w:rPr>
+            </w:pPr>
+            <w:r>
+              <w:rPr>
+                <w:rFonts w:ascii="Times New Roman" w:hAnsi="Times New Roman" w:cs="Times New Roman"/>
+                <w:sz w:val="24"/>
+                <w:szCs w:val="24"/>
+              </w:rPr>
+              <w:t>25</w:t>
+            </w:r>
+            <w:r>
+              <w:rPr>
+                <w:rFonts w:ascii="Times New Roman" w:hAnsi="Times New Roman" w:cs="Times New Roman"/>
+                <w:sz w:val="24"/>
+                <w:szCs w:val="24"/>
+              </w:rPr>
+              <w:t>.07.2026</w:t>
             </w:r>
           </w:p>
         </w:tc>
@@ -11936,7 +11682,16 @@
                 <w:sz w:val="24"/>
                 <w:szCs w:val="24"/>
               </w:rPr>
-              <w:t>Протокол тестирования (функциональное, нагрузочное, приемочное)</w:t>
+              <w:t xml:space="preserve">Протокол тестирования (функциональное, </w:t>
+            </w:r>
+            <w:r>
+              <w:rPr>
+                <w:rFonts w:ascii="Times New Roman" w:hAnsi="Times New Roman" w:cs="Times New Roman"/>
+                <w:sz w:val="24"/>
+                <w:szCs w:val="24"/>
+              </w:rPr>
+              <w:lastRenderedPageBreak/>
+              <w:t>нагрузочное, приемочное)</w:t>
             </w:r>
           </w:p>
         </w:tc>
@@ -11960,6 +11715,7 @@
                 <w:sz w:val="24"/>
                 <w:szCs w:val="24"/>
               </w:rPr>
+              <w:lastRenderedPageBreak/>
               <w:t>6</w:t>
             </w:r>
           </w:p>
@@ -12147,9 +11903,16 @@
                 <w:rFonts w:ascii="Times New Roman" w:hAnsi="Times New Roman" w:cs="Times New Roman"/>
                 <w:sz w:val="24"/>
                 <w:szCs w:val="24"/>
-                <w:highlight w:val="red"/>
-              </w:rPr>
-              <w:t>01.06.2026</w:t>
+              </w:rPr>
+              <w:t>15.05</w:t>
+            </w:r>
+            <w:r>
+              <w:rPr>
+                <w:rFonts w:ascii="Times New Roman" w:hAnsi="Times New Roman" w:cs="Times New Roman"/>
+                <w:sz w:val="24"/>
+                <w:szCs w:val="24"/>
+              </w:rPr>
+              <w:t>.2026</w:t>
             </w:r>
           </w:p>
         </w:tc>
@@ -12235,7 +11998,6 @@
           <w:szCs w:val="28"/>
           <w:lang w:eastAsia="ru-RU"/>
         </w:rPr>
-        <w:lastRenderedPageBreak/>
         <w:t>4.2. Требования к функциям, выполняемым системой</w:t>
       </w:r>
     </w:p>
@@ -12611,6 +12373,7 @@
                 <w:rFonts w:ascii="Times New Roman" w:hAnsi="Times New Roman" w:cs="Times New Roman"/>
                 <w:sz w:val="24"/>
               </w:rPr>
+              <w:lastRenderedPageBreak/>
               <w:t>Формирование отчета о готовности</w:t>
             </w:r>
           </w:p>
@@ -12706,6 +12469,24 @@
           <w:lang w:eastAsia="ru-RU"/>
         </w:rPr>
       </w:pPr>
+      <w:r>
+        <w:rPr>
+          <w:rFonts w:ascii="Times New Roman" w:eastAsia="Times New Roman" w:hAnsi="Times New Roman" w:cs="Times New Roman"/>
+          <w:sz w:val="28"/>
+          <w:szCs w:val="28"/>
+          <w:lang w:eastAsia="ru-RU"/>
+        </w:rPr>
+        <w:t>4.3.</w:t>
+      </w:r>
+      <w:r>
+        <w:rPr>
+          <w:rFonts w:ascii="Times New Roman" w:eastAsia="Times New Roman" w:hAnsi="Times New Roman" w:cs="Times New Roman"/>
+          <w:sz w:val="28"/>
+          <w:szCs w:val="28"/>
+          <w:lang w:eastAsia="ru-RU"/>
+        </w:rPr>
+        <w:t xml:space="preserve"> Требования к видам обеспечения</w:t>
+      </w:r>
     </w:p>
     <w:p>
       <w:pPr>
@@ -12720,422 +12501,32 @@
           <w:lang w:eastAsia="ru-RU"/>
         </w:rPr>
       </w:pPr>
-    </w:p>
-    <w:p>
-      <w:pPr>
-        <w:spacing w:after="100" w:afterAutospacing="1" w:line="360" w:lineRule="auto"/>
-        <w:ind w:firstLine="709"/>
-        <w:contextualSpacing/>
-        <w:jc w:val="both"/>
-        <w:rPr>
-          <w:rFonts w:ascii="Times New Roman" w:eastAsia="Times New Roman" w:hAnsi="Times New Roman" w:cs="Times New Roman"/>
-          <w:sz w:val="28"/>
-          <w:szCs w:val="28"/>
-          <w:lang w:eastAsia="ru-RU"/>
-        </w:rPr>
-      </w:pPr>
-    </w:p>
-    <w:p>
-      <w:pPr>
-        <w:spacing w:after="100" w:afterAutospacing="1" w:line="360" w:lineRule="auto"/>
-        <w:ind w:firstLine="709"/>
-        <w:contextualSpacing/>
-        <w:jc w:val="both"/>
-        <w:rPr>
-          <w:rFonts w:ascii="Times New Roman" w:eastAsia="Times New Roman" w:hAnsi="Times New Roman" w:cs="Times New Roman"/>
-          <w:sz w:val="28"/>
-          <w:szCs w:val="28"/>
-          <w:lang w:eastAsia="ru-RU"/>
-        </w:rPr>
-      </w:pPr>
-    </w:p>
-    <w:p>
-      <w:pPr>
-        <w:spacing w:after="100" w:afterAutospacing="1" w:line="360" w:lineRule="auto"/>
-        <w:ind w:firstLine="709"/>
-        <w:contextualSpacing/>
-        <w:jc w:val="both"/>
-        <w:rPr>
-          <w:rFonts w:ascii="Times New Roman" w:eastAsia="Times New Roman" w:hAnsi="Times New Roman" w:cs="Times New Roman"/>
-          <w:sz w:val="28"/>
-          <w:szCs w:val="28"/>
-          <w:lang w:eastAsia="ru-RU"/>
-        </w:rPr>
-      </w:pPr>
-      <w:r>
-        <w:rPr>
-          <w:rFonts w:ascii="Times New Roman" w:eastAsia="Times New Roman" w:hAnsi="Times New Roman" w:cs="Times New Roman"/>
-          <w:sz w:val="28"/>
-          <w:szCs w:val="28"/>
-          <w:lang w:eastAsia="ru-RU"/>
-        </w:rPr>
-        <w:lastRenderedPageBreak/>
-        <w:t>4.3. Требования к видам обеспечения</w:t>
-      </w:r>
-    </w:p>
-    <w:p>
-      <w:pPr>
-        <w:spacing w:after="100" w:afterAutospacing="1" w:line="360" w:lineRule="auto"/>
-        <w:ind w:firstLine="709"/>
-        <w:contextualSpacing/>
-        <w:jc w:val="both"/>
-        <w:rPr>
-          <w:rFonts w:ascii="Times New Roman" w:eastAsia="Times New Roman" w:hAnsi="Times New Roman" w:cs="Times New Roman"/>
-          <w:sz w:val="28"/>
-          <w:szCs w:val="28"/>
-          <w:lang w:eastAsia="ru-RU"/>
-        </w:rPr>
-      </w:pPr>
-      <w:r>
-        <w:rPr>
-          <w:rFonts w:ascii="Times New Roman" w:eastAsia="Times New Roman" w:hAnsi="Times New Roman" w:cs="Times New Roman"/>
-          <w:sz w:val="28"/>
-          <w:szCs w:val="28"/>
-          <w:lang w:eastAsia="ru-RU"/>
-        </w:rPr>
-        <w:t xml:space="preserve">4.3.1. Требования к информационному обеспечению </w:t>
-      </w:r>
-    </w:p>
-    <w:p>
-      <w:pPr>
-        <w:spacing w:after="100" w:afterAutospacing="1" w:line="360" w:lineRule="auto"/>
-        <w:contextualSpacing/>
-        <w:jc w:val="both"/>
-        <w:rPr>
-          <w:rFonts w:ascii="Times New Roman" w:eastAsia="Times New Roman" w:hAnsi="Times New Roman" w:cs="Times New Roman"/>
-          <w:sz w:val="28"/>
-          <w:szCs w:val="28"/>
-          <w:lang w:eastAsia="ru-RU"/>
-        </w:rPr>
-      </w:pPr>
-      <w:r>
-        <w:rPr>
-          <w:rFonts w:ascii="Times New Roman" w:eastAsia="Times New Roman" w:hAnsi="Times New Roman" w:cs="Times New Roman"/>
-          <w:sz w:val="28"/>
-          <w:szCs w:val="28"/>
-          <w:lang w:eastAsia="ru-RU"/>
-        </w:rPr>
-        <w:t>Таблица 11 - Требования к информационному обеспечению</w:t>
-      </w:r>
-    </w:p>
-    <w:tbl>
-      <w:tblPr>
-        <w:tblStyle w:val="ab"/>
-        <w:tblW w:w="0" w:type="auto"/>
-        <w:tblLook w:val="04A0" w:firstRow="1" w:lastRow="0" w:firstColumn="1" w:lastColumn="0" w:noHBand="0" w:noVBand="1"/>
-      </w:tblPr>
-      <w:tblGrid>
-        <w:gridCol w:w="2335"/>
-        <w:gridCol w:w="2336"/>
-        <w:gridCol w:w="2336"/>
-        <w:gridCol w:w="2337"/>
-      </w:tblGrid>
-      <w:tr>
-        <w:tc>
-          <w:tcPr>
-            <w:tcW w:w="2336" w:type="dxa"/>
-          </w:tcPr>
-          <w:p>
-            <w:pPr>
-              <w:rPr>
-                <w:rFonts w:ascii="Times New Roman" w:hAnsi="Times New Roman" w:cs="Times New Roman"/>
-                <w:sz w:val="24"/>
-                <w:szCs w:val="24"/>
-              </w:rPr>
-            </w:pPr>
-            <w:r>
-              <w:rPr>
-                <w:rFonts w:ascii="Times New Roman" w:hAnsi="Times New Roman" w:cs="Times New Roman"/>
-                <w:sz w:val="24"/>
-                <w:szCs w:val="24"/>
-              </w:rPr>
-              <w:t>№</w:t>
-            </w:r>
-          </w:p>
-        </w:tc>
-        <w:tc>
-          <w:tcPr>
-            <w:tcW w:w="2336" w:type="dxa"/>
-          </w:tcPr>
-          <w:p>
-            <w:pPr>
-              <w:rPr>
-                <w:rFonts w:ascii="Times New Roman" w:hAnsi="Times New Roman" w:cs="Times New Roman"/>
-                <w:sz w:val="24"/>
-                <w:szCs w:val="24"/>
-              </w:rPr>
-            </w:pPr>
-            <w:r>
-              <w:rPr>
-                <w:rFonts w:ascii="Times New Roman" w:hAnsi="Times New Roman" w:cs="Times New Roman"/>
-                <w:sz w:val="24"/>
-                <w:szCs w:val="24"/>
-              </w:rPr>
-              <w:t>Компонент</w:t>
-            </w:r>
-          </w:p>
-        </w:tc>
-        <w:tc>
-          <w:tcPr>
-            <w:tcW w:w="2336" w:type="dxa"/>
-          </w:tcPr>
-          <w:p>
-            <w:pPr>
-              <w:rPr>
-                <w:rFonts w:ascii="Times New Roman" w:hAnsi="Times New Roman" w:cs="Times New Roman"/>
-                <w:sz w:val="24"/>
-                <w:szCs w:val="24"/>
-              </w:rPr>
-            </w:pPr>
-            <w:r>
-              <w:rPr>
-                <w:rFonts w:ascii="Times New Roman" w:hAnsi="Times New Roman" w:cs="Times New Roman"/>
-                <w:sz w:val="24"/>
-                <w:szCs w:val="24"/>
-              </w:rPr>
-              <w:t>Состав</w:t>
-            </w:r>
-          </w:p>
-        </w:tc>
-        <w:tc>
-          <w:tcPr>
-            <w:tcW w:w="2337" w:type="dxa"/>
-          </w:tcPr>
-          <w:p>
-            <w:pPr>
-              <w:rPr>
-                <w:rFonts w:ascii="Times New Roman" w:hAnsi="Times New Roman" w:cs="Times New Roman"/>
-                <w:sz w:val="24"/>
-                <w:szCs w:val="24"/>
-              </w:rPr>
-            </w:pPr>
-            <w:r>
-              <w:rPr>
-                <w:rFonts w:ascii="Times New Roman" w:hAnsi="Times New Roman" w:cs="Times New Roman"/>
-                <w:sz w:val="24"/>
-                <w:szCs w:val="24"/>
-              </w:rPr>
-              <w:t>Формат</w:t>
-            </w:r>
-          </w:p>
-        </w:tc>
-      </w:tr>
-      <w:tr>
-        <w:tc>
-          <w:tcPr>
-            <w:tcW w:w="2336" w:type="dxa"/>
-          </w:tcPr>
-          <w:p>
-            <w:pPr>
-              <w:rPr>
-                <w:rFonts w:ascii="Times New Roman" w:hAnsi="Times New Roman" w:cs="Times New Roman"/>
-                <w:sz w:val="24"/>
-                <w:szCs w:val="24"/>
-              </w:rPr>
-            </w:pPr>
-            <w:r>
-              <w:rPr>
-                <w:rFonts w:ascii="Times New Roman" w:hAnsi="Times New Roman" w:cs="Times New Roman"/>
-                <w:sz w:val="24"/>
-                <w:szCs w:val="24"/>
-              </w:rPr>
-              <w:t>1</w:t>
-            </w:r>
-          </w:p>
-        </w:tc>
-        <w:tc>
-          <w:tcPr>
-            <w:tcW w:w="2336" w:type="dxa"/>
-          </w:tcPr>
-          <w:p>
-            <w:pPr>
-              <w:rPr>
-                <w:rFonts w:ascii="Times New Roman" w:hAnsi="Times New Roman" w:cs="Times New Roman"/>
-                <w:sz w:val="24"/>
-                <w:szCs w:val="24"/>
-              </w:rPr>
-            </w:pPr>
-            <w:r>
-              <w:rPr>
-                <w:rFonts w:ascii="Times New Roman" w:hAnsi="Times New Roman" w:cs="Times New Roman"/>
-                <w:sz w:val="24"/>
-                <w:szCs w:val="24"/>
-              </w:rPr>
-              <w:t>Справочник тем ПДД</w:t>
-            </w:r>
-          </w:p>
-        </w:tc>
-        <w:tc>
-          <w:tcPr>
-            <w:tcW w:w="2336" w:type="dxa"/>
-          </w:tcPr>
-          <w:p>
-            <w:pPr>
-              <w:rPr>
-                <w:rFonts w:ascii="Times New Roman" w:hAnsi="Times New Roman" w:cs="Times New Roman"/>
-                <w:sz w:val="24"/>
-                <w:szCs w:val="24"/>
-              </w:rPr>
-            </w:pPr>
-            <w:r>
-              <w:rPr>
-                <w:rFonts w:ascii="Times New Roman" w:hAnsi="Times New Roman" w:cs="Times New Roman"/>
-                <w:sz w:val="24"/>
-                <w:szCs w:val="24"/>
-              </w:rPr>
-              <w:t>8 тем: «Дорожные знаки», «Разметка», «Перекрестки», «Скоростной режим», «Расположение ТС», «Штрафы», «Безопасная дистанция», «Прочее».</w:t>
-            </w:r>
-          </w:p>
-        </w:tc>
-        <w:tc>
-          <w:tcPr>
-            <w:tcW w:w="2337" w:type="dxa"/>
-          </w:tcPr>
-          <w:p>
-            <w:pPr>
-              <w:rPr>
-                <w:rFonts w:ascii="Times New Roman" w:hAnsi="Times New Roman" w:cs="Times New Roman"/>
-                <w:sz w:val="24"/>
-                <w:szCs w:val="24"/>
-              </w:rPr>
-            </w:pPr>
-            <w:r>
-              <w:rPr>
-                <w:rFonts w:ascii="Times New Roman" w:hAnsi="Times New Roman" w:cs="Times New Roman"/>
-                <w:sz w:val="24"/>
-                <w:szCs w:val="24"/>
-              </w:rPr>
-              <w:t>Таблица в БД</w:t>
-            </w:r>
-          </w:p>
-        </w:tc>
-      </w:tr>
-      <w:tr>
-        <w:tc>
-          <w:tcPr>
-            <w:tcW w:w="2336" w:type="dxa"/>
-          </w:tcPr>
-          <w:p>
-            <w:pPr>
-              <w:rPr>
-                <w:rFonts w:ascii="Times New Roman" w:hAnsi="Times New Roman" w:cs="Times New Roman"/>
-                <w:sz w:val="24"/>
-                <w:szCs w:val="24"/>
-              </w:rPr>
-            </w:pPr>
-            <w:r>
-              <w:rPr>
-                <w:rFonts w:ascii="Times New Roman" w:hAnsi="Times New Roman" w:cs="Times New Roman"/>
-                <w:sz w:val="24"/>
-                <w:szCs w:val="24"/>
-              </w:rPr>
-              <w:t>2</w:t>
-            </w:r>
-          </w:p>
-        </w:tc>
-        <w:tc>
-          <w:tcPr>
-            <w:tcW w:w="2336" w:type="dxa"/>
-          </w:tcPr>
-          <w:p>
-            <w:pPr>
-              <w:rPr>
-                <w:rFonts w:ascii="Times New Roman" w:hAnsi="Times New Roman" w:cs="Times New Roman"/>
-                <w:sz w:val="24"/>
-                <w:szCs w:val="24"/>
-              </w:rPr>
-            </w:pPr>
-            <w:r>
-              <w:rPr>
-                <w:rFonts w:ascii="Times New Roman" w:hAnsi="Times New Roman" w:cs="Times New Roman"/>
-                <w:sz w:val="24"/>
-                <w:szCs w:val="24"/>
-              </w:rPr>
-              <w:t>Шаблоны билетов</w:t>
-            </w:r>
-          </w:p>
-        </w:tc>
-        <w:tc>
-          <w:tcPr>
-            <w:tcW w:w="2336" w:type="dxa"/>
-          </w:tcPr>
-          <w:p>
-            <w:pPr>
-              <w:rPr>
-                <w:rFonts w:ascii="Times New Roman" w:hAnsi="Times New Roman" w:cs="Times New Roman"/>
-                <w:sz w:val="24"/>
-                <w:szCs w:val="24"/>
-              </w:rPr>
-            </w:pPr>
-            <w:r>
-              <w:rPr>
-                <w:rFonts w:ascii="Times New Roman" w:hAnsi="Times New Roman" w:cs="Times New Roman"/>
-                <w:sz w:val="24"/>
-                <w:szCs w:val="24"/>
-              </w:rPr>
-              <w:t>40 шаблонов (номера 1–40). Каждый содержит 20 ссылок на вопросы.</w:t>
-            </w:r>
-          </w:p>
-        </w:tc>
-        <w:tc>
-          <w:tcPr>
-            <w:tcW w:w="2337" w:type="dxa"/>
-          </w:tcPr>
-          <w:p>
-            <w:pPr>
-              <w:rPr>
-                <w:rFonts w:ascii="Times New Roman" w:hAnsi="Times New Roman" w:cs="Times New Roman"/>
-                <w:sz w:val="24"/>
-                <w:szCs w:val="24"/>
-              </w:rPr>
-            </w:pPr>
-            <w:r>
-              <w:rPr>
-                <w:rFonts w:ascii="Times New Roman" w:hAnsi="Times New Roman" w:cs="Times New Roman"/>
-                <w:sz w:val="24"/>
-                <w:szCs w:val="24"/>
-              </w:rPr>
-              <w:t>Таблица связей</w:t>
-            </w:r>
-          </w:p>
-        </w:tc>
-      </w:tr>
-    </w:tbl>
-    <w:p>
-      <w:pPr>
-        <w:spacing w:after="100" w:afterAutospacing="1" w:line="360" w:lineRule="auto"/>
-        <w:ind w:firstLine="709"/>
-        <w:contextualSpacing/>
-        <w:jc w:val="both"/>
-        <w:rPr>
-          <w:rFonts w:ascii="Times New Roman" w:eastAsia="Times New Roman" w:hAnsi="Times New Roman" w:cs="Times New Roman"/>
-          <w:sz w:val="28"/>
-          <w:szCs w:val="28"/>
-          <w:lang w:eastAsia="ru-RU"/>
-        </w:rPr>
-      </w:pPr>
-    </w:p>
-    <w:p>
-      <w:pPr>
-        <w:spacing w:after="100" w:afterAutospacing="1" w:line="360" w:lineRule="auto"/>
-        <w:ind w:firstLine="709"/>
-        <w:contextualSpacing/>
-        <w:jc w:val="both"/>
-        <w:rPr>
-          <w:rFonts w:ascii="Times New Roman" w:eastAsia="Times New Roman" w:hAnsi="Times New Roman" w:cs="Times New Roman"/>
-          <w:sz w:val="28"/>
-          <w:szCs w:val="28"/>
-          <w:lang w:eastAsia="ru-RU"/>
-        </w:rPr>
-      </w:pPr>
-      <w:r>
-        <w:rPr>
-          <w:rFonts w:ascii="Times New Roman" w:eastAsia="Times New Roman" w:hAnsi="Times New Roman" w:cs="Times New Roman"/>
-          <w:sz w:val="28"/>
-          <w:szCs w:val="28"/>
-          <w:lang w:eastAsia="ru-RU"/>
-        </w:rPr>
-        <w:t>4.3.2. Требования к лингвистическому обеспечению</w:t>
+      <w:r>
+        <w:rPr>
+          <w:rFonts w:ascii="Times New Roman" w:eastAsia="Times New Roman" w:hAnsi="Times New Roman" w:cs="Times New Roman"/>
+          <w:sz w:val="28"/>
+          <w:szCs w:val="28"/>
+          <w:lang w:eastAsia="ru-RU"/>
+        </w:rPr>
+        <w:t>4.3.</w:t>
+      </w:r>
+      <w:r>
+        <w:rPr>
+          <w:rFonts w:ascii="Times New Roman" w:eastAsia="Times New Roman" w:hAnsi="Times New Roman" w:cs="Times New Roman"/>
+          <w:sz w:val="28"/>
+          <w:szCs w:val="28"/>
+          <w:lang w:val="en-US" w:eastAsia="ru-RU"/>
+        </w:rPr>
+        <w:t>1</w:t>
+      </w:r>
+      <w:r>
+        <w:rPr>
+          <w:rFonts w:ascii="Times New Roman" w:eastAsia="Times New Roman" w:hAnsi="Times New Roman" w:cs="Times New Roman"/>
+          <w:sz w:val="28"/>
+          <w:szCs w:val="28"/>
+          <w:lang w:eastAsia="ru-RU"/>
+        </w:rPr>
+        <w:t>. Требования к лингвистическому обеспечению</w:t>
       </w:r>
     </w:p>
     <w:p>
@@ -13174,7 +12565,7 @@
       <w:tr>
         <w:tc>
           <w:tcPr>
-            <w:tcW w:w="3115" w:type="dxa"/>
+            <w:tcW w:w="3114" w:type="dxa"/>
           </w:tcPr>
           <w:p>
             <w:pPr>
@@ -13236,7 +12627,7 @@
       <w:tr>
         <w:tc>
           <w:tcPr>
-            <w:tcW w:w="3115" w:type="dxa"/>
+            <w:tcW w:w="3114" w:type="dxa"/>
           </w:tcPr>
           <w:p>
             <w:pPr>
@@ -13298,6 +12689,26 @@
       <w:tr>
         <w:tc>
           <w:tcPr>
+            <w:tcW w:w="3114" w:type="dxa"/>
+          </w:tcPr>
+          <w:p>
+            <w:pPr>
+              <w:rPr>
+                <w:rFonts w:ascii="Times New Roman" w:hAnsi="Times New Roman" w:cs="Times New Roman"/>
+                <w:sz w:val="24"/>
+              </w:rPr>
+            </w:pPr>
+            <w:r>
+              <w:rPr>
+                <w:rFonts w:ascii="Times New Roman" w:hAnsi="Times New Roman" w:cs="Times New Roman"/>
+                <w:sz w:val="24"/>
+              </w:rPr>
+              <w:t>2</w:t>
+            </w:r>
+          </w:p>
+        </w:tc>
+        <w:tc>
+          <w:tcPr>
             <w:tcW w:w="3115" w:type="dxa"/>
           </w:tcPr>
           <w:p>
@@ -13312,7 +12723,7 @@
                 <w:rFonts w:ascii="Times New Roman" w:hAnsi="Times New Roman" w:cs="Times New Roman"/>
                 <w:sz w:val="24"/>
               </w:rPr>
-              <w:t>2</w:t>
+              <w:t>Формулировки вопросов</w:t>
             </w:r>
           </w:p>
         </w:tc>
@@ -13332,97 +12743,7 @@
                 <w:rFonts w:ascii="Times New Roman" w:hAnsi="Times New Roman" w:cs="Times New Roman"/>
                 <w:sz w:val="24"/>
               </w:rPr>
-              <w:t>Формулировки вопросов</w:t>
-            </w:r>
-          </w:p>
-        </w:tc>
-        <w:tc>
-          <w:tcPr>
-            <w:tcW w:w="3115" w:type="dxa"/>
-          </w:tcPr>
-          <w:p>
-            <w:pPr>
-              <w:rPr>
-                <w:rFonts w:ascii="Times New Roman" w:hAnsi="Times New Roman" w:cs="Times New Roman"/>
-                <w:sz w:val="24"/>
-              </w:rPr>
-            </w:pPr>
-            <w:r>
-              <w:rPr>
-                <w:rFonts w:ascii="Times New Roman" w:hAnsi="Times New Roman" w:cs="Times New Roman"/>
-                <w:sz w:val="24"/>
-              </w:rPr>
               <w:t>Точное соответствие официальным экзаменационным билетам ПДД. Изменение допускается только для исправления орфографических ошибок.</w:t>
-            </w:r>
-          </w:p>
-        </w:tc>
-      </w:tr>
-      <w:tr>
-        <w:tc>
-          <w:tcPr>
-            <w:tcW w:w="3115" w:type="dxa"/>
-          </w:tcPr>
-          <w:p>
-            <w:pPr>
-              <w:rPr>
-                <w:rFonts w:ascii="Times New Roman" w:hAnsi="Times New Roman" w:cs="Times New Roman"/>
-                <w:sz w:val="24"/>
-              </w:rPr>
-            </w:pPr>
-            <w:r>
-              <w:rPr>
-                <w:rFonts w:ascii="Times New Roman" w:hAnsi="Times New Roman" w:cs="Times New Roman"/>
-                <w:sz w:val="24"/>
-              </w:rPr>
-              <w:t>3</w:t>
-            </w:r>
-          </w:p>
-        </w:tc>
-        <w:tc>
-          <w:tcPr>
-            <w:tcW w:w="3115" w:type="dxa"/>
-          </w:tcPr>
-          <w:p>
-            <w:pPr>
-              <w:rPr>
-                <w:rFonts w:ascii="Times New Roman" w:hAnsi="Times New Roman" w:cs="Times New Roman"/>
-                <w:sz w:val="24"/>
-              </w:rPr>
-            </w:pPr>
-            <w:r>
-              <w:rPr>
-                <w:rFonts w:ascii="Times New Roman" w:hAnsi="Times New Roman" w:cs="Times New Roman"/>
-                <w:sz w:val="24"/>
-              </w:rPr>
-              <w:t>Системные сообщения</w:t>
-            </w:r>
-          </w:p>
-        </w:tc>
-        <w:tc>
-          <w:tcPr>
-            <w:tcW w:w="3115" w:type="dxa"/>
-          </w:tcPr>
-          <w:p>
-            <w:pPr>
-              <w:rPr>
-                <w:rFonts w:ascii="Times New Roman" w:hAnsi="Times New Roman" w:cs="Times New Roman"/>
-                <w:sz w:val="24"/>
-              </w:rPr>
-            </w:pPr>
-            <w:r>
-              <w:rPr>
-                <w:rFonts w:ascii="Times New Roman" w:hAnsi="Times New Roman" w:cs="Times New Roman"/>
-                <w:sz w:val="24"/>
-              </w:rPr>
-              <w:t xml:space="preserve">Дружелюбные, но информативные: «Вы </w:t>
-            </w:r>
-            <w:r>
-              <w:rPr>
-                <w:rFonts w:ascii="Times New Roman" w:hAnsi="Times New Roman" w:cs="Times New Roman"/>
-                <w:sz w:val="24"/>
-              </w:rPr>
-              <w:lastRenderedPageBreak/>
-              <w:t>превысили лимит ошибок (2). Тест остановлен».</w:t>
             </w:r>
           </w:p>
         </w:tc>
@@ -13431,7 +12752,6 @@
     <w:p>
       <w:pPr>
         <w:spacing w:after="100" w:afterAutospacing="1" w:line="360" w:lineRule="auto"/>
-        <w:ind w:firstLine="709"/>
         <w:contextualSpacing/>
         <w:jc w:val="both"/>
         <w:rPr>
@@ -13633,6 +12953,7 @@
           <w:szCs w:val="28"/>
           <w:lang w:eastAsia="ru-RU"/>
         </w:rPr>
+        <w:lastRenderedPageBreak/>
         <w:t>5.2. Перечень этапов и работ</w:t>
       </w:r>
     </w:p>
@@ -13718,7 +13039,7 @@
       <w:tr>
         <w:tc>
           <w:tcPr>
-            <w:tcW w:w="3115" w:type="dxa"/>
+            <w:tcW w:w="3114" w:type="dxa"/>
           </w:tcPr>
           <w:p>
             <w:pPr>
@@ -13786,7 +13107,7 @@
       <w:tr>
         <w:tc>
           <w:tcPr>
-            <w:tcW w:w="3115" w:type="dxa"/>
+            <w:tcW w:w="3114" w:type="dxa"/>
           </w:tcPr>
           <w:p>
             <w:pPr>
@@ -13854,6 +13175,28 @@
       <w:tr>
         <w:tc>
           <w:tcPr>
+            <w:tcW w:w="3114" w:type="dxa"/>
+          </w:tcPr>
+          <w:p>
+            <w:pPr>
+              <w:rPr>
+                <w:rFonts w:ascii="Times New Roman" w:hAnsi="Times New Roman" w:cs="Times New Roman"/>
+                <w:sz w:val="24"/>
+                <w:szCs w:val="24"/>
+              </w:rPr>
+            </w:pPr>
+            <w:r>
+              <w:rPr>
+                <w:rFonts w:ascii="Times New Roman" w:hAnsi="Times New Roman" w:cs="Times New Roman"/>
+                <w:sz w:val="24"/>
+                <w:szCs w:val="24"/>
+              </w:rPr>
+              <w:t>1.2</w:t>
+            </w:r>
+          </w:p>
+        </w:tc>
+        <w:tc>
+          <w:tcPr>
             <w:tcW w:w="3115" w:type="dxa"/>
           </w:tcPr>
           <w:p>
@@ -13870,7 +13213,7 @@
                 <w:sz w:val="24"/>
                 <w:szCs w:val="24"/>
               </w:rPr>
-              <w:t>1.2</w:t>
+              <w:t>Сбор исходных данных</w:t>
             </w:r>
           </w:p>
         </w:tc>
@@ -13892,38 +13235,15 @@
                 <w:sz w:val="24"/>
                 <w:szCs w:val="24"/>
               </w:rPr>
-              <w:t>Сбор исходных данных</w:t>
-            </w:r>
-          </w:p>
-        </w:tc>
-        <w:tc>
-          <w:tcPr>
-            <w:tcW w:w="3115" w:type="dxa"/>
-          </w:tcPr>
-          <w:p>
-            <w:pPr>
-              <w:rPr>
-                <w:rFonts w:ascii="Times New Roman" w:hAnsi="Times New Roman" w:cs="Times New Roman"/>
-                <w:sz w:val="24"/>
-                <w:szCs w:val="24"/>
-              </w:rPr>
-            </w:pPr>
-            <w:r>
-              <w:rPr>
-                <w:rFonts w:ascii="Times New Roman" w:hAnsi="Times New Roman" w:cs="Times New Roman"/>
-                <w:sz w:val="24"/>
-                <w:szCs w:val="24"/>
-              </w:rPr>
-              <w:t xml:space="preserve">Формирование перечня актуальных экзаменационных билетов ПДД (40 билетов × 20 вопросов), сбор </w:t>
-            </w:r>
-            <w:r>
-              <w:rPr>
-                <w:rFonts w:ascii="Times New Roman" w:hAnsi="Times New Roman" w:cs="Times New Roman"/>
-                <w:sz w:val="24"/>
-                <w:szCs w:val="24"/>
-              </w:rPr>
-              <w:lastRenderedPageBreak/>
-              <w:t>нормативных документов (ПДД РФ)</w:t>
+              <w:t>Формирование перечня актуальн</w:t>
+            </w:r>
+            <w:r>
+              <w:rPr>
+                <w:rFonts w:ascii="Times New Roman" w:hAnsi="Times New Roman" w:cs="Times New Roman"/>
+                <w:sz w:val="24"/>
+                <w:szCs w:val="24"/>
+              </w:rPr>
+              <w:t xml:space="preserve">ых экзаменационных билетов ПДД </w:t>
             </w:r>
           </w:p>
         </w:tc>
@@ -13931,6 +13251,38 @@
       <w:tr>
         <w:tc>
           <w:tcPr>
+            <w:tcW w:w="3114" w:type="dxa"/>
+          </w:tcPr>
+          <w:p>
+            <w:pPr>
+              <w:rPr>
+                <w:rFonts w:ascii="Times New Roman" w:hAnsi="Times New Roman" w:cs="Times New Roman"/>
+                <w:sz w:val="24"/>
+                <w:szCs w:val="24"/>
+                <w:lang w:val="en-US"/>
+              </w:rPr>
+            </w:pPr>
+            <w:r>
+              <w:rPr>
+                <w:rFonts w:ascii="Times New Roman" w:hAnsi="Times New Roman" w:cs="Times New Roman"/>
+                <w:sz w:val="24"/>
+                <w:szCs w:val="24"/>
+              </w:rPr>
+              <w:t>1.</w:t>
+            </w:r>
+            <w:r>
+              <w:rPr>
+                <w:rFonts w:ascii="Times New Roman" w:hAnsi="Times New Roman" w:cs="Times New Roman"/>
+                <w:sz w:val="24"/>
+                <w:szCs w:val="24"/>
+                <w:lang w:val="en-US"/>
+              </w:rPr>
+              <w:t>3</w:t>
+            </w:r>
+          </w:p>
+        </w:tc>
+        <w:tc>
+          <w:tcPr>
             <w:tcW w:w="3115" w:type="dxa"/>
           </w:tcPr>
           <w:p>
@@ -13947,8 +13299,7 @@
                 <w:sz w:val="24"/>
                 <w:szCs w:val="24"/>
               </w:rPr>
-              <w:lastRenderedPageBreak/>
-              <w:t>1.3</w:t>
+              <w:t>Разработка технического задания</w:t>
             </w:r>
           </w:p>
         </w:tc>
@@ -13970,29 +13321,7 @@
                 <w:sz w:val="24"/>
                 <w:szCs w:val="24"/>
               </w:rPr>
-              <w:t xml:space="preserve">Анализ существующих аналогов </w:t>
-            </w:r>
-          </w:p>
-        </w:tc>
-        <w:tc>
-          <w:tcPr>
-            <w:tcW w:w="3115" w:type="dxa"/>
-          </w:tcPr>
-          <w:p>
-            <w:pPr>
-              <w:rPr>
-                <w:rFonts w:ascii="Times New Roman" w:hAnsi="Times New Roman" w:cs="Times New Roman"/>
-                <w:sz w:val="24"/>
-                <w:szCs w:val="24"/>
-              </w:rPr>
-            </w:pPr>
-            <w:r>
-              <w:rPr>
-                <w:rFonts w:ascii="Times New Roman" w:hAnsi="Times New Roman" w:cs="Times New Roman"/>
-                <w:sz w:val="24"/>
-                <w:szCs w:val="24"/>
-              </w:rPr>
-              <w:t>Обзор 3–5 существующих онлайн-сервисов, выявление их недостатков (устаревшие вопросы, отсутствие пояснений, реклама)</w:t>
+              <w:t>Формулирование требований к функциям, объектам автоматизации, показателям назначения, видам обеспечения</w:t>
             </w:r>
           </w:p>
         </w:tc>
@@ -14000,91 +13329,33 @@
       <w:tr>
         <w:tc>
           <w:tcPr>
-            <w:tcW w:w="3115" w:type="dxa"/>
-          </w:tcPr>
-          <w:p>
-            <w:pPr>
-              <w:rPr>
-                <w:rFonts w:ascii="Times New Roman" w:hAnsi="Times New Roman" w:cs="Times New Roman"/>
-                <w:sz w:val="24"/>
-                <w:szCs w:val="24"/>
-              </w:rPr>
-            </w:pPr>
-            <w:r>
-              <w:rPr>
-                <w:rFonts w:ascii="Times New Roman" w:hAnsi="Times New Roman" w:cs="Times New Roman"/>
-                <w:sz w:val="24"/>
-                <w:szCs w:val="24"/>
-              </w:rPr>
-              <w:t>1.4</w:t>
-            </w:r>
-          </w:p>
-        </w:tc>
-        <w:tc>
-          <w:tcPr>
-            <w:tcW w:w="3115" w:type="dxa"/>
-          </w:tcPr>
-          <w:p>
-            <w:pPr>
-              <w:rPr>
-                <w:rFonts w:ascii="Times New Roman" w:hAnsi="Times New Roman" w:cs="Times New Roman"/>
-                <w:sz w:val="24"/>
-                <w:szCs w:val="24"/>
-              </w:rPr>
-            </w:pPr>
-            <w:r>
-              <w:rPr>
-                <w:rFonts w:ascii="Times New Roman" w:hAnsi="Times New Roman" w:cs="Times New Roman"/>
-                <w:sz w:val="24"/>
-                <w:szCs w:val="24"/>
-              </w:rPr>
-              <w:t>Разработка технического задания</w:t>
-            </w:r>
-          </w:p>
-        </w:tc>
-        <w:tc>
-          <w:tcPr>
-            <w:tcW w:w="3115" w:type="dxa"/>
-          </w:tcPr>
-          <w:p>
-            <w:pPr>
-              <w:rPr>
-                <w:rFonts w:ascii="Times New Roman" w:hAnsi="Times New Roman" w:cs="Times New Roman"/>
-                <w:sz w:val="24"/>
-                <w:szCs w:val="24"/>
-              </w:rPr>
-            </w:pPr>
-            <w:r>
-              <w:rPr>
-                <w:rFonts w:ascii="Times New Roman" w:hAnsi="Times New Roman" w:cs="Times New Roman"/>
-                <w:sz w:val="24"/>
-                <w:szCs w:val="24"/>
-              </w:rPr>
-              <w:t>Формулирование требований к функциям, объектам автоматизации, показателям назначения, видам обеспечения</w:t>
-            </w:r>
-          </w:p>
-        </w:tc>
-      </w:tr>
-      <w:tr>
-        <w:tc>
-          <w:tcPr>
-            <w:tcW w:w="3115" w:type="dxa"/>
-          </w:tcPr>
-          <w:p>
-            <w:pPr>
-              <w:rPr>
-                <w:rFonts w:ascii="Times New Roman" w:hAnsi="Times New Roman" w:cs="Times New Roman"/>
-                <w:sz w:val="24"/>
-                <w:szCs w:val="24"/>
-              </w:rPr>
-            </w:pPr>
-            <w:r>
-              <w:rPr>
-                <w:rFonts w:ascii="Times New Roman" w:hAnsi="Times New Roman" w:cs="Times New Roman"/>
-                <w:sz w:val="24"/>
-                <w:szCs w:val="24"/>
-              </w:rPr>
-              <w:t>1.5</w:t>
+            <w:tcW w:w="3114" w:type="dxa"/>
+          </w:tcPr>
+          <w:p>
+            <w:pPr>
+              <w:rPr>
+                <w:rFonts w:ascii="Times New Roman" w:hAnsi="Times New Roman" w:cs="Times New Roman"/>
+                <w:sz w:val="24"/>
+                <w:szCs w:val="24"/>
+                <w:lang w:val="en-US"/>
+              </w:rPr>
+            </w:pPr>
+            <w:r>
+              <w:rPr>
+                <w:rFonts w:ascii="Times New Roman" w:hAnsi="Times New Roman" w:cs="Times New Roman"/>
+                <w:sz w:val="24"/>
+                <w:szCs w:val="24"/>
+              </w:rPr>
+              <w:t>1.</w:t>
+            </w:r>
+            <w:r>
+              <w:rPr>
+                <w:rFonts w:ascii="Times New Roman" w:hAnsi="Times New Roman" w:cs="Times New Roman"/>
+                <w:sz w:val="24"/>
+                <w:szCs w:val="24"/>
+                <w:lang w:val="en-US"/>
+              </w:rPr>
+              <w:t>4</w:t>
             </w:r>
           </w:p>
         </w:tc>
@@ -14341,7 +13612,7 @@
                 <w:sz w:val="24"/>
                 <w:szCs w:val="24"/>
               </w:rPr>
-              <w:t>Выбор клиент-серверной архитектуры, определение компонентов (фронтенд, бэкенд, БД, оффлайн-хранилище)</w:t>
+              <w:t>Выбор клиент-серверной архитектуры, определение компонентов (фронтенд, бэкенд, БД)</w:t>
             </w:r>
           </w:p>
         </w:tc>
@@ -14464,6 +13735,7 @@
                 <w:sz w:val="24"/>
                 <w:szCs w:val="24"/>
               </w:rPr>
+              <w:lastRenderedPageBreak/>
               <w:t>2.3</w:t>
             </w:r>
           </w:p>
@@ -14581,7 +13853,7 @@
                 <w:sz w:val="24"/>
                 <w:szCs w:val="24"/>
               </w:rPr>
-              <w:t>Разработка матрицы доступа (администратор, пользователь, гость)</w:t>
+              <w:t>Разработка матрицы доступа (администратор, пользователь)</w:t>
             </w:r>
           </w:p>
         </w:tc>
@@ -14671,14 +13943,27 @@
           <w:lang w:eastAsia="ru-RU"/>
         </w:rPr>
       </w:pPr>
-      <w:r>
-        <w:rPr>
-          <w:rFonts w:ascii="Times New Roman" w:eastAsia="Times New Roman" w:hAnsi="Times New Roman" w:cs="Times New Roman"/>
-          <w:sz w:val="28"/>
-          <w:szCs w:val="28"/>
-          <w:lang w:eastAsia="ru-RU"/>
-        </w:rPr>
-        <w:lastRenderedPageBreak/>
+    </w:p>
+    <w:p>
+      <w:pPr>
+        <w:spacing w:after="100" w:afterAutospacing="1" w:line="360" w:lineRule="auto"/>
+        <w:ind w:firstLine="709"/>
+        <w:contextualSpacing/>
+        <w:jc w:val="both"/>
+        <w:rPr>
+          <w:rFonts w:ascii="Times New Roman" w:eastAsia="Times New Roman" w:hAnsi="Times New Roman" w:cs="Times New Roman"/>
+          <w:sz w:val="28"/>
+          <w:szCs w:val="28"/>
+          <w:lang w:eastAsia="ru-RU"/>
+        </w:rPr>
+      </w:pPr>
+      <w:r>
+        <w:rPr>
+          <w:rFonts w:ascii="Times New Roman" w:eastAsia="Times New Roman" w:hAnsi="Times New Roman" w:cs="Times New Roman"/>
+          <w:sz w:val="28"/>
+          <w:szCs w:val="28"/>
+          <w:lang w:eastAsia="ru-RU"/>
+        </w:rPr>
         <w:t>Этап 3. Разработка программного обеспечения (кодирование)</w:t>
       </w:r>
     </w:p>
@@ -14879,15 +14164,13 @@
                 <w:rFonts w:ascii="Times New Roman" w:hAnsi="Times New Roman" w:cs="Times New Roman"/>
                 <w:sz w:val="24"/>
                 <w:szCs w:val="24"/>
-                <w:highlight w:val="red"/>
-              </w:rPr>
-            </w:pPr>
-            <w:r>
-              <w:rPr>
-                <w:rFonts w:ascii="Times New Roman" w:hAnsi="Times New Roman" w:cs="Times New Roman"/>
-                <w:sz w:val="24"/>
-                <w:szCs w:val="24"/>
-                <w:highlight w:val="red"/>
+              </w:rPr>
+            </w:pPr>
+            <w:r>
+              <w:rPr>
+                <w:rFonts w:ascii="Times New Roman" w:hAnsi="Times New Roman" w:cs="Times New Roman"/>
+                <w:sz w:val="24"/>
+                <w:szCs w:val="24"/>
               </w:rPr>
               <w:t>3.2</w:t>
             </w:r>
@@ -14904,15 +14187,13 @@
                 <w:rFonts w:ascii="Times New Roman" w:hAnsi="Times New Roman" w:cs="Times New Roman"/>
                 <w:sz w:val="24"/>
                 <w:szCs w:val="24"/>
-                <w:highlight w:val="red"/>
-              </w:rPr>
-            </w:pPr>
-            <w:r>
-              <w:rPr>
-                <w:rFonts w:ascii="Times New Roman" w:hAnsi="Times New Roman" w:cs="Times New Roman"/>
-                <w:sz w:val="24"/>
-                <w:szCs w:val="24"/>
-                <w:highlight w:val="red"/>
+              </w:rPr>
+            </w:pPr>
+            <w:r>
+              <w:rPr>
+                <w:rFonts w:ascii="Times New Roman" w:hAnsi="Times New Roman" w:cs="Times New Roman"/>
+                <w:sz w:val="24"/>
+                <w:szCs w:val="24"/>
               </w:rPr>
               <w:t>Реализация модели данных</w:t>
             </w:r>
@@ -14929,17 +14210,23 @@
                 <w:rFonts w:ascii="Times New Roman" w:hAnsi="Times New Roman" w:cs="Times New Roman"/>
                 <w:sz w:val="24"/>
                 <w:szCs w:val="24"/>
-                <w:highlight w:val="red"/>
-              </w:rPr>
-            </w:pPr>
-            <w:r>
-              <w:rPr>
-                <w:rFonts w:ascii="Times New Roman" w:hAnsi="Times New Roman" w:cs="Times New Roman"/>
-                <w:sz w:val="24"/>
-                <w:szCs w:val="24"/>
-                <w:highlight w:val="red"/>
-              </w:rPr>
-              <w:t>Создание таблиц БД через ORM (Django Models), миграции</w:t>
+              </w:rPr>
+            </w:pPr>
+            <w:r>
+              <w:rPr>
+                <w:rFonts w:ascii="Times New Roman" w:hAnsi="Times New Roman" w:cs="Times New Roman"/>
+                <w:sz w:val="24"/>
+                <w:szCs w:val="24"/>
+              </w:rPr>
+              <w:t>Создание таблиц БД через Django Models</w:t>
+            </w:r>
+            <w:r>
+              <w:rPr>
+                <w:rFonts w:ascii="Times New Roman" w:hAnsi="Times New Roman" w:cs="Times New Roman"/>
+                <w:sz w:val="24"/>
+                <w:szCs w:val="24"/>
+              </w:rPr>
+              <w:t>, миграции</w:t>
             </w:r>
           </w:p>
         </w:tc>
@@ -15451,6 +14738,7 @@
                 <w:sz w:val="24"/>
                 <w:szCs w:val="24"/>
               </w:rPr>
+              <w:lastRenderedPageBreak/>
               <w:t>3.9</w:t>
             </w:r>
           </w:p>
@@ -15655,7 +14943,6 @@
                 <w:sz w:val="24"/>
                 <w:szCs w:val="24"/>
               </w:rPr>
-              <w:lastRenderedPageBreak/>
               <w:t>3.12</w:t>
             </w:r>
           </w:p>
@@ -15986,7 +15273,19 @@
             <w:tcW w:w="3115" w:type="dxa"/>
           </w:tcPr>
           <w:p>
-            <w:r>
+            <w:pPr>
+              <w:rPr>
+                <w:rFonts w:ascii="Times New Roman" w:hAnsi="Times New Roman" w:cs="Times New Roman"/>
+                <w:sz w:val="24"/>
+                <w:szCs w:val="24"/>
+              </w:rPr>
+            </w:pPr>
+            <w:r>
+              <w:rPr>
+                <w:rFonts w:ascii="Times New Roman" w:hAnsi="Times New Roman" w:cs="Times New Roman"/>
+                <w:sz w:val="24"/>
+                <w:szCs w:val="24"/>
+              </w:rPr>
               <w:t>№</w:t>
             </w:r>
           </w:p>
@@ -15996,7 +15295,19 @@
             <w:tcW w:w="3115" w:type="dxa"/>
           </w:tcPr>
           <w:p>
-            <w:r>
+            <w:pPr>
+              <w:rPr>
+                <w:rFonts w:ascii="Times New Roman" w:hAnsi="Times New Roman" w:cs="Times New Roman"/>
+                <w:sz w:val="24"/>
+                <w:szCs w:val="24"/>
+              </w:rPr>
+            </w:pPr>
+            <w:r>
+              <w:rPr>
+                <w:rFonts w:ascii="Times New Roman" w:hAnsi="Times New Roman" w:cs="Times New Roman"/>
+                <w:sz w:val="24"/>
+                <w:szCs w:val="24"/>
+              </w:rPr>
               <w:t>Работа</w:t>
             </w:r>
           </w:p>
@@ -16006,7 +15317,19 @@
             <w:tcW w:w="3115" w:type="dxa"/>
           </w:tcPr>
           <w:p>
-            <w:r>
+            <w:pPr>
+              <w:rPr>
+                <w:rFonts w:ascii="Times New Roman" w:hAnsi="Times New Roman" w:cs="Times New Roman"/>
+                <w:sz w:val="24"/>
+                <w:szCs w:val="24"/>
+              </w:rPr>
+            </w:pPr>
+            <w:r>
+              <w:rPr>
+                <w:rFonts w:ascii="Times New Roman" w:hAnsi="Times New Roman" w:cs="Times New Roman"/>
+                <w:sz w:val="24"/>
+                <w:szCs w:val="24"/>
+              </w:rPr>
               <w:t>Содержание</w:t>
             </w:r>
           </w:p>
@@ -16018,7 +15341,19 @@
             <w:tcW w:w="3115" w:type="dxa"/>
           </w:tcPr>
           <w:p>
-            <w:r>
+            <w:pPr>
+              <w:rPr>
+                <w:rFonts w:ascii="Times New Roman" w:hAnsi="Times New Roman" w:cs="Times New Roman"/>
+                <w:sz w:val="24"/>
+                <w:szCs w:val="24"/>
+              </w:rPr>
+            </w:pPr>
+            <w:r>
+              <w:rPr>
+                <w:rFonts w:ascii="Times New Roman" w:hAnsi="Times New Roman" w:cs="Times New Roman"/>
+                <w:sz w:val="24"/>
+                <w:szCs w:val="24"/>
+              </w:rPr>
               <w:t>4.1</w:t>
             </w:r>
           </w:p>
@@ -16028,7 +15363,19 @@
             <w:tcW w:w="3115" w:type="dxa"/>
           </w:tcPr>
           <w:p>
-            <w:r>
+            <w:pPr>
+              <w:rPr>
+                <w:rFonts w:ascii="Times New Roman" w:hAnsi="Times New Roman" w:cs="Times New Roman"/>
+                <w:sz w:val="24"/>
+                <w:szCs w:val="24"/>
+              </w:rPr>
+            </w:pPr>
+            <w:r>
+              <w:rPr>
+                <w:rFonts w:ascii="Times New Roman" w:hAnsi="Times New Roman" w:cs="Times New Roman"/>
+                <w:sz w:val="24"/>
+                <w:szCs w:val="24"/>
+              </w:rPr>
               <w:t>Сбор актуальных экзаменационных билетов</w:t>
             </w:r>
           </w:p>
@@ -16038,14 +15385,20 @@
             <w:tcW w:w="3115" w:type="dxa"/>
           </w:tcPr>
           <w:p>
-            <w:r>
-              <w:t xml:space="preserve">Получение официальных билетов </w:t>
-            </w:r>
-            <w:r>
-              <w:t xml:space="preserve">ПДД </w:t>
-            </w:r>
-            <w:r>
-              <w:t>(актуальная версия на июль 2026 года)</w:t>
+            <w:pPr>
+              <w:rPr>
+                <w:rFonts w:ascii="Times New Roman" w:hAnsi="Times New Roman" w:cs="Times New Roman"/>
+                <w:sz w:val="24"/>
+                <w:szCs w:val="24"/>
+              </w:rPr>
+            </w:pPr>
+            <w:r>
+              <w:rPr>
+                <w:rFonts w:ascii="Times New Roman" w:hAnsi="Times New Roman" w:cs="Times New Roman"/>
+                <w:sz w:val="24"/>
+                <w:szCs w:val="24"/>
+              </w:rPr>
+              <w:t>Получение официальных билетов ПДД (актуальная версия на июль 2026 года)</w:t>
             </w:r>
           </w:p>
         </w:tc>
@@ -16056,7 +15409,19 @@
             <w:tcW w:w="3115" w:type="dxa"/>
           </w:tcPr>
           <w:p>
-            <w:r>
+            <w:pPr>
+              <w:rPr>
+                <w:rFonts w:ascii="Times New Roman" w:hAnsi="Times New Roman" w:cs="Times New Roman"/>
+                <w:sz w:val="24"/>
+                <w:szCs w:val="24"/>
+              </w:rPr>
+            </w:pPr>
+            <w:r>
+              <w:rPr>
+                <w:rFonts w:ascii="Times New Roman" w:hAnsi="Times New Roman" w:cs="Times New Roman"/>
+                <w:sz w:val="24"/>
+                <w:szCs w:val="24"/>
+              </w:rPr>
               <w:t>4.2</w:t>
             </w:r>
           </w:p>
@@ -16066,7 +15431,19 @@
             <w:tcW w:w="3115" w:type="dxa"/>
           </w:tcPr>
           <w:p>
-            <w:r>
+            <w:pPr>
+              <w:rPr>
+                <w:rFonts w:ascii="Times New Roman" w:hAnsi="Times New Roman" w:cs="Times New Roman"/>
+                <w:sz w:val="24"/>
+                <w:szCs w:val="24"/>
+              </w:rPr>
+            </w:pPr>
+            <w:r>
+              <w:rPr>
+                <w:rFonts w:ascii="Times New Roman" w:hAnsi="Times New Roman" w:cs="Times New Roman"/>
+                <w:sz w:val="24"/>
+                <w:szCs w:val="24"/>
+              </w:rPr>
               <w:t>Структурирование вопросов</w:t>
             </w:r>
           </w:p>
@@ -16076,11 +15453,37 @@
             <w:tcW w:w="3115" w:type="dxa"/>
           </w:tcPr>
           <w:p>
-            <w:r>
+            <w:pPr>
+              <w:rPr>
+                <w:rFonts w:ascii="Times New Roman" w:hAnsi="Times New Roman" w:cs="Times New Roman"/>
+                <w:sz w:val="24"/>
+                <w:szCs w:val="24"/>
+              </w:rPr>
+            </w:pPr>
+            <w:r>
+              <w:rPr>
+                <w:rFonts w:ascii="Times New Roman" w:hAnsi="Times New Roman" w:cs="Times New Roman"/>
+                <w:sz w:val="24"/>
+                <w:szCs w:val="24"/>
+              </w:rPr>
               <w:t xml:space="preserve">Преобразование в формат </w:t>
             </w:r>
             <w:r>
-              <w:t>CSV (вопрос, 4 варианта, правильный ответ, тема)</w:t>
+              <w:rPr>
+                <w:rFonts w:ascii="Times New Roman" w:hAnsi="Times New Roman" w:cs="Times New Roman"/>
+                <w:sz w:val="24"/>
+                <w:szCs w:val="24"/>
+                <w:lang w:val="en-US"/>
+              </w:rPr>
+              <w:t>JSON</w:t>
+            </w:r>
+            <w:r>
+              <w:rPr>
+                <w:rFonts w:ascii="Times New Roman" w:hAnsi="Times New Roman" w:cs="Times New Roman"/>
+                <w:sz w:val="24"/>
+                <w:szCs w:val="24"/>
+              </w:rPr>
+              <w:t xml:space="preserve"> (вопрос, 4 варианта, правильный ответ)</w:t>
             </w:r>
           </w:p>
         </w:tc>
@@ -16091,7 +15494,19 @@
             <w:tcW w:w="3115" w:type="dxa"/>
           </w:tcPr>
           <w:p>
-            <w:r>
+            <w:pPr>
+              <w:rPr>
+                <w:rFonts w:ascii="Times New Roman" w:hAnsi="Times New Roman" w:cs="Times New Roman"/>
+                <w:sz w:val="24"/>
+                <w:szCs w:val="24"/>
+              </w:rPr>
+            </w:pPr>
+            <w:r>
+              <w:rPr>
+                <w:rFonts w:ascii="Times New Roman" w:hAnsi="Times New Roman" w:cs="Times New Roman"/>
+                <w:sz w:val="24"/>
+                <w:szCs w:val="24"/>
+              </w:rPr>
               <w:t>4.3</w:t>
             </w:r>
           </w:p>
@@ -16101,7 +15516,19 @@
             <w:tcW w:w="3115" w:type="dxa"/>
           </w:tcPr>
           <w:p>
-            <w:r>
+            <w:pPr>
+              <w:rPr>
+                <w:rFonts w:ascii="Times New Roman" w:hAnsi="Times New Roman" w:cs="Times New Roman"/>
+                <w:sz w:val="24"/>
+                <w:szCs w:val="24"/>
+              </w:rPr>
+            </w:pPr>
+            <w:r>
+              <w:rPr>
+                <w:rFonts w:ascii="Times New Roman" w:hAnsi="Times New Roman" w:cs="Times New Roman"/>
+                <w:sz w:val="24"/>
+                <w:szCs w:val="24"/>
+              </w:rPr>
               <w:t>Импорт вопросов в БД</w:t>
             </w:r>
           </w:p>
@@ -16111,11 +15538,20 @@
             <w:tcW w:w="3115" w:type="dxa"/>
           </w:tcPr>
           <w:p>
-            <w:r>
-              <w:t>Загрузка ч</w:t>
-            </w:r>
-            <w:r>
-              <w:t>ерез административный интерфейс</w:t>
+            <w:pPr>
+              <w:rPr>
+                <w:rFonts w:ascii="Times New Roman" w:hAnsi="Times New Roman" w:cs="Times New Roman"/>
+                <w:sz w:val="24"/>
+                <w:szCs w:val="24"/>
+              </w:rPr>
+            </w:pPr>
+            <w:r>
+              <w:rPr>
+                <w:rFonts w:ascii="Times New Roman" w:hAnsi="Times New Roman" w:cs="Times New Roman"/>
+                <w:sz w:val="24"/>
+                <w:szCs w:val="24"/>
+              </w:rPr>
+              <w:t>Загрузка через административный интерфейс</w:t>
             </w:r>
           </w:p>
         </w:tc>
@@ -16126,7 +15562,19 @@
             <w:tcW w:w="3115" w:type="dxa"/>
           </w:tcPr>
           <w:p>
-            <w:r>
+            <w:pPr>
+              <w:rPr>
+                <w:rFonts w:ascii="Times New Roman" w:hAnsi="Times New Roman" w:cs="Times New Roman"/>
+                <w:sz w:val="24"/>
+                <w:szCs w:val="24"/>
+              </w:rPr>
+            </w:pPr>
+            <w:r>
+              <w:rPr>
+                <w:rFonts w:ascii="Times New Roman" w:hAnsi="Times New Roman" w:cs="Times New Roman"/>
+                <w:sz w:val="24"/>
+                <w:szCs w:val="24"/>
+              </w:rPr>
               <w:t>4.6</w:t>
             </w:r>
           </w:p>
@@ -16136,7 +15584,19 @@
             <w:tcW w:w="3115" w:type="dxa"/>
           </w:tcPr>
           <w:p>
-            <w:r>
+            <w:pPr>
+              <w:rPr>
+                <w:rFonts w:ascii="Times New Roman" w:hAnsi="Times New Roman" w:cs="Times New Roman"/>
+                <w:sz w:val="24"/>
+                <w:szCs w:val="24"/>
+              </w:rPr>
+            </w:pPr>
+            <w:r>
+              <w:rPr>
+                <w:rFonts w:ascii="Times New Roman" w:hAnsi="Times New Roman" w:cs="Times New Roman"/>
+                <w:sz w:val="24"/>
+                <w:szCs w:val="24"/>
+              </w:rPr>
               <w:t>Формирование билетов</w:t>
             </w:r>
           </w:p>
@@ -16146,8 +15606,20 @@
             <w:tcW w:w="3115" w:type="dxa"/>
           </w:tcPr>
           <w:p>
-            <w:r>
-              <w:t>Объединение вопросов в 40 билетов по 20 вопросов в соответствии с официальной структурой</w:t>
+            <w:pPr>
+              <w:rPr>
+                <w:rFonts w:ascii="Times New Roman" w:hAnsi="Times New Roman" w:cs="Times New Roman"/>
+                <w:sz w:val="24"/>
+                <w:szCs w:val="24"/>
+              </w:rPr>
+            </w:pPr>
+            <w:r>
+              <w:rPr>
+                <w:rFonts w:ascii="Times New Roman" w:hAnsi="Times New Roman" w:cs="Times New Roman"/>
+                <w:sz w:val="24"/>
+                <w:szCs w:val="24"/>
+              </w:rPr>
+              <w:t>Объединение вопросов в соответствии с официальной структурой</w:t>
             </w:r>
           </w:p>
         </w:tc>
@@ -16186,6 +15658,7 @@
           <w:szCs w:val="28"/>
           <w:lang w:eastAsia="ru-RU"/>
         </w:rPr>
+        <w:lastRenderedPageBreak/>
         <w:t>Этап 5. Тестирование системы</w:t>
       </w:r>
     </w:p>
@@ -16225,19 +15698,45 @@
       <w:tr>
         <w:tc>
           <w:tcPr>
+            <w:tcW w:w="3114" w:type="dxa"/>
+          </w:tcPr>
+          <w:p>
+            <w:pPr>
+              <w:rPr>
+                <w:rFonts w:ascii="Times New Roman" w:hAnsi="Times New Roman" w:cs="Times New Roman"/>
+                <w:sz w:val="24"/>
+                <w:szCs w:val="24"/>
+              </w:rPr>
+            </w:pPr>
+            <w:r>
+              <w:rPr>
+                <w:rFonts w:ascii="Times New Roman" w:hAnsi="Times New Roman" w:cs="Times New Roman"/>
+                <w:sz w:val="24"/>
+                <w:szCs w:val="24"/>
+              </w:rPr>
+              <w:t>№</w:t>
+            </w:r>
+          </w:p>
+        </w:tc>
+        <w:tc>
+          <w:tcPr>
             <w:tcW w:w="3115" w:type="dxa"/>
           </w:tcPr>
           <w:p>
             <w:pPr>
               <w:rPr>
                 <w:rFonts w:ascii="Times New Roman" w:hAnsi="Times New Roman" w:cs="Times New Roman"/>
-              </w:rPr>
-            </w:pPr>
-            <w:r>
-              <w:rPr>
-                <w:rFonts w:ascii="Times New Roman" w:hAnsi="Times New Roman" w:cs="Times New Roman"/>
-              </w:rPr>
-              <w:t>№</w:t>
+                <w:sz w:val="24"/>
+                <w:szCs w:val="24"/>
+              </w:rPr>
+            </w:pPr>
+            <w:r>
+              <w:rPr>
+                <w:rFonts w:ascii="Times New Roman" w:hAnsi="Times New Roman" w:cs="Times New Roman"/>
+                <w:sz w:val="24"/>
+                <w:szCs w:val="24"/>
+              </w:rPr>
+              <w:t>Тип тестирования</w:t>
             </w:r>
           </w:p>
         </w:tc>
@@ -16249,29 +15748,15 @@
             <w:pPr>
               <w:rPr>
                 <w:rFonts w:ascii="Times New Roman" w:hAnsi="Times New Roman" w:cs="Times New Roman"/>
-              </w:rPr>
-            </w:pPr>
-            <w:r>
-              <w:rPr>
-                <w:rFonts w:ascii="Times New Roman" w:hAnsi="Times New Roman" w:cs="Times New Roman"/>
-              </w:rPr>
-              <w:t>Тип тестирования</w:t>
-            </w:r>
-          </w:p>
-        </w:tc>
-        <w:tc>
-          <w:tcPr>
-            <w:tcW w:w="3115" w:type="dxa"/>
-          </w:tcPr>
-          <w:p>
-            <w:pPr>
-              <w:rPr>
-                <w:rFonts w:ascii="Times New Roman" w:hAnsi="Times New Roman" w:cs="Times New Roman"/>
-              </w:rPr>
-            </w:pPr>
-            <w:r>
-              <w:rPr>
-                <w:rFonts w:ascii="Times New Roman" w:hAnsi="Times New Roman" w:cs="Times New Roman"/>
+                <w:sz w:val="24"/>
+                <w:szCs w:val="24"/>
+              </w:rPr>
+            </w:pPr>
+            <w:r>
+              <w:rPr>
+                <w:rFonts w:ascii="Times New Roman" w:hAnsi="Times New Roman" w:cs="Times New Roman"/>
+                <w:sz w:val="24"/>
+                <w:szCs w:val="24"/>
               </w:rPr>
               <w:t>Содержание</w:t>
             </w:r>
@@ -16281,19 +15766,45 @@
       <w:tr>
         <w:tc>
           <w:tcPr>
+            <w:tcW w:w="3114" w:type="dxa"/>
+          </w:tcPr>
+          <w:p>
+            <w:pPr>
+              <w:rPr>
+                <w:rFonts w:ascii="Times New Roman" w:hAnsi="Times New Roman" w:cs="Times New Roman"/>
+                <w:sz w:val="24"/>
+                <w:szCs w:val="24"/>
+              </w:rPr>
+            </w:pPr>
+            <w:r>
+              <w:rPr>
+                <w:rFonts w:ascii="Times New Roman" w:hAnsi="Times New Roman" w:cs="Times New Roman"/>
+                <w:sz w:val="24"/>
+                <w:szCs w:val="24"/>
+              </w:rPr>
+              <w:t>5.1</w:t>
+            </w:r>
+          </w:p>
+        </w:tc>
+        <w:tc>
+          <w:tcPr>
             <w:tcW w:w="3115" w:type="dxa"/>
           </w:tcPr>
           <w:p>
             <w:pPr>
               <w:rPr>
                 <w:rFonts w:ascii="Times New Roman" w:hAnsi="Times New Roman" w:cs="Times New Roman"/>
-              </w:rPr>
-            </w:pPr>
-            <w:r>
-              <w:rPr>
-                <w:rFonts w:ascii="Times New Roman" w:hAnsi="Times New Roman" w:cs="Times New Roman"/>
-              </w:rPr>
-              <w:t>5.1</w:t>
+                <w:sz w:val="24"/>
+                <w:szCs w:val="24"/>
+              </w:rPr>
+            </w:pPr>
+            <w:r>
+              <w:rPr>
+                <w:rFonts w:ascii="Times New Roman" w:hAnsi="Times New Roman" w:cs="Times New Roman"/>
+                <w:sz w:val="24"/>
+                <w:szCs w:val="24"/>
+              </w:rPr>
+              <w:t>Модульное тестирование</w:t>
             </w:r>
           </w:p>
         </w:tc>
@@ -16305,29 +15816,15 @@
             <w:pPr>
               <w:rPr>
                 <w:rFonts w:ascii="Times New Roman" w:hAnsi="Times New Roman" w:cs="Times New Roman"/>
-              </w:rPr>
-            </w:pPr>
-            <w:r>
-              <w:rPr>
-                <w:rFonts w:ascii="Times New Roman" w:hAnsi="Times New Roman" w:cs="Times New Roman"/>
-              </w:rPr>
-              <w:t>Модульное тестирование</w:t>
-            </w:r>
-          </w:p>
-        </w:tc>
-        <w:tc>
-          <w:tcPr>
-            <w:tcW w:w="3115" w:type="dxa"/>
-          </w:tcPr>
-          <w:p>
-            <w:pPr>
-              <w:rPr>
-                <w:rFonts w:ascii="Times New Roman" w:hAnsi="Times New Roman" w:cs="Times New Roman"/>
-              </w:rPr>
-            </w:pPr>
-            <w:r>
-              <w:rPr>
-                <w:rFonts w:ascii="Times New Roman" w:hAnsi="Times New Roman" w:cs="Times New Roman"/>
+                <w:sz w:val="24"/>
+                <w:szCs w:val="24"/>
+              </w:rPr>
+            </w:pPr>
+            <w:r>
+              <w:rPr>
+                <w:rFonts w:ascii="Times New Roman" w:hAnsi="Times New Roman" w:cs="Times New Roman"/>
+                <w:sz w:val="24"/>
+                <w:szCs w:val="24"/>
               </w:rPr>
               <w:t>Тестирование каждого компонента в изоляции (юнит-тесты для алгоритмов верификации, генерации билетов, подсчета процентов)</w:t>
             </w:r>
@@ -16337,20 +15834,45 @@
       <w:tr>
         <w:tc>
           <w:tcPr>
+            <w:tcW w:w="3114" w:type="dxa"/>
+          </w:tcPr>
+          <w:p>
+            <w:pPr>
+              <w:rPr>
+                <w:rFonts w:ascii="Times New Roman" w:hAnsi="Times New Roman" w:cs="Times New Roman"/>
+                <w:sz w:val="24"/>
+                <w:szCs w:val="24"/>
+              </w:rPr>
+            </w:pPr>
+            <w:r>
+              <w:rPr>
+                <w:rFonts w:ascii="Times New Roman" w:hAnsi="Times New Roman" w:cs="Times New Roman"/>
+                <w:sz w:val="24"/>
+                <w:szCs w:val="24"/>
+              </w:rPr>
+              <w:t>5.3</w:t>
+            </w:r>
+          </w:p>
+        </w:tc>
+        <w:tc>
+          <w:tcPr>
             <w:tcW w:w="3115" w:type="dxa"/>
           </w:tcPr>
           <w:p>
             <w:pPr>
               <w:rPr>
                 <w:rFonts w:ascii="Times New Roman" w:hAnsi="Times New Roman" w:cs="Times New Roman"/>
-              </w:rPr>
-            </w:pPr>
-            <w:r>
-              <w:rPr>
-                <w:rFonts w:ascii="Times New Roman" w:hAnsi="Times New Roman" w:cs="Times New Roman"/>
-              </w:rPr>
-              <w:lastRenderedPageBreak/>
-              <w:t>5.3</w:t>
+                <w:sz w:val="24"/>
+                <w:szCs w:val="24"/>
+              </w:rPr>
+            </w:pPr>
+            <w:r>
+              <w:rPr>
+                <w:rFonts w:ascii="Times New Roman" w:hAnsi="Times New Roman" w:cs="Times New Roman"/>
+                <w:sz w:val="24"/>
+                <w:szCs w:val="24"/>
+              </w:rPr>
+              <w:t>Функциональное тестирование</w:t>
             </w:r>
           </w:p>
         </w:tc>
@@ -16362,29 +15884,15 @@
             <w:pPr>
               <w:rPr>
                 <w:rFonts w:ascii="Times New Roman" w:hAnsi="Times New Roman" w:cs="Times New Roman"/>
-              </w:rPr>
-            </w:pPr>
-            <w:r>
-              <w:rPr>
-                <w:rFonts w:ascii="Times New Roman" w:hAnsi="Times New Roman" w:cs="Times New Roman"/>
-              </w:rPr>
-              <w:t>Функциональное тестирование</w:t>
-            </w:r>
-          </w:p>
-        </w:tc>
-        <w:tc>
-          <w:tcPr>
-            <w:tcW w:w="3115" w:type="dxa"/>
-          </w:tcPr>
-          <w:p>
-            <w:pPr>
-              <w:rPr>
-                <w:rFonts w:ascii="Times New Roman" w:hAnsi="Times New Roman" w:cs="Times New Roman"/>
-              </w:rPr>
-            </w:pPr>
-            <w:r>
-              <w:rPr>
-                <w:rFonts w:ascii="Times New Roman" w:hAnsi="Times New Roman" w:cs="Times New Roman"/>
+                <w:sz w:val="24"/>
+                <w:szCs w:val="24"/>
+              </w:rPr>
+            </w:pPr>
+            <w:r>
+              <w:rPr>
+                <w:rFonts w:ascii="Times New Roman" w:hAnsi="Times New Roman" w:cs="Times New Roman"/>
+                <w:sz w:val="24"/>
+                <w:szCs w:val="24"/>
               </w:rPr>
               <w:t>Проверка выполнения всех функций по ТЗ (40 билетов, остановка при 2 ошибках, таймер, формирование отчета)</w:t>
             </w:r>
@@ -16394,19 +15902,45 @@
       <w:tr>
         <w:tc>
           <w:tcPr>
+            <w:tcW w:w="3114" w:type="dxa"/>
+          </w:tcPr>
+          <w:p>
+            <w:pPr>
+              <w:rPr>
+                <w:rFonts w:ascii="Times New Roman" w:hAnsi="Times New Roman" w:cs="Times New Roman"/>
+                <w:sz w:val="24"/>
+                <w:szCs w:val="24"/>
+              </w:rPr>
+            </w:pPr>
+            <w:r>
+              <w:rPr>
+                <w:rFonts w:ascii="Times New Roman" w:hAnsi="Times New Roman" w:cs="Times New Roman"/>
+                <w:sz w:val="24"/>
+                <w:szCs w:val="24"/>
+              </w:rPr>
+              <w:t>5.4</w:t>
+            </w:r>
+          </w:p>
+        </w:tc>
+        <w:tc>
+          <w:tcPr>
             <w:tcW w:w="3115" w:type="dxa"/>
           </w:tcPr>
           <w:p>
             <w:pPr>
               <w:rPr>
                 <w:rFonts w:ascii="Times New Roman" w:hAnsi="Times New Roman" w:cs="Times New Roman"/>
-              </w:rPr>
-            </w:pPr>
-            <w:r>
-              <w:rPr>
-                <w:rFonts w:ascii="Times New Roman" w:hAnsi="Times New Roman" w:cs="Times New Roman"/>
-              </w:rPr>
-              <w:t>5.4</w:t>
+                <w:sz w:val="24"/>
+                <w:szCs w:val="24"/>
+              </w:rPr>
+            </w:pPr>
+            <w:r>
+              <w:rPr>
+                <w:rFonts w:ascii="Times New Roman" w:hAnsi="Times New Roman" w:cs="Times New Roman"/>
+                <w:sz w:val="24"/>
+                <w:szCs w:val="24"/>
+              </w:rPr>
+              <w:t>Тестирование пользовательского интерфейса</w:t>
             </w:r>
           </w:p>
         </w:tc>
@@ -16418,60 +15952,31 @@
             <w:pPr>
               <w:rPr>
                 <w:rFonts w:ascii="Times New Roman" w:hAnsi="Times New Roman" w:cs="Times New Roman"/>
-              </w:rPr>
-            </w:pPr>
-            <w:r>
-              <w:rPr>
-                <w:rFonts w:ascii="Times New Roman" w:hAnsi="Times New Roman" w:cs="Times New Roman"/>
-              </w:rPr>
-              <w:t>Тестирование пользовательского интерфейса</w:t>
-            </w:r>
-          </w:p>
-        </w:tc>
-        <w:tc>
-          <w:tcPr>
-            <w:tcW w:w="3115" w:type="dxa"/>
-          </w:tcPr>
-          <w:p>
-            <w:pPr>
-              <w:rPr>
-                <w:rFonts w:ascii="Times New Roman" w:hAnsi="Times New Roman" w:cs="Times New Roman"/>
-              </w:rPr>
-            </w:pPr>
-            <w:r>
-              <w:rPr>
-                <w:rFonts w:ascii="Times New Roman" w:hAnsi="Times New Roman" w:cs="Times New Roman"/>
-              </w:rPr>
-              <w:t>Проверка корректности отображения на 3 браузера</w:t>
-            </w:r>
-            <w:r>
-              <w:rPr>
-                <w:rFonts w:ascii="Times New Roman" w:hAnsi="Times New Roman" w:cs="Times New Roman"/>
-              </w:rPr>
-              <w:t xml:space="preserve">х (Chrome, Firefox, Yandex) и 3 </w:t>
-            </w:r>
-            <w:r>
-              <w:rPr>
-                <w:rFonts w:ascii="Times New Roman" w:hAnsi="Times New Roman" w:cs="Times New Roman"/>
-              </w:rPr>
-              <w:t>разрешениях (1920×1080, 1280×720</w:t>
-            </w:r>
-            <w:r>
-              <w:rPr>
-                <w:rFonts w:ascii="Times New Roman" w:hAnsi="Times New Roman" w:cs="Times New Roman"/>
-              </w:rPr>
-              <w:t xml:space="preserve">, </w:t>
-            </w:r>
-            <w:r>
-              <w:rPr>
-                <w:rFonts w:ascii="Times New Roman" w:hAnsi="Times New Roman" w:cs="Times New Roman"/>
-                <w:highlight w:val="red"/>
-              </w:rPr>
-              <w:t>МОБИЛЬНОЙ</w:t>
-            </w:r>
-            <w:r>
-              <w:rPr>
-                <w:rFonts w:ascii="Times New Roman" w:hAnsi="Times New Roman" w:cs="Times New Roman"/>
+                <w:sz w:val="24"/>
+                <w:szCs w:val="24"/>
+              </w:rPr>
+            </w:pPr>
+            <w:r>
+              <w:rPr>
+                <w:rFonts w:ascii="Times New Roman" w:hAnsi="Times New Roman" w:cs="Times New Roman"/>
+                <w:sz w:val="24"/>
+                <w:szCs w:val="24"/>
+              </w:rPr>
+              <w:t xml:space="preserve">Проверка корректности отображения на 3 браузерах (Chrome, Firefox, Yandex) и 3 разрешениях (1920×1080, 1280×720, </w:t>
+            </w:r>
+            <w:r>
+              <w:rPr>
+                <w:rFonts w:ascii="Times New Roman" w:hAnsi="Times New Roman" w:cs="Times New Roman"/>
+                <w:sz w:val="24"/>
+                <w:szCs w:val="24"/>
+              </w:rPr>
+              <w:t>800×480</w:t>
+            </w:r>
+            <w:r>
+              <w:rPr>
+                <w:rFonts w:ascii="Times New Roman" w:hAnsi="Times New Roman" w:cs="Times New Roman"/>
+                <w:sz w:val="24"/>
+                <w:szCs w:val="24"/>
               </w:rPr>
               <w:t>)</w:t>
             </w:r>
@@ -16481,19 +15986,45 @@
       <w:tr>
         <w:tc>
           <w:tcPr>
+            <w:tcW w:w="3114" w:type="dxa"/>
+          </w:tcPr>
+          <w:p>
+            <w:pPr>
+              <w:rPr>
+                <w:rFonts w:ascii="Times New Roman" w:hAnsi="Times New Roman" w:cs="Times New Roman"/>
+                <w:sz w:val="24"/>
+                <w:szCs w:val="24"/>
+              </w:rPr>
+            </w:pPr>
+            <w:r>
+              <w:rPr>
+                <w:rFonts w:ascii="Times New Roman" w:hAnsi="Times New Roman" w:cs="Times New Roman"/>
+                <w:sz w:val="24"/>
+                <w:szCs w:val="24"/>
+              </w:rPr>
+              <w:t>5.5</w:t>
+            </w:r>
+          </w:p>
+        </w:tc>
+        <w:tc>
+          <w:tcPr>
             <w:tcW w:w="3115" w:type="dxa"/>
           </w:tcPr>
           <w:p>
             <w:pPr>
               <w:rPr>
                 <w:rFonts w:ascii="Times New Roman" w:hAnsi="Times New Roman" w:cs="Times New Roman"/>
-              </w:rPr>
-            </w:pPr>
-            <w:r>
-              <w:rPr>
-                <w:rFonts w:ascii="Times New Roman" w:hAnsi="Times New Roman" w:cs="Times New Roman"/>
-              </w:rPr>
-              <w:t>5.5</w:t>
+                <w:sz w:val="24"/>
+                <w:szCs w:val="24"/>
+              </w:rPr>
+            </w:pPr>
+            <w:r>
+              <w:rPr>
+                <w:rFonts w:ascii="Times New Roman" w:hAnsi="Times New Roman" w:cs="Times New Roman"/>
+                <w:sz w:val="24"/>
+                <w:szCs w:val="24"/>
+              </w:rPr>
+              <w:t>Регистрация и исправление дефектов</w:t>
             </w:r>
           </w:p>
         </w:tc>
@@ -16505,29 +16036,15 @@
             <w:pPr>
               <w:rPr>
                 <w:rFonts w:ascii="Times New Roman" w:hAnsi="Times New Roman" w:cs="Times New Roman"/>
-              </w:rPr>
-            </w:pPr>
-            <w:r>
-              <w:rPr>
-                <w:rFonts w:ascii="Times New Roman" w:hAnsi="Times New Roman" w:cs="Times New Roman"/>
-              </w:rPr>
-              <w:t>Регистрация и исправление дефектов</w:t>
-            </w:r>
-          </w:p>
-        </w:tc>
-        <w:tc>
-          <w:tcPr>
-            <w:tcW w:w="3115" w:type="dxa"/>
-          </w:tcPr>
-          <w:p>
-            <w:pPr>
-              <w:rPr>
-                <w:rFonts w:ascii="Times New Roman" w:hAnsi="Times New Roman" w:cs="Times New Roman"/>
-              </w:rPr>
-            </w:pPr>
-            <w:r>
-              <w:rPr>
-                <w:rFonts w:ascii="Times New Roman" w:hAnsi="Times New Roman" w:cs="Times New Roman"/>
+                <w:sz w:val="24"/>
+                <w:szCs w:val="24"/>
+              </w:rPr>
+            </w:pPr>
+            <w:r>
+              <w:rPr>
+                <w:rFonts w:ascii="Times New Roman" w:hAnsi="Times New Roman" w:cs="Times New Roman"/>
+                <w:sz w:val="24"/>
+                <w:szCs w:val="24"/>
               </w:rPr>
               <w:t>Заведение баг-репортов, классификация по критичности (Severity 1–4), исправление критических ошибок</w:t>
             </w:r>
@@ -16538,7 +16055,6 @@
     <w:p>
       <w:pPr>
         <w:spacing w:after="100" w:afterAutospacing="1" w:line="360" w:lineRule="auto"/>
-        <w:ind w:firstLine="709"/>
         <w:contextualSpacing/>
         <w:jc w:val="both"/>
         <w:rPr>
@@ -16828,6 +16344,7 @@
                 <w:sz w:val="24"/>
                 <w:szCs w:val="24"/>
               </w:rPr>
+              <w:lastRenderedPageBreak/>
               <w:t>6.3</w:t>
             </w:r>
           </w:p>
@@ -17101,7 +16618,6 @@
           <w:szCs w:val="28"/>
           <w:lang w:eastAsia="ru-RU"/>
         </w:rPr>
-        <w:lastRenderedPageBreak/>
         <w:t>2.</w:t>
       </w:r>
       <w:r>
@@ -17158,16 +16674,14 @@
           <w:rFonts w:ascii="Times New Roman" w:eastAsia="Times New Roman" w:hAnsi="Times New Roman" w:cs="Times New Roman"/>
           <w:sz w:val="28"/>
           <w:szCs w:val="28"/>
-          <w:highlight w:val="yellow"/>
-          <w:lang w:eastAsia="ru-RU"/>
-        </w:rPr>
-      </w:pPr>
-      <w:r>
-        <w:rPr>
-          <w:rFonts w:ascii="Times New Roman" w:eastAsia="Times New Roman" w:hAnsi="Times New Roman" w:cs="Times New Roman"/>
-          <w:sz w:val="28"/>
-          <w:szCs w:val="28"/>
-          <w:highlight w:val="yellow"/>
+          <w:lang w:eastAsia="ru-RU"/>
+        </w:rPr>
+      </w:pPr>
+      <w:r>
+        <w:rPr>
+          <w:rFonts w:ascii="Times New Roman" w:eastAsia="Times New Roman" w:hAnsi="Times New Roman" w:cs="Times New Roman"/>
+          <w:sz w:val="28"/>
+          <w:szCs w:val="28"/>
           <w:lang w:eastAsia="ru-RU"/>
         </w:rPr>
         <w:t>Состав, объем и методы предварительных испытаний системы определяются документом «Программа и методика испытаний», разрабатываемым на стадии «Рабочая документация».</w:t>
@@ -17191,7 +16705,6 @@
           <w:rFonts w:ascii="Times New Roman" w:eastAsia="Times New Roman" w:hAnsi="Times New Roman" w:cs="Times New Roman"/>
           <w:sz w:val="28"/>
           <w:szCs w:val="28"/>
-          <w:highlight w:val="yellow"/>
           <w:lang w:eastAsia="ru-RU"/>
         </w:rPr>
         <w:t>Состав, объем и методы приемочных испытаний системы определяются документом «Программа и методика испытаний», разрабатываемым на стадии «Ввод в действие» с учетом результатов проведения предварительных испытаний и опытной эксплуатации.</w:t>
@@ -17544,6 +17057,7 @@
                 <w:sz w:val="24"/>
                 <w:szCs w:val="24"/>
               </w:rPr>
+              <w:lastRenderedPageBreak/>
               <w:t>Опытная эксплуатация</w:t>
             </w:r>
           </w:p>
@@ -17808,7 +17322,6 @@
                 <w:sz w:val="24"/>
                 <w:szCs w:val="24"/>
               </w:rPr>
-              <w:lastRenderedPageBreak/>
               <w:t>Принятие решения о возможности передачи АИС в промышленную эксплуатацию.</w:t>
             </w:r>
           </w:p>
@@ -17878,7 +17391,6 @@
                 <w:sz w:val="24"/>
                 <w:szCs w:val="24"/>
               </w:rPr>
-              <w:lastRenderedPageBreak/>
               <w:t>Приемочная комиссия</w:t>
             </w:r>
           </w:p>
@@ -17905,7 +17417,6 @@
           <w:szCs w:val="28"/>
           <w:lang w:eastAsia="ru-RU"/>
         </w:rPr>
-        <w:lastRenderedPageBreak/>
         <w:t>Конкретные даты проведения испытаний могут быть скорректированы по взаимному согласованию сторон и фиксируются в Плане выполнения работ.</w:t>
       </w:r>
     </w:p>
@@ -17939,15 +17450,6 @@
           <w:lang w:eastAsia="ru-RU"/>
         </w:rPr>
         <w:tab/>
-      </w:r>
-      <w:r>
-        <w:rPr>
-          <w:rFonts w:ascii="Times New Roman" w:eastAsia="Times New Roman" w:hAnsi="Times New Roman" w:cs="Times New Roman"/>
-          <w:sz w:val="28"/>
-          <w:szCs w:val="28"/>
-          <w:highlight w:val="yellow"/>
-          <w:lang w:eastAsia="ru-RU"/>
-        </w:rPr>
         <w:t>Требования к составу и содержанию работ по подготовке объекта автоматиз</w:t>
       </w:r>
       <w:r>
@@ -17955,7 +17457,6 @@
           <w:rFonts w:ascii="Times New Roman" w:eastAsia="Times New Roman" w:hAnsi="Times New Roman" w:cs="Times New Roman"/>
           <w:sz w:val="28"/>
           <w:szCs w:val="28"/>
-          <w:highlight w:val="yellow"/>
           <w:lang w:eastAsia="ru-RU"/>
         </w:rPr>
         <w:t>ации к вводу системы в действие</w:t>
@@ -17963,7 +17464,7 @@
     </w:p>
     <w:p>
       <w:pPr>
-        <w:spacing w:after="100" w:afterAutospacing="1" w:line="360" w:lineRule="auto"/>
+        <w:spacing w:after="0" w:line="360" w:lineRule="auto"/>
         <w:ind w:firstLine="709"/>
         <w:contextualSpacing/>
         <w:jc w:val="both"/>
@@ -17986,7 +17487,7 @@
     </w:p>
     <w:p>
       <w:pPr>
-        <w:spacing w:after="100" w:afterAutospacing="1" w:line="360" w:lineRule="auto"/>
+        <w:spacing w:after="0" w:line="360" w:lineRule="auto"/>
         <w:ind w:firstLine="709"/>
         <w:contextualSpacing/>
         <w:jc w:val="both"/>
@@ -18019,7 +17520,7 @@
     </w:p>
     <w:p>
       <w:pPr>
-        <w:spacing w:after="100" w:afterAutospacing="1" w:line="360" w:lineRule="auto"/>
+        <w:spacing w:after="0" w:line="360" w:lineRule="auto"/>
         <w:ind w:firstLine="709"/>
         <w:contextualSpacing/>
         <w:jc w:val="both"/>
@@ -18037,6 +17538,7 @@
           <w:szCs w:val="28"/>
           <w:lang w:eastAsia="ru-RU"/>
         </w:rPr>
+        <w:lastRenderedPageBreak/>
         <w:t>Силами Заказчика в срок до начала этапа «Разработка рабочей документации. Адаптация программ» должны быть выполнены следующие работы:</w:t>
       </w:r>
     </w:p>
@@ -18047,7 +17549,7 @@
           <w:ilvl w:val="1"/>
           <w:numId w:val="7"/>
         </w:numPr>
-        <w:spacing w:after="100" w:afterAutospacing="1" w:line="360" w:lineRule="auto"/>
+        <w:spacing w:after="0" w:line="360" w:lineRule="auto"/>
         <w:ind w:left="0" w:firstLine="709"/>
         <w:jc w:val="both"/>
         <w:rPr>
@@ -18074,7 +17576,7 @@
           <w:ilvl w:val="1"/>
           <w:numId w:val="7"/>
         </w:numPr>
-        <w:spacing w:after="100" w:afterAutospacing="1" w:line="360" w:lineRule="auto"/>
+        <w:spacing w:after="0" w:line="360" w:lineRule="auto"/>
         <w:ind w:left="0" w:firstLine="709"/>
         <w:jc w:val="both"/>
         <w:rPr>
@@ -18096,31 +17598,7 @@
     </w:p>
     <w:p>
       <w:pPr>
-        <w:spacing w:after="100" w:afterAutospacing="1" w:line="360" w:lineRule="auto"/>
-        <w:jc w:val="both"/>
-        <w:rPr>
-          <w:rFonts w:ascii="Times New Roman" w:eastAsia="Times New Roman" w:hAnsi="Times New Roman" w:cs="Times New Roman"/>
-          <w:sz w:val="28"/>
-          <w:szCs w:val="28"/>
-          <w:lang w:eastAsia="ru-RU"/>
-        </w:rPr>
-      </w:pPr>
-    </w:p>
-    <w:p>
-      <w:pPr>
-        <w:spacing w:after="100" w:afterAutospacing="1" w:line="360" w:lineRule="auto"/>
-        <w:jc w:val="both"/>
-        <w:rPr>
-          <w:rFonts w:ascii="Times New Roman" w:eastAsia="Times New Roman" w:hAnsi="Times New Roman" w:cs="Times New Roman"/>
-          <w:sz w:val="28"/>
-          <w:szCs w:val="28"/>
-          <w:lang w:eastAsia="ru-RU"/>
-        </w:rPr>
-      </w:pPr>
-    </w:p>
-    <w:p>
-      <w:pPr>
-        <w:spacing w:after="100" w:afterAutospacing="1" w:line="360" w:lineRule="auto"/>
+        <w:spacing w:after="0" w:line="360" w:lineRule="auto"/>
         <w:ind w:firstLine="709"/>
         <w:contextualSpacing/>
         <w:jc w:val="both"/>
@@ -18138,118 +17616,25 @@
           <w:szCs w:val="28"/>
           <w:lang w:eastAsia="ru-RU"/>
         </w:rPr>
-        <w:lastRenderedPageBreak/>
-        <w:t>7.2.</w:t>
-      </w:r>
-      <w:r>
-        <w:rPr>
-          <w:rFonts w:ascii="Times New Roman" w:eastAsia="Times New Roman" w:hAnsi="Times New Roman" w:cs="Times New Roman"/>
-          <w:sz w:val="28"/>
-          <w:szCs w:val="28"/>
-          <w:lang w:eastAsia="ru-RU"/>
-        </w:rPr>
-        <w:tab/>
-        <w:t>Организационные мероприятия</w:t>
-      </w:r>
-    </w:p>
-    <w:p>
-      <w:pPr>
-        <w:spacing w:after="100" w:afterAutospacing="1" w:line="360" w:lineRule="auto"/>
-        <w:ind w:firstLine="709"/>
-        <w:contextualSpacing/>
-        <w:jc w:val="both"/>
-        <w:rPr>
-          <w:rFonts w:ascii="Times New Roman" w:eastAsia="Times New Roman" w:hAnsi="Times New Roman" w:cs="Times New Roman"/>
-          <w:sz w:val="28"/>
-          <w:szCs w:val="28"/>
-          <w:lang w:eastAsia="ru-RU"/>
-        </w:rPr>
-      </w:pPr>
-      <w:r>
-        <w:rPr>
-          <w:rFonts w:ascii="Times New Roman" w:eastAsia="Times New Roman" w:hAnsi="Times New Roman" w:cs="Times New Roman"/>
-          <w:sz w:val="28"/>
-          <w:szCs w:val="28"/>
-          <w:lang w:eastAsia="ru-RU"/>
-        </w:rPr>
-        <w:t>Силами Заказчика в срок до начала этапа работ «Разработка рабочей документации. Адаптация программ» должны быть решены организационные вопросы:</w:t>
-      </w:r>
-    </w:p>
-    <w:p>
-      <w:pPr>
-        <w:pStyle w:val="aa"/>
-        <w:numPr>
-          <w:ilvl w:val="1"/>
-          <w:numId w:val="7"/>
-        </w:numPr>
-        <w:spacing w:after="100" w:afterAutospacing="1" w:line="360" w:lineRule="auto"/>
-        <w:ind w:left="0" w:firstLine="709"/>
-        <w:jc w:val="both"/>
-        <w:rPr>
-          <w:rFonts w:ascii="Times New Roman" w:eastAsia="Times New Roman" w:hAnsi="Times New Roman" w:cs="Times New Roman"/>
-          <w:sz w:val="28"/>
-          <w:szCs w:val="28"/>
-          <w:lang w:eastAsia="ru-RU"/>
-        </w:rPr>
-      </w:pPr>
-      <w:r>
-        <w:rPr>
-          <w:rFonts w:ascii="Times New Roman" w:eastAsia="Times New Roman" w:hAnsi="Times New Roman" w:cs="Times New Roman"/>
-          <w:sz w:val="28"/>
-          <w:szCs w:val="28"/>
-          <w:lang w:eastAsia="ru-RU"/>
-        </w:rPr>
-        <w:t>Организация юридического и технического взаимодействия с банками-партнёрами: заключение и определение соглашений для доступа к API.</w:t>
-      </w:r>
-    </w:p>
-    <w:p>
-      <w:pPr>
-        <w:pStyle w:val="aa"/>
-        <w:numPr>
-          <w:ilvl w:val="1"/>
-          <w:numId w:val="7"/>
-        </w:numPr>
-        <w:spacing w:after="100" w:afterAutospacing="1" w:line="360" w:lineRule="auto"/>
-        <w:ind w:left="0" w:firstLine="709"/>
-        <w:jc w:val="both"/>
-        <w:rPr>
-          <w:rFonts w:ascii="Times New Roman" w:eastAsia="Times New Roman" w:hAnsi="Times New Roman" w:cs="Times New Roman"/>
-          <w:sz w:val="28"/>
-          <w:szCs w:val="28"/>
-          <w:lang w:eastAsia="ru-RU"/>
-        </w:rPr>
-      </w:pPr>
-      <w:r>
-        <w:rPr>
-          <w:rFonts w:ascii="Times New Roman" w:eastAsia="Times New Roman" w:hAnsi="Times New Roman" w:cs="Times New Roman"/>
-          <w:sz w:val="28"/>
-          <w:szCs w:val="28"/>
-          <w:lang w:eastAsia="ru-RU"/>
-        </w:rPr>
-        <w:t>Выделение ответственных специалистов со стороны Заказчика для взаимодействия с проектной командой по вопросам интеграции с внешними системами.</w:t>
-      </w:r>
-    </w:p>
-    <w:p>
-      <w:pPr>
-        <w:spacing w:after="100" w:afterAutospacing="1" w:line="360" w:lineRule="auto"/>
-        <w:ind w:firstLine="709"/>
-        <w:contextualSpacing/>
-        <w:jc w:val="both"/>
-        <w:rPr>
-          <w:rFonts w:ascii="Times New Roman" w:eastAsia="Times New Roman" w:hAnsi="Times New Roman" w:cs="Times New Roman"/>
-          <w:sz w:val="28"/>
-          <w:szCs w:val="28"/>
-          <w:lang w:eastAsia="ru-RU"/>
-        </w:rPr>
-      </w:pPr>
-      <w:r>
-        <w:rPr>
-          <w:rFonts w:ascii="Times New Roman" w:eastAsia="Times New Roman" w:hAnsi="Times New Roman" w:cs="Times New Roman"/>
-          <w:sz w:val="28"/>
-          <w:szCs w:val="28"/>
-          <w:lang w:eastAsia="ru-RU"/>
-        </w:rPr>
-        <w:t>7.3.</w:t>
+        <w:t>7</w:t>
+      </w:r>
+      <w:r>
+        <w:rPr>
+          <w:rFonts w:ascii="Times New Roman" w:eastAsia="Times New Roman" w:hAnsi="Times New Roman" w:cs="Times New Roman"/>
+          <w:sz w:val="28"/>
+          <w:szCs w:val="28"/>
+          <w:lang w:eastAsia="ru-RU"/>
+        </w:rPr>
+        <w:t>.2</w:t>
+      </w:r>
+      <w:r>
+        <w:rPr>
+          <w:rFonts w:ascii="Times New Roman" w:eastAsia="Times New Roman" w:hAnsi="Times New Roman" w:cs="Times New Roman"/>
+          <w:sz w:val="28"/>
+          <w:szCs w:val="28"/>
+          <w:lang w:eastAsia="ru-RU"/>
+        </w:rPr>
+        <w:t>.</w:t>
       </w:r>
       <w:r>
         <w:rPr>
@@ -18264,7 +17649,7 @@
     </w:p>
     <w:p>
       <w:pPr>
-        <w:spacing w:after="100" w:afterAutospacing="1" w:line="360" w:lineRule="auto"/>
+        <w:spacing w:after="0" w:line="360" w:lineRule="auto"/>
         <w:ind w:firstLine="709"/>
         <w:contextualSpacing/>
         <w:jc w:val="both"/>
@@ -18287,7 +17672,7 @@
     </w:p>
     <w:p>
       <w:pPr>
-        <w:spacing w:after="100" w:afterAutospacing="1" w:line="360" w:lineRule="auto"/>
+        <w:spacing w:after="0" w:line="360" w:lineRule="auto"/>
         <w:ind w:firstLine="709"/>
         <w:contextualSpacing/>
         <w:jc w:val="both"/>
@@ -18319,21 +17704,7 @@
     </w:p>
     <w:p>
       <w:pPr>
-        <w:spacing w:after="100" w:afterAutospacing="1" w:line="360" w:lineRule="auto"/>
-        <w:ind w:firstLine="709"/>
-        <w:contextualSpacing/>
-        <w:jc w:val="both"/>
-        <w:rPr>
-          <w:rFonts w:ascii="Times New Roman" w:eastAsia="Times New Roman" w:hAnsi="Times New Roman" w:cs="Times New Roman"/>
-          <w:sz w:val="28"/>
-          <w:szCs w:val="28"/>
-          <w:lang w:eastAsia="ru-RU"/>
-        </w:rPr>
-      </w:pPr>
-    </w:p>
-    <w:p>
-      <w:pPr>
-        <w:spacing w:after="100" w:afterAutospacing="1" w:line="360" w:lineRule="auto"/>
+        <w:spacing w:after="0" w:line="360" w:lineRule="auto"/>
         <w:ind w:firstLine="709"/>
         <w:contextualSpacing/>
         <w:jc w:val="both"/>
@@ -18366,7 +17737,7 @@
     </w:p>
     <w:p>
       <w:pPr>
-        <w:spacing w:after="100" w:afterAutospacing="1" w:line="360" w:lineRule="auto"/>
+        <w:spacing w:after="0" w:line="360" w:lineRule="auto"/>
         <w:ind w:firstLine="709"/>
         <w:contextualSpacing/>
         <w:jc w:val="both"/>
@@ -18394,7 +17765,7 @@
           <w:ilvl w:val="0"/>
           <w:numId w:val="8"/>
         </w:numPr>
-        <w:spacing w:after="100" w:afterAutospacing="1" w:line="360" w:lineRule="auto"/>
+        <w:spacing w:after="0" w:line="360" w:lineRule="auto"/>
         <w:ind w:left="0" w:firstLine="709"/>
         <w:jc w:val="both"/>
         <w:rPr>
@@ -18421,7 +17792,7 @@
           <w:ilvl w:val="0"/>
           <w:numId w:val="8"/>
         </w:numPr>
-        <w:spacing w:after="100" w:afterAutospacing="1" w:line="360" w:lineRule="auto"/>
+        <w:spacing w:after="0" w:line="360" w:lineRule="auto"/>
         <w:ind w:left="0" w:firstLine="709"/>
         <w:jc w:val="both"/>
         <w:rPr>
@@ -18448,7 +17819,7 @@
           <w:ilvl w:val="0"/>
           <w:numId w:val="8"/>
         </w:numPr>
-        <w:spacing w:after="100" w:afterAutospacing="1" w:line="360" w:lineRule="auto"/>
+        <w:spacing w:after="0" w:line="360" w:lineRule="auto"/>
         <w:ind w:left="0" w:firstLine="709"/>
         <w:jc w:val="both"/>
         <w:rPr>
@@ -28102,17 +27473,7 @@
           <w:sz w:val="28"/>
           <w:szCs w:val="28"/>
         </w:rPr>
-        <w:t>. После этого он п</w:t>
-      </w:r>
-      <w:bookmarkStart w:id="71" w:name="_GoBack"/>
-      <w:bookmarkEnd w:id="71"/>
-      <w:r>
-        <w:rPr>
-          <w:rFonts w:ascii="Times New Roman" w:hAnsi="Times New Roman" w:cs="Times New Roman"/>
-          <w:sz w:val="28"/>
-          <w:szCs w:val="28"/>
-        </w:rPr>
-        <w:t>ерестаёт существовать в рамках интерфейса, что соответствует конечной точке на диаграмме состояний.</w:t>
+        <w:t>. После этого он перестаёт существовать в рамках интерфейса, что соответствует конечной точке на диаграмме состояний.</w:t>
       </w:r>
     </w:p>
     <w:p>
@@ -29289,66 +28650,1777 @@
         </w:numPr>
         <w:rPr>
           <w:rFonts w:eastAsia="Times New Roman"/>
-          <w:highlight w:val="yellow"/>
-          <w:lang w:eastAsia="ru-RU"/>
-        </w:rPr>
-      </w:pPr>
-      <w:bookmarkStart w:id="72" w:name="_Toc229829472"/>
-      <w:bookmarkStart w:id="73" w:name="_Toc229835797"/>
+          <w:lang w:eastAsia="ru-RU"/>
+        </w:rPr>
+      </w:pPr>
+      <w:bookmarkStart w:id="71" w:name="_Toc229829472"/>
+      <w:bookmarkStart w:id="72" w:name="_Toc229835797"/>
       <w:r>
         <w:rPr>
           <w:rFonts w:eastAsia="Times New Roman"/>
-          <w:highlight w:val="yellow"/>
           <w:lang w:eastAsia="ru-RU"/>
         </w:rPr>
         <w:lastRenderedPageBreak/>
         <w:t>Тестирование</w:t>
       </w:r>
+      <w:bookmarkEnd w:id="71"/>
       <w:bookmarkEnd w:id="72"/>
+    </w:p>
+    <w:p>
+      <w:pPr>
+        <w:spacing w:after="100" w:afterAutospacing="1" w:line="360" w:lineRule="auto"/>
+        <w:ind w:firstLine="709"/>
+        <w:contextualSpacing/>
+        <w:jc w:val="both"/>
+        <w:rPr>
+          <w:rFonts w:ascii="Times New Roman" w:eastAsia="Times New Roman" w:hAnsi="Times New Roman" w:cs="Times New Roman"/>
+          <w:sz w:val="28"/>
+          <w:szCs w:val="28"/>
+          <w:lang w:eastAsia="ru-RU"/>
+        </w:rPr>
+      </w:pPr>
+      <w:r>
+        <w:rPr>
+          <w:rFonts w:ascii="Times New Roman" w:eastAsia="Times New Roman" w:hAnsi="Times New Roman" w:cs="Times New Roman"/>
+          <w:sz w:val="28"/>
+          <w:szCs w:val="28"/>
+          <w:lang w:eastAsia="ru-RU"/>
+        </w:rPr>
+        <w:t>Тестирование Интерфейса пользователя</w:t>
+      </w:r>
+    </w:p>
+    <w:p>
+      <w:pPr>
+        <w:spacing w:after="100" w:afterAutospacing="1" w:line="360" w:lineRule="auto"/>
+        <w:ind w:firstLine="709"/>
+        <w:contextualSpacing/>
+        <w:jc w:val="both"/>
+        <w:rPr>
+          <w:rFonts w:ascii="Times New Roman" w:eastAsia="Times New Roman" w:hAnsi="Times New Roman" w:cs="Times New Roman"/>
+          <w:sz w:val="28"/>
+          <w:szCs w:val="28"/>
+          <w:lang w:eastAsia="ru-RU"/>
+        </w:rPr>
+      </w:pPr>
+      <w:r>
+        <w:rPr>
+          <w:rFonts w:ascii="Times New Roman" w:eastAsia="Times New Roman" w:hAnsi="Times New Roman" w:cs="Times New Roman"/>
+          <w:sz w:val="28"/>
+          <w:szCs w:val="28"/>
+          <w:lang w:eastAsia="ru-RU"/>
+        </w:rPr>
+        <w:t xml:space="preserve">Тестирование АИС </w:t>
+      </w:r>
+      <w:r>
+        <w:rPr>
+          <w:rFonts w:ascii="Times New Roman" w:eastAsia="Times New Roman" w:hAnsi="Times New Roman" w:cs="Times New Roman"/>
+          <w:sz w:val="28"/>
+          <w:szCs w:val="28"/>
+          <w:lang w:eastAsia="ru-RU"/>
+        </w:rPr>
+        <w:t>«</w:t>
+      </w:r>
+      <w:r>
+        <w:rPr>
+          <w:rFonts w:ascii="Times New Roman" w:eastAsia="Times New Roman" w:hAnsi="Times New Roman" w:cs="Times New Roman"/>
+          <w:sz w:val="28"/>
+          <w:szCs w:val="28"/>
+          <w:lang w:val="en-US" w:eastAsia="ru-RU"/>
+        </w:rPr>
+        <w:t>Wrong</w:t>
+      </w:r>
+      <w:r>
+        <w:rPr>
+          <w:rFonts w:ascii="Times New Roman" w:eastAsia="Times New Roman" w:hAnsi="Times New Roman" w:cs="Times New Roman"/>
+          <w:sz w:val="28"/>
+          <w:szCs w:val="28"/>
+          <w:lang w:eastAsia="ru-RU"/>
+        </w:rPr>
+        <w:t xml:space="preserve"> </w:t>
+      </w:r>
+      <w:r>
+        <w:rPr>
+          <w:rFonts w:ascii="Times New Roman" w:eastAsia="Times New Roman" w:hAnsi="Times New Roman" w:cs="Times New Roman"/>
+          <w:sz w:val="28"/>
+          <w:szCs w:val="28"/>
+          <w:lang w:val="en-US" w:eastAsia="ru-RU"/>
+        </w:rPr>
+        <w:t>Turn</w:t>
+      </w:r>
+      <w:r>
+        <w:rPr>
+          <w:rFonts w:ascii="Times New Roman" w:eastAsia="Times New Roman" w:hAnsi="Times New Roman" w:cs="Times New Roman"/>
+          <w:sz w:val="28"/>
+          <w:szCs w:val="28"/>
+          <w:lang w:eastAsia="ru-RU"/>
+        </w:rPr>
+        <w:t>»</w:t>
+      </w:r>
+      <w:r>
+        <w:rPr>
+          <w:rFonts w:ascii="Times New Roman" w:eastAsia="Times New Roman" w:hAnsi="Times New Roman" w:cs="Times New Roman"/>
+          <w:sz w:val="28"/>
+          <w:szCs w:val="28"/>
+          <w:lang w:eastAsia="ru-RU"/>
+        </w:rPr>
+        <w:t xml:space="preserve"> </w:t>
+      </w:r>
+      <w:r>
+        <w:rPr>
+          <w:rFonts w:ascii="Times New Roman" w:eastAsia="Times New Roman" w:hAnsi="Times New Roman" w:cs="Times New Roman"/>
+          <w:sz w:val="28"/>
+          <w:szCs w:val="28"/>
+          <w:lang w:eastAsia="ru-RU"/>
+        </w:rPr>
+        <w:t xml:space="preserve">на удобство/функциональность с помощью </w:t>
+      </w:r>
+      <w:r>
+        <w:rPr>
+          <w:rFonts w:ascii="Times New Roman" w:eastAsia="Times New Roman" w:hAnsi="Times New Roman" w:cs="Times New Roman"/>
+          <w:sz w:val="28"/>
+          <w:szCs w:val="28"/>
+          <w:lang w:eastAsia="ru-RU"/>
+        </w:rPr>
+        <w:t>чек-листа</w:t>
+      </w:r>
+      <w:r>
+        <w:rPr>
+          <w:rFonts w:ascii="Times New Roman" w:eastAsia="Times New Roman" w:hAnsi="Times New Roman" w:cs="Times New Roman"/>
+          <w:sz w:val="28"/>
+          <w:szCs w:val="28"/>
+          <w:lang w:eastAsia="ru-RU"/>
+        </w:rPr>
+        <w:t>.</w:t>
+      </w:r>
+    </w:p>
+    <w:p>
+      <w:pPr>
+        <w:spacing w:after="100" w:afterAutospacing="1" w:line="360" w:lineRule="auto"/>
+        <w:ind w:firstLine="709"/>
+        <w:contextualSpacing/>
+        <w:jc w:val="both"/>
+        <w:rPr>
+          <w:rFonts w:ascii="Times New Roman" w:eastAsia="Times New Roman" w:hAnsi="Times New Roman" w:cs="Times New Roman"/>
+          <w:sz w:val="28"/>
+          <w:szCs w:val="28"/>
+          <w:lang w:eastAsia="ru-RU"/>
+        </w:rPr>
+      </w:pPr>
+      <w:r>
+        <w:rPr>
+          <w:rFonts w:ascii="Times New Roman" w:eastAsia="Times New Roman" w:hAnsi="Times New Roman" w:cs="Times New Roman"/>
+          <w:sz w:val="28"/>
+          <w:szCs w:val="28"/>
+          <w:lang w:eastAsia="ru-RU"/>
+        </w:rPr>
+        <w:t xml:space="preserve">Таблица 22 - </w:t>
+      </w:r>
+      <w:r>
+        <w:rPr>
+          <w:rFonts w:ascii="Times New Roman" w:eastAsia="Times New Roman" w:hAnsi="Times New Roman" w:cs="Times New Roman"/>
+          <w:sz w:val="28"/>
+          <w:szCs w:val="28"/>
+          <w:lang w:eastAsia="ru-RU"/>
+        </w:rPr>
+        <w:t>Тестирование профиля</w:t>
+      </w:r>
+      <w:r>
+        <w:rPr>
+          <w:rFonts w:ascii="Times New Roman" w:eastAsia="Times New Roman" w:hAnsi="Times New Roman" w:cs="Times New Roman"/>
+          <w:sz w:val="28"/>
+          <w:szCs w:val="28"/>
+          <w:lang w:val="en-US" w:eastAsia="ru-RU"/>
+        </w:rPr>
+        <w:t xml:space="preserve"> </w:t>
+      </w:r>
+      <w:r>
+        <w:rPr>
+          <w:rFonts w:ascii="Times New Roman" w:eastAsia="Times New Roman" w:hAnsi="Times New Roman" w:cs="Times New Roman"/>
+          <w:sz w:val="28"/>
+          <w:szCs w:val="28"/>
+          <w:lang w:eastAsia="ru-RU"/>
+        </w:rPr>
+        <w:t>и навигация</w:t>
+      </w:r>
+    </w:p>
+    <w:tbl>
+      <w:tblPr>
+        <w:tblStyle w:val="ab"/>
+        <w:tblW w:w="0" w:type="auto"/>
+        <w:tblLook w:val="04A0" w:firstRow="1" w:lastRow="0" w:firstColumn="1" w:lastColumn="0" w:noHBand="0" w:noVBand="1"/>
+      </w:tblPr>
+      <w:tblGrid>
+        <w:gridCol w:w="2336"/>
+        <w:gridCol w:w="2336"/>
+        <w:gridCol w:w="2336"/>
+        <w:gridCol w:w="2336"/>
+      </w:tblGrid>
+      <w:tr>
+        <w:tc>
+          <w:tcPr>
+            <w:tcW w:w="2336" w:type="dxa"/>
+          </w:tcPr>
+          <w:p>
+            <w:pPr>
+              <w:rPr>
+                <w:rFonts w:ascii="Times New Roman" w:hAnsi="Times New Roman" w:cs="Times New Roman"/>
+                <w:sz w:val="24"/>
+                <w:szCs w:val="24"/>
+              </w:rPr>
+            </w:pPr>
+            <w:r>
+              <w:rPr>
+                <w:rFonts w:ascii="Times New Roman" w:hAnsi="Times New Roman" w:cs="Times New Roman"/>
+                <w:sz w:val="24"/>
+                <w:szCs w:val="24"/>
+              </w:rPr>
+              <w:t>№</w:t>
+            </w:r>
+          </w:p>
+        </w:tc>
+        <w:tc>
+          <w:tcPr>
+            <w:tcW w:w="2336" w:type="dxa"/>
+          </w:tcPr>
+          <w:p>
+            <w:pPr>
+              <w:rPr>
+                <w:rFonts w:ascii="Times New Roman" w:hAnsi="Times New Roman" w:cs="Times New Roman"/>
+                <w:sz w:val="24"/>
+                <w:szCs w:val="24"/>
+              </w:rPr>
+            </w:pPr>
+            <w:r>
+              <w:rPr>
+                <w:rFonts w:ascii="Times New Roman" w:hAnsi="Times New Roman" w:cs="Times New Roman"/>
+                <w:sz w:val="24"/>
+                <w:szCs w:val="24"/>
+              </w:rPr>
+              <w:t>Проверка</w:t>
+            </w:r>
+          </w:p>
+        </w:tc>
+        <w:tc>
+          <w:tcPr>
+            <w:tcW w:w="2336" w:type="dxa"/>
+          </w:tcPr>
+          <w:p>
+            <w:pPr>
+              <w:rPr>
+                <w:rFonts w:ascii="Times New Roman" w:hAnsi="Times New Roman" w:cs="Times New Roman"/>
+                <w:sz w:val="24"/>
+                <w:szCs w:val="24"/>
+              </w:rPr>
+            </w:pPr>
+            <w:r>
+              <w:rPr>
+                <w:rFonts w:ascii="Times New Roman" w:hAnsi="Times New Roman" w:cs="Times New Roman"/>
+                <w:sz w:val="24"/>
+                <w:szCs w:val="24"/>
+              </w:rPr>
+              <w:t>Ожидаемый результат</w:t>
+            </w:r>
+          </w:p>
+        </w:tc>
+        <w:tc>
+          <w:tcPr>
+            <w:tcW w:w="2336" w:type="dxa"/>
+          </w:tcPr>
+          <w:p>
+            <w:pPr>
+              <w:rPr>
+                <w:rFonts w:ascii="Times New Roman" w:hAnsi="Times New Roman" w:cs="Times New Roman"/>
+                <w:sz w:val="24"/>
+                <w:szCs w:val="24"/>
+              </w:rPr>
+            </w:pPr>
+            <w:r>
+              <w:rPr>
+                <w:rFonts w:ascii="Times New Roman" w:hAnsi="Times New Roman" w:cs="Times New Roman"/>
+                <w:sz w:val="24"/>
+                <w:szCs w:val="24"/>
+              </w:rPr>
+              <w:t>Статус</w:t>
+            </w:r>
+          </w:p>
+        </w:tc>
+      </w:tr>
+      <w:tr>
+        <w:tc>
+          <w:tcPr>
+            <w:tcW w:w="2336" w:type="dxa"/>
+          </w:tcPr>
+          <w:p>
+            <w:pPr>
+              <w:rPr>
+                <w:rFonts w:ascii="Times New Roman" w:hAnsi="Times New Roman" w:cs="Times New Roman"/>
+                <w:sz w:val="24"/>
+                <w:szCs w:val="24"/>
+              </w:rPr>
+            </w:pPr>
+            <w:r>
+              <w:rPr>
+                <w:rFonts w:ascii="Times New Roman" w:hAnsi="Times New Roman" w:cs="Times New Roman"/>
+                <w:sz w:val="24"/>
+                <w:szCs w:val="24"/>
+              </w:rPr>
+              <w:t>1</w:t>
+            </w:r>
+          </w:p>
+        </w:tc>
+        <w:tc>
+          <w:tcPr>
+            <w:tcW w:w="2336" w:type="dxa"/>
+          </w:tcPr>
+          <w:p>
+            <w:pPr>
+              <w:rPr>
+                <w:rFonts w:ascii="Times New Roman" w:hAnsi="Times New Roman" w:cs="Times New Roman"/>
+                <w:sz w:val="24"/>
+                <w:szCs w:val="24"/>
+              </w:rPr>
+            </w:pPr>
+            <w:r>
+              <w:rPr>
+                <w:rFonts w:ascii="Times New Roman" w:hAnsi="Times New Roman" w:cs="Times New Roman"/>
+                <w:sz w:val="24"/>
+                <w:szCs w:val="24"/>
+              </w:rPr>
+              <w:t>Переход на страницу /home/ после входа</w:t>
+            </w:r>
+          </w:p>
+        </w:tc>
+        <w:tc>
+          <w:tcPr>
+            <w:tcW w:w="2336" w:type="dxa"/>
+          </w:tcPr>
+          <w:p>
+            <w:pPr>
+              <w:rPr>
+                <w:rFonts w:ascii="Times New Roman" w:hAnsi="Times New Roman" w:cs="Times New Roman"/>
+                <w:sz w:val="24"/>
+                <w:szCs w:val="24"/>
+              </w:rPr>
+            </w:pPr>
+            <w:r>
+              <w:rPr>
+                <w:rFonts w:ascii="Times New Roman" w:hAnsi="Times New Roman" w:cs="Times New Roman"/>
+                <w:sz w:val="24"/>
+                <w:szCs w:val="24"/>
+              </w:rPr>
+              <w:t>Отображается личный кабинет с приветствием пользователя</w:t>
+            </w:r>
+          </w:p>
+        </w:tc>
+        <w:tc>
+          <w:tcPr>
+            <w:tcW w:w="2336" w:type="dxa"/>
+          </w:tcPr>
+          <w:p>
+            <w:pPr>
+              <w:rPr>
+                <w:rFonts w:ascii="Times New Roman" w:hAnsi="Times New Roman" w:cs="Times New Roman"/>
+                <w:sz w:val="24"/>
+                <w:szCs w:val="24"/>
+              </w:rPr>
+            </w:pPr>
+            <w:r>
+              <w:rPr>
+                <w:rFonts w:ascii="Times New Roman" w:hAnsi="Times New Roman" w:cs="Times New Roman"/>
+                <w:sz w:val="24"/>
+                <w:szCs w:val="24"/>
+              </w:rPr>
+              <w:t>Пройдено</w:t>
+            </w:r>
+          </w:p>
+        </w:tc>
+      </w:tr>
+      <w:tr>
+        <w:tc>
+          <w:tcPr>
+            <w:tcW w:w="2336" w:type="dxa"/>
+          </w:tcPr>
+          <w:p>
+            <w:pPr>
+              <w:rPr>
+                <w:rFonts w:ascii="Times New Roman" w:hAnsi="Times New Roman" w:cs="Times New Roman"/>
+                <w:sz w:val="24"/>
+                <w:szCs w:val="24"/>
+              </w:rPr>
+            </w:pPr>
+            <w:r>
+              <w:rPr>
+                <w:rFonts w:ascii="Times New Roman" w:hAnsi="Times New Roman" w:cs="Times New Roman"/>
+                <w:sz w:val="24"/>
+                <w:szCs w:val="24"/>
+              </w:rPr>
+              <w:t>2</w:t>
+            </w:r>
+          </w:p>
+        </w:tc>
+        <w:tc>
+          <w:tcPr>
+            <w:tcW w:w="2336" w:type="dxa"/>
+          </w:tcPr>
+          <w:p>
+            <w:pPr>
+              <w:rPr>
+                <w:rFonts w:ascii="Times New Roman" w:hAnsi="Times New Roman" w:cs="Times New Roman"/>
+                <w:sz w:val="24"/>
+                <w:szCs w:val="24"/>
+              </w:rPr>
+            </w:pPr>
+            <w:r>
+              <w:rPr>
+                <w:rFonts w:ascii="Times New Roman" w:hAnsi="Times New Roman" w:cs="Times New Roman"/>
+                <w:sz w:val="24"/>
+                <w:szCs w:val="24"/>
+              </w:rPr>
+              <w:t>Отображение ФИО или username пользователя</w:t>
+            </w:r>
+          </w:p>
+        </w:tc>
+        <w:tc>
+          <w:tcPr>
+            <w:tcW w:w="2336" w:type="dxa"/>
+          </w:tcPr>
+          <w:p>
+            <w:pPr>
+              <w:rPr>
+                <w:rFonts w:ascii="Times New Roman" w:hAnsi="Times New Roman" w:cs="Times New Roman"/>
+                <w:sz w:val="24"/>
+                <w:szCs w:val="24"/>
+              </w:rPr>
+            </w:pPr>
+            <w:r>
+              <w:rPr>
+                <w:rFonts w:ascii="Times New Roman" w:hAnsi="Times New Roman" w:cs="Times New Roman"/>
+                <w:sz w:val="24"/>
+                <w:szCs w:val="24"/>
+              </w:rPr>
+              <w:t>В приветствии указано корректное имя</w:t>
+            </w:r>
+          </w:p>
+        </w:tc>
+        <w:tc>
+          <w:tcPr>
+            <w:tcW w:w="2336" w:type="dxa"/>
+          </w:tcPr>
+          <w:p>
+            <w:pPr>
+              <w:rPr>
+                <w:rFonts w:ascii="Times New Roman" w:hAnsi="Times New Roman" w:cs="Times New Roman"/>
+                <w:sz w:val="24"/>
+                <w:szCs w:val="24"/>
+              </w:rPr>
+            </w:pPr>
+            <w:r>
+              <w:rPr>
+                <w:rFonts w:ascii="Times New Roman" w:hAnsi="Times New Roman" w:cs="Times New Roman"/>
+                <w:sz w:val="24"/>
+                <w:szCs w:val="24"/>
+              </w:rPr>
+              <w:t>Пройдено</w:t>
+            </w:r>
+          </w:p>
+        </w:tc>
+      </w:tr>
+      <w:tr>
+        <w:tc>
+          <w:tcPr>
+            <w:tcW w:w="2336" w:type="dxa"/>
+          </w:tcPr>
+          <w:p>
+            <w:pPr>
+              <w:rPr>
+                <w:rFonts w:ascii="Times New Roman" w:hAnsi="Times New Roman" w:cs="Times New Roman"/>
+                <w:sz w:val="24"/>
+                <w:szCs w:val="24"/>
+              </w:rPr>
+            </w:pPr>
+            <w:r>
+              <w:rPr>
+                <w:rFonts w:ascii="Times New Roman" w:hAnsi="Times New Roman" w:cs="Times New Roman"/>
+                <w:sz w:val="24"/>
+                <w:szCs w:val="24"/>
+              </w:rPr>
+              <w:t>3</w:t>
+            </w:r>
+          </w:p>
+        </w:tc>
+        <w:tc>
+          <w:tcPr>
+            <w:tcW w:w="2336" w:type="dxa"/>
+          </w:tcPr>
+          <w:p>
+            <w:pPr>
+              <w:rPr>
+                <w:rFonts w:ascii="Times New Roman" w:hAnsi="Times New Roman" w:cs="Times New Roman"/>
+                <w:sz w:val="24"/>
+                <w:szCs w:val="24"/>
+              </w:rPr>
+            </w:pPr>
+            <w:r>
+              <w:rPr>
+                <w:rFonts w:ascii="Times New Roman" w:hAnsi="Times New Roman" w:cs="Times New Roman"/>
+                <w:sz w:val="24"/>
+                <w:szCs w:val="24"/>
+              </w:rPr>
+              <w:t>Наличие кнопки/ссылки выхода из профиля</w:t>
+            </w:r>
+          </w:p>
+        </w:tc>
+        <w:tc>
+          <w:tcPr>
+            <w:tcW w:w="2336" w:type="dxa"/>
+          </w:tcPr>
+          <w:p>
+            <w:pPr>
+              <w:rPr>
+                <w:rFonts w:ascii="Times New Roman" w:hAnsi="Times New Roman" w:cs="Times New Roman"/>
+                <w:sz w:val="24"/>
+                <w:szCs w:val="24"/>
+              </w:rPr>
+            </w:pPr>
+            <w:r>
+              <w:rPr>
+                <w:rFonts w:ascii="Times New Roman" w:hAnsi="Times New Roman" w:cs="Times New Roman"/>
+                <w:sz w:val="24"/>
+                <w:szCs w:val="24"/>
+              </w:rPr>
+              <w:t>Кнопка "Выйти" или иконка выхода видна на странице пользователя</w:t>
+            </w:r>
+          </w:p>
+        </w:tc>
+        <w:tc>
+          <w:tcPr>
+            <w:tcW w:w="2336" w:type="dxa"/>
+          </w:tcPr>
+          <w:p>
+            <w:pPr>
+              <w:rPr>
+                <w:rFonts w:ascii="Times New Roman" w:hAnsi="Times New Roman" w:cs="Times New Roman"/>
+                <w:sz w:val="24"/>
+                <w:szCs w:val="24"/>
+              </w:rPr>
+            </w:pPr>
+            <w:r>
+              <w:rPr>
+                <w:rFonts w:ascii="Times New Roman" w:hAnsi="Times New Roman" w:cs="Times New Roman"/>
+                <w:sz w:val="24"/>
+                <w:szCs w:val="24"/>
+              </w:rPr>
+              <w:t>Пройдено</w:t>
+            </w:r>
+          </w:p>
+        </w:tc>
+      </w:tr>
+      <w:tr>
+        <w:tc>
+          <w:tcPr>
+            <w:tcW w:w="2336" w:type="dxa"/>
+          </w:tcPr>
+          <w:p>
+            <w:pPr>
+              <w:rPr>
+                <w:rFonts w:ascii="Times New Roman" w:hAnsi="Times New Roman" w:cs="Times New Roman"/>
+                <w:sz w:val="24"/>
+                <w:szCs w:val="24"/>
+              </w:rPr>
+            </w:pPr>
+            <w:r>
+              <w:rPr>
+                <w:rFonts w:ascii="Times New Roman" w:hAnsi="Times New Roman" w:cs="Times New Roman"/>
+                <w:sz w:val="24"/>
+                <w:szCs w:val="24"/>
+              </w:rPr>
+              <w:t>4</w:t>
+            </w:r>
+          </w:p>
+        </w:tc>
+        <w:tc>
+          <w:tcPr>
+            <w:tcW w:w="2336" w:type="dxa"/>
+          </w:tcPr>
+          <w:p>
+            <w:pPr>
+              <w:rPr>
+                <w:rFonts w:ascii="Times New Roman" w:hAnsi="Times New Roman" w:cs="Times New Roman"/>
+                <w:sz w:val="24"/>
+                <w:szCs w:val="24"/>
+              </w:rPr>
+            </w:pPr>
+            <w:r>
+              <w:rPr>
+                <w:rFonts w:ascii="Times New Roman" w:hAnsi="Times New Roman" w:cs="Times New Roman"/>
+                <w:sz w:val="24"/>
+                <w:szCs w:val="24"/>
+              </w:rPr>
+              <w:t>Наличие навбара (верхнее меню)</w:t>
+            </w:r>
+          </w:p>
+        </w:tc>
+        <w:tc>
+          <w:tcPr>
+            <w:tcW w:w="2336" w:type="dxa"/>
+          </w:tcPr>
+          <w:p>
+            <w:pPr>
+              <w:rPr>
+                <w:rFonts w:ascii="Times New Roman" w:hAnsi="Times New Roman" w:cs="Times New Roman"/>
+                <w:sz w:val="24"/>
+                <w:szCs w:val="24"/>
+              </w:rPr>
+            </w:pPr>
+            <w:r>
+              <w:rPr>
+                <w:rFonts w:ascii="Times New Roman" w:hAnsi="Times New Roman" w:cs="Times New Roman"/>
+                <w:sz w:val="24"/>
+                <w:szCs w:val="24"/>
+              </w:rPr>
+              <w:t>Видны ссылки: Главная, Аналитика</w:t>
+            </w:r>
+          </w:p>
+        </w:tc>
+        <w:tc>
+          <w:tcPr>
+            <w:tcW w:w="2336" w:type="dxa"/>
+          </w:tcPr>
+          <w:p>
+            <w:pPr>
+              <w:rPr>
+                <w:rFonts w:ascii="Times New Roman" w:hAnsi="Times New Roman" w:cs="Times New Roman"/>
+                <w:sz w:val="24"/>
+                <w:szCs w:val="24"/>
+              </w:rPr>
+            </w:pPr>
+            <w:r>
+              <w:rPr>
+                <w:rFonts w:ascii="Times New Roman" w:hAnsi="Times New Roman" w:cs="Times New Roman"/>
+                <w:sz w:val="24"/>
+                <w:szCs w:val="24"/>
+              </w:rPr>
+              <w:t>Пройдено</w:t>
+            </w:r>
+          </w:p>
+        </w:tc>
+      </w:tr>
+      <w:tr>
+        <w:tc>
+          <w:tcPr>
+            <w:tcW w:w="2336" w:type="dxa"/>
+          </w:tcPr>
+          <w:p>
+            <w:pPr>
+              <w:rPr>
+                <w:rFonts w:ascii="Times New Roman" w:hAnsi="Times New Roman" w:cs="Times New Roman"/>
+                <w:sz w:val="24"/>
+                <w:szCs w:val="24"/>
+              </w:rPr>
+            </w:pPr>
+            <w:r>
+              <w:rPr>
+                <w:rFonts w:ascii="Times New Roman" w:hAnsi="Times New Roman" w:cs="Times New Roman"/>
+                <w:sz w:val="24"/>
+                <w:szCs w:val="24"/>
+              </w:rPr>
+              <w:t>5</w:t>
+            </w:r>
+          </w:p>
+        </w:tc>
+        <w:tc>
+          <w:tcPr>
+            <w:tcW w:w="2336" w:type="dxa"/>
+          </w:tcPr>
+          <w:p>
+            <w:pPr>
+              <w:rPr>
+                <w:rFonts w:ascii="Times New Roman" w:hAnsi="Times New Roman" w:cs="Times New Roman"/>
+                <w:sz w:val="24"/>
+                <w:szCs w:val="24"/>
+              </w:rPr>
+            </w:pPr>
+            <w:r>
+              <w:rPr>
+                <w:rFonts w:ascii="Times New Roman" w:hAnsi="Times New Roman" w:cs="Times New Roman"/>
+                <w:sz w:val="24"/>
+                <w:szCs w:val="24"/>
+              </w:rPr>
+              <w:t>Возможность изменять информацию профиля</w:t>
+            </w:r>
+          </w:p>
+        </w:tc>
+        <w:tc>
+          <w:tcPr>
+            <w:tcW w:w="2336" w:type="dxa"/>
+          </w:tcPr>
+          <w:p>
+            <w:pPr>
+              <w:rPr>
+                <w:rFonts w:ascii="Times New Roman" w:hAnsi="Times New Roman" w:cs="Times New Roman"/>
+                <w:sz w:val="24"/>
+                <w:szCs w:val="24"/>
+              </w:rPr>
+            </w:pPr>
+            <w:r>
+              <w:rPr>
+                <w:rFonts w:ascii="Times New Roman" w:hAnsi="Times New Roman" w:cs="Times New Roman"/>
+                <w:sz w:val="24"/>
+                <w:szCs w:val="24"/>
+              </w:rPr>
+              <w:t>Есть кнопка «Изменить» с функцией изменения  информации о пользователе</w:t>
+            </w:r>
+          </w:p>
+        </w:tc>
+        <w:tc>
+          <w:tcPr>
+            <w:tcW w:w="2336" w:type="dxa"/>
+          </w:tcPr>
+          <w:p>
+            <w:pPr>
+              <w:rPr>
+                <w:rFonts w:ascii="Times New Roman" w:hAnsi="Times New Roman" w:cs="Times New Roman"/>
+                <w:sz w:val="24"/>
+                <w:szCs w:val="24"/>
+              </w:rPr>
+            </w:pPr>
+            <w:r>
+              <w:rPr>
+                <w:rFonts w:ascii="Times New Roman" w:hAnsi="Times New Roman" w:cs="Times New Roman"/>
+                <w:sz w:val="24"/>
+                <w:szCs w:val="24"/>
+              </w:rPr>
+              <w:t>Пройдено</w:t>
+            </w:r>
+          </w:p>
+        </w:tc>
+      </w:tr>
+    </w:tbl>
+    <w:p>
+      <w:pPr>
+        <w:spacing w:after="100" w:afterAutospacing="1" w:line="360" w:lineRule="auto"/>
+        <w:ind w:firstLine="709"/>
+        <w:contextualSpacing/>
+        <w:jc w:val="both"/>
+        <w:rPr>
+          <w:rFonts w:ascii="Times New Roman" w:eastAsia="Times New Roman" w:hAnsi="Times New Roman" w:cs="Times New Roman"/>
+          <w:sz w:val="28"/>
+          <w:szCs w:val="28"/>
+          <w:lang w:eastAsia="ru-RU"/>
+        </w:rPr>
+      </w:pPr>
+    </w:p>
+    <w:p>
+      <w:pPr>
+        <w:spacing w:after="100" w:afterAutospacing="1" w:line="360" w:lineRule="auto"/>
+        <w:ind w:firstLine="709"/>
+        <w:contextualSpacing/>
+        <w:jc w:val="both"/>
+        <w:rPr>
+          <w:rFonts w:ascii="Times New Roman" w:eastAsia="Times New Roman" w:hAnsi="Times New Roman" w:cs="Times New Roman"/>
+          <w:sz w:val="28"/>
+          <w:szCs w:val="28"/>
+          <w:lang w:eastAsia="ru-RU"/>
+        </w:rPr>
+      </w:pPr>
+      <w:r>
+        <w:rPr>
+          <w:rFonts w:ascii="Times New Roman" w:eastAsia="Times New Roman" w:hAnsi="Times New Roman" w:cs="Times New Roman"/>
+          <w:sz w:val="28"/>
+          <w:szCs w:val="28"/>
+          <w:lang w:eastAsia="ru-RU"/>
+        </w:rPr>
+        <w:t>Вывод: профиль и навигация понятны пользователю и соответствует необходимым требованием</w:t>
+      </w:r>
+    </w:p>
+    <w:p>
+      <w:pPr>
+        <w:spacing w:after="100" w:afterAutospacing="1" w:line="360" w:lineRule="auto"/>
+        <w:ind w:firstLine="709"/>
+        <w:contextualSpacing/>
+        <w:jc w:val="both"/>
+        <w:rPr>
+          <w:rFonts w:ascii="Times New Roman" w:eastAsia="Times New Roman" w:hAnsi="Times New Roman" w:cs="Times New Roman"/>
+          <w:sz w:val="28"/>
+          <w:szCs w:val="28"/>
+          <w:lang w:eastAsia="ru-RU"/>
+        </w:rPr>
+      </w:pPr>
+      <w:r>
+        <w:rPr>
+          <w:rFonts w:ascii="Times New Roman" w:eastAsia="Times New Roman" w:hAnsi="Times New Roman" w:cs="Times New Roman"/>
+          <w:sz w:val="28"/>
+          <w:szCs w:val="28"/>
+          <w:lang w:eastAsia="ru-RU"/>
+        </w:rPr>
+        <w:t>Таблица 23 – Аналитика профиля</w:t>
+      </w:r>
+    </w:p>
+    <w:tbl>
+      <w:tblPr>
+        <w:tblStyle w:val="ab"/>
+        <w:tblW w:w="0" w:type="auto"/>
+        <w:tblLook w:val="04A0" w:firstRow="1" w:lastRow="0" w:firstColumn="1" w:lastColumn="0" w:noHBand="0" w:noVBand="1"/>
+      </w:tblPr>
+      <w:tblGrid>
+        <w:gridCol w:w="2336"/>
+        <w:gridCol w:w="2336"/>
+        <w:gridCol w:w="2336"/>
+        <w:gridCol w:w="2336"/>
+      </w:tblGrid>
+      <w:tr>
+        <w:tc>
+          <w:tcPr>
+            <w:tcW w:w="2336" w:type="dxa"/>
+          </w:tcPr>
+          <w:p>
+            <w:pPr>
+              <w:rPr>
+                <w:rFonts w:ascii="Times New Roman" w:hAnsi="Times New Roman" w:cs="Times New Roman"/>
+                <w:sz w:val="24"/>
+                <w:szCs w:val="24"/>
+              </w:rPr>
+            </w:pPr>
+            <w:r>
+              <w:rPr>
+                <w:rFonts w:ascii="Times New Roman" w:hAnsi="Times New Roman" w:cs="Times New Roman"/>
+                <w:sz w:val="24"/>
+                <w:szCs w:val="24"/>
+              </w:rPr>
+              <w:t>№</w:t>
+            </w:r>
+          </w:p>
+        </w:tc>
+        <w:tc>
+          <w:tcPr>
+            <w:tcW w:w="2336" w:type="dxa"/>
+          </w:tcPr>
+          <w:p>
+            <w:pPr>
+              <w:rPr>
+                <w:rFonts w:ascii="Times New Roman" w:hAnsi="Times New Roman" w:cs="Times New Roman"/>
+                <w:sz w:val="24"/>
+                <w:szCs w:val="24"/>
+              </w:rPr>
+            </w:pPr>
+            <w:r>
+              <w:rPr>
+                <w:rFonts w:ascii="Times New Roman" w:hAnsi="Times New Roman" w:cs="Times New Roman"/>
+                <w:sz w:val="24"/>
+                <w:szCs w:val="24"/>
+              </w:rPr>
+              <w:t>Проверка</w:t>
+            </w:r>
+          </w:p>
+        </w:tc>
+        <w:tc>
+          <w:tcPr>
+            <w:tcW w:w="2336" w:type="dxa"/>
+          </w:tcPr>
+          <w:p>
+            <w:pPr>
+              <w:rPr>
+                <w:rFonts w:ascii="Times New Roman" w:hAnsi="Times New Roman" w:cs="Times New Roman"/>
+                <w:sz w:val="24"/>
+                <w:szCs w:val="24"/>
+              </w:rPr>
+            </w:pPr>
+            <w:r>
+              <w:rPr>
+                <w:rFonts w:ascii="Times New Roman" w:hAnsi="Times New Roman" w:cs="Times New Roman"/>
+                <w:sz w:val="24"/>
+                <w:szCs w:val="24"/>
+              </w:rPr>
+              <w:t>Ожидаемый результат</w:t>
+            </w:r>
+          </w:p>
+        </w:tc>
+        <w:tc>
+          <w:tcPr>
+            <w:tcW w:w="2336" w:type="dxa"/>
+          </w:tcPr>
+          <w:p>
+            <w:pPr>
+              <w:rPr>
+                <w:rFonts w:ascii="Times New Roman" w:hAnsi="Times New Roman" w:cs="Times New Roman"/>
+                <w:sz w:val="24"/>
+                <w:szCs w:val="24"/>
+              </w:rPr>
+            </w:pPr>
+            <w:r>
+              <w:rPr>
+                <w:rFonts w:ascii="Times New Roman" w:hAnsi="Times New Roman" w:cs="Times New Roman"/>
+                <w:sz w:val="24"/>
+                <w:szCs w:val="24"/>
+              </w:rPr>
+              <w:t>Статус</w:t>
+            </w:r>
+          </w:p>
+        </w:tc>
+      </w:tr>
+      <w:tr>
+        <w:tc>
+          <w:tcPr>
+            <w:tcW w:w="2336" w:type="dxa"/>
+          </w:tcPr>
+          <w:p>
+            <w:pPr>
+              <w:rPr>
+                <w:rFonts w:ascii="Times New Roman" w:hAnsi="Times New Roman" w:cs="Times New Roman"/>
+                <w:sz w:val="24"/>
+                <w:szCs w:val="24"/>
+              </w:rPr>
+            </w:pPr>
+            <w:r>
+              <w:rPr>
+                <w:rFonts w:ascii="Times New Roman" w:hAnsi="Times New Roman" w:cs="Times New Roman"/>
+                <w:sz w:val="24"/>
+                <w:szCs w:val="24"/>
+              </w:rPr>
+              <w:t>6</w:t>
+            </w:r>
+          </w:p>
+        </w:tc>
+        <w:tc>
+          <w:tcPr>
+            <w:tcW w:w="2336" w:type="dxa"/>
+          </w:tcPr>
+          <w:p>
+            <w:pPr>
+              <w:rPr>
+                <w:rFonts w:ascii="Times New Roman" w:hAnsi="Times New Roman" w:cs="Times New Roman"/>
+                <w:sz w:val="24"/>
+                <w:szCs w:val="24"/>
+              </w:rPr>
+            </w:pPr>
+            <w:r>
+              <w:rPr>
+                <w:rFonts w:ascii="Times New Roman" w:hAnsi="Times New Roman" w:cs="Times New Roman"/>
+                <w:sz w:val="24"/>
+                <w:szCs w:val="24"/>
+              </w:rPr>
+              <w:t>Отображение статистики тестов</w:t>
+            </w:r>
+          </w:p>
+        </w:tc>
+        <w:tc>
+          <w:tcPr>
+            <w:tcW w:w="2336" w:type="dxa"/>
+          </w:tcPr>
+          <w:p>
+            <w:pPr>
+              <w:rPr>
+                <w:rFonts w:ascii="Times New Roman" w:hAnsi="Times New Roman" w:cs="Times New Roman"/>
+                <w:sz w:val="24"/>
+                <w:szCs w:val="24"/>
+              </w:rPr>
+            </w:pPr>
+            <w:r>
+              <w:rPr>
+                <w:rFonts w:ascii="Times New Roman" w:hAnsi="Times New Roman" w:cs="Times New Roman"/>
+                <w:sz w:val="24"/>
+                <w:szCs w:val="24"/>
+              </w:rPr>
+              <w:t>Видно количество пройденных тестов</w:t>
+            </w:r>
+          </w:p>
+        </w:tc>
+        <w:tc>
+          <w:tcPr>
+            <w:tcW w:w="2336" w:type="dxa"/>
+          </w:tcPr>
+          <w:p>
+            <w:pPr>
+              <w:rPr>
+                <w:rFonts w:ascii="Times New Roman" w:hAnsi="Times New Roman" w:cs="Times New Roman"/>
+                <w:sz w:val="24"/>
+                <w:szCs w:val="24"/>
+              </w:rPr>
+            </w:pPr>
+            <w:r>
+              <w:rPr>
+                <w:rFonts w:ascii="Times New Roman" w:hAnsi="Times New Roman" w:cs="Times New Roman"/>
+                <w:sz w:val="24"/>
+                <w:szCs w:val="24"/>
+              </w:rPr>
+              <w:t>Пройдено</w:t>
+            </w:r>
+          </w:p>
+        </w:tc>
+      </w:tr>
+      <w:tr>
+        <w:tc>
+          <w:tcPr>
+            <w:tcW w:w="2336" w:type="dxa"/>
+          </w:tcPr>
+          <w:p>
+            <w:pPr>
+              <w:rPr>
+                <w:rFonts w:ascii="Times New Roman" w:hAnsi="Times New Roman" w:cs="Times New Roman"/>
+                <w:sz w:val="24"/>
+                <w:szCs w:val="24"/>
+              </w:rPr>
+            </w:pPr>
+            <w:r>
+              <w:rPr>
+                <w:rFonts w:ascii="Times New Roman" w:hAnsi="Times New Roman" w:cs="Times New Roman"/>
+                <w:sz w:val="24"/>
+                <w:szCs w:val="24"/>
+              </w:rPr>
+              <w:lastRenderedPageBreak/>
+              <w:t>7</w:t>
+            </w:r>
+          </w:p>
+        </w:tc>
+        <w:tc>
+          <w:tcPr>
+            <w:tcW w:w="2336" w:type="dxa"/>
+          </w:tcPr>
+          <w:p>
+            <w:pPr>
+              <w:rPr>
+                <w:rFonts w:ascii="Times New Roman" w:hAnsi="Times New Roman" w:cs="Times New Roman"/>
+                <w:sz w:val="24"/>
+                <w:szCs w:val="24"/>
+              </w:rPr>
+            </w:pPr>
+            <w:r>
+              <w:rPr>
+                <w:rFonts w:ascii="Times New Roman" w:hAnsi="Times New Roman" w:cs="Times New Roman"/>
+                <w:sz w:val="24"/>
+                <w:szCs w:val="24"/>
+              </w:rPr>
+              <w:t>Отображение процента неправильных ответов</w:t>
+            </w:r>
+          </w:p>
+        </w:tc>
+        <w:tc>
+          <w:tcPr>
+            <w:tcW w:w="2336" w:type="dxa"/>
+          </w:tcPr>
+          <w:p>
+            <w:pPr>
+              <w:rPr>
+                <w:rFonts w:ascii="Times New Roman" w:hAnsi="Times New Roman" w:cs="Times New Roman"/>
+                <w:sz w:val="24"/>
+                <w:szCs w:val="24"/>
+              </w:rPr>
+            </w:pPr>
+            <w:r>
+              <w:rPr>
+                <w:rFonts w:ascii="Times New Roman" w:hAnsi="Times New Roman" w:cs="Times New Roman"/>
+                <w:sz w:val="24"/>
+                <w:szCs w:val="24"/>
+              </w:rPr>
+              <w:t>Виден средний процент неуспешных ответов</w:t>
+            </w:r>
+          </w:p>
+        </w:tc>
+        <w:tc>
+          <w:tcPr>
+            <w:tcW w:w="2336" w:type="dxa"/>
+          </w:tcPr>
+          <w:p>
+            <w:pPr>
+              <w:rPr>
+                <w:rFonts w:ascii="Times New Roman" w:hAnsi="Times New Roman" w:cs="Times New Roman"/>
+                <w:sz w:val="24"/>
+                <w:szCs w:val="24"/>
+              </w:rPr>
+            </w:pPr>
+            <w:r>
+              <w:rPr>
+                <w:rFonts w:ascii="Times New Roman" w:hAnsi="Times New Roman" w:cs="Times New Roman"/>
+                <w:sz w:val="24"/>
+                <w:szCs w:val="24"/>
+              </w:rPr>
+              <w:t>Пройдено</w:t>
+            </w:r>
+          </w:p>
+        </w:tc>
+      </w:tr>
+    </w:tbl>
+    <w:p>
+      <w:pPr>
+        <w:spacing w:after="100" w:afterAutospacing="1" w:line="360" w:lineRule="auto"/>
+        <w:ind w:firstLine="709"/>
+        <w:contextualSpacing/>
+        <w:jc w:val="both"/>
+        <w:rPr>
+          <w:rFonts w:ascii="Times New Roman" w:eastAsia="Times New Roman" w:hAnsi="Times New Roman" w:cs="Times New Roman"/>
+          <w:sz w:val="28"/>
+          <w:szCs w:val="28"/>
+          <w:lang w:eastAsia="ru-RU"/>
+        </w:rPr>
+      </w:pPr>
+    </w:p>
+    <w:p>
+      <w:pPr>
+        <w:spacing w:after="100" w:afterAutospacing="1" w:line="360" w:lineRule="auto"/>
+        <w:ind w:firstLine="709"/>
+        <w:contextualSpacing/>
+        <w:jc w:val="both"/>
+        <w:rPr>
+          <w:rFonts w:ascii="Times New Roman" w:eastAsia="Times New Roman" w:hAnsi="Times New Roman" w:cs="Times New Roman"/>
+          <w:sz w:val="28"/>
+          <w:szCs w:val="28"/>
+          <w:lang w:eastAsia="ru-RU"/>
+        </w:rPr>
+      </w:pPr>
+      <w:r>
+        <w:rPr>
+          <w:rFonts w:ascii="Times New Roman" w:eastAsia="Times New Roman" w:hAnsi="Times New Roman" w:cs="Times New Roman"/>
+          <w:sz w:val="28"/>
+          <w:szCs w:val="28"/>
+          <w:lang w:eastAsia="ru-RU"/>
+        </w:rPr>
+        <w:t>Вывод: аналитика профиля отображает корректную информацию о прохождениях тестов</w:t>
+      </w:r>
+    </w:p>
+    <w:p>
+      <w:pPr>
+        <w:spacing w:after="100" w:afterAutospacing="1" w:line="360" w:lineRule="auto"/>
+        <w:ind w:firstLine="709"/>
+        <w:contextualSpacing/>
+        <w:jc w:val="both"/>
+        <w:rPr>
+          <w:rFonts w:ascii="Times New Roman" w:eastAsia="Times New Roman" w:hAnsi="Times New Roman" w:cs="Times New Roman"/>
+          <w:sz w:val="28"/>
+          <w:szCs w:val="28"/>
+          <w:lang w:eastAsia="ru-RU"/>
+        </w:rPr>
+      </w:pPr>
+      <w:r>
+        <w:rPr>
+          <w:rFonts w:ascii="Times New Roman" w:eastAsia="Times New Roman" w:hAnsi="Times New Roman" w:cs="Times New Roman"/>
+          <w:sz w:val="28"/>
+          <w:szCs w:val="28"/>
+          <w:lang w:eastAsia="ru-RU"/>
+        </w:rPr>
+        <w:t>Таблица 24 – удобство использования</w:t>
+      </w:r>
+    </w:p>
+    <w:tbl>
+      <w:tblPr>
+        <w:tblStyle w:val="ab"/>
+        <w:tblW w:w="0" w:type="auto"/>
+        <w:tblLook w:val="04A0" w:firstRow="1" w:lastRow="0" w:firstColumn="1" w:lastColumn="0" w:noHBand="0" w:noVBand="1"/>
+      </w:tblPr>
+      <w:tblGrid>
+        <w:gridCol w:w="2336"/>
+        <w:gridCol w:w="2336"/>
+        <w:gridCol w:w="2336"/>
+        <w:gridCol w:w="2336"/>
+      </w:tblGrid>
+      <w:tr>
+        <w:tc>
+          <w:tcPr>
+            <w:tcW w:w="2336" w:type="dxa"/>
+          </w:tcPr>
+          <w:p>
+            <w:pPr>
+              <w:rPr>
+                <w:rFonts w:ascii="Times New Roman" w:hAnsi="Times New Roman" w:cs="Times New Roman"/>
+                <w:sz w:val="24"/>
+                <w:szCs w:val="24"/>
+              </w:rPr>
+            </w:pPr>
+            <w:r>
+              <w:rPr>
+                <w:rFonts w:ascii="Times New Roman" w:hAnsi="Times New Roman" w:cs="Times New Roman"/>
+                <w:sz w:val="24"/>
+                <w:szCs w:val="24"/>
+              </w:rPr>
+              <w:t>№</w:t>
+            </w:r>
+          </w:p>
+        </w:tc>
+        <w:tc>
+          <w:tcPr>
+            <w:tcW w:w="2336" w:type="dxa"/>
+          </w:tcPr>
+          <w:p>
+            <w:pPr>
+              <w:rPr>
+                <w:rFonts w:ascii="Times New Roman" w:hAnsi="Times New Roman" w:cs="Times New Roman"/>
+                <w:sz w:val="24"/>
+                <w:szCs w:val="24"/>
+              </w:rPr>
+            </w:pPr>
+            <w:r>
+              <w:rPr>
+                <w:rFonts w:ascii="Times New Roman" w:hAnsi="Times New Roman" w:cs="Times New Roman"/>
+                <w:sz w:val="24"/>
+                <w:szCs w:val="24"/>
+              </w:rPr>
+              <w:t>Проверка</w:t>
+            </w:r>
+          </w:p>
+        </w:tc>
+        <w:tc>
+          <w:tcPr>
+            <w:tcW w:w="2336" w:type="dxa"/>
+          </w:tcPr>
+          <w:p>
+            <w:pPr>
+              <w:rPr>
+                <w:rFonts w:ascii="Times New Roman" w:hAnsi="Times New Roman" w:cs="Times New Roman"/>
+                <w:sz w:val="24"/>
+                <w:szCs w:val="24"/>
+              </w:rPr>
+            </w:pPr>
+            <w:r>
+              <w:rPr>
+                <w:rFonts w:ascii="Times New Roman" w:hAnsi="Times New Roman" w:cs="Times New Roman"/>
+                <w:sz w:val="24"/>
+                <w:szCs w:val="24"/>
+              </w:rPr>
+              <w:t>Оценка (1-5)</w:t>
+            </w:r>
+          </w:p>
+        </w:tc>
+        <w:tc>
+          <w:tcPr>
+            <w:tcW w:w="2336" w:type="dxa"/>
+          </w:tcPr>
+          <w:p>
+            <w:pPr>
+              <w:rPr>
+                <w:rFonts w:ascii="Times New Roman" w:hAnsi="Times New Roman" w:cs="Times New Roman"/>
+                <w:sz w:val="24"/>
+                <w:szCs w:val="24"/>
+              </w:rPr>
+            </w:pPr>
+            <w:r>
+              <w:rPr>
+                <w:rFonts w:ascii="Times New Roman" w:hAnsi="Times New Roman" w:cs="Times New Roman"/>
+                <w:sz w:val="24"/>
+                <w:szCs w:val="24"/>
+              </w:rPr>
+              <w:t>Замечания</w:t>
+            </w:r>
+          </w:p>
+        </w:tc>
+      </w:tr>
+      <w:tr>
+        <w:tc>
+          <w:tcPr>
+            <w:tcW w:w="2336" w:type="dxa"/>
+          </w:tcPr>
+          <w:p>
+            <w:pPr>
+              <w:rPr>
+                <w:rFonts w:ascii="Times New Roman" w:hAnsi="Times New Roman" w:cs="Times New Roman"/>
+                <w:sz w:val="24"/>
+                <w:szCs w:val="24"/>
+              </w:rPr>
+            </w:pPr>
+            <w:r>
+              <w:rPr>
+                <w:rFonts w:ascii="Times New Roman" w:hAnsi="Times New Roman" w:cs="Times New Roman"/>
+                <w:sz w:val="24"/>
+                <w:szCs w:val="24"/>
+              </w:rPr>
+              <w:t>8</w:t>
+            </w:r>
+          </w:p>
+        </w:tc>
+        <w:tc>
+          <w:tcPr>
+            <w:tcW w:w="2336" w:type="dxa"/>
+          </w:tcPr>
+          <w:p>
+            <w:pPr>
+              <w:rPr>
+                <w:rFonts w:ascii="Times New Roman" w:hAnsi="Times New Roman" w:cs="Times New Roman"/>
+                <w:sz w:val="24"/>
+                <w:szCs w:val="24"/>
+              </w:rPr>
+            </w:pPr>
+            <w:r>
+              <w:rPr>
+                <w:rFonts w:ascii="Times New Roman" w:hAnsi="Times New Roman" w:cs="Times New Roman"/>
+                <w:sz w:val="24"/>
+                <w:szCs w:val="24"/>
+              </w:rPr>
+              <w:t>Понятно ли где находится кнопка выхода</w:t>
+            </w:r>
+          </w:p>
+        </w:tc>
+        <w:tc>
+          <w:tcPr>
+            <w:tcW w:w="2336" w:type="dxa"/>
+          </w:tcPr>
+          <w:p>
+            <w:pPr>
+              <w:rPr>
+                <w:rFonts w:ascii="Times New Roman" w:hAnsi="Times New Roman" w:cs="Times New Roman"/>
+                <w:sz w:val="24"/>
+                <w:szCs w:val="24"/>
+              </w:rPr>
+            </w:pPr>
+            <w:r>
+              <w:rPr>
+                <w:rFonts w:ascii="Times New Roman" w:hAnsi="Times New Roman" w:cs="Times New Roman"/>
+                <w:sz w:val="24"/>
+                <w:szCs w:val="24"/>
+              </w:rPr>
+              <w:t>4</w:t>
+            </w:r>
+          </w:p>
+        </w:tc>
+        <w:tc>
+          <w:tcPr>
+            <w:tcW w:w="2336" w:type="dxa"/>
+          </w:tcPr>
+          <w:p>
+            <w:pPr>
+              <w:rPr>
+                <w:rFonts w:ascii="Times New Roman" w:hAnsi="Times New Roman" w:cs="Times New Roman"/>
+                <w:sz w:val="24"/>
+                <w:szCs w:val="24"/>
+              </w:rPr>
+            </w:pPr>
+            <w:r>
+              <w:rPr>
+                <w:rFonts w:ascii="Times New Roman" w:hAnsi="Times New Roman" w:cs="Times New Roman"/>
+                <w:sz w:val="24"/>
+                <w:szCs w:val="24"/>
+              </w:rPr>
+              <w:t>Можно реализовать кнопку выхода на главной странице без перехода к профилю</w:t>
+            </w:r>
+          </w:p>
+        </w:tc>
+      </w:tr>
+      <w:tr>
+        <w:tc>
+          <w:tcPr>
+            <w:tcW w:w="2336" w:type="dxa"/>
+          </w:tcPr>
+          <w:p>
+            <w:pPr>
+              <w:rPr>
+                <w:rFonts w:ascii="Times New Roman" w:hAnsi="Times New Roman" w:cs="Times New Roman"/>
+                <w:sz w:val="24"/>
+                <w:szCs w:val="24"/>
+              </w:rPr>
+            </w:pPr>
+            <w:r>
+              <w:rPr>
+                <w:rFonts w:ascii="Times New Roman" w:hAnsi="Times New Roman" w:cs="Times New Roman"/>
+                <w:sz w:val="24"/>
+                <w:szCs w:val="24"/>
+              </w:rPr>
+              <w:t>9</w:t>
+            </w:r>
+          </w:p>
+        </w:tc>
+        <w:tc>
+          <w:tcPr>
+            <w:tcW w:w="2336" w:type="dxa"/>
+          </w:tcPr>
+          <w:p>
+            <w:pPr>
+              <w:rPr>
+                <w:rFonts w:ascii="Times New Roman" w:hAnsi="Times New Roman" w:cs="Times New Roman"/>
+                <w:sz w:val="24"/>
+                <w:szCs w:val="24"/>
+              </w:rPr>
+            </w:pPr>
+            <w:r>
+              <w:rPr>
+                <w:rFonts w:ascii="Times New Roman" w:hAnsi="Times New Roman" w:cs="Times New Roman"/>
+                <w:sz w:val="24"/>
+                <w:szCs w:val="24"/>
+              </w:rPr>
+              <w:t>Удобно ли расположены элементы управления</w:t>
+            </w:r>
+          </w:p>
+        </w:tc>
+        <w:tc>
+          <w:tcPr>
+            <w:tcW w:w="2336" w:type="dxa"/>
+          </w:tcPr>
+          <w:p>
+            <w:pPr>
+              <w:rPr>
+                <w:rFonts w:ascii="Times New Roman" w:hAnsi="Times New Roman" w:cs="Times New Roman"/>
+                <w:sz w:val="24"/>
+                <w:szCs w:val="24"/>
+              </w:rPr>
+            </w:pPr>
+            <w:r>
+              <w:rPr>
+                <w:rFonts w:ascii="Times New Roman" w:hAnsi="Times New Roman" w:cs="Times New Roman"/>
+                <w:sz w:val="24"/>
+                <w:szCs w:val="24"/>
+              </w:rPr>
+              <w:t>5</w:t>
+            </w:r>
+          </w:p>
+        </w:tc>
+        <w:tc>
+          <w:tcPr>
+            <w:tcW w:w="2336" w:type="dxa"/>
+          </w:tcPr>
+          <w:p>
+            <w:pPr>
+              <w:rPr>
+                <w:rFonts w:ascii="Times New Roman" w:hAnsi="Times New Roman" w:cs="Times New Roman"/>
+                <w:sz w:val="24"/>
+                <w:szCs w:val="24"/>
+              </w:rPr>
+            </w:pPr>
+          </w:p>
+        </w:tc>
+      </w:tr>
+      <w:tr>
+        <w:tc>
+          <w:tcPr>
+            <w:tcW w:w="2336" w:type="dxa"/>
+          </w:tcPr>
+          <w:p>
+            <w:pPr>
+              <w:rPr>
+                <w:rFonts w:ascii="Times New Roman" w:hAnsi="Times New Roman" w:cs="Times New Roman"/>
+                <w:sz w:val="24"/>
+                <w:szCs w:val="24"/>
+              </w:rPr>
+            </w:pPr>
+            <w:r>
+              <w:rPr>
+                <w:rFonts w:ascii="Times New Roman" w:hAnsi="Times New Roman" w:cs="Times New Roman"/>
+                <w:sz w:val="24"/>
+                <w:szCs w:val="24"/>
+              </w:rPr>
+              <w:t>10</w:t>
+            </w:r>
+          </w:p>
+        </w:tc>
+        <w:tc>
+          <w:tcPr>
+            <w:tcW w:w="2336" w:type="dxa"/>
+          </w:tcPr>
+          <w:p>
+            <w:pPr>
+              <w:rPr>
+                <w:rFonts w:ascii="Times New Roman" w:hAnsi="Times New Roman" w:cs="Times New Roman"/>
+                <w:sz w:val="24"/>
+                <w:szCs w:val="24"/>
+              </w:rPr>
+            </w:pPr>
+            <w:r>
+              <w:rPr>
+                <w:rFonts w:ascii="Times New Roman" w:hAnsi="Times New Roman" w:cs="Times New Roman"/>
+                <w:sz w:val="24"/>
+                <w:szCs w:val="24"/>
+              </w:rPr>
+              <w:t>Достаточно ли контрастный текст</w:t>
+            </w:r>
+          </w:p>
+        </w:tc>
+        <w:tc>
+          <w:tcPr>
+            <w:tcW w:w="2336" w:type="dxa"/>
+          </w:tcPr>
+          <w:p>
+            <w:pPr>
+              <w:rPr>
+                <w:rFonts w:ascii="Times New Roman" w:hAnsi="Times New Roman" w:cs="Times New Roman"/>
+                <w:sz w:val="24"/>
+                <w:szCs w:val="24"/>
+              </w:rPr>
+            </w:pPr>
+            <w:r>
+              <w:rPr>
+                <w:rFonts w:ascii="Times New Roman" w:hAnsi="Times New Roman" w:cs="Times New Roman"/>
+                <w:sz w:val="24"/>
+                <w:szCs w:val="24"/>
+              </w:rPr>
+              <w:t>5</w:t>
+            </w:r>
+          </w:p>
+        </w:tc>
+        <w:tc>
+          <w:tcPr>
+            <w:tcW w:w="2336" w:type="dxa"/>
+          </w:tcPr>
+          <w:p>
+            <w:pPr>
+              <w:rPr>
+                <w:rFonts w:ascii="Times New Roman" w:hAnsi="Times New Roman" w:cs="Times New Roman"/>
+                <w:sz w:val="24"/>
+                <w:szCs w:val="24"/>
+              </w:rPr>
+            </w:pPr>
+          </w:p>
+        </w:tc>
+      </w:tr>
+      <w:tr>
+        <w:tc>
+          <w:tcPr>
+            <w:tcW w:w="2336" w:type="dxa"/>
+          </w:tcPr>
+          <w:p>
+            <w:pPr>
+              <w:rPr>
+                <w:rFonts w:ascii="Times New Roman" w:hAnsi="Times New Roman" w:cs="Times New Roman"/>
+                <w:sz w:val="24"/>
+                <w:szCs w:val="24"/>
+              </w:rPr>
+            </w:pPr>
+            <w:r>
+              <w:rPr>
+                <w:rFonts w:ascii="Times New Roman" w:hAnsi="Times New Roman" w:cs="Times New Roman"/>
+                <w:sz w:val="24"/>
+                <w:szCs w:val="24"/>
+              </w:rPr>
+              <w:t>11</w:t>
+            </w:r>
+          </w:p>
+        </w:tc>
+        <w:tc>
+          <w:tcPr>
+            <w:tcW w:w="2336" w:type="dxa"/>
+          </w:tcPr>
+          <w:p>
+            <w:pPr>
+              <w:rPr>
+                <w:rFonts w:ascii="Times New Roman" w:hAnsi="Times New Roman" w:cs="Times New Roman"/>
+                <w:sz w:val="24"/>
+                <w:szCs w:val="24"/>
+              </w:rPr>
+            </w:pPr>
+            <w:r>
+              <w:rPr>
+                <w:rFonts w:ascii="Times New Roman" w:hAnsi="Times New Roman" w:cs="Times New Roman"/>
+                <w:sz w:val="24"/>
+                <w:szCs w:val="24"/>
+              </w:rPr>
+              <w:t>Понятно ли какая кнопка что делает</w:t>
+            </w:r>
+          </w:p>
+        </w:tc>
+        <w:tc>
+          <w:tcPr>
+            <w:tcW w:w="2336" w:type="dxa"/>
+          </w:tcPr>
+          <w:p>
+            <w:pPr>
+              <w:rPr>
+                <w:rFonts w:ascii="Times New Roman" w:hAnsi="Times New Roman" w:cs="Times New Roman"/>
+                <w:sz w:val="24"/>
+                <w:szCs w:val="24"/>
+              </w:rPr>
+            </w:pPr>
+            <w:r>
+              <w:rPr>
+                <w:rFonts w:ascii="Times New Roman" w:hAnsi="Times New Roman" w:cs="Times New Roman"/>
+                <w:sz w:val="24"/>
+                <w:szCs w:val="24"/>
+              </w:rPr>
+              <w:t>5</w:t>
+            </w:r>
+          </w:p>
+        </w:tc>
+        <w:tc>
+          <w:tcPr>
+            <w:tcW w:w="2336" w:type="dxa"/>
+          </w:tcPr>
+          <w:p>
+            <w:pPr>
+              <w:rPr>
+                <w:rFonts w:ascii="Times New Roman" w:hAnsi="Times New Roman" w:cs="Times New Roman"/>
+                <w:sz w:val="24"/>
+                <w:szCs w:val="24"/>
+              </w:rPr>
+            </w:pPr>
+          </w:p>
+        </w:tc>
+      </w:tr>
+      <w:tr>
+        <w:tc>
+          <w:tcPr>
+            <w:tcW w:w="2336" w:type="dxa"/>
+          </w:tcPr>
+          <w:p>
+            <w:pPr>
+              <w:rPr>
+                <w:rFonts w:ascii="Times New Roman" w:hAnsi="Times New Roman" w:cs="Times New Roman"/>
+                <w:sz w:val="24"/>
+                <w:szCs w:val="24"/>
+              </w:rPr>
+            </w:pPr>
+            <w:r>
+              <w:rPr>
+                <w:rFonts w:ascii="Times New Roman" w:hAnsi="Times New Roman" w:cs="Times New Roman"/>
+                <w:sz w:val="24"/>
+                <w:szCs w:val="24"/>
+              </w:rPr>
+              <w:t>12</w:t>
+            </w:r>
+          </w:p>
+        </w:tc>
+        <w:tc>
+          <w:tcPr>
+            <w:tcW w:w="2336" w:type="dxa"/>
+          </w:tcPr>
+          <w:p>
+            <w:pPr>
+              <w:rPr>
+                <w:rFonts w:ascii="Times New Roman" w:hAnsi="Times New Roman" w:cs="Times New Roman"/>
+                <w:sz w:val="24"/>
+                <w:szCs w:val="24"/>
+              </w:rPr>
+            </w:pPr>
+            <w:r>
+              <w:rPr>
+                <w:rFonts w:ascii="Times New Roman" w:hAnsi="Times New Roman" w:cs="Times New Roman"/>
+                <w:sz w:val="24"/>
+                <w:szCs w:val="24"/>
+              </w:rPr>
+              <w:t>Быстро ли загружается страница профиля</w:t>
+            </w:r>
+          </w:p>
+        </w:tc>
+        <w:tc>
+          <w:tcPr>
+            <w:tcW w:w="2336" w:type="dxa"/>
+          </w:tcPr>
+          <w:p>
+            <w:pPr>
+              <w:rPr>
+                <w:rFonts w:ascii="Times New Roman" w:hAnsi="Times New Roman" w:cs="Times New Roman"/>
+                <w:sz w:val="24"/>
+                <w:szCs w:val="24"/>
+              </w:rPr>
+            </w:pPr>
+            <w:r>
+              <w:rPr>
+                <w:rFonts w:ascii="Times New Roman" w:hAnsi="Times New Roman" w:cs="Times New Roman"/>
+                <w:sz w:val="24"/>
+                <w:szCs w:val="24"/>
+              </w:rPr>
+              <w:t>5</w:t>
+            </w:r>
+          </w:p>
+        </w:tc>
+        <w:tc>
+          <w:tcPr>
+            <w:tcW w:w="2336" w:type="dxa"/>
+          </w:tcPr>
+          <w:p>
+            <w:pPr>
+              <w:rPr>
+                <w:rFonts w:ascii="Times New Roman" w:hAnsi="Times New Roman" w:cs="Times New Roman"/>
+                <w:sz w:val="24"/>
+                <w:szCs w:val="24"/>
+              </w:rPr>
+            </w:pPr>
+          </w:p>
+        </w:tc>
+      </w:tr>
+    </w:tbl>
+    <w:p>
+      <w:pPr>
+        <w:spacing w:after="100" w:afterAutospacing="1" w:line="360" w:lineRule="auto"/>
+        <w:contextualSpacing/>
+        <w:jc w:val="both"/>
+        <w:rPr>
+          <w:rFonts w:ascii="Times New Roman" w:eastAsia="Times New Roman" w:hAnsi="Times New Roman" w:cs="Times New Roman"/>
+          <w:sz w:val="28"/>
+          <w:szCs w:val="28"/>
+          <w:lang w:eastAsia="ru-RU"/>
+        </w:rPr>
+      </w:pPr>
+    </w:p>
+    <w:p>
+      <w:pPr>
+        <w:spacing w:after="100" w:afterAutospacing="1" w:line="360" w:lineRule="auto"/>
+        <w:contextualSpacing/>
+        <w:jc w:val="both"/>
+        <w:rPr>
+          <w:rFonts w:ascii="Times New Roman" w:eastAsia="Times New Roman" w:hAnsi="Times New Roman" w:cs="Times New Roman"/>
+          <w:sz w:val="28"/>
+          <w:szCs w:val="28"/>
+          <w:lang w:eastAsia="ru-RU"/>
+        </w:rPr>
+      </w:pPr>
+      <w:r>
+        <w:rPr>
+          <w:rFonts w:ascii="Times New Roman" w:eastAsia="Times New Roman" w:hAnsi="Times New Roman" w:cs="Times New Roman"/>
+          <w:sz w:val="28"/>
+          <w:szCs w:val="28"/>
+          <w:lang w:eastAsia="ru-RU"/>
+        </w:rPr>
+        <w:tab/>
+        <w:t>Вывод: сайт соответствует требованиям по удобству использования, но с некоторым замечанием.</w:t>
+      </w:r>
+    </w:p>
+    <w:p>
+      <w:pPr>
+        <w:spacing w:after="100" w:afterAutospacing="1" w:line="360" w:lineRule="auto"/>
+        <w:contextualSpacing/>
+        <w:jc w:val="both"/>
+        <w:rPr>
+          <w:rFonts w:ascii="Times New Roman" w:eastAsia="Times New Roman" w:hAnsi="Times New Roman" w:cs="Times New Roman"/>
+          <w:sz w:val="28"/>
+          <w:szCs w:val="28"/>
+          <w:lang w:eastAsia="ru-RU"/>
+        </w:rPr>
+      </w:pPr>
+      <w:r>
+        <w:rPr>
+          <w:rFonts w:ascii="Times New Roman" w:eastAsia="Times New Roman" w:hAnsi="Times New Roman" w:cs="Times New Roman"/>
+          <w:sz w:val="28"/>
+          <w:szCs w:val="28"/>
+          <w:lang w:eastAsia="ru-RU"/>
+        </w:rPr>
+        <w:tab/>
+      </w:r>
+      <w:r>
+        <w:rPr>
+          <w:rFonts w:ascii="Times New Roman" w:eastAsia="Times New Roman" w:hAnsi="Times New Roman" w:cs="Times New Roman"/>
+          <w:sz w:val="28"/>
+          <w:szCs w:val="28"/>
+          <w:lang w:eastAsia="ru-RU"/>
+        </w:rPr>
+        <w:t xml:space="preserve">В ходе тестирования АИС «Wrong Turn» с использованием чек-листа было проверено 12 проверок, охватывающих профиль пользователя, навигацию, аналитику и удобство использования. По результатам тестирования все функциональные проверки (№1-7) пройдены успешно — профиль корректно отображает приветствие пользователя, содержит кнопку выхода и навбар с основными разделами, а также предоставляет возможность </w:t>
+      </w:r>
+      <w:r>
+        <w:rPr>
+          <w:rFonts w:ascii="Times New Roman" w:eastAsia="Times New Roman" w:hAnsi="Times New Roman" w:cs="Times New Roman"/>
+          <w:sz w:val="28"/>
+          <w:szCs w:val="28"/>
+          <w:lang w:eastAsia="ru-RU"/>
+        </w:rPr>
+        <w:lastRenderedPageBreak/>
+        <w:t xml:space="preserve">редактирования информации. Аналитика профиля отображает достоверные данные о количестве пройденных тестов и проценте неправильных ответов. По шкале удобства использования (1-5) средняя оценка составила 4,8, что свидетельствует о высоком уровне UX. Единственное замечание касается реализации кнопки выхода — рекомендуется добавить её также на главную страницу, чтобы пользователь мог завершить сессию без перехода в профиль. В целом </w:t>
+      </w:r>
+      <w:r>
+        <w:rPr>
+          <w:rFonts w:ascii="Times New Roman" w:eastAsia="Times New Roman" w:hAnsi="Times New Roman" w:cs="Times New Roman"/>
+          <w:sz w:val="28"/>
+          <w:szCs w:val="28"/>
+          <w:lang w:eastAsia="ru-RU"/>
+        </w:rPr>
+        <w:t>Интерфейс Пользователя готов</w:t>
+      </w:r>
+      <w:bookmarkStart w:id="73" w:name="_GoBack"/>
       <w:bookmarkEnd w:id="73"/>
+      <w:r>
+        <w:rPr>
+          <w:rFonts w:ascii="Times New Roman" w:eastAsia="Times New Roman" w:hAnsi="Times New Roman" w:cs="Times New Roman"/>
+          <w:sz w:val="28"/>
+          <w:szCs w:val="28"/>
+          <w:lang w:eastAsia="ru-RU"/>
+        </w:rPr>
+        <w:t xml:space="preserve"> к эксплуатации и соответствует предъявляемым требованиям.</w:t>
+      </w:r>
     </w:p>
     <w:p>
       <w:pPr>
         <w:spacing w:after="100" w:afterAutospacing="1" w:line="360" w:lineRule="auto"/>
-        <w:ind w:firstLine="709"/>
-        <w:contextualSpacing/>
-        <w:jc w:val="both"/>
-        <w:rPr>
-          <w:rFonts w:ascii="Times New Roman" w:eastAsia="Times New Roman" w:hAnsi="Times New Roman" w:cs="Times New Roman"/>
-          <w:sz w:val="28"/>
-          <w:szCs w:val="28"/>
-          <w:lang w:eastAsia="ru-RU"/>
-        </w:rPr>
-      </w:pPr>
-      <w:r>
-        <w:rPr>
-          <w:rFonts w:ascii="Times New Roman" w:eastAsia="Times New Roman" w:hAnsi="Times New Roman" w:cs="Times New Roman"/>
-          <w:sz w:val="28"/>
-          <w:szCs w:val="28"/>
-          <w:highlight w:val="yellow"/>
-          <w:lang w:eastAsia="ru-RU"/>
-        </w:rPr>
-        <w:t>Описание что делали с тестами индивидуально и тестовая документация</w:t>
-      </w:r>
-    </w:p>
-    <w:p>
-      <w:pPr>
-        <w:spacing w:after="100" w:afterAutospacing="1" w:line="360" w:lineRule="auto"/>
-        <w:ind w:firstLine="709"/>
-        <w:contextualSpacing/>
-        <w:jc w:val="both"/>
-        <w:rPr>
-          <w:rFonts w:ascii="Times New Roman" w:eastAsia="Times New Roman" w:hAnsi="Times New Roman" w:cs="Times New Roman"/>
-          <w:sz w:val="28"/>
-          <w:szCs w:val="28"/>
-          <w:lang w:eastAsia="ru-RU"/>
-        </w:rPr>
-      </w:pPr>
-    </w:p>
-    <w:p>
-      <w:pPr>
-        <w:spacing w:after="100" w:afterAutospacing="1" w:line="360" w:lineRule="auto"/>
-        <w:ind w:firstLine="709"/>
         <w:contextualSpacing/>
         <w:jc w:val="both"/>
         <w:rPr>
@@ -29781,7 +30853,7 @@
           <w:rPr>
             <w:noProof/>
           </w:rPr>
-          <w:t>58</w:t>
+          <w:t>61</w:t>
         </w:r>
         <w:r>
           <w:fldChar w:fldCharType="end"/>
@@ -34529,7 +35601,7 @@
 </file>
 
 <file path=customXml/itemProps1.xml><?xml version="1.0" encoding="utf-8"?>
-<ds:datastoreItem xmlns:ds="http://schemas.openxmlformats.org/officeDocument/2006/customXml" ds:itemID="{30351316-4D09-4200-B953-0DC40D8F44F7}">
+<ds:datastoreItem xmlns:ds="http://schemas.openxmlformats.org/officeDocument/2006/customXml" ds:itemID="{7B479708-D370-4D74-B7DC-A3177A629FD1}">
   <ds:schemaRefs>
     <ds:schemaRef ds:uri="http://schemas.openxmlformats.org/officeDocument/2006/bibliography"/>
   </ds:schemaRefs>
